--- a/assessment/writ1/dat5001-tomrowan-st20285213-writ1.docx
+++ b/assessment/writ1/dat5001-tomrowan-st20285213-writ1.docx
@@ -974,6 +974,18 @@
           <w:lang w:val="en-GB" w:eastAsia="en-US" w:bidi="ar-SA"/>
         </w:rPr>
         <w:t xml:space="preserve"> </w:t>
+      </w:r>
+      <w:r>
+        <w:rPr>
+          <w:rStyle w:val="Strong"/>
+          <w:rFonts w:eastAsia="Arial" w:cs="Arial" w:ascii="Nimbus Sans" w:hAnsi="Nimbus Sans"/>
+          <w:b w:val="false"/>
+          <w:bCs w:val="false"/>
+          <w:kern w:val="0"/>
+          <w:szCs w:val="24"/>
+          <w:lang w:val="en-GB" w:eastAsia="en-US" w:bidi="ar-SA"/>
+        </w:rPr>
+        <w:t xml:space="preserve">and the results section of this report, </w:t>
       </w:r>
       <w:r>
         <w:rPr>
@@ -2296,7 +2308,7 @@
           <w:szCs w:val="24"/>
           <w:lang w:val="en-GB" w:eastAsia="en-US" w:bidi="ar-SA"/>
         </w:rPr>
-        <w:t xml:space="preserve">This is the database that I am using for my project: </w:t>
+        <w:t xml:space="preserve">This is the database that I am using as the basis for my project: </w:t>
       </w:r>
       <w:hyperlink r:id="rId17">
         <w:r>
@@ -2310,17 +2322,104 @@
           <w:t>https://planet4589.org/space/gcat/index.html</w:t>
         </w:r>
       </w:hyperlink>
-      <w:hyperlink r:id="rId18">
-        <w:r>
-          <w:rPr>
-            <w:rFonts w:eastAsia="Arial" w:cs="Arial" w:ascii="Nimbus Sans" w:hAnsi="Nimbus Sans"/>
-            <w:kern w:val="0"/>
-            <w:szCs w:val="24"/>
-            <w:lang w:val="en-GB" w:eastAsia="en-US" w:bidi="ar-SA"/>
-          </w:rPr>
-          <w:t xml:space="preserve"> </w:t>
-        </w:r>
-      </w:hyperlink>
+      <w:r>
+        <w:rPr>
+          <w:rFonts w:eastAsia="Arial" w:cs="Arial" w:ascii="Nimbus Sans" w:hAnsi="Nimbus Sans"/>
+          <w:kern w:val="0"/>
+          <w:szCs w:val="24"/>
+          <w:lang w:val="en-GB" w:eastAsia="en-US" w:bidi="ar-SA"/>
+        </w:rPr>
+        <w:t xml:space="preserve"> </w:t>
+      </w:r>
+    </w:p>
+    <w:p>
+      <w:pPr>
+        <w:pStyle w:val="Normal"/>
+        <w:widowControl/>
+        <w:bidi w:val="0"/>
+        <w:spacing w:before="0" w:after="0"/>
+        <w:jc w:val="start"/>
+        <w:rPr>
+          <w:rFonts w:ascii="Arial" w:hAnsi="Arial" w:cs="Arial"/>
+          <w:szCs w:val="24"/>
+        </w:rPr>
+      </w:pPr>
+      <w:r>
+        <w:rPr>
+          <w:rFonts w:eastAsia="Arial" w:ascii="Nimbus Sans" w:hAnsi="Nimbus Sans"/>
+          <w:kern w:val="0"/>
+          <w:lang w:val="en-GB" w:eastAsia="en-US" w:bidi="ar-SA"/>
+        </w:rPr>
+      </w:r>
+    </w:p>
+    <w:p>
+      <w:pPr>
+        <w:pStyle w:val="Normal"/>
+        <w:widowControl/>
+        <w:bidi w:val="0"/>
+        <w:spacing w:before="0" w:after="0"/>
+        <w:jc w:val="start"/>
+        <w:rPr>
+          <w:rFonts w:ascii="Arial" w:hAnsi="Arial" w:cs="Arial"/>
+          <w:szCs w:val="24"/>
+        </w:rPr>
+      </w:pPr>
+      <w:r>
+        <w:rPr>
+          <w:rFonts w:eastAsia="Arial" w:ascii="Nimbus Sans" w:hAnsi="Nimbus Sans"/>
+          <w:kern w:val="0"/>
+          <w:lang w:val="en-GB" w:eastAsia="en-US" w:bidi="ar-SA"/>
+        </w:rPr>
+        <w:t>“</w:t>
+      </w:r>
+      <w:r>
+        <w:rPr>
+          <w:rFonts w:eastAsia="Arial" w:ascii="Nimbus Sans" w:hAnsi="Nimbus Sans"/>
+          <w:kern w:val="0"/>
+          <w:lang w:val="en-GB" w:eastAsia="en-US" w:bidi="ar-SA"/>
+        </w:rPr>
+        <w:t>GCAT is released under the Creative Commons CC-BY licence.”</w:t>
+      </w:r>
+    </w:p>
+    <w:p>
+      <w:pPr>
+        <w:pStyle w:val="Normal"/>
+        <w:widowControl/>
+        <w:bidi w:val="0"/>
+        <w:spacing w:before="0" w:after="0"/>
+        <w:jc w:val="start"/>
+        <w:rPr>
+          <w:rFonts w:ascii="Arial" w:hAnsi="Arial" w:cs="Arial"/>
+          <w:szCs w:val="24"/>
+        </w:rPr>
+      </w:pPr>
+      <w:r>
+        <w:rPr>
+          <w:rFonts w:eastAsia="Arial" w:ascii="Nimbus Sans" w:hAnsi="Nimbus Sans"/>
+          <w:kern w:val="0"/>
+          <w:lang w:val="en-GB" w:eastAsia="en-US" w:bidi="ar-SA"/>
+        </w:rPr>
+      </w:r>
+    </w:p>
+    <w:p>
+      <w:pPr>
+        <w:pStyle w:val="Normal"/>
+        <w:widowControl/>
+        <w:bidi w:val="0"/>
+        <w:spacing w:before="0" w:after="0"/>
+        <w:jc w:val="start"/>
+        <w:rPr>
+          <w:rFonts w:ascii="Arial" w:hAnsi="Arial" w:cs="Arial"/>
+          <w:szCs w:val="24"/>
+        </w:rPr>
+      </w:pPr>
+      <w:r>
+        <w:rPr>
+          <w:rFonts w:eastAsia="Arial" w:ascii="Nimbus Sans" w:hAnsi="Nimbus Sans"/>
+          <w:kern w:val="0"/>
+          <w:lang w:val="en-GB" w:eastAsia="en-US" w:bidi="ar-SA"/>
+        </w:rPr>
+      </w:r>
     </w:p>
     <w:p>
       <w:pPr>
@@ -2629,6 +2728,3743 @@
       <w:r>
         <w:rPr>
           <w:rFonts w:eastAsia="Arial" w:ascii="Nimbus Sans" w:hAnsi="Nimbus Sans"/>
+          <w:kern w:val="0"/>
+          <w:lang w:val="en-GB" w:eastAsia="en-US" w:bidi="ar-SA"/>
+        </w:rPr>
+      </w:r>
+    </w:p>
+    <w:p>
+      <w:pPr>
+        <w:pStyle w:val="Normal"/>
+        <w:widowControl/>
+        <w:bidi w:val="0"/>
+        <w:spacing w:before="0" w:after="0"/>
+        <w:jc w:val="start"/>
+        <w:rPr>
+          <w:rFonts w:ascii="Arial" w:hAnsi="Arial" w:cs="Arial"/>
+          <w:szCs w:val="24"/>
+        </w:rPr>
+      </w:pPr>
+      <w:r>
+        <w:rPr>
+          <w:rFonts w:eastAsia="Arial" w:ascii="Nimbus Sans" w:hAnsi="Nimbus Sans"/>
+          <w:kern w:val="0"/>
+          <w:lang w:val="en-GB" w:eastAsia="en-US" w:bidi="ar-SA"/>
+        </w:rPr>
+      </w:r>
+    </w:p>
+    <w:p>
+      <w:pPr>
+        <w:pStyle w:val="Normal"/>
+        <w:widowControl/>
+        <w:bidi w:val="0"/>
+        <w:spacing w:before="0" w:after="0"/>
+        <w:jc w:val="start"/>
+        <w:rPr>
+          <w:rFonts w:ascii="Arial" w:hAnsi="Arial" w:cs="Arial"/>
+          <w:szCs w:val="24"/>
+        </w:rPr>
+      </w:pPr>
+      <w:r>
+        <w:rPr>
+          <w:rFonts w:eastAsia="Arial" w:ascii="Nimbus Sans" w:hAnsi="Nimbus Sans"/>
+          <w:kern w:val="0"/>
+          <w:lang w:val="en-GB" w:eastAsia="en-US" w:bidi="ar-SA"/>
+        </w:rPr>
+      </w:r>
+      <w:r>
+        <w:br w:type="page"/>
+      </w:r>
+    </w:p>
+    <w:p>
+      <w:pPr>
+        <w:pStyle w:val="Normal"/>
+        <w:widowControl/>
+        <w:bidi w:val="0"/>
+        <w:spacing w:before="0" w:after="0"/>
+        <w:jc w:val="start"/>
+        <w:rPr>
+          <w:rFonts w:ascii="Arial" w:hAnsi="Arial" w:cs="Arial"/>
+          <w:szCs w:val="24"/>
+        </w:rPr>
+      </w:pPr>
+      <w:r>
+        <w:rPr>
+          <w:rFonts w:eastAsia="Arial" w:cs="Arial" w:ascii="Arial" w:hAnsi="Arial"/>
+          <w:b/>
+          <w:bCs/>
+          <w:kern w:val="0"/>
+          <w:szCs w:val="24"/>
+          <w:lang w:val="en-GB" w:eastAsia="en-US" w:bidi="ar-SA"/>
+        </w:rPr>
+        <w:t xml:space="preserve">cleaning and transformation procedures along with description about the data context/metadata. </w:t>
+      </w:r>
+    </w:p>
+    <w:p>
+      <w:pPr>
+        <w:pStyle w:val="Normal"/>
+        <w:widowControl/>
+        <w:bidi w:val="0"/>
+        <w:spacing w:before="0" w:after="0"/>
+        <w:jc w:val="start"/>
+        <w:rPr>
+          <w:rFonts w:ascii="Arial" w:hAnsi="Arial" w:cs="Arial"/>
+          <w:szCs w:val="24"/>
+        </w:rPr>
+      </w:pPr>
+      <w:r>
+        <w:rPr>
+          <w:rFonts w:eastAsia="Arial" w:ascii="Arial" w:hAnsi="Arial"/>
+          <w:b/>
+          <w:bCs/>
+          <w:kern w:val="0"/>
+          <w:lang w:val="en-GB" w:eastAsia="en-US" w:bidi="ar-SA"/>
+        </w:rPr>
+      </w:r>
+    </w:p>
+    <w:p>
+      <w:pPr>
+        <w:pStyle w:val="Normal"/>
+        <w:widowControl/>
+        <w:bidi w:val="0"/>
+        <w:spacing w:before="0" w:after="0"/>
+        <w:jc w:val="start"/>
+        <w:rPr>
+          <w:rFonts w:ascii="Arial" w:hAnsi="Arial" w:cs="Arial"/>
+          <w:szCs w:val="24"/>
+        </w:rPr>
+      </w:pPr>
+      <w:r>
+        <w:rPr>
+          <w:rFonts w:eastAsia="Arial" w:cs="Arial" w:ascii="Arial" w:hAnsi="Arial"/>
+          <w:kern w:val="0"/>
+          <w:szCs w:val="24"/>
+          <w:lang w:val="en-GB" w:eastAsia="en-US" w:bidi="ar-SA"/>
+        </w:rPr>
+        <w:t>The GCAT database is split into a number of databases. I chose to download the following files.</w:t>
+      </w:r>
+    </w:p>
+    <w:p>
+      <w:pPr>
+        <w:pStyle w:val="Normal"/>
+        <w:widowControl/>
+        <w:bidi w:val="0"/>
+        <w:spacing w:before="0" w:after="0"/>
+        <w:jc w:val="start"/>
+        <w:rPr>
+          <w:rFonts w:ascii="Arial" w:hAnsi="Arial" w:cs="Arial"/>
+          <w:szCs w:val="24"/>
+        </w:rPr>
+      </w:pPr>
+      <w:r>
+        <w:rPr>
+          <w:rFonts w:eastAsia="Arial" w:ascii="Arial" w:hAnsi="Arial"/>
+          <w:kern w:val="0"/>
+          <w:lang w:val="en-GB" w:eastAsia="en-US" w:bidi="ar-SA"/>
+        </w:rPr>
+      </w:r>
+    </w:p>
+    <w:p>
+      <w:pPr>
+        <w:pStyle w:val="Normal"/>
+        <w:widowControl/>
+        <w:numPr>
+          <w:ilvl w:val="0"/>
+          <w:numId w:val="2"/>
+        </w:numPr>
+        <w:bidi w:val="0"/>
+        <w:spacing w:before="0" w:after="0"/>
+        <w:jc w:val="start"/>
+        <w:rPr>
+          <w:rFonts w:ascii="Arial" w:hAnsi="Arial" w:cs="Arial"/>
+          <w:szCs w:val="24"/>
+        </w:rPr>
+      </w:pPr>
+      <w:r>
+        <w:rPr>
+          <w:rFonts w:eastAsia="Arial" w:cs="Arial" w:ascii="Arial" w:hAnsi="Arial"/>
+          <w:kern w:val="0"/>
+          <w:szCs w:val="24"/>
+          <w:lang w:val="en-GB" w:eastAsia="en-US" w:bidi="ar-SA"/>
+        </w:rPr>
+        <w:t>The main SatCat database – detail on the initial state of objects.</w:t>
+      </w:r>
+    </w:p>
+    <w:p>
+      <w:pPr>
+        <w:pStyle w:val="Normal"/>
+        <w:widowControl/>
+        <w:numPr>
+          <w:ilvl w:val="0"/>
+          <w:numId w:val="2"/>
+        </w:numPr>
+        <w:bidi w:val="0"/>
+        <w:spacing w:before="0" w:after="0"/>
+        <w:jc w:val="start"/>
+        <w:rPr>
+          <w:rFonts w:ascii="Arial" w:hAnsi="Arial" w:cs="Arial"/>
+          <w:szCs w:val="24"/>
+        </w:rPr>
+      </w:pPr>
+      <w:r>
+        <w:rPr>
+          <w:rFonts w:eastAsia="Arial" w:cs="Arial" w:ascii="Arial" w:hAnsi="Arial"/>
+          <w:kern w:val="0"/>
+          <w:szCs w:val="24"/>
+          <w:lang w:val="en-GB" w:eastAsia="en-US" w:bidi="ar-SA"/>
+        </w:rPr>
+        <w:t>The events database – subsequent changes to object status.</w:t>
+      </w:r>
+    </w:p>
+    <w:p>
+      <w:pPr>
+        <w:pStyle w:val="Normal"/>
+        <w:widowControl/>
+        <w:numPr>
+          <w:ilvl w:val="0"/>
+          <w:numId w:val="2"/>
+        </w:numPr>
+        <w:bidi w:val="0"/>
+        <w:spacing w:before="0" w:after="0"/>
+        <w:jc w:val="start"/>
+        <w:rPr>
+          <w:rFonts w:ascii="Arial" w:hAnsi="Arial" w:cs="Arial"/>
+          <w:szCs w:val="24"/>
+        </w:rPr>
+      </w:pPr>
+      <w:r>
+        <w:rPr>
+          <w:rFonts w:eastAsia="Arial" w:cs="Arial" w:ascii="Arial" w:hAnsi="Arial"/>
+          <w:kern w:val="0"/>
+          <w:szCs w:val="24"/>
+          <w:lang w:val="en-GB" w:eastAsia="en-US" w:bidi="ar-SA"/>
+        </w:rPr>
+        <w:t>The payloads database – additional information on satellite payloads.</w:t>
+      </w:r>
+    </w:p>
+    <w:p>
+      <w:pPr>
+        <w:pStyle w:val="Normal"/>
+        <w:widowControl/>
+        <w:numPr>
+          <w:ilvl w:val="0"/>
+          <w:numId w:val="2"/>
+        </w:numPr>
+        <w:bidi w:val="0"/>
+        <w:spacing w:before="0" w:after="0"/>
+        <w:jc w:val="start"/>
+        <w:rPr>
+          <w:rFonts w:ascii="Arial" w:hAnsi="Arial" w:cs="Arial"/>
+          <w:szCs w:val="24"/>
+        </w:rPr>
+      </w:pPr>
+      <w:r>
+        <w:rPr>
+          <w:rFonts w:eastAsia="Arial" w:cs="Arial" w:ascii="Arial" w:hAnsi="Arial"/>
+          <w:kern w:val="0"/>
+          <w:szCs w:val="24"/>
+          <w:lang w:val="en-GB" w:eastAsia="en-US" w:bidi="ar-SA"/>
+        </w:rPr>
+        <w:t xml:space="preserve">The </w:t>
+      </w:r>
+      <w:r>
+        <w:rPr>
+          <w:rFonts w:eastAsia="Arial" w:cs="Arial" w:ascii="Arial" w:hAnsi="Arial"/>
+          <w:kern w:val="0"/>
+          <w:szCs w:val="24"/>
+          <w:lang w:val="en-GB" w:eastAsia="en-US" w:bidi="ar-SA"/>
+        </w:rPr>
+        <w:t>launch site database – details on launch sites.</w:t>
+      </w:r>
+    </w:p>
+    <w:p>
+      <w:pPr>
+        <w:pStyle w:val="Normal"/>
+        <w:widowControl/>
+        <w:numPr>
+          <w:ilvl w:val="0"/>
+          <w:numId w:val="2"/>
+        </w:numPr>
+        <w:bidi w:val="0"/>
+        <w:spacing w:before="0" w:after="0"/>
+        <w:jc w:val="start"/>
+        <w:rPr>
+          <w:rFonts w:ascii="Arial" w:hAnsi="Arial" w:cs="Arial"/>
+          <w:szCs w:val="24"/>
+        </w:rPr>
+      </w:pPr>
+      <w:r>
+        <w:rPr>
+          <w:rFonts w:eastAsia="Arial" w:cs="Arial" w:ascii="Arial" w:hAnsi="Arial"/>
+          <w:kern w:val="0"/>
+          <w:szCs w:val="24"/>
+          <w:lang w:val="en-GB" w:eastAsia="en-US" w:bidi="ar-SA"/>
+        </w:rPr>
+        <w:t>T</w:t>
+      </w:r>
+      <w:r>
+        <w:rPr>
+          <w:rFonts w:eastAsia="Arial" w:cs="Arial" w:ascii="Arial" w:hAnsi="Arial"/>
+          <w:kern w:val="0"/>
+          <w:szCs w:val="24"/>
+          <w:lang w:val="en-GB" w:eastAsia="en-US" w:bidi="ar-SA"/>
+        </w:rPr>
+        <w:t>he organisation database – data on all related organisations, such as manufacturers and users of satellites.</w:t>
+      </w:r>
+    </w:p>
+    <w:p>
+      <w:pPr>
+        <w:pStyle w:val="Normal"/>
+        <w:widowControl/>
+        <w:bidi w:val="0"/>
+        <w:spacing w:before="0" w:after="0"/>
+        <w:jc w:val="start"/>
+        <w:rPr>
+          <w:rFonts w:ascii="Arial" w:hAnsi="Arial" w:cs="Arial"/>
+          <w:szCs w:val="24"/>
+        </w:rPr>
+      </w:pPr>
+      <w:r>
+        <w:rPr>
+          <w:rFonts w:eastAsia="Arial" w:ascii="Arial" w:hAnsi="Arial"/>
+          <w:kern w:val="0"/>
+          <w:lang w:val="en-GB" w:eastAsia="en-US" w:bidi="ar-SA"/>
+        </w:rPr>
+      </w:r>
+    </w:p>
+    <w:p>
+      <w:pPr>
+        <w:pStyle w:val="Normal"/>
+        <w:widowControl/>
+        <w:bidi w:val="0"/>
+        <w:spacing w:before="0" w:after="0"/>
+        <w:jc w:val="start"/>
+        <w:rPr>
+          <w:rFonts w:ascii="Arial" w:hAnsi="Arial" w:cs="Arial"/>
+          <w:szCs w:val="24"/>
+        </w:rPr>
+      </w:pPr>
+      <w:r>
+        <w:rPr>
+          <w:rFonts w:eastAsia="Arial" w:cs="Arial" w:ascii="Arial" w:hAnsi="Arial"/>
+          <w:kern w:val="0"/>
+          <w:szCs w:val="24"/>
+          <w:lang w:val="en-GB" w:eastAsia="en-US" w:bidi="ar-SA"/>
+        </w:rPr>
+        <w:t xml:space="preserve">Initially, these databases were downloaded from the website as tab separated value files and loaded in to pandas data frames. This allows for simple and effective manipulation using python. </w:t>
+      </w:r>
+    </w:p>
+    <w:p>
+      <w:pPr>
+        <w:pStyle w:val="Normal"/>
+        <w:widowControl/>
+        <w:bidi w:val="0"/>
+        <w:spacing w:before="0" w:after="0"/>
+        <w:jc w:val="start"/>
+        <w:rPr>
+          <w:rFonts w:ascii="Arial" w:hAnsi="Arial" w:cs="Arial"/>
+          <w:szCs w:val="24"/>
+        </w:rPr>
+      </w:pPr>
+      <w:r>
+        <w:rPr>
+          <w:rFonts w:eastAsia="Arial" w:ascii="Arial" w:hAnsi="Arial"/>
+          <w:kern w:val="0"/>
+          <w:lang w:val="en-GB" w:eastAsia="en-US" w:bidi="ar-SA"/>
+        </w:rPr>
+      </w:r>
+    </w:p>
+    <w:p>
+      <w:pPr>
+        <w:pStyle w:val="Normal"/>
+        <w:widowControl/>
+        <w:bidi w:val="0"/>
+        <w:spacing w:before="0" w:after="0"/>
+        <w:jc w:val="start"/>
+        <w:rPr>
+          <w:rFonts w:ascii="Arial" w:hAnsi="Arial" w:cs="Arial"/>
+          <w:szCs w:val="24"/>
+        </w:rPr>
+      </w:pPr>
+      <w:r>
+        <w:rPr>
+          <w:rFonts w:eastAsia="Arial" w:cs="Arial" w:ascii="Arial" w:hAnsi="Arial"/>
+          <w:kern w:val="0"/>
+          <w:szCs w:val="24"/>
+          <w:lang w:val="en-GB" w:eastAsia="en-US" w:bidi="ar-SA"/>
+        </w:rPr>
+        <w:t>I carried out some exploration of the data. These figures are from 26</w:t>
+      </w:r>
+      <w:r>
+        <w:rPr>
+          <w:rFonts w:eastAsia="Arial" w:cs="Arial" w:ascii="Arial" w:hAnsi="Arial"/>
+          <w:kern w:val="0"/>
+          <w:szCs w:val="24"/>
+          <w:vertAlign w:val="superscript"/>
+          <w:lang w:val="en-GB" w:eastAsia="en-US" w:bidi="ar-SA"/>
+        </w:rPr>
+        <w:t>th</w:t>
+      </w:r>
+      <w:r>
+        <w:rPr>
+          <w:rFonts w:eastAsia="Arial" w:cs="Arial" w:ascii="Arial" w:hAnsi="Arial"/>
+          <w:kern w:val="0"/>
+          <w:szCs w:val="24"/>
+          <w:lang w:val="en-GB" w:eastAsia="en-US" w:bidi="ar-SA"/>
+        </w:rPr>
+        <w:t xml:space="preserve"> November 2025, although the databases grow daily, in particular the SatCat database.</w:t>
+      </w:r>
+    </w:p>
+    <w:p>
+      <w:pPr>
+        <w:pStyle w:val="Normal"/>
+        <w:widowControl/>
+        <w:bidi w:val="0"/>
+        <w:spacing w:before="0" w:after="0"/>
+        <w:jc w:val="start"/>
+        <w:rPr>
+          <w:rFonts w:ascii="Arial" w:hAnsi="Arial" w:cs="Arial"/>
+          <w:szCs w:val="24"/>
+        </w:rPr>
+      </w:pPr>
+      <w:r>
+        <w:rPr>
+          <w:rFonts w:eastAsia="Arial" w:ascii="Arial" w:hAnsi="Arial"/>
+          <w:kern w:val="0"/>
+          <w:lang w:val="en-GB" w:eastAsia="en-US" w:bidi="ar-SA"/>
+        </w:rPr>
+      </w:r>
+    </w:p>
+    <w:tbl>
+      <w:tblPr>
+        <w:tblW w:w="5576" w:type="dxa"/>
+        <w:jc w:val="start"/>
+        <w:tblInd w:w="-5" w:type="dxa"/>
+        <w:tblLayout w:type="fixed"/>
+        <w:tblCellMar>
+          <w:top w:w="55" w:type="dxa"/>
+          <w:start w:w="55" w:type="dxa"/>
+          <w:bottom w:w="55" w:type="dxa"/>
+          <w:end w:w="55" w:type="dxa"/>
+        </w:tblCellMar>
+      </w:tblPr>
+      <w:tblGrid>
+        <w:gridCol w:w="1984"/>
+        <w:gridCol w:w="1796"/>
+        <w:gridCol w:w="1796"/>
+      </w:tblGrid>
+      <w:tr>
+        <w:trPr/>
+        <w:tc>
+          <w:tcPr>
+            <w:tcW w:w="1984" w:type="dxa"/>
+            <w:tcBorders>
+              <w:top w:val="single" w:sz="4" w:space="0" w:color="000000"/>
+              <w:start w:val="single" w:sz="4" w:space="0" w:color="000000"/>
+              <w:bottom w:val="single" w:sz="4" w:space="0" w:color="000000"/>
+            </w:tcBorders>
+          </w:tcPr>
+          <w:p>
+            <w:pPr>
+              <w:pStyle w:val="TableContents"/>
+              <w:bidi w:val="0"/>
+              <w:jc w:val="start"/>
+              <w:rPr>
+                <w:rFonts w:ascii="Arial" w:hAnsi="Arial" w:eastAsia="Arial"/>
+              </w:rPr>
+            </w:pPr>
+            <w:r>
+              <w:rPr>
+                <w:rFonts w:eastAsia="Arial" w:ascii="Arial" w:hAnsi="Arial"/>
+              </w:rPr>
+              <w:t>Database</w:t>
+            </w:r>
+          </w:p>
+        </w:tc>
+        <w:tc>
+          <w:tcPr>
+            <w:tcW w:w="1796" w:type="dxa"/>
+            <w:tcBorders>
+              <w:top w:val="single" w:sz="4" w:space="0" w:color="000000"/>
+              <w:start w:val="single" w:sz="4" w:space="0" w:color="000000"/>
+              <w:bottom w:val="single" w:sz="4" w:space="0" w:color="000000"/>
+            </w:tcBorders>
+          </w:tcPr>
+          <w:p>
+            <w:pPr>
+              <w:pStyle w:val="TableContents"/>
+              <w:bidi w:val="0"/>
+              <w:jc w:val="center"/>
+              <w:rPr>
+                <w:rFonts w:ascii="Arial" w:hAnsi="Arial" w:eastAsia="Arial"/>
+              </w:rPr>
+            </w:pPr>
+            <w:r>
+              <w:rPr>
+                <w:rFonts w:eastAsia="Arial" w:ascii="Arial" w:hAnsi="Arial"/>
+              </w:rPr>
+              <w:t>Columns</w:t>
+            </w:r>
+          </w:p>
+        </w:tc>
+        <w:tc>
+          <w:tcPr>
+            <w:tcW w:w="1796" w:type="dxa"/>
+            <w:tcBorders>
+              <w:top w:val="single" w:sz="4" w:space="0" w:color="000000"/>
+              <w:start w:val="single" w:sz="4" w:space="0" w:color="000000"/>
+              <w:bottom w:val="single" w:sz="4" w:space="0" w:color="000000"/>
+              <w:end w:val="single" w:sz="4" w:space="0" w:color="000000"/>
+            </w:tcBorders>
+          </w:tcPr>
+          <w:p>
+            <w:pPr>
+              <w:pStyle w:val="TableContents"/>
+              <w:bidi w:val="0"/>
+              <w:jc w:val="center"/>
+              <w:rPr>
+                <w:rFonts w:ascii="Arial" w:hAnsi="Arial" w:eastAsia="Arial"/>
+              </w:rPr>
+            </w:pPr>
+            <w:r>
+              <w:rPr>
+                <w:rFonts w:eastAsia="Arial" w:ascii="Arial" w:hAnsi="Arial"/>
+              </w:rPr>
+              <w:t>Rows</w:t>
+            </w:r>
+          </w:p>
+        </w:tc>
+      </w:tr>
+      <w:tr>
+        <w:trPr/>
+        <w:tc>
+          <w:tcPr>
+            <w:tcW w:w="1984" w:type="dxa"/>
+            <w:tcBorders>
+              <w:start w:val="single" w:sz="4" w:space="0" w:color="000000"/>
+              <w:bottom w:val="single" w:sz="4" w:space="0" w:color="000000"/>
+            </w:tcBorders>
+          </w:tcPr>
+          <w:p>
+            <w:pPr>
+              <w:pStyle w:val="TableContents"/>
+              <w:bidi w:val="0"/>
+              <w:jc w:val="start"/>
+              <w:rPr>
+                <w:rFonts w:ascii="Arial" w:hAnsi="Arial" w:eastAsia="Arial"/>
+              </w:rPr>
+            </w:pPr>
+            <w:r>
+              <w:rPr>
+                <w:rFonts w:eastAsia="Arial" w:ascii="Arial" w:hAnsi="Arial"/>
+              </w:rPr>
+              <w:t>Satcat</w:t>
+            </w:r>
+          </w:p>
+        </w:tc>
+        <w:tc>
+          <w:tcPr>
+            <w:tcW w:w="1796" w:type="dxa"/>
+            <w:tcBorders>
+              <w:start w:val="single" w:sz="4" w:space="0" w:color="000000"/>
+              <w:bottom w:val="single" w:sz="4" w:space="0" w:color="000000"/>
+            </w:tcBorders>
+          </w:tcPr>
+          <w:p>
+            <w:pPr>
+              <w:pStyle w:val="TableContents"/>
+              <w:bidi w:val="0"/>
+              <w:jc w:val="center"/>
+              <w:rPr>
+                <w:rFonts w:ascii="Arial" w:hAnsi="Arial" w:eastAsia="Arial"/>
+              </w:rPr>
+            </w:pPr>
+            <w:r>
+              <w:rPr>
+                <w:rFonts w:eastAsia="Arial" w:ascii="Arial" w:hAnsi="Arial"/>
+              </w:rPr>
+              <w:t>42</w:t>
+            </w:r>
+          </w:p>
+        </w:tc>
+        <w:tc>
+          <w:tcPr>
+            <w:tcW w:w="1796" w:type="dxa"/>
+            <w:tcBorders>
+              <w:start w:val="single" w:sz="4" w:space="0" w:color="000000"/>
+              <w:bottom w:val="single" w:sz="4" w:space="0" w:color="000000"/>
+              <w:end w:val="single" w:sz="4" w:space="0" w:color="000000"/>
+            </w:tcBorders>
+          </w:tcPr>
+          <w:p>
+            <w:pPr>
+              <w:pStyle w:val="TableContents"/>
+              <w:bidi w:val="0"/>
+              <w:jc w:val="center"/>
+              <w:rPr>
+                <w:rFonts w:ascii="Arial" w:hAnsi="Arial" w:eastAsia="Arial"/>
+              </w:rPr>
+            </w:pPr>
+            <w:r>
+              <w:rPr>
+                <w:rFonts w:eastAsia="Arial" w:ascii="Arial" w:hAnsi="Arial"/>
+              </w:rPr>
+              <w:t>66650</w:t>
+            </w:r>
+          </w:p>
+        </w:tc>
+      </w:tr>
+      <w:tr>
+        <w:trPr/>
+        <w:tc>
+          <w:tcPr>
+            <w:tcW w:w="1984" w:type="dxa"/>
+            <w:tcBorders>
+              <w:start w:val="single" w:sz="4" w:space="0" w:color="000000"/>
+              <w:bottom w:val="single" w:sz="4" w:space="0" w:color="000000"/>
+            </w:tcBorders>
+          </w:tcPr>
+          <w:p>
+            <w:pPr>
+              <w:pStyle w:val="TableContents"/>
+              <w:bidi w:val="0"/>
+              <w:jc w:val="start"/>
+              <w:rPr>
+                <w:rFonts w:ascii="Arial" w:hAnsi="Arial" w:eastAsia="Arial"/>
+              </w:rPr>
+            </w:pPr>
+            <w:r>
+              <w:rPr>
+                <w:rFonts w:eastAsia="Arial" w:ascii="Arial" w:hAnsi="Arial"/>
+              </w:rPr>
+              <w:t>Events</w:t>
+            </w:r>
+          </w:p>
+        </w:tc>
+        <w:tc>
+          <w:tcPr>
+            <w:tcW w:w="1796" w:type="dxa"/>
+            <w:tcBorders>
+              <w:start w:val="single" w:sz="4" w:space="0" w:color="000000"/>
+              <w:bottom w:val="single" w:sz="4" w:space="0" w:color="000000"/>
+            </w:tcBorders>
+          </w:tcPr>
+          <w:p>
+            <w:pPr>
+              <w:pStyle w:val="TableContents"/>
+              <w:bidi w:val="0"/>
+              <w:jc w:val="center"/>
+              <w:rPr>
+                <w:rFonts w:ascii="Arial" w:hAnsi="Arial" w:eastAsia="Arial"/>
+              </w:rPr>
+            </w:pPr>
+            <w:r>
+              <w:rPr>
+                <w:rFonts w:eastAsia="Arial" w:ascii="Arial" w:hAnsi="Arial"/>
+              </w:rPr>
+              <w:t>42</w:t>
+            </w:r>
+          </w:p>
+        </w:tc>
+        <w:tc>
+          <w:tcPr>
+            <w:tcW w:w="1796" w:type="dxa"/>
+            <w:tcBorders>
+              <w:start w:val="single" w:sz="4" w:space="0" w:color="000000"/>
+              <w:bottom w:val="single" w:sz="4" w:space="0" w:color="000000"/>
+              <w:end w:val="single" w:sz="4" w:space="0" w:color="000000"/>
+            </w:tcBorders>
+          </w:tcPr>
+          <w:p>
+            <w:pPr>
+              <w:pStyle w:val="TableContents"/>
+              <w:bidi w:val="0"/>
+              <w:jc w:val="center"/>
+              <w:rPr>
+                <w:rFonts w:ascii="Arial" w:hAnsi="Arial" w:eastAsia="Arial"/>
+              </w:rPr>
+            </w:pPr>
+            <w:r>
+              <w:rPr>
+                <w:rFonts w:eastAsia="Arial" w:ascii="Arial" w:hAnsi="Arial"/>
+              </w:rPr>
+              <w:t>7345</w:t>
+            </w:r>
+          </w:p>
+        </w:tc>
+      </w:tr>
+      <w:tr>
+        <w:trPr/>
+        <w:tc>
+          <w:tcPr>
+            <w:tcW w:w="1984" w:type="dxa"/>
+            <w:tcBorders>
+              <w:start w:val="single" w:sz="4" w:space="0" w:color="000000"/>
+              <w:bottom w:val="single" w:sz="4" w:space="0" w:color="000000"/>
+            </w:tcBorders>
+          </w:tcPr>
+          <w:p>
+            <w:pPr>
+              <w:pStyle w:val="TableContents"/>
+              <w:bidi w:val="0"/>
+              <w:jc w:val="start"/>
+              <w:rPr>
+                <w:rFonts w:ascii="Arial" w:hAnsi="Arial" w:eastAsia="Arial"/>
+              </w:rPr>
+            </w:pPr>
+            <w:r>
+              <w:rPr>
+                <w:rFonts w:eastAsia="Arial" w:ascii="Arial" w:hAnsi="Arial"/>
+              </w:rPr>
+              <w:t>Payloads</w:t>
+            </w:r>
+          </w:p>
+        </w:tc>
+        <w:tc>
+          <w:tcPr>
+            <w:tcW w:w="1796" w:type="dxa"/>
+            <w:tcBorders>
+              <w:start w:val="single" w:sz="4" w:space="0" w:color="000000"/>
+              <w:bottom w:val="single" w:sz="4" w:space="0" w:color="000000"/>
+            </w:tcBorders>
+          </w:tcPr>
+          <w:p>
+            <w:pPr>
+              <w:pStyle w:val="TableContents"/>
+              <w:bidi w:val="0"/>
+              <w:jc w:val="center"/>
+              <w:rPr>
+                <w:rFonts w:ascii="Arial" w:hAnsi="Arial" w:eastAsia="Arial"/>
+              </w:rPr>
+            </w:pPr>
+            <w:r>
+              <w:rPr>
+                <w:rFonts w:eastAsia="Arial" w:ascii="Arial" w:hAnsi="Arial"/>
+              </w:rPr>
+              <w:t>28</w:t>
+            </w:r>
+          </w:p>
+        </w:tc>
+        <w:tc>
+          <w:tcPr>
+            <w:tcW w:w="1796" w:type="dxa"/>
+            <w:tcBorders>
+              <w:start w:val="single" w:sz="4" w:space="0" w:color="000000"/>
+              <w:bottom w:val="single" w:sz="4" w:space="0" w:color="000000"/>
+              <w:end w:val="single" w:sz="4" w:space="0" w:color="000000"/>
+            </w:tcBorders>
+          </w:tcPr>
+          <w:p>
+            <w:pPr>
+              <w:pStyle w:val="TableContents"/>
+              <w:bidi w:val="0"/>
+              <w:jc w:val="center"/>
+              <w:rPr>
+                <w:rFonts w:ascii="Arial" w:hAnsi="Arial" w:eastAsia="Arial"/>
+              </w:rPr>
+            </w:pPr>
+            <w:r>
+              <w:rPr>
+                <w:rFonts w:eastAsia="Arial" w:ascii="Arial" w:hAnsi="Arial"/>
+              </w:rPr>
+              <w:t>24724</w:t>
+            </w:r>
+          </w:p>
+        </w:tc>
+      </w:tr>
+      <w:tr>
+        <w:trPr/>
+        <w:tc>
+          <w:tcPr>
+            <w:tcW w:w="1984" w:type="dxa"/>
+            <w:tcBorders>
+              <w:start w:val="single" w:sz="4" w:space="0" w:color="000000"/>
+              <w:bottom w:val="single" w:sz="4" w:space="0" w:color="000000"/>
+            </w:tcBorders>
+          </w:tcPr>
+          <w:p>
+            <w:pPr>
+              <w:pStyle w:val="TableContents"/>
+              <w:bidi w:val="0"/>
+              <w:jc w:val="start"/>
+              <w:rPr>
+                <w:rFonts w:ascii="Arial" w:hAnsi="Arial" w:eastAsia="Arial"/>
+              </w:rPr>
+            </w:pPr>
+            <w:r>
+              <w:rPr>
+                <w:rFonts w:eastAsia="Arial" w:ascii="Arial" w:hAnsi="Arial"/>
+              </w:rPr>
+              <w:t>Launch Site</w:t>
+            </w:r>
+          </w:p>
+        </w:tc>
+        <w:tc>
+          <w:tcPr>
+            <w:tcW w:w="1796" w:type="dxa"/>
+            <w:tcBorders>
+              <w:start w:val="single" w:sz="4" w:space="0" w:color="000000"/>
+              <w:bottom w:val="single" w:sz="4" w:space="0" w:color="000000"/>
+            </w:tcBorders>
+          </w:tcPr>
+          <w:p>
+            <w:pPr>
+              <w:pStyle w:val="TableContents"/>
+              <w:bidi w:val="0"/>
+              <w:jc w:val="center"/>
+              <w:rPr>
+                <w:rFonts w:ascii="Arial" w:hAnsi="Arial" w:eastAsia="Arial"/>
+              </w:rPr>
+            </w:pPr>
+            <w:r>
+              <w:rPr>
+                <w:rFonts w:eastAsia="Arial" w:ascii="Arial" w:hAnsi="Arial"/>
+              </w:rPr>
+              <w:t>17</w:t>
+            </w:r>
+          </w:p>
+        </w:tc>
+        <w:tc>
+          <w:tcPr>
+            <w:tcW w:w="1796" w:type="dxa"/>
+            <w:tcBorders>
+              <w:start w:val="single" w:sz="4" w:space="0" w:color="000000"/>
+              <w:bottom w:val="single" w:sz="4" w:space="0" w:color="000000"/>
+              <w:end w:val="single" w:sz="4" w:space="0" w:color="000000"/>
+            </w:tcBorders>
+          </w:tcPr>
+          <w:p>
+            <w:pPr>
+              <w:pStyle w:val="TableContents"/>
+              <w:bidi w:val="0"/>
+              <w:jc w:val="center"/>
+              <w:rPr>
+                <w:rFonts w:ascii="Arial" w:hAnsi="Arial" w:eastAsia="Arial"/>
+              </w:rPr>
+            </w:pPr>
+            <w:r>
+              <w:rPr>
+                <w:rFonts w:eastAsia="Arial" w:ascii="Arial" w:hAnsi="Arial"/>
+              </w:rPr>
+              <w:t>3968</w:t>
+            </w:r>
+          </w:p>
+        </w:tc>
+      </w:tr>
+      <w:tr>
+        <w:trPr/>
+        <w:tc>
+          <w:tcPr>
+            <w:tcW w:w="1984" w:type="dxa"/>
+            <w:tcBorders>
+              <w:start w:val="single" w:sz="4" w:space="0" w:color="000000"/>
+              <w:bottom w:val="single" w:sz="4" w:space="0" w:color="000000"/>
+            </w:tcBorders>
+          </w:tcPr>
+          <w:p>
+            <w:pPr>
+              <w:pStyle w:val="TableContents"/>
+              <w:bidi w:val="0"/>
+              <w:jc w:val="start"/>
+              <w:rPr>
+                <w:rFonts w:ascii="Arial" w:hAnsi="Arial" w:eastAsia="Arial"/>
+              </w:rPr>
+            </w:pPr>
+            <w:r>
+              <w:rPr>
+                <w:rFonts w:eastAsia="Arial" w:ascii="Arial" w:hAnsi="Arial"/>
+              </w:rPr>
+              <w:t>Organisations</w:t>
+            </w:r>
+          </w:p>
+        </w:tc>
+        <w:tc>
+          <w:tcPr>
+            <w:tcW w:w="1796" w:type="dxa"/>
+            <w:tcBorders>
+              <w:start w:val="single" w:sz="4" w:space="0" w:color="000000"/>
+              <w:bottom w:val="single" w:sz="4" w:space="0" w:color="000000"/>
+            </w:tcBorders>
+          </w:tcPr>
+          <w:p>
+            <w:pPr>
+              <w:pStyle w:val="TableContents"/>
+              <w:bidi w:val="0"/>
+              <w:jc w:val="center"/>
+              <w:rPr>
+                <w:rFonts w:ascii="Arial" w:hAnsi="Arial" w:eastAsia="Arial"/>
+              </w:rPr>
+            </w:pPr>
+            <w:r>
+              <w:rPr>
+                <w:rFonts w:eastAsia="Arial" w:ascii="Arial" w:hAnsi="Arial"/>
+              </w:rPr>
+              <w:t>18</w:t>
+            </w:r>
+          </w:p>
+        </w:tc>
+        <w:tc>
+          <w:tcPr>
+            <w:tcW w:w="1796" w:type="dxa"/>
+            <w:tcBorders>
+              <w:start w:val="single" w:sz="4" w:space="0" w:color="000000"/>
+              <w:bottom w:val="single" w:sz="4" w:space="0" w:color="000000"/>
+              <w:end w:val="single" w:sz="4" w:space="0" w:color="000000"/>
+            </w:tcBorders>
+          </w:tcPr>
+          <w:p>
+            <w:pPr>
+              <w:pStyle w:val="TableContents"/>
+              <w:bidi w:val="0"/>
+              <w:jc w:val="center"/>
+              <w:rPr>
+                <w:rFonts w:ascii="Arial" w:hAnsi="Arial" w:eastAsia="Arial"/>
+              </w:rPr>
+            </w:pPr>
+            <w:r>
+              <w:rPr>
+                <w:rFonts w:eastAsia="Arial" w:ascii="Arial" w:hAnsi="Arial"/>
+              </w:rPr>
+              <w:t>707</w:t>
+            </w:r>
+          </w:p>
+        </w:tc>
+      </w:tr>
+    </w:tbl>
+    <w:p>
+      <w:pPr>
+        <w:pStyle w:val="Normal"/>
+        <w:widowControl/>
+        <w:bidi w:val="0"/>
+        <w:spacing w:before="0" w:after="0"/>
+        <w:jc w:val="start"/>
+        <w:rPr>
+          <w:rFonts w:ascii="Arial" w:hAnsi="Arial" w:cs="Arial"/>
+          <w:szCs w:val="24"/>
+        </w:rPr>
+      </w:pPr>
+      <w:r>
+        <w:rPr>
+          <w:rFonts w:eastAsia="Arial" w:ascii="Arial" w:hAnsi="Arial"/>
+          <w:kern w:val="0"/>
+          <w:lang w:val="en-GB" w:eastAsia="en-US" w:bidi="ar-SA"/>
+        </w:rPr>
+      </w:r>
+    </w:p>
+    <w:p>
+      <w:pPr>
+        <w:pStyle w:val="Normal"/>
+        <w:widowControl/>
+        <w:bidi w:val="0"/>
+        <w:spacing w:before="0" w:after="0"/>
+        <w:jc w:val="start"/>
+        <w:rPr>
+          <w:rFonts w:ascii="Arial" w:hAnsi="Arial" w:cs="Arial"/>
+          <w:szCs w:val="24"/>
+        </w:rPr>
+      </w:pPr>
+      <w:r>
+        <w:rPr>
+          <w:rFonts w:eastAsia="Arial" w:cs="Arial" w:ascii="Arial" w:hAnsi="Arial"/>
+          <w:kern w:val="0"/>
+          <w:szCs w:val="24"/>
+          <w:lang w:val="en-GB" w:eastAsia="en-US" w:bidi="ar-SA"/>
+        </w:rPr>
+        <w:t xml:space="preserve">The </w:t>
+      </w:r>
+      <w:r>
+        <w:rPr>
+          <w:rFonts w:eastAsia="Arial" w:cs="Arial" w:ascii="Arial" w:hAnsi="Arial"/>
+          <w:kern w:val="0"/>
+          <w:szCs w:val="24"/>
+          <w:lang w:val="en-GB" w:eastAsia="en-US" w:bidi="ar-SA"/>
+        </w:rPr>
+        <w:t xml:space="preserve">ultimate </w:t>
+      </w:r>
+      <w:r>
+        <w:rPr>
+          <w:rFonts w:eastAsia="Arial" w:cs="Arial" w:ascii="Arial" w:hAnsi="Arial"/>
+          <w:kern w:val="0"/>
+          <w:szCs w:val="24"/>
+          <w:lang w:val="en-GB" w:eastAsia="en-US" w:bidi="ar-SA"/>
+        </w:rPr>
+        <w:t xml:space="preserve">aim was to create a combined dataset that </w:t>
+      </w:r>
+      <w:r>
+        <w:rPr>
+          <w:rFonts w:eastAsia="Arial" w:cs="Arial" w:ascii="Arial" w:hAnsi="Arial"/>
+          <w:kern w:val="0"/>
+          <w:szCs w:val="24"/>
+          <w:lang w:val="en-GB" w:eastAsia="en-US" w:bidi="ar-SA"/>
+        </w:rPr>
+        <w:t>includes columns that are useful to tell the story of the Kessler Syndrome. The graphs and figures used in this report and the presentation were derived from this single dataset.</w:t>
+      </w:r>
+    </w:p>
+    <w:p>
+      <w:pPr>
+        <w:pStyle w:val="Normal"/>
+        <w:widowControl/>
+        <w:bidi w:val="0"/>
+        <w:spacing w:before="0" w:after="0"/>
+        <w:jc w:val="start"/>
+        <w:rPr>
+          <w:rFonts w:ascii="Arial" w:hAnsi="Arial" w:cs="Arial"/>
+          <w:szCs w:val="24"/>
+        </w:rPr>
+      </w:pPr>
+      <w:r>
+        <w:rPr>
+          <w:rFonts w:eastAsia="Arial" w:ascii="Arial" w:hAnsi="Arial"/>
+          <w:kern w:val="0"/>
+          <w:lang w:val="en-GB" w:eastAsia="en-US" w:bidi="ar-SA"/>
+        </w:rPr>
+      </w:r>
+    </w:p>
+    <w:p>
+      <w:pPr>
+        <w:pStyle w:val="Normal"/>
+        <w:widowControl/>
+        <w:bidi w:val="0"/>
+        <w:spacing w:before="0" w:after="0"/>
+        <w:jc w:val="start"/>
+        <w:rPr>
+          <w:rFonts w:ascii="Arial" w:hAnsi="Arial" w:cs="Arial"/>
+          <w:szCs w:val="24"/>
+        </w:rPr>
+      </w:pPr>
+      <w:r>
+        <w:rPr>
+          <w:rFonts w:eastAsia="Arial" w:cs="Arial" w:ascii="Arial" w:hAnsi="Arial"/>
+          <w:kern w:val="0"/>
+          <w:szCs w:val="24"/>
+          <w:lang w:val="en-GB" w:eastAsia="en-US" w:bidi="ar-SA"/>
+        </w:rPr>
+        <w:t>T</w:t>
+      </w:r>
+      <w:r>
+        <w:rPr>
+          <w:rFonts w:eastAsia="Arial" w:cs="Arial" w:ascii="Arial" w:hAnsi="Arial"/>
+          <w:kern w:val="0"/>
+          <w:szCs w:val="24"/>
+          <w:lang w:val="en-GB" w:eastAsia="en-US" w:bidi="ar-SA"/>
+        </w:rPr>
+        <w:t>his cleaned dataset is available at: https://datascience.daemonchild.com/year2/dat5001/pres1/datasets/cleaned_engineered_sdf.csv</w:t>
+      </w:r>
+    </w:p>
+    <w:p>
+      <w:pPr>
+        <w:pStyle w:val="Normal"/>
+        <w:widowControl/>
+        <w:bidi w:val="0"/>
+        <w:spacing w:before="0" w:after="0"/>
+        <w:jc w:val="start"/>
+        <w:rPr>
+          <w:rFonts w:ascii="Arial" w:hAnsi="Arial" w:cs="Arial"/>
+          <w:szCs w:val="24"/>
+        </w:rPr>
+      </w:pPr>
+      <w:r>
+        <w:rPr>
+          <w:rFonts w:eastAsia="Arial" w:ascii="Arial" w:hAnsi="Arial"/>
+          <w:kern w:val="0"/>
+          <w:lang w:val="en-GB" w:eastAsia="en-US" w:bidi="ar-SA"/>
+        </w:rPr>
+      </w:r>
+    </w:p>
+    <w:p>
+      <w:pPr>
+        <w:pStyle w:val="Normal"/>
+        <w:widowControl/>
+        <w:bidi w:val="0"/>
+        <w:spacing w:before="0" w:after="0"/>
+        <w:jc w:val="start"/>
+        <w:rPr>
+          <w:rFonts w:ascii="Arial" w:hAnsi="Arial" w:cs="Arial"/>
+          <w:szCs w:val="24"/>
+        </w:rPr>
+      </w:pPr>
+      <w:r>
+        <w:rPr>
+          <w:rFonts w:eastAsia="Arial" w:cs="Arial" w:ascii="Arial" w:hAnsi="Arial"/>
+          <w:kern w:val="0"/>
+          <w:szCs w:val="24"/>
+          <w:lang w:val="en-GB" w:eastAsia="en-US" w:bidi="ar-SA"/>
+        </w:rPr>
+        <w:t>T</w:t>
+      </w:r>
+      <w:r>
+        <w:rPr>
+          <w:rFonts w:eastAsia="Arial" w:cs="Arial" w:ascii="Arial" w:hAnsi="Arial"/>
+          <w:kern w:val="0"/>
+          <w:szCs w:val="24"/>
+          <w:lang w:val="en-GB" w:eastAsia="en-US" w:bidi="ar-SA"/>
+        </w:rPr>
+        <w:t xml:space="preserve">he steps that were carried out to generate this dataset were as follows. The satcat database was used as the initial focus point, and </w:t>
+      </w:r>
+    </w:p>
+    <w:p>
+      <w:pPr>
+        <w:pStyle w:val="Normal"/>
+        <w:widowControl/>
+        <w:bidi w:val="0"/>
+        <w:spacing w:before="0" w:after="0"/>
+        <w:jc w:val="start"/>
+        <w:rPr>
+          <w:rFonts w:ascii="Arial" w:hAnsi="Arial" w:cs="Arial"/>
+          <w:szCs w:val="24"/>
+        </w:rPr>
+      </w:pPr>
+      <w:r>
+        <w:rPr>
+          <w:rFonts w:eastAsia="Arial" w:ascii="Arial" w:hAnsi="Arial"/>
+          <w:kern w:val="0"/>
+          <w:lang w:val="en-GB" w:eastAsia="en-US" w:bidi="ar-SA"/>
+        </w:rPr>
+      </w:r>
+    </w:p>
+    <w:p>
+      <w:pPr>
+        <w:pStyle w:val="Normal"/>
+        <w:widowControl/>
+        <w:bidi w:val="0"/>
+        <w:spacing w:before="0" w:after="0"/>
+        <w:jc w:val="start"/>
+        <w:rPr>
+          <w:rFonts w:ascii="Arial" w:hAnsi="Arial" w:cs="Arial"/>
+          <w:szCs w:val="24"/>
+        </w:rPr>
+      </w:pPr>
+      <w:r>
+        <w:rPr>
+          <w:rFonts w:eastAsia="Arial" w:cs="Arial" w:ascii="Arial" w:hAnsi="Arial"/>
+          <w:b/>
+          <w:bCs/>
+          <w:kern w:val="0"/>
+          <w:szCs w:val="24"/>
+          <w:lang w:val="en-GB" w:eastAsia="en-US" w:bidi="ar-SA"/>
+        </w:rPr>
+        <w:t>Data Cleaning</w:t>
+      </w:r>
+    </w:p>
+    <w:p>
+      <w:pPr>
+        <w:pStyle w:val="Normal"/>
+        <w:widowControl/>
+        <w:bidi w:val="0"/>
+        <w:spacing w:before="0" w:after="0"/>
+        <w:jc w:val="start"/>
+        <w:rPr>
+          <w:rFonts w:ascii="Arial" w:hAnsi="Arial" w:cs="Arial"/>
+          <w:szCs w:val="24"/>
+        </w:rPr>
+      </w:pPr>
+      <w:r>
+        <w:rPr>
+          <w:rFonts w:eastAsia="Arial" w:ascii="Arial" w:hAnsi="Arial"/>
+          <w:kern w:val="0"/>
+          <w:lang w:val="en-GB" w:eastAsia="en-US" w:bidi="ar-SA"/>
+        </w:rPr>
+      </w:r>
+    </w:p>
+    <w:p>
+      <w:pPr>
+        <w:pStyle w:val="Normal"/>
+        <w:widowControl/>
+        <w:bidi w:val="0"/>
+        <w:spacing w:before="0" w:after="0"/>
+        <w:jc w:val="start"/>
+        <w:rPr>
+          <w:rFonts w:ascii="Arial" w:hAnsi="Arial" w:cs="Arial"/>
+          <w:szCs w:val="24"/>
+        </w:rPr>
+      </w:pPr>
+      <w:r>
+        <w:rPr>
+          <w:rFonts w:eastAsia="Arial" w:cs="Arial" w:ascii="Arial" w:hAnsi="Arial"/>
+          <w:kern w:val="0"/>
+          <w:szCs w:val="24"/>
+          <w:lang w:val="en-GB" w:eastAsia="en-US" w:bidi="ar-SA"/>
+        </w:rPr>
+        <w:t>Satcat Database</w:t>
+      </w:r>
+    </w:p>
+    <w:p>
+      <w:pPr>
+        <w:pStyle w:val="Normal"/>
+        <w:widowControl/>
+        <w:numPr>
+          <w:ilvl w:val="0"/>
+          <w:numId w:val="4"/>
+        </w:numPr>
+        <w:bidi w:val="0"/>
+        <w:spacing w:before="0" w:after="0"/>
+        <w:jc w:val="start"/>
+        <w:rPr>
+          <w:rFonts w:ascii="Arial" w:hAnsi="Arial" w:cs="Arial"/>
+          <w:szCs w:val="24"/>
+        </w:rPr>
+      </w:pPr>
+      <w:r>
+        <w:rPr>
+          <w:rFonts w:eastAsia="Arial" w:cs="Arial" w:ascii="Arial" w:hAnsi="Arial"/>
+          <w:kern w:val="0"/>
+          <w:szCs w:val="24"/>
+          <w:lang w:val="en-GB" w:eastAsia="en-US" w:bidi="ar-SA"/>
+        </w:rPr>
+        <w:t xml:space="preserve">Removed columns that are not useful to this report. </w:t>
+      </w:r>
+    </w:p>
+    <w:p>
+      <w:pPr>
+        <w:pStyle w:val="Normal"/>
+        <w:widowControl/>
+        <w:numPr>
+          <w:ilvl w:val="0"/>
+          <w:numId w:val="4"/>
+        </w:numPr>
+        <w:bidi w:val="0"/>
+        <w:spacing w:before="0" w:after="0"/>
+        <w:jc w:val="start"/>
+        <w:rPr>
+          <w:rFonts w:ascii="Arial" w:hAnsi="Arial" w:cs="Arial"/>
+          <w:szCs w:val="24"/>
+        </w:rPr>
+      </w:pPr>
+      <w:r>
+        <w:rPr>
+          <w:rFonts w:eastAsia="Arial" w:cs="Arial" w:ascii="Arial" w:hAnsi="Arial"/>
+          <w:kern w:val="0"/>
+          <w:szCs w:val="24"/>
+          <w:lang w:val="en-GB" w:eastAsia="en-US" w:bidi="ar-SA"/>
+        </w:rPr>
+        <w:t>Remaining columns were renamed to make them more readable and self-explanatory to future users of the dataset.</w:t>
+      </w:r>
+    </w:p>
+    <w:p>
+      <w:pPr>
+        <w:pStyle w:val="Normal"/>
+        <w:widowControl/>
+        <w:numPr>
+          <w:ilvl w:val="0"/>
+          <w:numId w:val="0"/>
+        </w:numPr>
+        <w:bidi w:val="0"/>
+        <w:spacing w:before="0" w:after="0"/>
+        <w:ind w:hanging="0" w:start="720"/>
+        <w:jc w:val="start"/>
+        <w:rPr>
+          <w:rFonts w:ascii="Arial" w:hAnsi="Arial" w:cs="Arial"/>
+          <w:szCs w:val="24"/>
+        </w:rPr>
+      </w:pPr>
+      <w:r>
+        <w:rPr>
+          <w:rFonts w:eastAsia="Arial" w:ascii="Arial" w:hAnsi="Arial"/>
+          <w:kern w:val="0"/>
+          <w:lang w:val="en-GB" w:eastAsia="en-US" w:bidi="ar-SA"/>
+        </w:rPr>
+      </w:r>
+    </w:p>
+    <w:p>
+      <w:pPr>
+        <w:pStyle w:val="Normal"/>
+        <w:widowControl/>
+        <w:bidi w:val="0"/>
+        <w:spacing w:before="0" w:after="0"/>
+        <w:jc w:val="start"/>
+        <w:rPr>
+          <w:rFonts w:ascii="Arial" w:hAnsi="Arial" w:cs="Arial"/>
+          <w:szCs w:val="24"/>
+        </w:rPr>
+      </w:pPr>
+      <w:r>
+        <w:rPr>
+          <w:rFonts w:eastAsia="Arial" w:cs="Arial" w:ascii="Arial" w:hAnsi="Arial"/>
+          <w:kern w:val="0"/>
+          <w:szCs w:val="24"/>
+          <w:lang w:val="en-GB" w:eastAsia="en-US" w:bidi="ar-SA"/>
+        </w:rPr>
+        <w:t>Organisations Database</w:t>
+      </w:r>
+    </w:p>
+    <w:p>
+      <w:pPr>
+        <w:pStyle w:val="Normal"/>
+        <w:widowControl/>
+        <w:bidi w:val="0"/>
+        <w:spacing w:before="0" w:after="0"/>
+        <w:jc w:val="start"/>
+        <w:rPr>
+          <w:rFonts w:ascii="Arial" w:hAnsi="Arial" w:cs="Arial"/>
+          <w:szCs w:val="24"/>
+        </w:rPr>
+      </w:pPr>
+      <w:r>
+        <w:rPr>
+          <w:rFonts w:eastAsia="Arial" w:cs="Arial" w:ascii="Arial" w:hAnsi="Arial"/>
+          <w:kern w:val="0"/>
+          <w:szCs w:val="24"/>
+          <w:lang w:val="en-GB" w:eastAsia="en-US" w:bidi="ar-SA"/>
+        </w:rPr>
+        <w:t>This database has a number of inconsistencies that make it more challenging to work with. For example, space exploration is an internation exercise. While many of the organisations have an English Name, many do not, and a large number have a record for each.</w:t>
+      </w:r>
+    </w:p>
+    <w:p>
+      <w:pPr>
+        <w:pStyle w:val="Normal"/>
+        <w:widowControl/>
+        <w:bidi w:val="0"/>
+        <w:spacing w:before="0" w:after="0"/>
+        <w:jc w:val="start"/>
+        <w:rPr>
+          <w:rFonts w:ascii="Arial" w:hAnsi="Arial" w:cs="Arial"/>
+          <w:szCs w:val="24"/>
+        </w:rPr>
+      </w:pPr>
+      <w:r>
+        <w:rPr>
+          <w:rFonts w:eastAsia="Arial" w:ascii="Arial" w:hAnsi="Arial"/>
+          <w:kern w:val="0"/>
+          <w:lang w:val="en-GB" w:eastAsia="en-US" w:bidi="ar-SA"/>
+        </w:rPr>
+      </w:r>
+    </w:p>
+    <w:p>
+      <w:pPr>
+        <w:pStyle w:val="Normal"/>
+        <w:widowControl/>
+        <w:numPr>
+          <w:ilvl w:val="0"/>
+          <w:numId w:val="4"/>
+        </w:numPr>
+        <w:bidi w:val="0"/>
+        <w:spacing w:before="0" w:after="0"/>
+        <w:jc w:val="start"/>
+        <w:rPr>
+          <w:rFonts w:ascii="Arial" w:hAnsi="Arial" w:cs="Arial"/>
+          <w:szCs w:val="24"/>
+        </w:rPr>
+      </w:pPr>
+      <w:r>
+        <w:rPr>
+          <w:rFonts w:eastAsia="Arial" w:cs="Arial" w:ascii="Arial" w:hAnsi="Arial"/>
+          <w:kern w:val="0"/>
+          <w:szCs w:val="24"/>
+          <w:lang w:val="en-GB" w:eastAsia="en-US" w:bidi="ar-SA"/>
+        </w:rPr>
+        <w:t>Consolidated the English Name and Name columns, preferring the English Name where available.</w:t>
+      </w:r>
+    </w:p>
+    <w:p>
+      <w:pPr>
+        <w:pStyle w:val="Normal"/>
+        <w:widowControl/>
+        <w:numPr>
+          <w:ilvl w:val="0"/>
+          <w:numId w:val="4"/>
+        </w:numPr>
+        <w:bidi w:val="0"/>
+        <w:spacing w:before="0" w:after="0"/>
+        <w:jc w:val="start"/>
+        <w:rPr>
+          <w:rFonts w:ascii="Arial" w:hAnsi="Arial" w:cs="Arial"/>
+          <w:szCs w:val="24"/>
+        </w:rPr>
+      </w:pPr>
+      <w:r>
+        <w:rPr>
+          <w:rFonts w:eastAsia="Arial" w:cs="Arial" w:ascii="Arial" w:hAnsi="Arial"/>
+          <w:kern w:val="0"/>
+          <w:szCs w:val="24"/>
+          <w:lang w:val="en-GB" w:eastAsia="en-US" w:bidi="ar-SA"/>
+        </w:rPr>
+        <w:t>Removed the majority of columns from the dataset, keeping name and location (latitude/longitude) values, as well as the reference to the parent organisation.</w:t>
+      </w:r>
+    </w:p>
+    <w:p>
+      <w:pPr>
+        <w:pStyle w:val="Normal"/>
+        <w:widowControl/>
+        <w:numPr>
+          <w:ilvl w:val="0"/>
+          <w:numId w:val="4"/>
+        </w:numPr>
+        <w:bidi w:val="0"/>
+        <w:spacing w:before="0" w:after="0"/>
+        <w:jc w:val="start"/>
+        <w:rPr>
+          <w:rFonts w:ascii="Arial" w:hAnsi="Arial" w:cs="Arial"/>
+          <w:szCs w:val="24"/>
+        </w:rPr>
+      </w:pPr>
+      <w:r>
+        <w:rPr>
+          <w:rFonts w:eastAsia="Arial" w:cs="Arial" w:ascii="Arial" w:hAnsi="Arial"/>
+          <w:kern w:val="0"/>
+          <w:szCs w:val="24"/>
+          <w:lang w:val="en-GB" w:eastAsia="en-US" w:bidi="ar-SA"/>
+        </w:rPr>
+        <w:t>Renamed remaining columns to be self-explanatory.</w:t>
+      </w:r>
+    </w:p>
+    <w:p>
+      <w:pPr>
+        <w:pStyle w:val="Normal"/>
+        <w:widowControl/>
+        <w:numPr>
+          <w:ilvl w:val="0"/>
+          <w:numId w:val="4"/>
+        </w:numPr>
+        <w:bidi w:val="0"/>
+        <w:spacing w:before="0" w:after="0"/>
+        <w:jc w:val="start"/>
+        <w:rPr>
+          <w:rFonts w:ascii="Arial" w:hAnsi="Arial" w:cs="Arial"/>
+          <w:szCs w:val="24"/>
+        </w:rPr>
+      </w:pPr>
+      <w:r>
+        <w:rPr>
+          <w:rFonts w:eastAsia="Arial" w:cs="Arial" w:ascii="Arial" w:hAnsi="Arial"/>
+          <w:kern w:val="0"/>
+          <w:szCs w:val="24"/>
+          <w:lang w:val="en-GB" w:eastAsia="en-US" w:bidi="ar-SA"/>
+        </w:rPr>
+        <w:t>WORK OUT CITY STATE FROM LAT/LONG (NOT YET!)</w:t>
+      </w:r>
+    </w:p>
+    <w:p>
+      <w:pPr>
+        <w:pStyle w:val="Normal"/>
+        <w:widowControl/>
+        <w:bidi w:val="0"/>
+        <w:spacing w:before="0" w:after="0"/>
+        <w:jc w:val="start"/>
+        <w:rPr>
+          <w:rFonts w:ascii="Arial" w:hAnsi="Arial" w:cs="Arial"/>
+          <w:szCs w:val="24"/>
+        </w:rPr>
+      </w:pPr>
+      <w:r>
+        <w:rPr>
+          <w:rFonts w:eastAsia="Arial" w:ascii="Arial" w:hAnsi="Arial"/>
+          <w:kern w:val="0"/>
+          <w:lang w:val="en-GB" w:eastAsia="en-US" w:bidi="ar-SA"/>
+        </w:rPr>
+      </w:r>
+    </w:p>
+    <w:p>
+      <w:pPr>
+        <w:pStyle w:val="Normal"/>
+        <w:widowControl/>
+        <w:bidi w:val="0"/>
+        <w:spacing w:before="0" w:after="0"/>
+        <w:jc w:val="start"/>
+        <w:rPr>
+          <w:rFonts w:ascii="Arial" w:hAnsi="Arial" w:cs="Arial"/>
+          <w:szCs w:val="24"/>
+        </w:rPr>
+      </w:pPr>
+      <w:r>
+        <w:rPr>
+          <w:rFonts w:eastAsia="Arial" w:cs="Arial" w:ascii="Arial" w:hAnsi="Arial"/>
+          <w:kern w:val="0"/>
+          <w:szCs w:val="24"/>
+          <w:lang w:val="en-GB" w:eastAsia="en-US" w:bidi="ar-SA"/>
+        </w:rPr>
+        <w:t>E</w:t>
+      </w:r>
+      <w:r>
+        <w:rPr>
+          <w:rFonts w:eastAsia="Arial" w:cs="Arial" w:ascii="Arial" w:hAnsi="Arial"/>
+          <w:kern w:val="0"/>
+          <w:szCs w:val="24"/>
+          <w:lang w:val="en-GB" w:eastAsia="en-US" w:bidi="ar-SA"/>
+        </w:rPr>
+        <w:t>vents Database</w:t>
+      </w:r>
+    </w:p>
+    <w:p>
+      <w:pPr>
+        <w:pStyle w:val="Normal"/>
+        <w:widowControl/>
+        <w:bidi w:val="0"/>
+        <w:spacing w:before="0" w:after="0"/>
+        <w:jc w:val="start"/>
+        <w:rPr>
+          <w:rFonts w:ascii="Arial" w:hAnsi="Arial" w:cs="Arial"/>
+          <w:szCs w:val="24"/>
+        </w:rPr>
+      </w:pPr>
+      <w:r>
+        <w:rPr>
+          <w:rFonts w:eastAsia="Arial" w:ascii="Arial" w:hAnsi="Arial"/>
+          <w:kern w:val="0"/>
+          <w:lang w:val="en-GB" w:eastAsia="en-US" w:bidi="ar-SA"/>
+        </w:rPr>
+      </w:r>
+    </w:p>
+    <w:p>
+      <w:pPr>
+        <w:pStyle w:val="Normal"/>
+        <w:widowControl/>
+        <w:bidi w:val="0"/>
+        <w:spacing w:before="0" w:after="0"/>
+        <w:jc w:val="start"/>
+        <w:rPr>
+          <w:rFonts w:ascii="Arial" w:hAnsi="Arial" w:cs="Arial"/>
+          <w:szCs w:val="24"/>
+        </w:rPr>
+      </w:pPr>
+      <w:r>
+        <w:rPr>
+          <w:rFonts w:eastAsia="Arial" w:ascii="Arial" w:hAnsi="Arial"/>
+          <w:kern w:val="0"/>
+          <w:lang w:val="en-GB" w:eastAsia="en-US" w:bidi="ar-SA"/>
+        </w:rPr>
+      </w:r>
+    </w:p>
+    <w:p>
+      <w:pPr>
+        <w:pStyle w:val="Normal"/>
+        <w:widowControl/>
+        <w:bidi w:val="0"/>
+        <w:spacing w:before="0" w:after="0"/>
+        <w:jc w:val="start"/>
+        <w:rPr>
+          <w:rFonts w:ascii="Arial" w:hAnsi="Arial" w:cs="Arial"/>
+          <w:szCs w:val="24"/>
+        </w:rPr>
+      </w:pPr>
+      <w:r>
+        <w:rPr>
+          <w:rFonts w:eastAsia="Arial" w:cs="Arial" w:ascii="Arial" w:hAnsi="Arial"/>
+          <w:kern w:val="0"/>
+          <w:szCs w:val="24"/>
+          <w:lang w:val="en-GB" w:eastAsia="en-US" w:bidi="ar-SA"/>
+        </w:rPr>
+        <w:t>Payloads Database</w:t>
+      </w:r>
+    </w:p>
+    <w:p>
+      <w:pPr>
+        <w:pStyle w:val="Normal"/>
+        <w:widowControl/>
+        <w:numPr>
+          <w:ilvl w:val="0"/>
+          <w:numId w:val="4"/>
+        </w:numPr>
+        <w:bidi w:val="0"/>
+        <w:spacing w:before="0" w:after="0"/>
+        <w:jc w:val="start"/>
+        <w:rPr>
+          <w:rFonts w:ascii="Arial" w:hAnsi="Arial" w:cs="Arial"/>
+          <w:szCs w:val="24"/>
+        </w:rPr>
+      </w:pPr>
+      <w:r>
+        <w:rPr>
+          <w:rFonts w:eastAsia="Arial" w:cs="Arial" w:ascii="Arial" w:hAnsi="Arial"/>
+          <w:kern w:val="0"/>
+          <w:szCs w:val="24"/>
+          <w:lang w:val="en-GB" w:eastAsia="en-US" w:bidi="ar-SA"/>
+        </w:rPr>
+        <w:t xml:space="preserve">Removed columns that are not useful to this report. </w:t>
+      </w:r>
+    </w:p>
+    <w:p>
+      <w:pPr>
+        <w:pStyle w:val="Normal"/>
+        <w:widowControl/>
+        <w:numPr>
+          <w:ilvl w:val="0"/>
+          <w:numId w:val="4"/>
+        </w:numPr>
+        <w:bidi w:val="0"/>
+        <w:spacing w:before="0" w:after="0"/>
+        <w:jc w:val="start"/>
+        <w:rPr>
+          <w:rFonts w:ascii="Arial" w:hAnsi="Arial" w:cs="Arial"/>
+          <w:szCs w:val="24"/>
+        </w:rPr>
+      </w:pPr>
+      <w:r>
+        <w:rPr>
+          <w:rFonts w:eastAsia="Arial" w:cs="Arial" w:ascii="Arial" w:hAnsi="Arial"/>
+          <w:kern w:val="0"/>
+          <w:szCs w:val="24"/>
+          <w:lang w:val="en-GB" w:eastAsia="en-US" w:bidi="ar-SA"/>
+        </w:rPr>
+        <w:t>Remaining columns were renamed to make them more readable and self-explanatory to future users of the dataset.</w:t>
+      </w:r>
+    </w:p>
+    <w:p>
+      <w:pPr>
+        <w:pStyle w:val="Normal"/>
+        <w:widowControl/>
+        <w:bidi w:val="0"/>
+        <w:spacing w:before="0" w:after="0"/>
+        <w:jc w:val="start"/>
+        <w:rPr>
+          <w:rFonts w:ascii="Arial" w:hAnsi="Arial" w:cs="Arial"/>
+          <w:szCs w:val="24"/>
+        </w:rPr>
+      </w:pPr>
+      <w:r>
+        <w:rPr>
+          <w:rFonts w:eastAsia="Arial" w:ascii="Arial" w:hAnsi="Arial"/>
+          <w:kern w:val="0"/>
+          <w:lang w:val="en-GB" w:eastAsia="en-US" w:bidi="ar-SA"/>
+        </w:rPr>
+      </w:r>
+    </w:p>
+    <w:p>
+      <w:pPr>
+        <w:pStyle w:val="Normal"/>
+        <w:widowControl/>
+        <w:bidi w:val="0"/>
+        <w:spacing w:before="0" w:after="0"/>
+        <w:jc w:val="start"/>
+        <w:rPr>
+          <w:rFonts w:ascii="Arial" w:hAnsi="Arial" w:cs="Arial"/>
+          <w:szCs w:val="24"/>
+        </w:rPr>
+      </w:pPr>
+      <w:r>
+        <w:rPr>
+          <w:rFonts w:eastAsia="Arial" w:ascii="Arial" w:hAnsi="Arial"/>
+          <w:kern w:val="0"/>
+          <w:lang w:val="en-GB" w:eastAsia="en-US" w:bidi="ar-SA"/>
+        </w:rPr>
+      </w:r>
+    </w:p>
+    <w:p>
+      <w:pPr>
+        <w:pStyle w:val="Normal"/>
+        <w:widowControl/>
+        <w:bidi w:val="0"/>
+        <w:spacing w:before="0" w:after="0"/>
+        <w:jc w:val="start"/>
+        <w:rPr>
+          <w:rFonts w:ascii="Arial" w:hAnsi="Arial" w:cs="Arial"/>
+          <w:szCs w:val="24"/>
+        </w:rPr>
+      </w:pPr>
+      <w:r>
+        <w:rPr>
+          <w:rFonts w:eastAsia="Arial" w:ascii="Arial" w:hAnsi="Arial"/>
+          <w:kern w:val="0"/>
+          <w:lang w:val="en-GB" w:eastAsia="en-US" w:bidi="ar-SA"/>
+        </w:rPr>
+      </w:r>
+    </w:p>
+    <w:p>
+      <w:pPr>
+        <w:pStyle w:val="Normal"/>
+        <w:widowControl/>
+        <w:bidi w:val="0"/>
+        <w:spacing w:before="0" w:after="0"/>
+        <w:jc w:val="start"/>
+        <w:rPr>
+          <w:rFonts w:ascii="Arial" w:hAnsi="Arial" w:cs="Arial"/>
+          <w:szCs w:val="24"/>
+        </w:rPr>
+      </w:pPr>
+      <w:r>
+        <w:rPr>
+          <w:rFonts w:eastAsia="Arial" w:ascii="Arial" w:hAnsi="Arial"/>
+          <w:kern w:val="0"/>
+          <w:lang w:val="en-GB" w:eastAsia="en-US" w:bidi="ar-SA"/>
+        </w:rPr>
+      </w:r>
+    </w:p>
+    <w:p>
+      <w:pPr>
+        <w:pStyle w:val="Normal"/>
+        <w:widowControl/>
+        <w:bidi w:val="0"/>
+        <w:spacing w:before="0" w:after="0"/>
+        <w:jc w:val="start"/>
+        <w:rPr>
+          <w:rFonts w:ascii="Arial" w:hAnsi="Arial" w:cs="Arial"/>
+          <w:szCs w:val="24"/>
+        </w:rPr>
+      </w:pPr>
+      <w:r>
+        <w:rPr>
+          <w:rFonts w:eastAsia="Arial" w:ascii="Arial" w:hAnsi="Arial"/>
+          <w:kern w:val="0"/>
+          <w:lang w:val="en-GB" w:eastAsia="en-US" w:bidi="ar-SA"/>
+        </w:rPr>
+      </w:r>
+    </w:p>
+    <w:p>
+      <w:pPr>
+        <w:pStyle w:val="Normal"/>
+        <w:widowControl/>
+        <w:bidi w:val="0"/>
+        <w:spacing w:before="0" w:after="0"/>
+        <w:jc w:val="start"/>
+        <w:rPr>
+          <w:rFonts w:ascii="Arial" w:hAnsi="Arial" w:cs="Arial"/>
+          <w:szCs w:val="24"/>
+        </w:rPr>
+      </w:pPr>
+      <w:r>
+        <w:rPr>
+          <w:rFonts w:eastAsia="Arial" w:cs="Arial" w:ascii="Arial" w:hAnsi="Arial"/>
+          <w:kern w:val="0"/>
+          <w:szCs w:val="24"/>
+          <w:lang w:val="en-GB" w:eastAsia="en-US" w:bidi="ar-SA"/>
+        </w:rPr>
+        <w:t>C</w:t>
+      </w:r>
+      <w:r>
+        <w:rPr>
+          <w:rFonts w:eastAsia="Arial" w:cs="Arial" w:ascii="Arial" w:hAnsi="Arial"/>
+          <w:kern w:val="0"/>
+          <w:szCs w:val="24"/>
+          <w:lang w:val="en-GB" w:eastAsia="en-US" w:bidi="ar-SA"/>
+        </w:rPr>
+        <w:t>ombining databases...</w:t>
+      </w:r>
+    </w:p>
+    <w:p>
+      <w:pPr>
+        <w:pStyle w:val="Normal"/>
+        <w:widowControl/>
+        <w:bidi w:val="0"/>
+        <w:spacing w:before="0" w:after="0"/>
+        <w:jc w:val="start"/>
+        <w:rPr>
+          <w:rFonts w:ascii="Arial" w:hAnsi="Arial" w:cs="Arial"/>
+          <w:szCs w:val="24"/>
+        </w:rPr>
+      </w:pPr>
+      <w:r>
+        <w:rPr>
+          <w:rFonts w:eastAsia="Arial" w:ascii="Arial" w:hAnsi="Arial"/>
+          <w:kern w:val="0"/>
+          <w:lang w:val="en-GB" w:eastAsia="en-US" w:bidi="ar-SA"/>
+        </w:rPr>
+      </w:r>
+    </w:p>
+    <w:p>
+      <w:pPr>
+        <w:pStyle w:val="Normal"/>
+        <w:widowControl/>
+        <w:bidi w:val="0"/>
+        <w:spacing w:before="0" w:after="0"/>
+        <w:jc w:val="start"/>
+        <w:rPr>
+          <w:rFonts w:ascii="Arial" w:hAnsi="Arial" w:cs="Arial"/>
+          <w:szCs w:val="24"/>
+        </w:rPr>
+      </w:pPr>
+      <w:r>
+        <w:rPr>
+          <w:rFonts w:eastAsia="Arial" w:cs="Arial" w:ascii="Arial" w:hAnsi="Arial"/>
+          <w:b/>
+          <w:bCs/>
+          <w:kern w:val="0"/>
+          <w:szCs w:val="24"/>
+          <w:lang w:val="en-GB" w:eastAsia="en-US" w:bidi="ar-SA"/>
+        </w:rPr>
+        <w:t>F</w:t>
+      </w:r>
+      <w:r>
+        <w:rPr>
+          <w:rFonts w:eastAsia="Arial" w:cs="Arial" w:ascii="Arial" w:hAnsi="Arial"/>
+          <w:b/>
+          <w:bCs/>
+          <w:kern w:val="0"/>
+          <w:szCs w:val="24"/>
+          <w:lang w:val="en-GB" w:eastAsia="en-US" w:bidi="ar-SA"/>
+        </w:rPr>
+        <w:t>eature Engineering</w:t>
+      </w:r>
+    </w:p>
+    <w:p>
+      <w:pPr>
+        <w:pStyle w:val="Normal"/>
+        <w:widowControl/>
+        <w:bidi w:val="0"/>
+        <w:spacing w:before="0" w:after="0"/>
+        <w:jc w:val="start"/>
+        <w:rPr>
+          <w:rFonts w:ascii="Arial" w:hAnsi="Arial" w:cs="Arial"/>
+          <w:szCs w:val="24"/>
+        </w:rPr>
+      </w:pPr>
+      <w:r>
+        <w:rPr>
+          <w:rFonts w:eastAsia="Arial" w:ascii="Arial" w:hAnsi="Arial"/>
+          <w:kern w:val="0"/>
+          <w:lang w:val="en-GB" w:eastAsia="en-US" w:bidi="ar-SA"/>
+        </w:rPr>
+      </w:r>
+    </w:p>
+    <w:p>
+      <w:pPr>
+        <w:pStyle w:val="Normal"/>
+        <w:widowControl/>
+        <w:bidi w:val="0"/>
+        <w:spacing w:before="0" w:after="0"/>
+        <w:jc w:val="start"/>
+        <w:rPr>
+          <w:rFonts w:ascii="Arial" w:hAnsi="Arial" w:cs="Arial"/>
+          <w:szCs w:val="24"/>
+        </w:rPr>
+      </w:pPr>
+      <w:r>
+        <w:rPr>
+          <w:rFonts w:eastAsia="Arial" w:cs="Arial" w:ascii="Arial" w:hAnsi="Arial"/>
+          <w:b/>
+          <w:bCs/>
+          <w:kern w:val="0"/>
+          <w:szCs w:val="24"/>
+          <w:lang w:val="en-GB" w:eastAsia="en-US" w:bidi="ar-SA"/>
+        </w:rPr>
+        <w:t>Is the object still in Orbit?</w:t>
+      </w:r>
+    </w:p>
+    <w:p>
+      <w:pPr>
+        <w:pStyle w:val="Normal"/>
+        <w:widowControl/>
+        <w:bidi w:val="0"/>
+        <w:spacing w:before="0" w:after="0"/>
+        <w:jc w:val="start"/>
+        <w:rPr>
+          <w:rFonts w:ascii="Arial" w:hAnsi="Arial" w:cs="Arial"/>
+          <w:szCs w:val="24"/>
+        </w:rPr>
+      </w:pPr>
+      <w:r>
+        <w:rPr>
+          <w:rFonts w:eastAsia="Arial" w:cs="Arial" w:ascii="Arial" w:hAnsi="Arial"/>
+          <w:b w:val="false"/>
+          <w:bCs w:val="false"/>
+          <w:kern w:val="0"/>
+          <w:szCs w:val="24"/>
+          <w:lang w:val="en-GB" w:eastAsia="en-US" w:bidi="ar-SA"/>
+        </w:rPr>
+        <w:t>Some of the objects in the Satcat database are marked with a “Decay Date”. This can be taken to reference that the object is not longer in orbit. However, there are a significant number where th</w:t>
+      </w:r>
+      <w:r>
+        <w:rPr>
+          <w:rFonts w:eastAsia="Arial" w:cs="Arial" w:ascii="Arial" w:hAnsi="Arial"/>
+          <w:b w:val="false"/>
+          <w:bCs w:val="false"/>
+          <w:kern w:val="0"/>
+          <w:szCs w:val="24"/>
+          <w:lang w:val="en-GB" w:eastAsia="en-US" w:bidi="ar-SA"/>
+        </w:rPr>
+        <w:t xml:space="preserve">ere is no value recorded. </w:t>
+      </w:r>
+    </w:p>
+    <w:p>
+      <w:pPr>
+        <w:pStyle w:val="Normal"/>
+        <w:widowControl/>
+        <w:bidi w:val="0"/>
+        <w:spacing w:before="0" w:after="0"/>
+        <w:jc w:val="start"/>
+        <w:rPr>
+          <w:rFonts w:ascii="Arial" w:hAnsi="Arial" w:cs="Arial"/>
+          <w:szCs w:val="24"/>
+        </w:rPr>
+      </w:pPr>
+      <w:r>
+        <w:rPr>
+          <w:rFonts w:eastAsia="Arial" w:ascii="Arial" w:hAnsi="Arial"/>
+          <w:b w:val="false"/>
+          <w:bCs w:val="false"/>
+          <w:kern w:val="0"/>
+          <w:lang w:val="en-GB" w:eastAsia="en-US" w:bidi="ar-SA"/>
+        </w:rPr>
+      </w:r>
+    </w:p>
+    <w:p>
+      <w:pPr>
+        <w:pStyle w:val="Normal"/>
+        <w:widowControl/>
+        <w:bidi w:val="0"/>
+        <w:spacing w:before="0" w:after="0"/>
+        <w:jc w:val="start"/>
+        <w:rPr>
+          <w:rFonts w:ascii="Arial" w:hAnsi="Arial" w:cs="Arial"/>
+          <w:szCs w:val="24"/>
+        </w:rPr>
+      </w:pPr>
+      <w:r>
+        <w:rPr>
+          <w:rFonts w:eastAsia="Arial" w:cs="Arial" w:ascii="Arial" w:hAnsi="Arial"/>
+          <w:b w:val="false"/>
+          <w:bCs w:val="false"/>
+          <w:kern w:val="0"/>
+          <w:szCs w:val="24"/>
+          <w:lang w:val="en-GB" w:eastAsia="en-US" w:bidi="ar-SA"/>
+        </w:rPr>
+        <w:t>The Status column provides more useful data, but</w:t>
+      </w:r>
+      <w:r>
+        <w:rPr>
+          <w:rFonts w:eastAsia="Arial" w:cs="Arial" w:ascii="Arial" w:hAnsi="Arial"/>
+          <w:b w:val="false"/>
+          <w:bCs w:val="false"/>
+          <w:kern w:val="0"/>
+          <w:szCs w:val="24"/>
+          <w:lang w:val="en-GB" w:eastAsia="en-US" w:bidi="ar-SA"/>
+        </w:rPr>
+        <w:t xml:space="preserve"> </w:t>
+      </w:r>
+      <w:r>
+        <w:rPr>
+          <w:rFonts w:eastAsia="Arial" w:cs="Arial" w:ascii="Arial" w:hAnsi="Arial"/>
+          <w:b w:val="false"/>
+          <w:bCs w:val="false"/>
+          <w:kern w:val="0"/>
+          <w:szCs w:val="24"/>
+          <w:lang w:val="en-GB" w:eastAsia="en-US" w:bidi="ar-SA"/>
+        </w:rPr>
+        <w:t>these values have to be treated carefully. A</w:t>
+      </w:r>
+      <w:r>
+        <w:rPr>
+          <w:rFonts w:eastAsia="Arial" w:cs="Arial" w:ascii="Arial" w:hAnsi="Arial"/>
+          <w:kern w:val="0"/>
+          <w:szCs w:val="24"/>
+          <w:lang w:val="en-GB" w:eastAsia="en-US" w:bidi="ar-SA"/>
+        </w:rPr>
+        <w:t>ccording to the creator of the original datasets:</w:t>
+      </w:r>
+    </w:p>
+    <w:p>
+      <w:pPr>
+        <w:pStyle w:val="Normal"/>
+        <w:widowControl/>
+        <w:bidi w:val="0"/>
+        <w:spacing w:before="0" w:after="0"/>
+        <w:jc w:val="start"/>
+        <w:rPr>
+          <w:rFonts w:ascii="Arial" w:hAnsi="Arial" w:cs="Arial"/>
+          <w:szCs w:val="24"/>
+        </w:rPr>
+      </w:pPr>
+      <w:r>
+        <w:rPr>
+          <w:rFonts w:eastAsia="Arial" w:ascii="Arial" w:hAnsi="Arial"/>
+          <w:kern w:val="0"/>
+          <w:lang w:val="en-GB" w:eastAsia="en-US" w:bidi="ar-SA"/>
+        </w:rPr>
+      </w:r>
+    </w:p>
+    <w:p>
+      <w:pPr>
+        <w:pStyle w:val="Normal"/>
+        <w:widowControl/>
+        <w:bidi w:val="0"/>
+        <w:spacing w:before="0" w:after="0"/>
+        <w:jc w:val="start"/>
+        <w:rPr>
+          <w:rFonts w:ascii="Arial" w:hAnsi="Arial" w:cs="Arial"/>
+          <w:szCs w:val="24"/>
+        </w:rPr>
+      </w:pPr>
+      <w:r>
+        <w:rPr>
+          <w:rFonts w:eastAsia="Arial" w:cs="Arial" w:ascii="Arial" w:hAnsi="Arial"/>
+          <w:kern w:val="0"/>
+          <w:szCs w:val="24"/>
+          <w:lang w:val="en-GB" w:eastAsia="en-US" w:bidi="ar-SA"/>
+        </w:rPr>
+        <w:t>“</w:t>
+      </w:r>
+      <w:r>
+        <w:rPr>
+          <w:rFonts w:eastAsia="Arial" w:cs="Arial" w:ascii="Arial" w:hAnsi="Arial"/>
+          <w:kern w:val="0"/>
+          <w:szCs w:val="24"/>
+          <w:lang w:val="en-GB" w:eastAsia="en-US" w:bidi="ar-SA"/>
+        </w:rPr>
+        <w:t>An artificial space object … can be in one of the following object states:</w:t>
+      </w:r>
+    </w:p>
+    <w:p>
+      <w:pPr>
+        <w:pStyle w:val="Normal"/>
+        <w:widowControl/>
+        <w:bidi w:val="0"/>
+        <w:spacing w:before="0" w:after="0"/>
+        <w:jc w:val="start"/>
+        <w:rPr>
+          <w:rFonts w:ascii="Arial" w:hAnsi="Arial" w:cs="Arial"/>
+          <w:szCs w:val="24"/>
+        </w:rPr>
+      </w:pPr>
+      <w:r>
+        <w:rPr>
+          <w:rFonts w:eastAsia="Arial" w:ascii="Arial" w:hAnsi="Arial"/>
+          <w:kern w:val="0"/>
+          <w:lang w:val="en-GB" w:eastAsia="en-US" w:bidi="ar-SA"/>
+        </w:rPr>
+      </w:r>
+    </w:p>
+    <w:p>
+      <w:pPr>
+        <w:pStyle w:val="Normal"/>
+        <w:widowControl/>
+        <w:numPr>
+          <w:ilvl w:val="0"/>
+          <w:numId w:val="3"/>
+        </w:numPr>
+        <w:bidi w:val="0"/>
+        <w:spacing w:before="0" w:after="0"/>
+        <w:jc w:val="start"/>
+        <w:rPr>
+          <w:rFonts w:ascii="Arial" w:hAnsi="Arial" w:cs="Arial"/>
+          <w:szCs w:val="24"/>
+        </w:rPr>
+      </w:pPr>
+      <w:r>
+        <w:rPr>
+          <w:rFonts w:eastAsia="Arial" w:cs="Arial" w:ascii="Arial" w:hAnsi="Arial"/>
+          <w:kern w:val="0"/>
+          <w:szCs w:val="24"/>
+          <w:lang w:val="en-GB" w:eastAsia="en-US" w:bidi="ar-SA"/>
+        </w:rPr>
+        <w:t>Attached to another object</w:t>
+      </w:r>
+    </w:p>
+    <w:p>
+      <w:pPr>
+        <w:pStyle w:val="Normal"/>
+        <w:widowControl/>
+        <w:numPr>
+          <w:ilvl w:val="0"/>
+          <w:numId w:val="3"/>
+        </w:numPr>
+        <w:bidi w:val="0"/>
+        <w:spacing w:before="0" w:after="0"/>
+        <w:jc w:val="start"/>
+        <w:rPr>
+          <w:rFonts w:ascii="Arial" w:hAnsi="Arial" w:cs="Arial"/>
+          <w:szCs w:val="24"/>
+        </w:rPr>
+      </w:pPr>
+      <w:r>
+        <w:rPr>
+          <w:rFonts w:eastAsia="Arial" w:cs="Arial" w:ascii="Arial" w:hAnsi="Arial"/>
+          <w:kern w:val="0"/>
+          <w:szCs w:val="24"/>
+          <w:lang w:val="en-GB" w:eastAsia="en-US" w:bidi="ar-SA"/>
+        </w:rPr>
+        <w:t>In free flight in the gravitational field of a world or astronomical body</w:t>
+      </w:r>
+    </w:p>
+    <w:p>
+      <w:pPr>
+        <w:pStyle w:val="Normal"/>
+        <w:widowControl/>
+        <w:numPr>
+          <w:ilvl w:val="0"/>
+          <w:numId w:val="3"/>
+        </w:numPr>
+        <w:bidi w:val="0"/>
+        <w:spacing w:before="0" w:after="0"/>
+        <w:jc w:val="start"/>
+        <w:rPr>
+          <w:rFonts w:ascii="Arial" w:hAnsi="Arial" w:cs="Arial"/>
+          <w:szCs w:val="24"/>
+        </w:rPr>
+      </w:pPr>
+      <w:r>
+        <w:rPr>
+          <w:rFonts w:eastAsia="Arial" w:cs="Arial" w:ascii="Arial" w:hAnsi="Arial"/>
+          <w:kern w:val="0"/>
+          <w:szCs w:val="24"/>
+          <w:lang w:val="en-GB" w:eastAsia="en-US" w:bidi="ar-SA"/>
+        </w:rPr>
+        <w:t>On the surface of an astronomical body</w:t>
+      </w:r>
+    </w:p>
+    <w:p>
+      <w:pPr>
+        <w:pStyle w:val="Normal"/>
+        <w:widowControl/>
+        <w:numPr>
+          <w:ilvl w:val="0"/>
+          <w:numId w:val="3"/>
+        </w:numPr>
+        <w:bidi w:val="0"/>
+        <w:spacing w:before="0" w:after="0"/>
+        <w:jc w:val="start"/>
+        <w:rPr>
+          <w:rFonts w:ascii="Arial" w:hAnsi="Arial" w:cs="Arial"/>
+          <w:szCs w:val="24"/>
+        </w:rPr>
+      </w:pPr>
+      <w:r>
+        <w:rPr>
+          <w:rFonts w:eastAsia="Arial" w:cs="Arial" w:ascii="Arial" w:hAnsi="Arial"/>
+          <w:kern w:val="0"/>
+          <w:szCs w:val="24"/>
+          <w:lang w:val="en-GB" w:eastAsia="en-US" w:bidi="ar-SA"/>
+        </w:rPr>
+        <w:t>Destroyed (in a collision, explosion or by burnup in atmospheric entry).</w:t>
+      </w:r>
+    </w:p>
+    <w:p>
+      <w:pPr>
+        <w:pStyle w:val="Normal"/>
+        <w:widowControl/>
+        <w:bidi w:val="0"/>
+        <w:spacing w:before="0" w:after="0"/>
+        <w:jc w:val="start"/>
+        <w:rPr>
+          <w:rFonts w:ascii="Arial" w:hAnsi="Arial" w:cs="Arial"/>
+          <w:szCs w:val="24"/>
+        </w:rPr>
+      </w:pPr>
+      <w:r>
+        <w:rPr>
+          <w:rFonts w:eastAsia="Arial" w:ascii="Arial" w:hAnsi="Arial"/>
+          <w:kern w:val="0"/>
+          <w:lang w:val="en-GB" w:eastAsia="en-US" w:bidi="ar-SA"/>
+        </w:rPr>
+      </w:r>
+    </w:p>
+    <w:p>
+      <w:pPr>
+        <w:pStyle w:val="Normal"/>
+        <w:widowControl/>
+        <w:bidi w:val="0"/>
+        <w:spacing w:before="0" w:after="0"/>
+        <w:jc w:val="start"/>
+        <w:rPr>
+          <w:rFonts w:ascii="Arial" w:hAnsi="Arial" w:cs="Arial"/>
+          <w:szCs w:val="24"/>
+        </w:rPr>
+      </w:pPr>
+      <w:r>
+        <w:rPr>
+          <w:rFonts w:eastAsia="Arial" w:ascii="Arial" w:hAnsi="Arial"/>
+          <w:kern w:val="0"/>
+          <w:lang w:val="en-GB" w:eastAsia="en-US" w:bidi="ar-SA"/>
+        </w:rPr>
+        <w:t>Each time the object transitions to another state (undocks, is attached to something, reenters, changes which body it is orbiting, etc.) marks the beginning or end of a phase. Most objects in GCAT have only a single phase - they separate from an object (launch vehicle) and then are either still in free flight or have reentered. However, some objects go through many phases.</w:t>
+      </w:r>
+    </w:p>
+    <w:p>
+      <w:pPr>
+        <w:pStyle w:val="Normal"/>
+        <w:widowControl/>
+        <w:bidi w:val="0"/>
+        <w:spacing w:before="0" w:after="0"/>
+        <w:jc w:val="start"/>
+        <w:rPr>
+          <w:rFonts w:ascii="Arial" w:hAnsi="Arial" w:cs="Arial"/>
+          <w:szCs w:val="24"/>
+        </w:rPr>
+      </w:pPr>
+      <w:r>
+        <w:rPr>
+          <w:rFonts w:eastAsia="Arial" w:ascii="Arial" w:hAnsi="Arial"/>
+          <w:kern w:val="0"/>
+          <w:lang w:val="en-GB" w:eastAsia="en-US" w:bidi="ar-SA"/>
+        </w:rPr>
+      </w:r>
+    </w:p>
+    <w:p>
+      <w:pPr>
+        <w:pStyle w:val="Normal"/>
+        <w:widowControl/>
+        <w:bidi w:val="0"/>
+        <w:spacing w:before="0" w:after="0"/>
+        <w:jc w:val="start"/>
+        <w:rPr>
+          <w:rFonts w:ascii="Arial" w:hAnsi="Arial" w:cs="Arial"/>
+          <w:szCs w:val="24"/>
+        </w:rPr>
+      </w:pPr>
+      <w:r>
+        <w:rPr>
+          <w:rFonts w:eastAsia="Arial" w:ascii="Arial" w:hAnsi="Arial"/>
+          <w:kern w:val="0"/>
+          <w:lang w:val="en-GB" w:eastAsia="en-US" w:bidi="ar-SA"/>
+        </w:rPr>
+        <w:t xml:space="preserve">The main object catalogs define and list the first phase of each object. Objects with more than one phase have their subsequent phases listed as entries in the event object catalogs.” </w:t>
+      </w:r>
+      <w:r>
+        <w:rPr>
+          <w:rFonts w:eastAsia="Arial" w:ascii="Arial" w:hAnsi="Arial"/>
+          <w:kern w:val="0"/>
+          <w:lang w:val="en-GB" w:eastAsia="en-US" w:bidi="ar-SA"/>
+        </w:rPr>
+        <w:t>(cite** McDowell 2019)</w:t>
+      </w:r>
+    </w:p>
+    <w:p>
+      <w:pPr>
+        <w:pStyle w:val="Normal"/>
+        <w:widowControl/>
+        <w:bidi w:val="0"/>
+        <w:spacing w:before="0" w:after="0"/>
+        <w:jc w:val="start"/>
+        <w:rPr>
+          <w:rFonts w:ascii="Arial" w:hAnsi="Arial" w:cs="Arial"/>
+          <w:szCs w:val="24"/>
+        </w:rPr>
+      </w:pPr>
+      <w:r>
+        <w:rPr>
+          <w:rFonts w:eastAsia="Arial" w:ascii="Arial" w:hAnsi="Arial"/>
+          <w:kern w:val="0"/>
+          <w:lang w:val="en-GB" w:eastAsia="en-US" w:bidi="ar-SA"/>
+        </w:rPr>
+      </w:r>
+    </w:p>
+    <w:p>
+      <w:pPr>
+        <w:pStyle w:val="Normal"/>
+        <w:widowControl/>
+        <w:bidi w:val="0"/>
+        <w:spacing w:before="0" w:after="0"/>
+        <w:jc w:val="start"/>
+        <w:rPr>
+          <w:rFonts w:ascii="Arial" w:hAnsi="Arial" w:cs="Arial"/>
+          <w:szCs w:val="24"/>
+        </w:rPr>
+      </w:pPr>
+      <w:r>
+        <w:rPr>
+          <w:rFonts w:eastAsia="Arial" w:cs="Arial" w:ascii="Arial" w:hAnsi="Arial"/>
+          <w:kern w:val="0"/>
+          <w:szCs w:val="24"/>
+          <w:lang w:val="en-GB" w:eastAsia="en-US" w:bidi="ar-SA"/>
+        </w:rPr>
+        <w:t xml:space="preserve">In other words, the Satcat dataset includes the initial phase of the objects life only. </w:t>
+      </w:r>
+      <w:r>
+        <w:rPr>
+          <w:rFonts w:eastAsia="Arial" w:cs="Arial" w:ascii="Arial" w:hAnsi="Arial"/>
+          <w:kern w:val="0"/>
+          <w:szCs w:val="24"/>
+          <w:lang w:val="en-GB" w:eastAsia="en-US" w:bidi="ar-SA"/>
+        </w:rPr>
+        <w:t xml:space="preserve">Applying the data in the Events database </w:t>
+      </w:r>
+      <w:r>
+        <w:rPr>
+          <w:rFonts w:eastAsia="Arial" w:cs="Arial" w:ascii="Arial" w:hAnsi="Arial"/>
+          <w:kern w:val="0"/>
+          <w:szCs w:val="24"/>
+          <w:lang w:val="en-GB" w:eastAsia="en-US" w:bidi="ar-SA"/>
+        </w:rPr>
+        <w:t xml:space="preserve">allows for this to be updated to show the most recently known state of the object. Once this state is known, it </w:t>
+      </w:r>
+      <w:r>
+        <w:rPr>
+          <w:rFonts w:eastAsia="Arial" w:cs="Arial" w:ascii="Arial" w:hAnsi="Arial"/>
+          <w:kern w:val="0"/>
+          <w:szCs w:val="24"/>
+          <w:lang w:val="en-GB" w:eastAsia="en-US" w:bidi="ar-SA"/>
+        </w:rPr>
+        <w:t>is then possible to determine whether an object is still in orbit.</w:t>
+      </w:r>
+    </w:p>
+    <w:p>
+      <w:pPr>
+        <w:pStyle w:val="Normal"/>
+        <w:widowControl/>
+        <w:bidi w:val="0"/>
+        <w:spacing w:before="0" w:after="0"/>
+        <w:jc w:val="start"/>
+        <w:rPr>
+          <w:rFonts w:ascii="Arial" w:hAnsi="Arial" w:cs="Arial"/>
+          <w:szCs w:val="24"/>
+        </w:rPr>
+      </w:pPr>
+      <w:r>
+        <w:rPr>
+          <w:rFonts w:eastAsia="Arial" w:ascii="Arial" w:hAnsi="Arial"/>
+          <w:kern w:val="0"/>
+          <w:lang w:val="en-GB" w:eastAsia="en-US" w:bidi="ar-SA"/>
+        </w:rPr>
+      </w:r>
+    </w:p>
+    <w:p>
+      <w:pPr>
+        <w:pStyle w:val="Normal"/>
+        <w:widowControl/>
+        <w:bidi w:val="0"/>
+        <w:spacing w:before="0" w:after="0"/>
+        <w:jc w:val="start"/>
+        <w:rPr>
+          <w:rFonts w:ascii="Arial" w:hAnsi="Arial" w:cs="Arial"/>
+          <w:szCs w:val="24"/>
+        </w:rPr>
+      </w:pPr>
+      <w:r>
+        <w:rPr>
+          <w:rFonts w:eastAsia="Arial" w:cs="Arial" w:ascii="Arial" w:hAnsi="Arial"/>
+          <w:kern w:val="0"/>
+          <w:szCs w:val="24"/>
+          <w:lang w:val="en-GB" w:eastAsia="en-US" w:bidi="ar-SA"/>
+        </w:rPr>
+        <w:t>F</w:t>
+      </w:r>
+      <w:r>
+        <w:rPr>
+          <w:rFonts w:eastAsia="Arial" w:cs="Arial" w:ascii="Arial" w:hAnsi="Arial"/>
+          <w:kern w:val="0"/>
+          <w:szCs w:val="24"/>
+          <w:lang w:val="en-GB" w:eastAsia="en-US" w:bidi="ar-SA"/>
+        </w:rPr>
+        <w:t>or example, taking a random object (‘Progress-36’, a payload), the Satcat database shows it as Docked.</w:t>
+      </w:r>
+    </w:p>
+    <w:p>
+      <w:pPr>
+        <w:pStyle w:val="Normal"/>
+        <w:widowControl/>
+        <w:bidi w:val="0"/>
+        <w:spacing w:before="0" w:after="0"/>
+        <w:jc w:val="start"/>
+        <w:rPr>
+          <w:rFonts w:ascii="Arial" w:hAnsi="Arial" w:cs="Arial"/>
+          <w:szCs w:val="24"/>
+        </w:rPr>
+      </w:pPr>
+      <w:r>
+        <w:rPr>
+          <w:rFonts w:eastAsia="Arial" w:ascii="Arial" w:hAnsi="Arial"/>
+          <w:kern w:val="0"/>
+          <w:lang w:val="en-GB" w:eastAsia="en-US" w:bidi="ar-SA"/>
+        </w:rPr>
+        <w:drawing>
+          <wp:anchor behindDoc="0" distT="0" distB="0" distL="0" distR="0" simplePos="0" locked="0" layoutInCell="0" allowOverlap="1" relativeHeight="2">
+            <wp:simplePos x="0" y="0"/>
+            <wp:positionH relativeFrom="column">
+              <wp:posOffset>63500</wp:posOffset>
+            </wp:positionH>
+            <wp:positionV relativeFrom="paragraph">
+              <wp:posOffset>137795</wp:posOffset>
+            </wp:positionV>
+            <wp:extent cx="2893060" cy="812800"/>
+            <wp:effectExtent l="0" t="0" r="0" b="0"/>
+            <wp:wrapTopAndBottom/>
+            <wp:docPr id="1" name="Image1" descr="" title=""/>
+            <wp:cNvGraphicFramePr>
+              <a:graphicFrameLocks xmlns:a="http://schemas.openxmlformats.org/drawingml/2006/main" noChangeAspect="1"/>
+            </wp:cNvGraphicFramePr>
+            <a:graphic xmlns:a="http://schemas.openxmlformats.org/drawingml/2006/main">
+              <a:graphicData uri="http://schemas.openxmlformats.org/drawingml/2006/picture">
+                <pic:pic xmlns:pic="http://schemas.openxmlformats.org/drawingml/2006/picture">
+                  <pic:nvPicPr>
+                    <pic:cNvPr id="1" name="Image1" descr="" title=""/>
+                    <pic:cNvPicPr>
+                      <a:picLocks noChangeAspect="1" noChangeArrowheads="1"/>
+                    </pic:cNvPicPr>
+                  </pic:nvPicPr>
+                  <pic:blipFill>
+                    <a:blip r:embed="rId18"/>
+                    <a:stretch>
+                      <a:fillRect/>
+                    </a:stretch>
+                  </pic:blipFill>
+                  <pic:spPr bwMode="auto">
+                    <a:xfrm>
+                      <a:off x="0" y="0"/>
+                      <a:ext cx="2893060" cy="812800"/>
+                    </a:xfrm>
+                    <a:prstGeom prst="rect">
+                      <a:avLst/>
+                    </a:prstGeom>
+                  </pic:spPr>
+                </pic:pic>
+              </a:graphicData>
+            </a:graphic>
+          </wp:anchor>
+        </w:drawing>
+      </w:r>
+    </w:p>
+    <w:p>
+      <w:pPr>
+        <w:pStyle w:val="Normal"/>
+        <w:widowControl/>
+        <w:bidi w:val="0"/>
+        <w:spacing w:before="0" w:after="0"/>
+        <w:jc w:val="start"/>
+        <w:rPr>
+          <w:rFonts w:ascii="Arial" w:hAnsi="Arial" w:cs="Arial"/>
+          <w:szCs w:val="24"/>
+        </w:rPr>
+      </w:pPr>
+      <w:r>
+        <w:rPr>
+          <w:rFonts w:eastAsia="Arial" w:cs="Arial" w:ascii="Arial" w:hAnsi="Arial"/>
+          <w:kern w:val="0"/>
+          <w:szCs w:val="24"/>
+          <w:lang w:val="en-GB" w:eastAsia="en-US" w:bidi="ar-SA"/>
+        </w:rPr>
+        <w:t>However, the Events database shows two subsequent phase transitions: undocked and finally deorbited.</w:t>
+      </w:r>
+    </w:p>
+    <w:p>
+      <w:pPr>
+        <w:pStyle w:val="Normal"/>
+        <w:widowControl/>
+        <w:bidi w:val="0"/>
+        <w:spacing w:before="0" w:after="0"/>
+        <w:jc w:val="start"/>
+        <w:rPr>
+          <w:rFonts w:ascii="Arial" w:hAnsi="Arial" w:cs="Arial"/>
+          <w:szCs w:val="24"/>
+        </w:rPr>
+      </w:pPr>
+      <w:r>
+        <w:rPr>
+          <w:rFonts w:eastAsia="Arial" w:ascii="Arial" w:hAnsi="Arial"/>
+          <w:kern w:val="0"/>
+          <w:lang w:val="en-GB" w:eastAsia="en-US" w:bidi="ar-SA"/>
+        </w:rPr>
+        <w:drawing>
+          <wp:anchor behindDoc="0" distT="0" distB="0" distL="0" distR="0" simplePos="0" locked="0" layoutInCell="0" allowOverlap="1" relativeHeight="3">
+            <wp:simplePos x="0" y="0"/>
+            <wp:positionH relativeFrom="column">
+              <wp:posOffset>64135</wp:posOffset>
+            </wp:positionH>
+            <wp:positionV relativeFrom="paragraph">
+              <wp:posOffset>112395</wp:posOffset>
+            </wp:positionV>
+            <wp:extent cx="2849245" cy="939165"/>
+            <wp:effectExtent l="0" t="0" r="0" b="0"/>
+            <wp:wrapTopAndBottom/>
+            <wp:docPr id="2" name="Image2" descr="" title=""/>
+            <wp:cNvGraphicFramePr>
+              <a:graphicFrameLocks xmlns:a="http://schemas.openxmlformats.org/drawingml/2006/main" noChangeAspect="1"/>
+            </wp:cNvGraphicFramePr>
+            <a:graphic xmlns:a="http://schemas.openxmlformats.org/drawingml/2006/main">
+              <a:graphicData uri="http://schemas.openxmlformats.org/drawingml/2006/picture">
+                <pic:pic xmlns:pic="http://schemas.openxmlformats.org/drawingml/2006/picture">
+                  <pic:nvPicPr>
+                    <pic:cNvPr id="2" name="Image2" descr="" title=""/>
+                    <pic:cNvPicPr>
+                      <a:picLocks noChangeAspect="1" noChangeArrowheads="1"/>
+                    </pic:cNvPicPr>
+                  </pic:nvPicPr>
+                  <pic:blipFill>
+                    <a:blip r:embed="rId19"/>
+                    <a:stretch>
+                      <a:fillRect/>
+                    </a:stretch>
+                  </pic:blipFill>
+                  <pic:spPr bwMode="auto">
+                    <a:xfrm>
+                      <a:off x="0" y="0"/>
+                      <a:ext cx="2849245" cy="939165"/>
+                    </a:xfrm>
+                    <a:prstGeom prst="rect">
+                      <a:avLst/>
+                    </a:prstGeom>
+                  </pic:spPr>
+                </pic:pic>
+              </a:graphicData>
+            </a:graphic>
+          </wp:anchor>
+        </w:drawing>
+      </w:r>
+    </w:p>
+    <w:p>
+      <w:pPr>
+        <w:pStyle w:val="Normal"/>
+        <w:widowControl/>
+        <w:bidi w:val="0"/>
+        <w:spacing w:before="0" w:after="0"/>
+        <w:jc w:val="start"/>
+        <w:rPr>
+          <w:rFonts w:ascii="Arial" w:hAnsi="Arial" w:cs="Arial"/>
+          <w:szCs w:val="24"/>
+        </w:rPr>
+      </w:pPr>
+      <w:r>
+        <w:rPr>
+          <w:rFonts w:eastAsia="Arial" w:cs="Arial" w:ascii="Arial" w:hAnsi="Arial"/>
+          <w:kern w:val="0"/>
+          <w:szCs w:val="24"/>
+          <w:lang w:val="en-GB" w:eastAsia="en-US" w:bidi="ar-SA"/>
+        </w:rPr>
+        <w:t xml:space="preserve">The most recent update can be found at the highest index value, </w:t>
+      </w:r>
+      <w:r>
+        <w:rPr>
+          <w:rFonts w:eastAsia="Arial" w:cs="Arial" w:ascii="Arial" w:hAnsi="Arial"/>
+          <w:kern w:val="0"/>
+          <w:szCs w:val="24"/>
+          <w:lang w:val="en-GB" w:eastAsia="en-US" w:bidi="ar-SA"/>
+        </w:rPr>
+        <w:t>so a deduplicated version of the events database was created containing only these rows. This was merged with the Satcat data, overwriting the original values with those found in Events.</w:t>
+      </w:r>
+    </w:p>
+    <w:p>
+      <w:pPr>
+        <w:pStyle w:val="Normal"/>
+        <w:widowControl/>
+        <w:bidi w:val="0"/>
+        <w:spacing w:before="0" w:after="0"/>
+        <w:jc w:val="start"/>
+        <w:rPr>
+          <w:rFonts w:ascii="Arial" w:hAnsi="Arial" w:cs="Arial"/>
+          <w:szCs w:val="24"/>
+        </w:rPr>
+      </w:pPr>
+      <w:r>
+        <w:rPr>
+          <w:rFonts w:eastAsia="Arial" w:ascii="Arial" w:hAnsi="Arial"/>
+          <w:kern w:val="0"/>
+          <w:lang w:val="en-GB" w:eastAsia="en-US" w:bidi="ar-SA"/>
+        </w:rPr>
+      </w:r>
+    </w:p>
+    <w:p>
+      <w:pPr>
+        <w:pStyle w:val="Normal"/>
+        <w:widowControl/>
+        <w:bidi w:val="0"/>
+        <w:spacing w:before="0" w:after="0"/>
+        <w:jc w:val="start"/>
+        <w:rPr>
+          <w:rFonts w:ascii="Arial" w:hAnsi="Arial" w:cs="Arial"/>
+          <w:szCs w:val="24"/>
+        </w:rPr>
+      </w:pPr>
+      <w:r>
+        <w:rPr>
+          <w:rFonts w:eastAsia="Arial" w:cs="Arial" w:ascii="Arial" w:hAnsi="Arial"/>
+          <w:kern w:val="0"/>
+          <w:szCs w:val="24"/>
+          <w:lang w:val="en-GB" w:eastAsia="en-US" w:bidi="ar-SA"/>
+        </w:rPr>
+        <w:t>Finally, it can be seen that the process worked and the original record was updated:</w:t>
+      </w:r>
+    </w:p>
+    <w:p>
+      <w:pPr>
+        <w:pStyle w:val="Normal"/>
+        <w:widowControl/>
+        <w:bidi w:val="0"/>
+        <w:spacing w:before="0" w:after="0"/>
+        <w:jc w:val="start"/>
+        <w:rPr>
+          <w:rFonts w:ascii="Arial" w:hAnsi="Arial" w:cs="Arial"/>
+          <w:szCs w:val="24"/>
+        </w:rPr>
+      </w:pPr>
+      <w:r>
+        <w:rPr>
+          <w:rFonts w:eastAsia="Arial" w:ascii="Arial" w:hAnsi="Arial"/>
+          <w:kern w:val="0"/>
+          <w:lang w:val="en-GB" w:eastAsia="en-US" w:bidi="ar-SA"/>
+        </w:rPr>
+        <w:drawing>
+          <wp:anchor behindDoc="0" distT="0" distB="0" distL="0" distR="0" simplePos="0" locked="0" layoutInCell="0" allowOverlap="1" relativeHeight="4">
+            <wp:simplePos x="0" y="0"/>
+            <wp:positionH relativeFrom="column">
+              <wp:posOffset>28575</wp:posOffset>
+            </wp:positionH>
+            <wp:positionV relativeFrom="paragraph">
+              <wp:posOffset>100330</wp:posOffset>
+            </wp:positionV>
+            <wp:extent cx="2870200" cy="946150"/>
+            <wp:effectExtent l="0" t="0" r="0" b="0"/>
+            <wp:wrapTopAndBottom/>
+            <wp:docPr id="3" name="Image3" descr="" title=""/>
+            <wp:cNvGraphicFramePr>
+              <a:graphicFrameLocks xmlns:a="http://schemas.openxmlformats.org/drawingml/2006/main" noChangeAspect="1"/>
+            </wp:cNvGraphicFramePr>
+            <a:graphic xmlns:a="http://schemas.openxmlformats.org/drawingml/2006/main">
+              <a:graphicData uri="http://schemas.openxmlformats.org/drawingml/2006/picture">
+                <pic:pic xmlns:pic="http://schemas.openxmlformats.org/drawingml/2006/picture">
+                  <pic:nvPicPr>
+                    <pic:cNvPr id="3" name="Image3" descr="" title=""/>
+                    <pic:cNvPicPr>
+                      <a:picLocks noChangeAspect="1" noChangeArrowheads="1"/>
+                    </pic:cNvPicPr>
+                  </pic:nvPicPr>
+                  <pic:blipFill>
+                    <a:blip r:embed="rId20"/>
+                    <a:stretch>
+                      <a:fillRect/>
+                    </a:stretch>
+                  </pic:blipFill>
+                  <pic:spPr bwMode="auto">
+                    <a:xfrm>
+                      <a:off x="0" y="0"/>
+                      <a:ext cx="2870200" cy="946150"/>
+                    </a:xfrm>
+                    <a:prstGeom prst="rect">
+                      <a:avLst/>
+                    </a:prstGeom>
+                  </pic:spPr>
+                </pic:pic>
+              </a:graphicData>
+            </a:graphic>
+          </wp:anchor>
+        </w:drawing>
+      </w:r>
+    </w:p>
+    <w:p>
+      <w:pPr>
+        <w:pStyle w:val="Normal"/>
+        <w:widowControl/>
+        <w:bidi w:val="0"/>
+        <w:spacing w:before="0" w:after="0"/>
+        <w:jc w:val="start"/>
+        <w:rPr>
+          <w:rFonts w:ascii="Arial" w:hAnsi="Arial" w:cs="Arial"/>
+          <w:szCs w:val="24"/>
+        </w:rPr>
+      </w:pPr>
+      <w:r>
+        <w:rPr>
+          <w:rFonts w:eastAsia="Arial" w:cs="Arial" w:ascii="Arial" w:hAnsi="Arial"/>
+          <w:kern w:val="0"/>
+          <w:szCs w:val="24"/>
+          <w:lang w:val="en-GB" w:eastAsia="en-US" w:bidi="ar-SA"/>
+        </w:rPr>
+        <w:t xml:space="preserve">Once the Status column had been updated </w:t>
+      </w:r>
+      <w:r>
+        <w:rPr>
+          <w:rFonts w:eastAsia="Arial" w:cs="Arial" w:ascii="Arial" w:hAnsi="Arial"/>
+          <w:kern w:val="0"/>
+          <w:szCs w:val="24"/>
+          <w:lang w:val="en-GB" w:eastAsia="en-US" w:bidi="ar-SA"/>
+        </w:rPr>
+        <w:t>with the latest known values</w:t>
+      </w:r>
+      <w:r>
+        <w:rPr>
+          <w:rFonts w:eastAsia="Arial" w:cs="Arial" w:ascii="Arial" w:hAnsi="Arial"/>
+          <w:kern w:val="0"/>
+          <w:szCs w:val="24"/>
+          <w:lang w:val="en-GB" w:eastAsia="en-US" w:bidi="ar-SA"/>
+        </w:rPr>
+        <w:t>, working out whether an object is orbiting still is a case of comparing against a list of statuses:</w:t>
+      </w:r>
+    </w:p>
+    <w:p>
+      <w:pPr>
+        <w:pStyle w:val="Normal"/>
+        <w:widowControl/>
+        <w:bidi w:val="0"/>
+        <w:spacing w:before="0" w:after="0"/>
+        <w:jc w:val="start"/>
+        <w:rPr>
+          <w:rFonts w:ascii="Arial" w:hAnsi="Arial" w:cs="Arial"/>
+          <w:szCs w:val="24"/>
+        </w:rPr>
+      </w:pPr>
+      <w:r>
+        <w:rPr>
+          <w:rFonts w:eastAsia="Arial" w:ascii="Arial" w:hAnsi="Arial"/>
+          <w:kern w:val="0"/>
+          <w:lang w:val="en-GB" w:eastAsia="en-US" w:bidi="ar-SA"/>
+        </w:rPr>
+      </w:r>
+    </w:p>
+    <w:tbl>
+      <w:tblPr>
+        <w:tblW w:w="7648" w:type="dxa"/>
+        <w:jc w:val="start"/>
+        <w:tblInd w:w="-5" w:type="dxa"/>
+        <w:tblLayout w:type="fixed"/>
+        <w:tblCellMar>
+          <w:top w:w="55" w:type="dxa"/>
+          <w:start w:w="55" w:type="dxa"/>
+          <w:bottom w:w="55" w:type="dxa"/>
+          <w:end w:w="55" w:type="dxa"/>
+        </w:tblCellMar>
+      </w:tblPr>
+      <w:tblGrid>
+        <w:gridCol w:w="1678"/>
+        <w:gridCol w:w="5970"/>
+      </w:tblGrid>
+      <w:tr>
+        <w:trPr/>
+        <w:tc>
+          <w:tcPr>
+            <w:tcW w:w="1678" w:type="dxa"/>
+            <w:tcBorders>
+              <w:top w:val="single" w:sz="4" w:space="0" w:color="000000"/>
+              <w:start w:val="single" w:sz="4" w:space="0" w:color="000000"/>
+              <w:bottom w:val="single" w:sz="4" w:space="0" w:color="000000"/>
+            </w:tcBorders>
+          </w:tcPr>
+          <w:p>
+            <w:pPr>
+              <w:pStyle w:val="TableContents"/>
+              <w:bidi w:val="0"/>
+              <w:jc w:val="start"/>
+              <w:rPr>
+                <w:rFonts w:ascii="Arial" w:hAnsi="Arial" w:eastAsia="Arial"/>
+              </w:rPr>
+            </w:pPr>
+            <w:r>
+              <w:rPr>
+                <w:rFonts w:eastAsia="Arial" w:ascii="Arial" w:hAnsi="Arial"/>
+              </w:rPr>
+              <w:t>In orbit</w:t>
+            </w:r>
+          </w:p>
+        </w:tc>
+        <w:tc>
+          <w:tcPr>
+            <w:tcW w:w="5970" w:type="dxa"/>
+            <w:tcBorders>
+              <w:top w:val="single" w:sz="4" w:space="0" w:color="000000"/>
+              <w:start w:val="single" w:sz="4" w:space="0" w:color="000000"/>
+              <w:bottom w:val="single" w:sz="4" w:space="0" w:color="000000"/>
+              <w:end w:val="single" w:sz="4" w:space="0" w:color="000000"/>
+            </w:tcBorders>
+          </w:tcPr>
+          <w:p>
+            <w:pPr>
+              <w:pStyle w:val="TableContents"/>
+              <w:bidi w:val="0"/>
+              <w:jc w:val="start"/>
+              <w:rPr>
+                <w:rFonts w:ascii="Arial" w:hAnsi="Arial" w:eastAsia="Arial"/>
+              </w:rPr>
+            </w:pPr>
+            <w:r>
+              <w:rPr>
+                <w:rFonts w:eastAsia="Arial" w:ascii="Arial" w:hAnsi="Arial"/>
+              </w:rPr>
+              <w:t>In Orbit, Attached in orbit, Docked</w:t>
+            </w:r>
+          </w:p>
+        </w:tc>
+      </w:tr>
+      <w:tr>
+        <w:trPr/>
+        <w:tc>
+          <w:tcPr>
+            <w:tcW w:w="1678" w:type="dxa"/>
+            <w:tcBorders>
+              <w:start w:val="single" w:sz="4" w:space="0" w:color="000000"/>
+              <w:bottom w:val="single" w:sz="4" w:space="0" w:color="000000"/>
+            </w:tcBorders>
+          </w:tcPr>
+          <w:p>
+            <w:pPr>
+              <w:pStyle w:val="TableContents"/>
+              <w:bidi w:val="0"/>
+              <w:jc w:val="start"/>
+              <w:rPr>
+                <w:rFonts w:ascii="Arial" w:hAnsi="Arial" w:eastAsia="Arial"/>
+              </w:rPr>
+            </w:pPr>
+            <w:r>
+              <w:rPr>
+                <w:rFonts w:eastAsia="Arial" w:ascii="Arial" w:hAnsi="Arial"/>
+              </w:rPr>
+              <w:t>Not in orbit</w:t>
+            </w:r>
+          </w:p>
+        </w:tc>
+        <w:tc>
+          <w:tcPr>
+            <w:tcW w:w="5970" w:type="dxa"/>
+            <w:tcBorders>
+              <w:start w:val="single" w:sz="4" w:space="0" w:color="000000"/>
+              <w:bottom w:val="single" w:sz="4" w:space="0" w:color="000000"/>
+              <w:end w:val="single" w:sz="4" w:space="0" w:color="000000"/>
+            </w:tcBorders>
+          </w:tcPr>
+          <w:p>
+            <w:pPr>
+              <w:pStyle w:val="TableContents"/>
+              <w:bidi w:val="0"/>
+              <w:jc w:val="start"/>
+              <w:rPr>
+                <w:rFonts w:ascii="Arial" w:hAnsi="Arial" w:eastAsia="Arial"/>
+              </w:rPr>
+            </w:pPr>
+            <w:r>
+              <w:rPr>
+                <w:rFonts w:eastAsia="Arial" w:ascii="Arial" w:hAnsi="Arial"/>
+              </w:rPr>
+              <w:t>Reentered, Landed, Deorbited, Reentered attached, Reentered inside, Landed attached, Landed inside</w:t>
+            </w:r>
+          </w:p>
+        </w:tc>
+      </w:tr>
+    </w:tbl>
+    <w:p>
+      <w:pPr>
+        <w:pStyle w:val="Normal"/>
+        <w:widowControl/>
+        <w:bidi w:val="0"/>
+        <w:spacing w:before="0" w:after="0"/>
+        <w:jc w:val="start"/>
+        <w:rPr>
+          <w:rFonts w:ascii="Arial" w:hAnsi="Arial" w:cs="Arial"/>
+          <w:szCs w:val="24"/>
+        </w:rPr>
+      </w:pPr>
+      <w:r>
+        <w:rPr>
+          <w:rFonts w:eastAsia="Arial" w:ascii="Arial" w:hAnsi="Arial"/>
+          <w:kern w:val="0"/>
+          <w:lang w:val="en-GB" w:eastAsia="en-US" w:bidi="ar-SA"/>
+        </w:rPr>
+      </w:r>
+    </w:p>
+    <w:p>
+      <w:pPr>
+        <w:pStyle w:val="Normal"/>
+        <w:widowControl/>
+        <w:bidi w:val="0"/>
+        <w:spacing w:before="0" w:after="0"/>
+        <w:jc w:val="start"/>
+        <w:rPr>
+          <w:rFonts w:ascii="Arial" w:hAnsi="Arial" w:cs="Arial"/>
+          <w:szCs w:val="24"/>
+        </w:rPr>
+      </w:pPr>
+      <w:r>
+        <w:rPr>
+          <w:rFonts w:eastAsia="Arial" w:cs="Arial" w:ascii="Arial" w:hAnsi="Arial"/>
+          <w:kern w:val="0"/>
+          <w:szCs w:val="24"/>
+          <w:lang w:val="en-GB" w:eastAsia="en-US" w:bidi="ar-SA"/>
+        </w:rPr>
+        <w:t xml:space="preserve">If present, a Decay Date can be use to indicate “not in orbit” where the status is not in either of these definitive lists. </w:t>
+      </w:r>
+      <w:r>
+        <w:rPr>
+          <w:rFonts w:eastAsia="Arial" w:cs="Arial" w:ascii="Arial" w:hAnsi="Arial"/>
+          <w:kern w:val="0"/>
+          <w:szCs w:val="24"/>
+          <w:lang w:val="en-GB" w:eastAsia="en-US" w:bidi="ar-SA"/>
+        </w:rPr>
+        <w:t>As expected, the previous example object is shown as no longer in orbit:</w:t>
+      </w:r>
+    </w:p>
+    <w:p>
+      <w:pPr>
+        <w:pStyle w:val="Normal"/>
+        <w:widowControl/>
+        <w:bidi w:val="0"/>
+        <w:spacing w:before="0" w:after="0"/>
+        <w:jc w:val="start"/>
+        <w:rPr>
+          <w:rFonts w:ascii="Arial" w:hAnsi="Arial" w:cs="Arial"/>
+          <w:szCs w:val="24"/>
+        </w:rPr>
+      </w:pPr>
+      <w:r>
+        <w:rPr>
+          <w:rFonts w:eastAsia="Arial" w:ascii="Arial" w:hAnsi="Arial"/>
+          <w:kern w:val="0"/>
+          <w:lang w:val="en-GB" w:eastAsia="en-US" w:bidi="ar-SA"/>
+        </w:rPr>
+        <w:drawing>
+          <wp:anchor behindDoc="0" distT="0" distB="0" distL="0" distR="0" simplePos="0" locked="0" layoutInCell="0" allowOverlap="1" relativeHeight="5">
+            <wp:simplePos x="0" y="0"/>
+            <wp:positionH relativeFrom="column">
+              <wp:posOffset>36830</wp:posOffset>
+            </wp:positionH>
+            <wp:positionV relativeFrom="paragraph">
+              <wp:posOffset>144145</wp:posOffset>
+            </wp:positionV>
+            <wp:extent cx="2839085" cy="912495"/>
+            <wp:effectExtent l="0" t="0" r="0" b="0"/>
+            <wp:wrapTopAndBottom/>
+            <wp:docPr id="4" name="Image4" descr="" title=""/>
+            <wp:cNvGraphicFramePr>
+              <a:graphicFrameLocks xmlns:a="http://schemas.openxmlformats.org/drawingml/2006/main" noChangeAspect="1"/>
+            </wp:cNvGraphicFramePr>
+            <a:graphic xmlns:a="http://schemas.openxmlformats.org/drawingml/2006/main">
+              <a:graphicData uri="http://schemas.openxmlformats.org/drawingml/2006/picture">
+                <pic:pic xmlns:pic="http://schemas.openxmlformats.org/drawingml/2006/picture">
+                  <pic:nvPicPr>
+                    <pic:cNvPr id="4" name="Image4" descr="" title=""/>
+                    <pic:cNvPicPr>
+                      <a:picLocks noChangeAspect="1" noChangeArrowheads="1"/>
+                    </pic:cNvPicPr>
+                  </pic:nvPicPr>
+                  <pic:blipFill>
+                    <a:blip r:embed="rId21"/>
+                    <a:stretch>
+                      <a:fillRect/>
+                    </a:stretch>
+                  </pic:blipFill>
+                  <pic:spPr bwMode="auto">
+                    <a:xfrm>
+                      <a:off x="0" y="0"/>
+                      <a:ext cx="2839085" cy="912495"/>
+                    </a:xfrm>
+                    <a:prstGeom prst="rect">
+                      <a:avLst/>
+                    </a:prstGeom>
+                  </pic:spPr>
+                </pic:pic>
+              </a:graphicData>
+            </a:graphic>
+          </wp:anchor>
+        </w:drawing>
+      </w:r>
+    </w:p>
+    <w:p>
+      <w:pPr>
+        <w:pStyle w:val="Normal"/>
+        <w:widowControl/>
+        <w:bidi w:val="0"/>
+        <w:spacing w:before="0" w:after="0"/>
+        <w:jc w:val="start"/>
+        <w:rPr>
+          <w:rFonts w:ascii="Arial" w:hAnsi="Arial" w:cs="Arial"/>
+          <w:szCs w:val="24"/>
+        </w:rPr>
+      </w:pPr>
+      <w:r>
+        <w:rPr>
+          <w:rFonts w:eastAsia="Arial" w:ascii="Arial" w:hAnsi="Arial"/>
+          <w:kern w:val="0"/>
+          <w:lang w:val="en-GB" w:eastAsia="en-US" w:bidi="ar-SA"/>
+        </w:rPr>
+      </w:r>
+    </w:p>
+    <w:p>
+      <w:pPr>
+        <w:pStyle w:val="Normal"/>
+        <w:widowControl/>
+        <w:bidi w:val="0"/>
+        <w:spacing w:before="0" w:after="0"/>
+        <w:jc w:val="start"/>
+        <w:rPr>
+          <w:rFonts w:ascii="Arial" w:hAnsi="Arial" w:cs="Arial"/>
+          <w:szCs w:val="24"/>
+        </w:rPr>
+      </w:pPr>
+      <w:r>
+        <w:rPr>
+          <w:rFonts w:eastAsia="Arial" w:ascii="Arial" w:hAnsi="Arial"/>
+          <w:kern w:val="0"/>
+          <w:lang w:val="en-GB" w:eastAsia="en-US" w:bidi="ar-SA"/>
+        </w:rPr>
+      </w:r>
+    </w:p>
+    <w:p>
+      <w:pPr>
+        <w:pStyle w:val="Normal"/>
+        <w:widowControl/>
+        <w:bidi w:val="0"/>
+        <w:spacing w:before="0" w:after="0"/>
+        <w:jc w:val="start"/>
+        <w:rPr>
+          <w:rFonts w:ascii="Arial" w:hAnsi="Arial" w:cs="Arial"/>
+          <w:szCs w:val="24"/>
+        </w:rPr>
+      </w:pPr>
+      <w:r>
+        <w:rPr>
+          <w:rFonts w:eastAsia="Arial" w:cs="Arial" w:ascii="Arial" w:hAnsi="Arial"/>
+          <w:b/>
+          <w:bCs/>
+          <w:kern w:val="0"/>
+          <w:szCs w:val="24"/>
+          <w:lang w:val="en-GB" w:eastAsia="en-US" w:bidi="ar-SA"/>
+        </w:rPr>
+        <w:t>Status Codes</w:t>
+      </w:r>
+    </w:p>
+    <w:p>
+      <w:pPr>
+        <w:pStyle w:val="Normal"/>
+        <w:widowControl/>
+        <w:bidi w:val="0"/>
+        <w:spacing w:before="0" w:after="0"/>
+        <w:jc w:val="start"/>
+        <w:rPr>
+          <w:rFonts w:ascii="Arial" w:hAnsi="Arial" w:cs="Arial"/>
+          <w:szCs w:val="24"/>
+        </w:rPr>
+      </w:pPr>
+      <w:r>
+        <w:rPr>
+          <w:rFonts w:eastAsia="Arial" w:cs="Arial" w:ascii="Arial" w:hAnsi="Arial"/>
+          <w:kern w:val="0"/>
+          <w:szCs w:val="24"/>
+          <w:lang w:val="en-GB" w:eastAsia="en-US" w:bidi="ar-SA"/>
+        </w:rPr>
+        <w:t>The downloaded datasets include columns that use codes to indicate the state, type, class or category of the object. These letter codes are not readable without interpretation using the provided dataset documentation (cite** McDowell xxx).</w:t>
+      </w:r>
+    </w:p>
+    <w:p>
+      <w:pPr>
+        <w:pStyle w:val="Normal"/>
+        <w:widowControl/>
+        <w:bidi w:val="0"/>
+        <w:spacing w:before="0" w:after="0"/>
+        <w:jc w:val="start"/>
+        <w:rPr>
+          <w:rFonts w:ascii="Arial" w:hAnsi="Arial" w:cs="Arial"/>
+          <w:szCs w:val="24"/>
+        </w:rPr>
+      </w:pPr>
+      <w:r>
+        <w:rPr>
+          <w:rFonts w:eastAsia="Arial" w:ascii="Arial" w:hAnsi="Arial"/>
+          <w:kern w:val="0"/>
+          <w:lang w:val="en-GB" w:eastAsia="en-US" w:bidi="ar-SA"/>
+        </w:rPr>
+      </w:r>
+    </w:p>
+    <w:p>
+      <w:pPr>
+        <w:pStyle w:val="Normal"/>
+        <w:widowControl/>
+        <w:bidi w:val="0"/>
+        <w:spacing w:before="0" w:after="0"/>
+        <w:jc w:val="start"/>
+        <w:rPr>
+          <w:rFonts w:ascii="Arial" w:hAnsi="Arial" w:cs="Arial"/>
+          <w:szCs w:val="24"/>
+        </w:rPr>
+      </w:pPr>
+      <w:r>
+        <w:rPr>
+          <w:rFonts w:eastAsia="Arial" w:cs="Arial" w:ascii="Arial" w:hAnsi="Arial"/>
+          <w:kern w:val="0"/>
+          <w:szCs w:val="24"/>
+          <w:lang w:val="en-GB" w:eastAsia="en-US" w:bidi="ar-SA"/>
+        </w:rPr>
+        <w:t>To make my working dataset stand alone, I created JSON mappings between the letter codes and descriptive text labels. I applied these to the appropriate column, and removed the letter coded columns.</w:t>
+      </w:r>
+    </w:p>
+    <w:p>
+      <w:pPr>
+        <w:pStyle w:val="Normal"/>
+        <w:widowControl/>
+        <w:bidi w:val="0"/>
+        <w:spacing w:before="0" w:after="0"/>
+        <w:jc w:val="start"/>
+        <w:rPr>
+          <w:rFonts w:ascii="Arial" w:hAnsi="Arial" w:cs="Arial"/>
+          <w:szCs w:val="24"/>
+        </w:rPr>
+      </w:pPr>
+      <w:r>
+        <w:rPr>
+          <w:rFonts w:eastAsia="Arial" w:ascii="Arial" w:hAnsi="Arial"/>
+          <w:kern w:val="0"/>
+          <w:lang w:val="en-GB" w:eastAsia="en-US" w:bidi="ar-SA"/>
+        </w:rPr>
+      </w:r>
+    </w:p>
+    <w:p>
+      <w:pPr>
+        <w:pStyle w:val="Normal"/>
+        <w:widowControl/>
+        <w:bidi w:val="0"/>
+        <w:spacing w:before="0" w:after="0"/>
+        <w:jc w:val="start"/>
+        <w:rPr>
+          <w:rFonts w:ascii="Arial" w:hAnsi="Arial" w:cs="Arial"/>
+          <w:szCs w:val="24"/>
+        </w:rPr>
+      </w:pPr>
+      <w:r>
+        <w:rPr>
+          <w:rFonts w:eastAsia="Arial" w:cs="Arial" w:ascii="Droid Sans Mono;monospace;monospace" w:hAnsi="Droid Sans Mono;monospace;monospace"/>
+          <w:b w:val="false"/>
+          <w:color w:val="9CDCFE"/>
+          <w:kern w:val="0"/>
+          <w:sz w:val="21"/>
+          <w:szCs w:val="24"/>
+          <w:shd w:fill="1F1F1F" w:val="clear"/>
+          <w:lang w:val="en-GB" w:eastAsia="en-US" w:bidi="ar-SA"/>
+        </w:rPr>
+        <w:t>type_json</w:t>
+      </w:r>
+      <w:r>
+        <w:rPr>
+          <w:rFonts w:eastAsia="Arial" w:cs="Arial" w:ascii="Droid Sans Mono;monospace;monospace" w:hAnsi="Droid Sans Mono;monospace;monospace"/>
+          <w:b w:val="false"/>
+          <w:color w:val="CCCCCC"/>
+          <w:kern w:val="0"/>
+          <w:sz w:val="21"/>
+          <w:szCs w:val="24"/>
+          <w:shd w:fill="1F1F1F" w:val="clear"/>
+          <w:lang w:val="en-GB" w:eastAsia="en-US" w:bidi="ar-SA"/>
+        </w:rPr>
+        <w:t xml:space="preserve"> </w:t>
+      </w:r>
+      <w:r>
+        <w:rPr>
+          <w:rFonts w:eastAsia="Arial" w:cs="Arial" w:ascii="Droid Sans Mono;monospace;monospace" w:hAnsi="Droid Sans Mono;monospace;monospace"/>
+          <w:b w:val="false"/>
+          <w:color w:val="D4D4D4"/>
+          <w:kern w:val="0"/>
+          <w:sz w:val="21"/>
+          <w:szCs w:val="24"/>
+          <w:shd w:fill="1F1F1F" w:val="clear"/>
+          <w:lang w:val="en-GB" w:eastAsia="en-US" w:bidi="ar-SA"/>
+        </w:rPr>
+        <w:t>=</w:t>
+      </w:r>
+      <w:r>
+        <w:rPr>
+          <w:rFonts w:eastAsia="Arial" w:cs="Arial" w:ascii="Droid Sans Mono;monospace;monospace" w:hAnsi="Droid Sans Mono;monospace;monospace"/>
+          <w:b w:val="false"/>
+          <w:color w:val="CCCCCC"/>
+          <w:kern w:val="0"/>
+          <w:sz w:val="21"/>
+          <w:szCs w:val="24"/>
+          <w:shd w:fill="1F1F1F" w:val="clear"/>
+          <w:lang w:val="en-GB" w:eastAsia="en-US" w:bidi="ar-SA"/>
+        </w:rPr>
+        <w:t xml:space="preserve"> {</w:t>
+      </w:r>
+    </w:p>
+    <w:p>
+      <w:pPr>
+        <w:pStyle w:val="Normal"/>
+        <w:bidi w:val="0"/>
+        <w:spacing w:lineRule="atLeast" w:line="285"/>
+        <w:ind w:hanging="0" w:start="0" w:end="0"/>
+        <w:jc w:val="start"/>
+        <w:rPr>
+          <w:rFonts w:ascii="Droid Sans Mono;monospace;monospace" w:hAnsi="Droid Sans Mono;monospace;monospace"/>
+          <w:b w:val="false"/>
+          <w:color w:val="CCCCCC"/>
+          <w:sz w:val="21"/>
+          <w:shd w:fill="1F1F1F" w:val="clear"/>
+        </w:rPr>
+      </w:pPr>
+      <w:r>
+        <w:rPr>
+          <w:rFonts w:ascii="Droid Sans Mono;monospace;monospace" w:hAnsi="Droid Sans Mono;monospace;monospace"/>
+          <w:b w:val="false"/>
+          <w:color w:val="CE9178"/>
+          <w:sz w:val="21"/>
+          <w:shd w:fill="1F1F1F" w:val="clear"/>
+        </w:rPr>
+        <w:t>"P"</w:t>
+      </w:r>
+      <w:r>
+        <w:rPr>
+          <w:rFonts w:ascii="Droid Sans Mono;monospace;monospace" w:hAnsi="Droid Sans Mono;monospace;monospace"/>
+          <w:b w:val="false"/>
+          <w:color w:val="CCCCCC"/>
+          <w:sz w:val="21"/>
+          <w:shd w:fill="1F1F1F" w:val="clear"/>
+        </w:rPr>
+        <w:t xml:space="preserve">: </w:t>
+      </w:r>
+      <w:r>
+        <w:rPr>
+          <w:rFonts w:ascii="Droid Sans Mono;monospace;monospace" w:hAnsi="Droid Sans Mono;monospace;monospace"/>
+          <w:b w:val="false"/>
+          <w:color w:val="CE9178"/>
+          <w:sz w:val="21"/>
+          <w:shd w:fill="1F1F1F" w:val="clear"/>
+        </w:rPr>
+        <w:t>"Payload"</w:t>
+      </w:r>
+      <w:r>
+        <w:rPr>
+          <w:rFonts w:ascii="Droid Sans Mono;monospace;monospace" w:hAnsi="Droid Sans Mono;monospace;monospace"/>
+          <w:b w:val="false"/>
+          <w:color w:val="CCCCCC"/>
+          <w:sz w:val="21"/>
+          <w:shd w:fill="1F1F1F" w:val="clear"/>
+        </w:rPr>
+        <w:t>,</w:t>
+      </w:r>
+    </w:p>
+    <w:p>
+      <w:pPr>
+        <w:pStyle w:val="Normal"/>
+        <w:bidi w:val="0"/>
+        <w:spacing w:lineRule="atLeast" w:line="285"/>
+        <w:ind w:hanging="0" w:start="0" w:end="0"/>
+        <w:jc w:val="start"/>
+        <w:rPr>
+          <w:rFonts w:ascii="Droid Sans Mono;monospace;monospace" w:hAnsi="Droid Sans Mono;monospace;monospace"/>
+          <w:b w:val="false"/>
+          <w:color w:val="CCCCCC"/>
+          <w:sz w:val="21"/>
+          <w:shd w:fill="1F1F1F" w:val="clear"/>
+        </w:rPr>
+      </w:pPr>
+      <w:r>
+        <w:rPr>
+          <w:rFonts w:ascii="Droid Sans Mono;monospace;monospace" w:hAnsi="Droid Sans Mono;monospace;monospace"/>
+          <w:b w:val="false"/>
+          <w:color w:val="CE9178"/>
+          <w:sz w:val="21"/>
+          <w:shd w:fill="1F1F1F" w:val="clear"/>
+        </w:rPr>
+        <w:t>"C"</w:t>
+      </w:r>
+      <w:r>
+        <w:rPr>
+          <w:rFonts w:ascii="Droid Sans Mono;monospace;monospace" w:hAnsi="Droid Sans Mono;monospace;monospace"/>
+          <w:b w:val="false"/>
+          <w:color w:val="CCCCCC"/>
+          <w:sz w:val="21"/>
+          <w:shd w:fill="1F1F1F" w:val="clear"/>
+        </w:rPr>
+        <w:t xml:space="preserve">: </w:t>
+      </w:r>
+      <w:r>
+        <w:rPr>
+          <w:rFonts w:ascii="Droid Sans Mono;monospace;monospace" w:hAnsi="Droid Sans Mono;monospace;monospace"/>
+          <w:b w:val="false"/>
+          <w:color w:val="CE9178"/>
+          <w:sz w:val="21"/>
+          <w:shd w:fill="1F1F1F" w:val="clear"/>
+        </w:rPr>
+        <w:t>"Component"</w:t>
+      </w:r>
+      <w:r>
+        <w:rPr>
+          <w:rFonts w:ascii="Droid Sans Mono;monospace;monospace" w:hAnsi="Droid Sans Mono;monospace;monospace"/>
+          <w:b w:val="false"/>
+          <w:color w:val="CCCCCC"/>
+          <w:sz w:val="21"/>
+          <w:shd w:fill="1F1F1F" w:val="clear"/>
+        </w:rPr>
+        <w:t>,</w:t>
+      </w:r>
+    </w:p>
+    <w:p>
+      <w:pPr>
+        <w:pStyle w:val="Normal"/>
+        <w:bidi w:val="0"/>
+        <w:spacing w:lineRule="atLeast" w:line="285"/>
+        <w:ind w:hanging="0" w:start="0" w:end="0"/>
+        <w:jc w:val="start"/>
+        <w:rPr>
+          <w:rFonts w:ascii="Droid Sans Mono;monospace;monospace" w:hAnsi="Droid Sans Mono;monospace;monospace"/>
+          <w:b w:val="false"/>
+          <w:color w:val="CCCCCC"/>
+          <w:sz w:val="21"/>
+          <w:shd w:fill="1F1F1F" w:val="clear"/>
+        </w:rPr>
+      </w:pPr>
+      <w:r>
+        <w:rPr>
+          <w:rFonts w:ascii="Droid Sans Mono;monospace;monospace" w:hAnsi="Droid Sans Mono;monospace;monospace"/>
+          <w:b w:val="false"/>
+          <w:color w:val="CE9178"/>
+          <w:sz w:val="21"/>
+          <w:shd w:fill="1F1F1F" w:val="clear"/>
+        </w:rPr>
+        <w:t>"R"</w:t>
+      </w:r>
+      <w:r>
+        <w:rPr>
+          <w:rFonts w:ascii="Droid Sans Mono;monospace;monospace" w:hAnsi="Droid Sans Mono;monospace;monospace"/>
+          <w:b w:val="false"/>
+          <w:color w:val="CCCCCC"/>
+          <w:sz w:val="21"/>
+          <w:shd w:fill="1F1F1F" w:val="clear"/>
+        </w:rPr>
+        <w:t xml:space="preserve">: </w:t>
+      </w:r>
+      <w:r>
+        <w:rPr>
+          <w:rFonts w:ascii="Droid Sans Mono;monospace;monospace" w:hAnsi="Droid Sans Mono;monospace;monospace"/>
+          <w:b w:val="false"/>
+          <w:color w:val="CE9178"/>
+          <w:sz w:val="21"/>
+          <w:shd w:fill="1F1F1F" w:val="clear"/>
+        </w:rPr>
+        <w:t>"Rocket Body"</w:t>
+      </w:r>
+      <w:r>
+        <w:rPr>
+          <w:rFonts w:ascii="Droid Sans Mono;monospace;monospace" w:hAnsi="Droid Sans Mono;monospace;monospace"/>
+          <w:b w:val="false"/>
+          <w:color w:val="CCCCCC"/>
+          <w:sz w:val="21"/>
+          <w:shd w:fill="1F1F1F" w:val="clear"/>
+        </w:rPr>
+        <w:t>,</w:t>
+      </w:r>
+    </w:p>
+    <w:p>
+      <w:pPr>
+        <w:pStyle w:val="Normal"/>
+        <w:bidi w:val="0"/>
+        <w:spacing w:lineRule="atLeast" w:line="285"/>
+        <w:ind w:hanging="0" w:start="0" w:end="0"/>
+        <w:jc w:val="start"/>
+        <w:rPr>
+          <w:rFonts w:ascii="Droid Sans Mono;monospace;monospace" w:hAnsi="Droid Sans Mono;monospace;monospace"/>
+          <w:b w:val="false"/>
+          <w:color w:val="CCCCCC"/>
+          <w:sz w:val="21"/>
+          <w:shd w:fill="1F1F1F" w:val="clear"/>
+        </w:rPr>
+      </w:pPr>
+      <w:r>
+        <w:rPr>
+          <w:rFonts w:ascii="Droid Sans Mono;monospace;monospace" w:hAnsi="Droid Sans Mono;monospace;monospace"/>
+          <w:b w:val="false"/>
+          <w:color w:val="CE9178"/>
+          <w:sz w:val="21"/>
+          <w:shd w:fill="1F1F1F" w:val="clear"/>
+        </w:rPr>
+        <w:t>"D"</w:t>
+      </w:r>
+      <w:r>
+        <w:rPr>
+          <w:rFonts w:ascii="Droid Sans Mono;monospace;monospace" w:hAnsi="Droid Sans Mono;monospace;monospace"/>
+          <w:b w:val="false"/>
+          <w:color w:val="CCCCCC"/>
+          <w:sz w:val="21"/>
+          <w:shd w:fill="1F1F1F" w:val="clear"/>
+        </w:rPr>
+        <w:t xml:space="preserve">: </w:t>
+      </w:r>
+      <w:r>
+        <w:rPr>
+          <w:rFonts w:ascii="Droid Sans Mono;monospace;monospace" w:hAnsi="Droid Sans Mono;monospace;monospace"/>
+          <w:b w:val="false"/>
+          <w:color w:val="CE9178"/>
+          <w:sz w:val="21"/>
+          <w:shd w:fill="1F1F1F" w:val="clear"/>
+        </w:rPr>
+        <w:t>"Debris"</w:t>
+      </w:r>
+      <w:r>
+        <w:rPr>
+          <w:rFonts w:ascii="Droid Sans Mono;monospace;monospace" w:hAnsi="Droid Sans Mono;monospace;monospace"/>
+          <w:b w:val="false"/>
+          <w:color w:val="CCCCCC"/>
+          <w:sz w:val="21"/>
+          <w:shd w:fill="1F1F1F" w:val="clear"/>
+        </w:rPr>
+        <w:t>,</w:t>
+      </w:r>
+    </w:p>
+    <w:p>
+      <w:pPr>
+        <w:pStyle w:val="Normal"/>
+        <w:bidi w:val="0"/>
+        <w:spacing w:lineRule="atLeast" w:line="285"/>
+        <w:ind w:hanging="0" w:start="0" w:end="0"/>
+        <w:jc w:val="start"/>
+        <w:rPr>
+          <w:rFonts w:ascii="Droid Sans Mono;monospace;monospace" w:hAnsi="Droid Sans Mono;monospace;monospace"/>
+          <w:b w:val="false"/>
+          <w:color w:val="CCCCCC"/>
+          <w:sz w:val="21"/>
+          <w:shd w:fill="1F1F1F" w:val="clear"/>
+        </w:rPr>
+      </w:pPr>
+      <w:r>
+        <w:rPr>
+          <w:rFonts w:ascii="Droid Sans Mono;monospace;monospace" w:hAnsi="Droid Sans Mono;monospace;monospace"/>
+          <w:b w:val="false"/>
+          <w:color w:val="CE9178"/>
+          <w:sz w:val="21"/>
+          <w:shd w:fill="1F1F1F" w:val="clear"/>
+        </w:rPr>
+        <w:t>"S"</w:t>
+      </w:r>
+      <w:r>
+        <w:rPr>
+          <w:rFonts w:ascii="Droid Sans Mono;monospace;monospace" w:hAnsi="Droid Sans Mono;monospace;monospace"/>
+          <w:b w:val="false"/>
+          <w:color w:val="CCCCCC"/>
+          <w:sz w:val="21"/>
+          <w:shd w:fill="1F1F1F" w:val="clear"/>
+        </w:rPr>
+        <w:t xml:space="preserve">: </w:t>
+      </w:r>
+      <w:r>
+        <w:rPr>
+          <w:rFonts w:ascii="Droid Sans Mono;monospace;monospace" w:hAnsi="Droid Sans Mono;monospace;monospace"/>
+          <w:b w:val="false"/>
+          <w:color w:val="CE9178"/>
+          <w:sz w:val="21"/>
+          <w:shd w:fill="1F1F1F" w:val="clear"/>
+        </w:rPr>
+        <w:t>"Suborbital payload"</w:t>
+      </w:r>
+      <w:r>
+        <w:rPr>
+          <w:rFonts w:ascii="Droid Sans Mono;monospace;monospace" w:hAnsi="Droid Sans Mono;monospace;monospace"/>
+          <w:b w:val="false"/>
+          <w:color w:val="CCCCCC"/>
+          <w:sz w:val="21"/>
+          <w:shd w:fill="1F1F1F" w:val="clear"/>
+        </w:rPr>
+        <w:t>,</w:t>
+      </w:r>
+    </w:p>
+    <w:p>
+      <w:pPr>
+        <w:pStyle w:val="Normal"/>
+        <w:bidi w:val="0"/>
+        <w:spacing w:lineRule="atLeast" w:line="285"/>
+        <w:ind w:hanging="0" w:start="0" w:end="0"/>
+        <w:jc w:val="start"/>
+        <w:rPr>
+          <w:rFonts w:ascii="Droid Sans Mono;monospace;monospace" w:hAnsi="Droid Sans Mono;monospace;monospace"/>
+          <w:b w:val="false"/>
+          <w:color w:val="CCCCCC"/>
+          <w:sz w:val="21"/>
+          <w:shd w:fill="1F1F1F" w:val="clear"/>
+        </w:rPr>
+      </w:pPr>
+      <w:r>
+        <w:rPr>
+          <w:rFonts w:ascii="Droid Sans Mono;monospace;monospace" w:hAnsi="Droid Sans Mono;monospace;monospace"/>
+          <w:b w:val="false"/>
+          <w:color w:val="CE9178"/>
+          <w:sz w:val="21"/>
+          <w:shd w:fill="1F1F1F" w:val="clear"/>
+        </w:rPr>
+        <w:t>"X"</w:t>
+      </w:r>
+      <w:r>
+        <w:rPr>
+          <w:rFonts w:ascii="Droid Sans Mono;monospace;monospace" w:hAnsi="Droid Sans Mono;monospace;monospace"/>
+          <w:b w:val="false"/>
+          <w:color w:val="CCCCCC"/>
+          <w:sz w:val="21"/>
+          <w:shd w:fill="1F1F1F" w:val="clear"/>
+        </w:rPr>
+        <w:t xml:space="preserve">: </w:t>
+      </w:r>
+      <w:r>
+        <w:rPr>
+          <w:rFonts w:ascii="Droid Sans Mono;monospace;monospace" w:hAnsi="Droid Sans Mono;monospace;monospace"/>
+          <w:b w:val="false"/>
+          <w:color w:val="CE9178"/>
+          <w:sz w:val="21"/>
+          <w:shd w:fill="1F1F1F" w:val="clear"/>
+        </w:rPr>
+        <w:t>"Deleted Object"</w:t>
+      </w:r>
+      <w:r>
+        <w:rPr>
+          <w:rFonts w:ascii="Droid Sans Mono;monospace;monospace" w:hAnsi="Droid Sans Mono;monospace;monospace"/>
+          <w:b w:val="false"/>
+          <w:color w:val="CCCCCC"/>
+          <w:sz w:val="21"/>
+          <w:shd w:fill="1F1F1F" w:val="clear"/>
+        </w:rPr>
+        <w:t>,</w:t>
+      </w:r>
+    </w:p>
+    <w:p>
+      <w:pPr>
+        <w:pStyle w:val="Normal"/>
+        <w:bidi w:val="0"/>
+        <w:spacing w:lineRule="atLeast" w:line="285"/>
+        <w:ind w:hanging="0" w:start="0" w:end="0"/>
+        <w:jc w:val="start"/>
+        <w:rPr>
+          <w:rFonts w:ascii="Droid Sans Mono;monospace;monospace" w:hAnsi="Droid Sans Mono;monospace;monospace"/>
+          <w:b w:val="false"/>
+          <w:color w:val="CCCCCC"/>
+          <w:sz w:val="21"/>
+          <w:shd w:fill="1F1F1F" w:val="clear"/>
+        </w:rPr>
+      </w:pPr>
+      <w:r>
+        <w:rPr>
+          <w:rFonts w:ascii="Droid Sans Mono;monospace;monospace" w:hAnsi="Droid Sans Mono;monospace;monospace"/>
+          <w:b w:val="false"/>
+          <w:color w:val="CE9178"/>
+          <w:sz w:val="21"/>
+          <w:shd w:fill="1F1F1F" w:val="clear"/>
+        </w:rPr>
+        <w:t>"Z"</w:t>
+      </w:r>
+      <w:r>
+        <w:rPr>
+          <w:rFonts w:ascii="Droid Sans Mono;monospace;monospace" w:hAnsi="Droid Sans Mono;monospace;monospace"/>
+          <w:b w:val="false"/>
+          <w:color w:val="CCCCCC"/>
+          <w:sz w:val="21"/>
+          <w:shd w:fill="1F1F1F" w:val="clear"/>
+        </w:rPr>
+        <w:t xml:space="preserve">: </w:t>
+      </w:r>
+      <w:r>
+        <w:rPr>
+          <w:rFonts w:ascii="Droid Sans Mono;monospace;monospace" w:hAnsi="Droid Sans Mono;monospace;monospace"/>
+          <w:b w:val="false"/>
+          <w:color w:val="CE9178"/>
+          <w:sz w:val="21"/>
+          <w:shd w:fill="1F1F1F" w:val="clear"/>
+        </w:rPr>
+        <w:t>"Spurious Entry"</w:t>
+      </w:r>
+    </w:p>
+    <w:p>
+      <w:pPr>
+        <w:pStyle w:val="Normal"/>
+        <w:bidi w:val="0"/>
+        <w:spacing w:lineRule="atLeast" w:line="285"/>
+        <w:ind w:hanging="0" w:start="0" w:end="0"/>
+        <w:jc w:val="start"/>
+        <w:rPr>
+          <w:rFonts w:ascii="Droid Sans Mono;monospace;monospace" w:hAnsi="Droid Sans Mono;monospace;monospace"/>
+          <w:b w:val="false"/>
+          <w:color w:val="CCCCCC"/>
+          <w:sz w:val="21"/>
+          <w:shd w:fill="1F1F1F" w:val="clear"/>
+        </w:rPr>
+      </w:pPr>
+      <w:r>
+        <w:rPr>
+          <w:rFonts w:ascii="Droid Sans Mono;monospace;monospace" w:hAnsi="Droid Sans Mono;monospace;monospace"/>
+          <w:b w:val="false"/>
+          <w:color w:val="CCCCCC"/>
+          <w:sz w:val="21"/>
+          <w:shd w:fill="1F1F1F" w:val="clear"/>
+        </w:rPr>
+        <w:t>}</w:t>
+      </w:r>
+    </w:p>
+    <w:p>
+      <w:pPr>
+        <w:pStyle w:val="Normal"/>
+        <w:bidi w:val="0"/>
+        <w:spacing w:lineRule="atLeast" w:line="285"/>
+        <w:jc w:val="start"/>
+        <w:rPr>
+          <w:rFonts w:ascii="Droid Sans Mono;monospace;monospace" w:hAnsi="Droid Sans Mono;monospace;monospace"/>
+          <w:b w:val="false"/>
+          <w:color w:val="CCCCCC"/>
+          <w:sz w:val="21"/>
+          <w:shd w:fill="1F1F1F" w:val="clear"/>
+        </w:rPr>
+      </w:pPr>
+      <w:r>
+        <w:rPr>
+          <w:rFonts w:ascii="Droid Sans Mono;monospace;monospace" w:hAnsi="Droid Sans Mono;monospace;monospace"/>
+          <w:b w:val="false"/>
+          <w:color w:val="CCCCCC"/>
+          <w:sz w:val="21"/>
+          <w:shd w:fill="1F1F1F" w:val="clear"/>
+        </w:rPr>
+      </w:r>
+    </w:p>
+    <w:p>
+      <w:pPr>
+        <w:pStyle w:val="Normal"/>
+        <w:widowControl/>
+        <w:bidi w:val="0"/>
+        <w:spacing w:before="0" w:after="0"/>
+        <w:jc w:val="start"/>
+        <w:rPr>
+          <w:rFonts w:ascii="Arial" w:hAnsi="Arial" w:cs="Arial"/>
+          <w:szCs w:val="24"/>
+        </w:rPr>
+      </w:pPr>
+      <w:r>
+        <w:rPr>
+          <w:rFonts w:eastAsia="Arial" w:cs="Arial" w:ascii="Arial" w:hAnsi="Arial"/>
+          <w:kern w:val="0"/>
+          <w:szCs w:val="24"/>
+          <w:lang w:val="en-GB" w:eastAsia="en-US" w:bidi="ar-SA"/>
+        </w:rPr>
+        <w:t xml:space="preserve">The </w:t>
+      </w:r>
+      <w:r>
+        <w:rPr>
+          <w:rFonts w:eastAsia="Arial" w:cs="Arial" w:ascii="Arial" w:hAnsi="Arial"/>
+          <w:kern w:val="0"/>
+          <w:szCs w:val="24"/>
+          <w:lang w:val="en-GB" w:eastAsia="en-US" w:bidi="ar-SA"/>
+        </w:rPr>
+        <w:t xml:space="preserve">type field </w:t>
+      </w:r>
+      <w:r>
+        <w:rPr>
+          <w:rFonts w:eastAsia="Arial" w:cs="Arial" w:ascii="Arial" w:hAnsi="Arial"/>
+          <w:kern w:val="0"/>
+          <w:szCs w:val="24"/>
+          <w:lang w:val="en-GB" w:eastAsia="en-US" w:bidi="ar-SA"/>
+        </w:rPr>
+        <w:t>included “spurious” and “unknown” entries which were removed to cut down on the size of the data in memory. The category field included codes for both a primary and secondary category such as Scientific Studies and Astronomy; I split these into two columns for ease of processing.</w:t>
+      </w:r>
+    </w:p>
+    <w:p>
+      <w:pPr>
+        <w:pStyle w:val="Normal"/>
+        <w:widowControl/>
+        <w:bidi w:val="0"/>
+        <w:spacing w:before="0" w:after="0"/>
+        <w:jc w:val="start"/>
+        <w:rPr>
+          <w:rFonts w:ascii="Arial" w:hAnsi="Arial" w:cs="Arial"/>
+          <w:szCs w:val="24"/>
+        </w:rPr>
+      </w:pPr>
+      <w:r>
+        <w:rPr>
+          <w:rFonts w:eastAsia="Arial" w:ascii="Arial" w:hAnsi="Arial"/>
+          <w:kern w:val="0"/>
+          <w:lang w:val="en-GB" w:eastAsia="en-US" w:bidi="ar-SA"/>
+        </w:rPr>
+      </w:r>
+    </w:p>
+    <w:p>
+      <w:pPr>
+        <w:pStyle w:val="Normal"/>
+        <w:widowControl/>
+        <w:bidi w:val="0"/>
+        <w:spacing w:before="0" w:after="0"/>
+        <w:jc w:val="start"/>
+        <w:rPr>
+          <w:rFonts w:ascii="Arial" w:hAnsi="Arial" w:cs="Arial"/>
+          <w:szCs w:val="24"/>
+        </w:rPr>
+      </w:pPr>
+      <w:r>
+        <w:rPr>
+          <w:rFonts w:eastAsia="Arial" w:cs="Arial" w:ascii="Arial" w:hAnsi="Arial"/>
+          <w:b/>
+          <w:bCs/>
+          <w:kern w:val="0"/>
+          <w:szCs w:val="24"/>
+          <w:lang w:val="en-GB" w:eastAsia="en-US" w:bidi="ar-SA"/>
+        </w:rPr>
+        <w:t xml:space="preserve">Design principles and tools used to create the storyboard and infographics. </w:t>
+      </w:r>
+    </w:p>
+    <w:p>
+      <w:pPr>
+        <w:pStyle w:val="Normal"/>
+        <w:widowControl/>
+        <w:bidi w:val="0"/>
+        <w:spacing w:before="0" w:after="0"/>
+        <w:jc w:val="start"/>
+        <w:rPr>
+          <w:rFonts w:ascii="Arial" w:hAnsi="Arial" w:cs="Arial"/>
+          <w:szCs w:val="24"/>
+        </w:rPr>
+      </w:pPr>
+      <w:r>
+        <w:rPr>
+          <w:rFonts w:eastAsia="Arial" w:ascii="Arial" w:hAnsi="Arial"/>
+          <w:b/>
+          <w:bCs/>
+          <w:kern w:val="0"/>
+          <w:lang w:val="en-GB" w:eastAsia="en-US" w:bidi="ar-SA"/>
+        </w:rPr>
+      </w:r>
+    </w:p>
+    <w:p>
+      <w:pPr>
+        <w:pStyle w:val="Normal"/>
+        <w:widowControl/>
+        <w:bidi w:val="0"/>
+        <w:spacing w:before="0" w:after="0"/>
+        <w:jc w:val="start"/>
+        <w:rPr>
+          <w:rFonts w:ascii="Arial" w:hAnsi="Arial" w:cs="Arial"/>
+          <w:szCs w:val="24"/>
+        </w:rPr>
+      </w:pPr>
+      <w:r>
+        <w:rPr>
+          <w:rFonts w:eastAsia="Arial" w:ascii="Arial" w:hAnsi="Arial"/>
+          <w:kern w:val="0"/>
+          <w:lang w:val="en-GB" w:eastAsia="en-US" w:bidi="ar-SA"/>
+        </w:rPr>
+      </w:r>
+    </w:p>
+    <w:p>
+      <w:pPr>
+        <w:pStyle w:val="Normal"/>
+        <w:widowControl/>
+        <w:bidi w:val="0"/>
+        <w:spacing w:before="0" w:after="0"/>
+        <w:jc w:val="start"/>
+        <w:rPr>
+          <w:rFonts w:ascii="Arial" w:hAnsi="Arial" w:cs="Arial"/>
+          <w:szCs w:val="24"/>
+        </w:rPr>
+      </w:pPr>
+      <w:r>
+        <w:rPr>
+          <w:rFonts w:eastAsia="Arial" w:ascii="Arial" w:hAnsi="Arial"/>
+          <w:kern w:val="0"/>
+          <w:lang w:val="en-GB" w:eastAsia="en-US" w:bidi="ar-SA"/>
+        </w:rPr>
+      </w:r>
+    </w:p>
+    <w:p>
+      <w:pPr>
+        <w:pStyle w:val="Normal"/>
+        <w:widowControl/>
+        <w:bidi w:val="0"/>
+        <w:spacing w:before="0" w:after="0"/>
+        <w:jc w:val="start"/>
+        <w:rPr>
+          <w:rFonts w:ascii="Arial" w:hAnsi="Arial" w:cs="Arial"/>
+          <w:szCs w:val="24"/>
+        </w:rPr>
+      </w:pPr>
+      <w:r>
+        <w:rPr>
+          <w:rFonts w:eastAsia="Arial" w:ascii="Arial" w:hAnsi="Arial"/>
+          <w:kern w:val="0"/>
+          <w:lang w:val="en-GB" w:eastAsia="en-US" w:bidi="ar-SA"/>
+        </w:rPr>
+      </w:r>
+    </w:p>
+    <w:p>
+      <w:pPr>
+        <w:pStyle w:val="Normal"/>
+        <w:widowControl/>
+        <w:bidi w:val="0"/>
+        <w:spacing w:before="0" w:after="0"/>
+        <w:jc w:val="start"/>
+        <w:rPr>
+          <w:rFonts w:ascii="Arial" w:hAnsi="Arial" w:cs="Arial"/>
+          <w:szCs w:val="24"/>
+        </w:rPr>
+      </w:pPr>
+      <w:r>
+        <w:rPr>
+          <w:rFonts w:eastAsia="Arial" w:ascii="Arial" w:hAnsi="Arial"/>
+          <w:kern w:val="0"/>
+          <w:lang w:val="en-GB" w:eastAsia="en-US" w:bidi="ar-SA"/>
+        </w:rPr>
+      </w:r>
+    </w:p>
+    <w:p>
+      <w:pPr>
+        <w:pStyle w:val="Normal"/>
+        <w:widowControl/>
+        <w:bidi w:val="0"/>
+        <w:spacing w:before="0" w:after="0"/>
+        <w:jc w:val="start"/>
+        <w:rPr>
+          <w:rFonts w:ascii="Arial" w:hAnsi="Arial" w:cs="Arial"/>
+          <w:szCs w:val="24"/>
+        </w:rPr>
+      </w:pPr>
+      <w:r>
+        <w:rPr>
+          <w:rFonts w:eastAsia="Arial" w:ascii="Arial" w:hAnsi="Arial"/>
           <w:kern w:val="0"/>
           <w:lang w:val="en-GB" w:eastAsia="en-US" w:bidi="ar-SA"/>
         </w:rPr>
@@ -2812,6 +6648,417 @@
   <w:abstractNum w:abstractNumId="2">
     <w:lvl w:ilvl="0">
       <w:start w:val="1"/>
+      <w:numFmt w:val="bullet"/>
+      <w:lvlText w:val=""/>
+      <w:lvlJc w:val="start"/>
+      <w:pPr>
+        <w:tabs>
+          <w:tab w:val="num" w:pos="720"/>
+        </w:tabs>
+        <w:ind w:start="720" w:hanging="360"/>
+      </w:pPr>
+      <w:rPr>
+        <w:rFonts w:ascii="Symbol" w:hAnsi="Symbol" w:cs="Symbol" w:hint="default"/>
+      </w:rPr>
+    </w:lvl>
+    <w:lvl w:ilvl="1">
+      <w:start w:val="1"/>
+      <w:numFmt w:val="bullet"/>
+      <w:lvlText w:val="◦"/>
+      <w:lvlJc w:val="start"/>
+      <w:pPr>
+        <w:tabs>
+          <w:tab w:val="num" w:pos="1080"/>
+        </w:tabs>
+        <w:ind w:start="1080" w:hanging="360"/>
+      </w:pPr>
+      <w:rPr>
+        <w:rFonts w:ascii="OpenSymbol" w:hAnsi="OpenSymbol" w:cs="OpenSymbol" w:hint="default"/>
+      </w:rPr>
+    </w:lvl>
+    <w:lvl w:ilvl="2">
+      <w:start w:val="1"/>
+      <w:numFmt w:val="bullet"/>
+      <w:lvlText w:val="▪"/>
+      <w:lvlJc w:val="start"/>
+      <w:pPr>
+        <w:tabs>
+          <w:tab w:val="num" w:pos="1440"/>
+        </w:tabs>
+        <w:ind w:start="1440" w:hanging="360"/>
+      </w:pPr>
+      <w:rPr>
+        <w:rFonts w:ascii="OpenSymbol" w:hAnsi="OpenSymbol" w:cs="OpenSymbol" w:hint="default"/>
+      </w:rPr>
+    </w:lvl>
+    <w:lvl w:ilvl="3">
+      <w:start w:val="1"/>
+      <w:numFmt w:val="bullet"/>
+      <w:lvlText w:val=""/>
+      <w:lvlJc w:val="start"/>
+      <w:pPr>
+        <w:tabs>
+          <w:tab w:val="num" w:pos="1800"/>
+        </w:tabs>
+        <w:ind w:start="1800" w:hanging="360"/>
+      </w:pPr>
+      <w:rPr>
+        <w:rFonts w:ascii="Symbol" w:hAnsi="Symbol" w:cs="Symbol" w:hint="default"/>
+      </w:rPr>
+    </w:lvl>
+    <w:lvl w:ilvl="4">
+      <w:start w:val="1"/>
+      <w:numFmt w:val="bullet"/>
+      <w:lvlText w:val="◦"/>
+      <w:lvlJc w:val="start"/>
+      <w:pPr>
+        <w:tabs>
+          <w:tab w:val="num" w:pos="2160"/>
+        </w:tabs>
+        <w:ind w:start="2160" w:hanging="360"/>
+      </w:pPr>
+      <w:rPr>
+        <w:rFonts w:ascii="OpenSymbol" w:hAnsi="OpenSymbol" w:cs="OpenSymbol" w:hint="default"/>
+      </w:rPr>
+    </w:lvl>
+    <w:lvl w:ilvl="5">
+      <w:start w:val="1"/>
+      <w:numFmt w:val="bullet"/>
+      <w:lvlText w:val="▪"/>
+      <w:lvlJc w:val="start"/>
+      <w:pPr>
+        <w:tabs>
+          <w:tab w:val="num" w:pos="2520"/>
+        </w:tabs>
+        <w:ind w:start="2520" w:hanging="360"/>
+      </w:pPr>
+      <w:rPr>
+        <w:rFonts w:ascii="OpenSymbol" w:hAnsi="OpenSymbol" w:cs="OpenSymbol" w:hint="default"/>
+      </w:rPr>
+    </w:lvl>
+    <w:lvl w:ilvl="6">
+      <w:start w:val="1"/>
+      <w:numFmt w:val="bullet"/>
+      <w:lvlText w:val=""/>
+      <w:lvlJc w:val="start"/>
+      <w:pPr>
+        <w:tabs>
+          <w:tab w:val="num" w:pos="2880"/>
+        </w:tabs>
+        <w:ind w:start="2880" w:hanging="360"/>
+      </w:pPr>
+      <w:rPr>
+        <w:rFonts w:ascii="Symbol" w:hAnsi="Symbol" w:cs="Symbol" w:hint="default"/>
+      </w:rPr>
+    </w:lvl>
+    <w:lvl w:ilvl="7">
+      <w:start w:val="1"/>
+      <w:numFmt w:val="bullet"/>
+      <w:lvlText w:val="◦"/>
+      <w:lvlJc w:val="start"/>
+      <w:pPr>
+        <w:tabs>
+          <w:tab w:val="num" w:pos="3240"/>
+        </w:tabs>
+        <w:ind w:start="3240" w:hanging="360"/>
+      </w:pPr>
+      <w:rPr>
+        <w:rFonts w:ascii="OpenSymbol" w:hAnsi="OpenSymbol" w:cs="OpenSymbol" w:hint="default"/>
+      </w:rPr>
+    </w:lvl>
+    <w:lvl w:ilvl="8">
+      <w:start w:val="1"/>
+      <w:numFmt w:val="bullet"/>
+      <w:lvlText w:val="▪"/>
+      <w:lvlJc w:val="start"/>
+      <w:pPr>
+        <w:tabs>
+          <w:tab w:val="num" w:pos="3600"/>
+        </w:tabs>
+        <w:ind w:start="3600" w:hanging="360"/>
+      </w:pPr>
+      <w:rPr>
+        <w:rFonts w:ascii="OpenSymbol" w:hAnsi="OpenSymbol" w:cs="OpenSymbol" w:hint="default"/>
+      </w:rPr>
+    </w:lvl>
+  </w:abstractNum>
+  <w:abstractNum w:abstractNumId="3">
+    <w:lvl w:ilvl="0">
+      <w:start w:val="1"/>
+      <w:numFmt w:val="bullet"/>
+      <w:lvlText w:val=""/>
+      <w:lvlJc w:val="start"/>
+      <w:pPr>
+        <w:tabs>
+          <w:tab w:val="num" w:pos="720"/>
+        </w:tabs>
+        <w:ind w:start="720" w:hanging="360"/>
+      </w:pPr>
+      <w:rPr>
+        <w:rFonts w:ascii="Symbol" w:hAnsi="Symbol" w:cs="Symbol" w:hint="default"/>
+      </w:rPr>
+    </w:lvl>
+    <w:lvl w:ilvl="1">
+      <w:start w:val="1"/>
+      <w:numFmt w:val="bullet"/>
+      <w:lvlText w:val="◦"/>
+      <w:lvlJc w:val="start"/>
+      <w:pPr>
+        <w:tabs>
+          <w:tab w:val="num" w:pos="1080"/>
+        </w:tabs>
+        <w:ind w:start="1080" w:hanging="360"/>
+      </w:pPr>
+      <w:rPr>
+        <w:rFonts w:ascii="OpenSymbol" w:hAnsi="OpenSymbol" w:cs="OpenSymbol" w:hint="default"/>
+      </w:rPr>
+    </w:lvl>
+    <w:lvl w:ilvl="2">
+      <w:start w:val="1"/>
+      <w:numFmt w:val="bullet"/>
+      <w:lvlText w:val="▪"/>
+      <w:lvlJc w:val="start"/>
+      <w:pPr>
+        <w:tabs>
+          <w:tab w:val="num" w:pos="1440"/>
+        </w:tabs>
+        <w:ind w:start="1440" w:hanging="360"/>
+      </w:pPr>
+      <w:rPr>
+        <w:rFonts w:ascii="OpenSymbol" w:hAnsi="OpenSymbol" w:cs="OpenSymbol" w:hint="default"/>
+      </w:rPr>
+    </w:lvl>
+    <w:lvl w:ilvl="3">
+      <w:start w:val="1"/>
+      <w:numFmt w:val="bullet"/>
+      <w:lvlText w:val=""/>
+      <w:lvlJc w:val="start"/>
+      <w:pPr>
+        <w:tabs>
+          <w:tab w:val="num" w:pos="1800"/>
+        </w:tabs>
+        <w:ind w:start="1800" w:hanging="360"/>
+      </w:pPr>
+      <w:rPr>
+        <w:rFonts w:ascii="Symbol" w:hAnsi="Symbol" w:cs="Symbol" w:hint="default"/>
+      </w:rPr>
+    </w:lvl>
+    <w:lvl w:ilvl="4">
+      <w:start w:val="1"/>
+      <w:numFmt w:val="bullet"/>
+      <w:lvlText w:val="◦"/>
+      <w:lvlJc w:val="start"/>
+      <w:pPr>
+        <w:tabs>
+          <w:tab w:val="num" w:pos="2160"/>
+        </w:tabs>
+        <w:ind w:start="2160" w:hanging="360"/>
+      </w:pPr>
+      <w:rPr>
+        <w:rFonts w:ascii="OpenSymbol" w:hAnsi="OpenSymbol" w:cs="OpenSymbol" w:hint="default"/>
+      </w:rPr>
+    </w:lvl>
+    <w:lvl w:ilvl="5">
+      <w:start w:val="1"/>
+      <w:numFmt w:val="bullet"/>
+      <w:lvlText w:val="▪"/>
+      <w:lvlJc w:val="start"/>
+      <w:pPr>
+        <w:tabs>
+          <w:tab w:val="num" w:pos="2520"/>
+        </w:tabs>
+        <w:ind w:start="2520" w:hanging="360"/>
+      </w:pPr>
+      <w:rPr>
+        <w:rFonts w:ascii="OpenSymbol" w:hAnsi="OpenSymbol" w:cs="OpenSymbol" w:hint="default"/>
+      </w:rPr>
+    </w:lvl>
+    <w:lvl w:ilvl="6">
+      <w:start w:val="1"/>
+      <w:numFmt w:val="bullet"/>
+      <w:lvlText w:val=""/>
+      <w:lvlJc w:val="start"/>
+      <w:pPr>
+        <w:tabs>
+          <w:tab w:val="num" w:pos="2880"/>
+        </w:tabs>
+        <w:ind w:start="2880" w:hanging="360"/>
+      </w:pPr>
+      <w:rPr>
+        <w:rFonts w:ascii="Symbol" w:hAnsi="Symbol" w:cs="Symbol" w:hint="default"/>
+      </w:rPr>
+    </w:lvl>
+    <w:lvl w:ilvl="7">
+      <w:start w:val="1"/>
+      <w:numFmt w:val="bullet"/>
+      <w:lvlText w:val="◦"/>
+      <w:lvlJc w:val="start"/>
+      <w:pPr>
+        <w:tabs>
+          <w:tab w:val="num" w:pos="3240"/>
+        </w:tabs>
+        <w:ind w:start="3240" w:hanging="360"/>
+      </w:pPr>
+      <w:rPr>
+        <w:rFonts w:ascii="OpenSymbol" w:hAnsi="OpenSymbol" w:cs="OpenSymbol" w:hint="default"/>
+      </w:rPr>
+    </w:lvl>
+    <w:lvl w:ilvl="8">
+      <w:start w:val="1"/>
+      <w:numFmt w:val="bullet"/>
+      <w:lvlText w:val="▪"/>
+      <w:lvlJc w:val="start"/>
+      <w:pPr>
+        <w:tabs>
+          <w:tab w:val="num" w:pos="3600"/>
+        </w:tabs>
+        <w:ind w:start="3600" w:hanging="360"/>
+      </w:pPr>
+      <w:rPr>
+        <w:rFonts w:ascii="OpenSymbol" w:hAnsi="OpenSymbol" w:cs="OpenSymbol" w:hint="default"/>
+      </w:rPr>
+    </w:lvl>
+  </w:abstractNum>
+  <w:abstractNum w:abstractNumId="4">
+    <w:lvl w:ilvl="0">
+      <w:start w:val="1"/>
+      <w:numFmt w:val="bullet"/>
+      <w:lvlText w:val=""/>
+      <w:lvlJc w:val="start"/>
+      <w:pPr>
+        <w:tabs>
+          <w:tab w:val="num" w:pos="720"/>
+        </w:tabs>
+        <w:ind w:start="720" w:hanging="360"/>
+      </w:pPr>
+      <w:rPr>
+        <w:rFonts w:ascii="Symbol" w:hAnsi="Symbol" w:cs="Symbol" w:hint="default"/>
+      </w:rPr>
+    </w:lvl>
+    <w:lvl w:ilvl="1">
+      <w:start w:val="1"/>
+      <w:numFmt w:val="bullet"/>
+      <w:lvlText w:val="◦"/>
+      <w:lvlJc w:val="start"/>
+      <w:pPr>
+        <w:tabs>
+          <w:tab w:val="num" w:pos="1080"/>
+        </w:tabs>
+        <w:ind w:start="1080" w:hanging="360"/>
+      </w:pPr>
+      <w:rPr>
+        <w:rFonts w:ascii="OpenSymbol" w:hAnsi="OpenSymbol" w:cs="OpenSymbol" w:hint="default"/>
+      </w:rPr>
+    </w:lvl>
+    <w:lvl w:ilvl="2">
+      <w:start w:val="1"/>
+      <w:numFmt w:val="bullet"/>
+      <w:lvlText w:val="▪"/>
+      <w:lvlJc w:val="start"/>
+      <w:pPr>
+        <w:tabs>
+          <w:tab w:val="num" w:pos="1440"/>
+        </w:tabs>
+        <w:ind w:start="1440" w:hanging="360"/>
+      </w:pPr>
+      <w:rPr>
+        <w:rFonts w:ascii="OpenSymbol" w:hAnsi="OpenSymbol" w:cs="OpenSymbol" w:hint="default"/>
+      </w:rPr>
+    </w:lvl>
+    <w:lvl w:ilvl="3">
+      <w:start w:val="1"/>
+      <w:numFmt w:val="bullet"/>
+      <w:lvlText w:val=""/>
+      <w:lvlJc w:val="start"/>
+      <w:pPr>
+        <w:tabs>
+          <w:tab w:val="num" w:pos="1800"/>
+        </w:tabs>
+        <w:ind w:start="1800" w:hanging="360"/>
+      </w:pPr>
+      <w:rPr>
+        <w:rFonts w:ascii="Symbol" w:hAnsi="Symbol" w:cs="Symbol" w:hint="default"/>
+      </w:rPr>
+    </w:lvl>
+    <w:lvl w:ilvl="4">
+      <w:start w:val="1"/>
+      <w:numFmt w:val="bullet"/>
+      <w:lvlText w:val="◦"/>
+      <w:lvlJc w:val="start"/>
+      <w:pPr>
+        <w:tabs>
+          <w:tab w:val="num" w:pos="2160"/>
+        </w:tabs>
+        <w:ind w:start="2160" w:hanging="360"/>
+      </w:pPr>
+      <w:rPr>
+        <w:rFonts w:ascii="OpenSymbol" w:hAnsi="OpenSymbol" w:cs="OpenSymbol" w:hint="default"/>
+      </w:rPr>
+    </w:lvl>
+    <w:lvl w:ilvl="5">
+      <w:start w:val="1"/>
+      <w:numFmt w:val="bullet"/>
+      <w:lvlText w:val="▪"/>
+      <w:lvlJc w:val="start"/>
+      <w:pPr>
+        <w:tabs>
+          <w:tab w:val="num" w:pos="2520"/>
+        </w:tabs>
+        <w:ind w:start="2520" w:hanging="360"/>
+      </w:pPr>
+      <w:rPr>
+        <w:rFonts w:ascii="OpenSymbol" w:hAnsi="OpenSymbol" w:cs="OpenSymbol" w:hint="default"/>
+      </w:rPr>
+    </w:lvl>
+    <w:lvl w:ilvl="6">
+      <w:start w:val="1"/>
+      <w:numFmt w:val="bullet"/>
+      <w:lvlText w:val=""/>
+      <w:lvlJc w:val="start"/>
+      <w:pPr>
+        <w:tabs>
+          <w:tab w:val="num" w:pos="2880"/>
+        </w:tabs>
+        <w:ind w:start="2880" w:hanging="360"/>
+      </w:pPr>
+      <w:rPr>
+        <w:rFonts w:ascii="Symbol" w:hAnsi="Symbol" w:cs="Symbol" w:hint="default"/>
+      </w:rPr>
+    </w:lvl>
+    <w:lvl w:ilvl="7">
+      <w:start w:val="1"/>
+      <w:numFmt w:val="bullet"/>
+      <w:lvlText w:val="◦"/>
+      <w:lvlJc w:val="start"/>
+      <w:pPr>
+        <w:tabs>
+          <w:tab w:val="num" w:pos="3240"/>
+        </w:tabs>
+        <w:ind w:start="3240" w:hanging="360"/>
+      </w:pPr>
+      <w:rPr>
+        <w:rFonts w:ascii="OpenSymbol" w:hAnsi="OpenSymbol" w:cs="OpenSymbol" w:hint="default"/>
+      </w:rPr>
+    </w:lvl>
+    <w:lvl w:ilvl="8">
+      <w:start w:val="1"/>
+      <w:numFmt w:val="bullet"/>
+      <w:lvlText w:val="▪"/>
+      <w:lvlJc w:val="start"/>
+      <w:pPr>
+        <w:tabs>
+          <w:tab w:val="num" w:pos="3600"/>
+        </w:tabs>
+        <w:ind w:start="3600" w:hanging="360"/>
+      </w:pPr>
+      <w:rPr>
+        <w:rFonts w:ascii="OpenSymbol" w:hAnsi="OpenSymbol" w:cs="OpenSymbol" w:hint="default"/>
+      </w:rPr>
+    </w:lvl>
+  </w:abstractNum>
+  <w:abstractNum w:abstractNumId="5">
+    <w:lvl w:ilvl="0">
+      <w:start w:val="1"/>
       <w:numFmt w:val="none"/>
       <w:suff w:val="nothing"/>
       <w:lvlText w:val=""/>
@@ -2933,6 +7180,15 @@
   </w:num>
   <w:num w:numId="2">
     <w:abstractNumId w:val="2"/>
+  </w:num>
+  <w:num w:numId="3">
+    <w:abstractNumId w:val="3"/>
+  </w:num>
+  <w:num w:numId="4">
+    <w:abstractNumId w:val="4"/>
+  </w:num>
+  <w:num w:numId="5">
+    <w:abstractNumId w:val="5"/>
   </w:num>
 </w:numbering>
 </file>
@@ -3058,6 +7314,29 @@
     </w:pPr>
     <w:rPr>
       <w:rFonts w:cs="Noto Sans Devanagari"/>
+    </w:rPr>
+  </w:style>
+  <w:style w:type="paragraph" w:styleId="TableContents">
+    <w:name w:val="Table Contents"/>
+    <w:basedOn w:val="Normal"/>
+    <w:qFormat/>
+    <w:pPr>
+      <w:widowControl w:val="false"/>
+      <w:suppressLineNumbers/>
+    </w:pPr>
+    <w:rPr/>
+  </w:style>
+  <w:style w:type="paragraph" w:styleId="TableHeading">
+    <w:name w:val="Table Heading"/>
+    <w:basedOn w:val="TableContents"/>
+    <w:qFormat/>
+    <w:pPr>
+      <w:suppressLineNumbers/>
+      <w:jc w:val="center"/>
+    </w:pPr>
+    <w:rPr>
+      <w:b/>
+      <w:bCs/>
     </w:rPr>
   </w:style>
 </w:styles>

--- a/assessment/writ1/dat5001-tomrowan-st20285213-writ1.docx
+++ b/assessment/writ1/dat5001-tomrowan-st20285213-writ1.docx
@@ -44,8 +44,8 @@
         </w:rPr>
       </w:pPr>
       <w:bookmarkStart w:id="1" w:name="__RefHeading___Toc4629_3546879363"/>
-      <w:bookmarkStart w:id="2" w:name="_Toc199754777"/>
-      <w:bookmarkStart w:id="3" w:name="_Toc155876009"/>
+      <w:bookmarkStart w:id="2" w:name="_Toc155876009"/>
+      <w:bookmarkStart w:id="3" w:name="_Toc199754777"/>
       <w:bookmarkEnd w:id="1"/>
       <w:r>
         <w:rPr>
@@ -213,8 +213,8 @@
         </w:rPr>
       </w:pPr>
       <w:bookmarkStart w:id="6" w:name="__RefHeading___Toc4633_3546879363"/>
-      <w:bookmarkStart w:id="7" w:name="_Toc199754779"/>
-      <w:bookmarkStart w:id="8" w:name="_Toc155876011"/>
+      <w:bookmarkStart w:id="7" w:name="_Toc155876011"/>
+      <w:bookmarkStart w:id="8" w:name="_Toc199754779"/>
       <w:bookmarkEnd w:id="6"/>
       <w:r>
         <w:rPr>
@@ -240,6 +240,65 @@
       </w:r>
       <w:r>
         <w:br w:type="page"/>
+      </w:r>
+    </w:p>
+    <w:p>
+      <w:pPr>
+        <w:pStyle w:val="Normal"/>
+        <w:widowControl/>
+        <w:bidi w:val="0"/>
+        <w:spacing w:before="0" w:after="0"/>
+        <w:jc w:val="both"/>
+        <w:rPr>
+          <w:rFonts w:ascii="Nimbus Sans" w:hAnsi="Nimbus Sans"/>
+          <w:sz w:val="24"/>
+          <w:szCs w:val="24"/>
+          <w:lang w:val="en-GB"/>
+        </w:rPr>
+      </w:pPr>
+      <w:r>
+        <w:rPr>
+          <w:rFonts w:ascii="Nimbus Sans" w:hAnsi="Nimbus Sans"/>
+          <w:sz w:val="24"/>
+          <w:szCs w:val="24"/>
+          <w:lang w:val="en-GB"/>
+        </w:rPr>
+      </w:r>
+    </w:p>
+    <w:p>
+      <w:pPr>
+        <w:pStyle w:val="Title"/>
+        <w:rPr/>
+      </w:pPr>
+      <w:r>
+        <w:rPr/>
+        <w:t>From Launch to Litter: Orbital Overload</w:t>
+      </w:r>
+      <w:r>
+        <w:br w:type="page"/>
+      </w:r>
+    </w:p>
+    <w:p>
+      <w:pPr>
+        <w:pStyle w:val="Normal"/>
+        <w:widowControl/>
+        <w:bidi w:val="0"/>
+        <w:spacing w:before="0" w:after="0"/>
+        <w:jc w:val="both"/>
+        <w:rPr>
+          <w:rFonts w:ascii="Nimbus Sans" w:hAnsi="Nimbus Sans"/>
+          <w:sz w:val="24"/>
+          <w:szCs w:val="24"/>
+          <w:lang w:val="en-GB"/>
+        </w:rPr>
+      </w:pPr>
+      <w:r>
+        <w:rPr>
+          <w:rFonts w:ascii="Nimbus Sans" w:hAnsi="Nimbus Sans"/>
+          <w:sz w:val="24"/>
+          <w:szCs w:val="24"/>
+          <w:lang w:val="en-GB"/>
+        </w:rPr>
       </w:r>
     </w:p>
     <w:p>
@@ -386,7 +445,7 @@
               </w:rPr>
               <w:t>Part 1 - Introduction</w:t>
               <w:tab/>
-              <w:t>3</w:t>
+              <w:t>4</w:t>
             </w:r>
           </w:hyperlink>
         </w:p>
@@ -406,7 +465,7 @@
               </w:rPr>
               <w:t>Part 2 – Materials and Methods</w:t>
               <w:tab/>
-              <w:t>5</w:t>
+              <w:t>6</w:t>
             </w:r>
           </w:hyperlink>
         </w:p>
@@ -426,7 +485,7 @@
               </w:rPr>
               <w:t>Data Collection</w:t>
               <w:tab/>
-              <w:t>5</w:t>
+              <w:t>6</w:t>
             </w:r>
           </w:hyperlink>
         </w:p>
@@ -446,7 +505,7 @@
               </w:rPr>
               <w:t>Data Cleaning and Processing</w:t>
               <w:tab/>
-              <w:t>6</w:t>
+              <w:t>7</w:t>
             </w:r>
           </w:hyperlink>
         </w:p>
@@ -466,7 +525,7 @@
               </w:rPr>
               <w:t>Data Cleaning</w:t>
               <w:tab/>
-              <w:t>6</w:t>
+              <w:t>7</w:t>
             </w:r>
           </w:hyperlink>
         </w:p>
@@ -486,7 +545,7 @@
               </w:rPr>
               <w:t>Feature Engineering</w:t>
               <w:tab/>
-              <w:t>7</w:t>
+              <w:t>8</w:t>
             </w:r>
           </w:hyperlink>
         </w:p>
@@ -506,7 +565,7 @@
               </w:rPr>
               <w:t>Saved for Future Use</w:t>
               <w:tab/>
-              <w:t>10</w:t>
+              <w:t>11</w:t>
             </w:r>
           </w:hyperlink>
         </w:p>
@@ -526,7 +585,27 @@
               </w:rPr>
               <w:t>Design Principles and Tools</w:t>
               <w:tab/>
-              <w:t>11</w:t>
+              <w:t>12</w:t>
+            </w:r>
+          </w:hyperlink>
+        </w:p>
+        <w:p>
+          <w:pPr>
+            <w:pStyle w:val="TOC3"/>
+            <w:tabs>
+              <w:tab w:val="clear" w:pos="9071"/>
+              <w:tab w:val="right" w:pos="9637" w:leader="dot"/>
+            </w:tabs>
+            <w:rPr/>
+          </w:pPr>
+          <w:hyperlink w:anchor="__RefHeading___Toc4864_3613666628">
+            <w:r>
+              <w:rPr>
+                <w:rStyle w:val="IndexLink"/>
+              </w:rPr>
+              <w:t>Tool Selection</w:t>
+              <w:tab/>
+              <w:t>12</w:t>
             </w:r>
           </w:hyperlink>
         </w:p>
@@ -546,7 +625,7 @@
               </w:rPr>
               <w:t>Palette Selection</w:t>
               <w:tab/>
-              <w:t>11</w:t>
+              <w:t>12</w:t>
             </w:r>
           </w:hyperlink>
         </w:p>
@@ -566,7 +645,7 @@
               </w:rPr>
               <w:t>Chart Selection</w:t>
               <w:tab/>
-              <w:t>11</w:t>
+              <w:t>13</w:t>
             </w:r>
           </w:hyperlink>
         </w:p>
@@ -586,7 +665,7 @@
               </w:rPr>
               <w:t>Part 3 (Results) – From Launch to Litter</w:t>
               <w:tab/>
-              <w:t>12</w:t>
+              <w:t>14</w:t>
             </w:r>
           </w:hyperlink>
         </w:p>
@@ -606,7 +685,7 @@
               </w:rPr>
               <w:t>What is the current state of orbital congestion, and how has it evolved since space exploration began in the late 1950s?</w:t>
               <w:tab/>
-              <w:t>12</w:t>
+              <w:t>14</w:t>
             </w:r>
           </w:hyperlink>
         </w:p>
@@ -626,7 +705,7 @@
               </w:rPr>
               <w:t>What trends in satellite launches are driving the risk of Kessler Syndrome?</w:t>
               <w:tab/>
-              <w:t>14</w:t>
+              <w:t>16</w:t>
             </w:r>
           </w:hyperlink>
         </w:p>
@@ -646,7 +725,7 @@
               </w:rPr>
               <w:t>How do different nations and private firms contribute to orbital density?</w:t>
               <w:tab/>
-              <w:t>16</w:t>
+              <w:t>18</w:t>
             </w:r>
           </w:hyperlink>
         </w:p>
@@ -666,7 +745,7 @@
               </w:rPr>
               <w:t>What mitigation strategies are feasible, and what barriers exist to implementation?</w:t>
               <w:tab/>
-              <w:t>18</w:t>
+              <w:t>20</w:t>
             </w:r>
           </w:hyperlink>
         </w:p>
@@ -686,7 +765,7 @@
               </w:rPr>
               <w:t>References:</w:t>
               <w:tab/>
-              <w:t>21</w:t>
+              <w:t>23</w:t>
             </w:r>
           </w:hyperlink>
           <w:r>
@@ -729,6 +808,7 @@
           <w:ilvl w:val="0"/>
           <w:numId w:val="1"/>
         </w:numPr>
+        <w:spacing w:before="0" w:after="120"/>
         <w:ind w:hanging="0" w:start="0"/>
         <w:rPr>
           <w:lang w:val="en-GB"/>
@@ -806,27 +886,7 @@
           <w:szCs w:val="24"/>
           <w:lang w:val="en-GB" w:eastAsia="en-US" w:bidi="ar-SA"/>
         </w:rPr>
-        <w:t xml:space="preserve">  In the subsequent sixty-eight years, space technology has become an essential part of modern life. From GPS navigation to weather forecasting, communications, defence, Earth imaging and scientific exploration, satellites underpin much of our daily existence. This report discusses a growing existential threat to these uses of </w:t>
-      </w:r>
-      <w:r>
-        <w:rPr>
-          <w:rFonts w:eastAsia="Arial" w:cs="Arial" w:ascii="Nimbus Sans" w:hAnsi="Nimbus Sans"/>
-          <w:kern w:val="0"/>
-          <w:sz w:val="24"/>
-          <w:szCs w:val="24"/>
-          <w:lang w:val="en-GB" w:eastAsia="en-US" w:bidi="ar-SA"/>
-        </w:rPr>
-        <w:t>space technology</w:t>
-      </w:r>
-      <w:r>
-        <w:rPr>
-          <w:rFonts w:eastAsia="Arial" w:cs="Arial" w:ascii="Nimbus Sans" w:hAnsi="Nimbus Sans"/>
-          <w:kern w:val="0"/>
-          <w:sz w:val="24"/>
-          <w:szCs w:val="24"/>
-          <w:lang w:val="en-GB" w:eastAsia="en-US" w:bidi="ar-SA"/>
-        </w:rPr>
-        <w:t xml:space="preserve"> to support our way of life. </w:t>
+        <w:t xml:space="preserve">  In the subsequent sixty-eight years, space technology has become an essential part of modern life. From GPS navigation to weather forecasting, communications, defence, Earth imaging and scientific exploration, satellites underpin much of our daily existence. This report discusses a growing existential threat to these uses of space technology to support our way of life. </w:t>
       </w:r>
     </w:p>
     <w:p>
@@ -884,7 +944,48 @@
           <w:szCs w:val="24"/>
           <w:lang w:val="en-GB" w:eastAsia="en-US" w:bidi="ar-SA"/>
         </w:rPr>
-        <w:t xml:space="preserve">Even small fragments as tiny as a paint fleck can damage spacecraft travelling at orbital speeds </w:t>
+        <w:t>Even small fragments as tiny as a paint fleck can damage spacecraft travelling at orbital speeds of 7–8 km/s.</w:t>
+      </w:r>
+    </w:p>
+    <w:p>
+      <w:pPr>
+        <w:pStyle w:val="Normal"/>
+        <w:widowControl/>
+        <w:bidi w:val="0"/>
+        <w:spacing w:before="0" w:after="0"/>
+        <w:jc w:val="both"/>
+        <w:rPr>
+          <w:rFonts w:eastAsia="Arial" w:cs="Arial"/>
+          <w:kern w:val="0"/>
+          <w:lang w:val="en-GB" w:eastAsia="en-US" w:bidi="ar-SA"/>
+        </w:rPr>
+      </w:pPr>
+      <w:r>
+        <w:rPr>
+          <w:rFonts w:eastAsia="Arial" w:cs="Arial"/>
+          <w:kern w:val="0"/>
+          <w:lang w:val="en-GB" w:eastAsia="en-US" w:bidi="ar-SA"/>
+        </w:rPr>
+      </w:r>
+    </w:p>
+    <w:p>
+      <w:pPr>
+        <w:pStyle w:val="Normal"/>
+        <w:widowControl/>
+        <w:bidi w:val="0"/>
+        <w:spacing w:before="0" w:after="0"/>
+        <w:jc w:val="both"/>
+        <w:rPr/>
+      </w:pPr>
+      <w:r>
+        <w:rPr>
+          <w:rFonts w:eastAsia="Arial" w:cs="Arial" w:ascii="Nimbus Sans" w:hAnsi="Nimbus Sans"/>
+          <w:kern w:val="0"/>
+          <w:sz w:val="24"/>
+          <w:szCs w:val="24"/>
+          <w:lang w:val="en-GB" w:eastAsia="en-US" w:bidi="ar-SA"/>
+        </w:rPr>
+        <w:t>The congestion in orbit means that collisions already occur between objects.  As the number of objects in orbit continues to grow, there is an increased chance that occasional collisions will happen.</w:t>
       </w:r>
       <w:r>
         <w:rPr>
@@ -897,195 +998,7 @@
           <w:szCs w:val="24"/>
           <w:lang w:val="en-GB" w:eastAsia="en-US" w:bidi="ar-SA"/>
         </w:rPr>
-        <w:t xml:space="preserve">of </w:t>
-      </w:r>
-      <w:r>
-        <w:rPr>
-          <w:rStyle w:val="Strong"/>
-          <w:rFonts w:eastAsia="Arial" w:cs="Arial" w:ascii="Nimbus Sans" w:hAnsi="Nimbus Sans"/>
-          <w:b w:val="false"/>
-          <w:bCs w:val="false"/>
-          <w:kern w:val="0"/>
-          <w:sz w:val="24"/>
-          <w:szCs w:val="24"/>
-          <w:lang w:val="en-GB" w:eastAsia="en-US" w:bidi="ar-SA"/>
-        </w:rPr>
-        <w:t>7–8 km/s.</w:t>
-      </w:r>
-    </w:p>
-    <w:p>
-      <w:pPr>
-        <w:pStyle w:val="Normal"/>
-        <w:widowControl/>
-        <w:bidi w:val="0"/>
-        <w:spacing w:before="0" w:after="0"/>
-        <w:jc w:val="both"/>
-        <w:rPr>
-          <w:rFonts w:eastAsia="Arial" w:cs="Arial"/>
-          <w:kern w:val="0"/>
-          <w:lang w:val="en-GB" w:eastAsia="en-US" w:bidi="ar-SA"/>
-        </w:rPr>
-      </w:pPr>
-      <w:r>
-        <w:rPr>
-          <w:rFonts w:eastAsia="Arial" w:cs="Arial"/>
-          <w:kern w:val="0"/>
-          <w:lang w:val="en-GB" w:eastAsia="en-US" w:bidi="ar-SA"/>
-        </w:rPr>
-      </w:r>
-    </w:p>
-    <w:p>
-      <w:pPr>
-        <w:pStyle w:val="Normal"/>
-        <w:widowControl/>
-        <w:bidi w:val="0"/>
-        <w:spacing w:before="0" w:after="0"/>
-        <w:jc w:val="both"/>
-        <w:rPr/>
-      </w:pPr>
-      <w:r>
-        <w:rPr>
-          <w:rFonts w:eastAsia="Arial" w:cs="Arial" w:ascii="Nimbus Sans" w:hAnsi="Nimbus Sans"/>
-          <w:kern w:val="0"/>
-          <w:sz w:val="24"/>
-          <w:szCs w:val="24"/>
-          <w:lang w:val="en-GB" w:eastAsia="en-US" w:bidi="ar-SA"/>
-        </w:rPr>
-        <w:t>The congestion in orbit means that collisions already occur between objects.</w:t>
-      </w:r>
-      <w:r>
-        <w:rPr>
-          <w:rFonts w:eastAsia="Arial" w:cs="Arial" w:ascii="Nimbus Sans" w:hAnsi="Nimbus Sans"/>
-          <w:kern w:val="0"/>
-          <w:sz w:val="24"/>
-          <w:szCs w:val="24"/>
-          <w:lang w:val="en-GB" w:eastAsia="en-US" w:bidi="ar-SA"/>
-        </w:rPr>
-        <w:t xml:space="preserve"> </w:t>
-      </w:r>
-      <w:r>
-        <w:rPr>
-          <w:rFonts w:eastAsia="Arial" w:cs="Arial" w:ascii="Nimbus Sans" w:hAnsi="Nimbus Sans"/>
-          <w:kern w:val="0"/>
-          <w:sz w:val="24"/>
-          <w:szCs w:val="24"/>
-          <w:lang w:val="en-GB" w:eastAsia="en-US" w:bidi="ar-SA"/>
-        </w:rPr>
-        <w:t xml:space="preserve"> As the number of objects in orbit continues to grow, there is an increased chance that occasional collisions </w:t>
-      </w:r>
-      <w:r>
-        <w:rPr>
-          <w:rFonts w:eastAsia="Arial" w:cs="Arial" w:ascii="Nimbus Sans" w:hAnsi="Nimbus Sans"/>
-          <w:kern w:val="0"/>
-          <w:sz w:val="24"/>
-          <w:szCs w:val="24"/>
-          <w:lang w:val="en-GB" w:eastAsia="en-US" w:bidi="ar-SA"/>
-        </w:rPr>
-        <w:t>will happen.</w:t>
-      </w:r>
-      <w:r>
-        <w:rPr>
-          <w:rStyle w:val="Strong"/>
-          <w:rFonts w:eastAsia="Arial" w:cs="Arial" w:ascii="Nimbus Sans" w:hAnsi="Nimbus Sans"/>
-          <w:b w:val="false"/>
-          <w:bCs w:val="false"/>
-          <w:kern w:val="0"/>
-          <w:sz w:val="24"/>
-          <w:szCs w:val="24"/>
-          <w:lang w:val="en-GB" w:eastAsia="en-US" w:bidi="ar-SA"/>
-        </w:rPr>
-        <w:t xml:space="preserve"> </w:t>
-      </w:r>
-      <w:r>
-        <w:rPr>
-          <w:rStyle w:val="Strong"/>
-          <w:rFonts w:eastAsia="Arial" w:cs="Arial" w:ascii="Nimbus Sans" w:hAnsi="Nimbus Sans"/>
-          <w:b w:val="false"/>
-          <w:bCs w:val="false"/>
-          <w:kern w:val="0"/>
-          <w:sz w:val="24"/>
-          <w:szCs w:val="24"/>
-          <w:lang w:val="en-GB" w:eastAsia="en-US" w:bidi="ar-SA"/>
-        </w:rPr>
-        <w:t xml:space="preserve">Each impact generates more fragments, in turn increasing the likelihood of additional collisions. </w:t>
-      </w:r>
-      <w:r>
-        <w:rPr>
-          <w:rStyle w:val="Strong"/>
-          <w:rFonts w:eastAsia="Arial" w:cs="Arial" w:ascii="Nimbus Sans" w:hAnsi="Nimbus Sans"/>
-          <w:b w:val="false"/>
-          <w:bCs w:val="false"/>
-          <w:kern w:val="0"/>
-          <w:sz w:val="24"/>
-          <w:szCs w:val="24"/>
-          <w:lang w:val="en-GB" w:eastAsia="en-US" w:bidi="ar-SA"/>
-        </w:rPr>
-        <w:t>The most severe accident so far is</w:t>
-      </w:r>
-      <w:r>
-        <w:rPr>
-          <w:rStyle w:val="Strong"/>
-          <w:rFonts w:eastAsia="Arial" w:cs="Arial" w:ascii="Nimbus Sans" w:hAnsi="Nimbus Sans"/>
-          <w:b w:val="false"/>
-          <w:bCs w:val="false"/>
-          <w:kern w:val="0"/>
-          <w:sz w:val="24"/>
-          <w:szCs w:val="24"/>
-          <w:lang w:val="en-GB" w:eastAsia="en-US" w:bidi="ar-SA"/>
-        </w:rPr>
-        <w:t xml:space="preserve"> the 2009 collision between Iridium 33 and Cosmos 2251, </w:t>
-      </w:r>
-      <w:r>
-        <w:rPr>
-          <w:rStyle w:val="Strong"/>
-          <w:rFonts w:eastAsia="Arial" w:cs="Arial" w:ascii="Nimbus Sans" w:hAnsi="Nimbus Sans"/>
-          <w:b w:val="false"/>
-          <w:bCs w:val="false"/>
-          <w:kern w:val="0"/>
-          <w:sz w:val="24"/>
-          <w:szCs w:val="24"/>
-          <w:lang w:val="en-GB" w:eastAsia="en-US" w:bidi="ar-SA"/>
-        </w:rPr>
-        <w:t>which generated more than 1800 pieces of debris</w:t>
-      </w:r>
-      <w:r>
-        <w:rPr>
-          <w:rStyle w:val="Strong"/>
-          <w:rFonts w:eastAsia="Arial" w:cs="Arial" w:ascii="Nimbus Sans" w:hAnsi="Nimbus Sans"/>
-          <w:b w:val="false"/>
-          <w:bCs w:val="false"/>
-          <w:kern w:val="0"/>
-          <w:sz w:val="24"/>
-          <w:szCs w:val="24"/>
-          <w:lang w:val="en-GB" w:eastAsia="en-US" w:bidi="ar-SA"/>
-        </w:rPr>
-        <w:t xml:space="preserve"> (</w:t>
-      </w:r>
-      <w:r>
-        <w:rPr>
-          <w:rStyle w:val="Strong"/>
-          <w:rFonts w:eastAsia="Arial" w:cs="Arial" w:ascii="Nimbus Sans" w:hAnsi="Nimbus Sans"/>
-          <w:b w:val="false"/>
-          <w:bCs w:val="false"/>
-          <w:kern w:val="0"/>
-          <w:sz w:val="24"/>
-          <w:szCs w:val="24"/>
-          <w:lang w:val="en-GB" w:eastAsia="en-US" w:bidi="ar-SA"/>
-        </w:rPr>
-        <w:t>Johnson 2013</w:t>
-      </w:r>
-      <w:r>
-        <w:rPr>
-          <w:rStyle w:val="Strong"/>
-          <w:rFonts w:eastAsia="Arial" w:cs="Arial" w:ascii="Nimbus Sans" w:hAnsi="Nimbus Sans"/>
-          <w:b w:val="false"/>
-          <w:bCs w:val="false"/>
-          <w:kern w:val="0"/>
-          <w:sz w:val="24"/>
-          <w:szCs w:val="24"/>
-          <w:lang w:val="en-GB" w:eastAsia="en-US" w:bidi="ar-SA"/>
-        </w:rPr>
-        <w:t>).</w:t>
+        <w:t xml:space="preserve"> Each impact generates more fragments, in turn increasing the likelihood of additional collisions. The most severe accident so far is the 2009 collision between Iridium 33 and Cosmos 2251, which generated more than 1800 pieces of debris (Johnson 2013).</w:t>
       </w:r>
     </w:p>
     <w:p>
@@ -1107,41 +1020,37 @@
         </w:rPr>
       </w:pPr>
       <w:r>
+        <w:rPr>
+          <w:rFonts w:eastAsia="Arial" w:cs="Arial" w:ascii="Nimbus Sans" w:hAnsi="Nimbus Sans"/>
+          <w:b w:val="false"/>
+          <w:bCs w:val="false"/>
+          <w:kern w:val="0"/>
+          <w:sz w:val="24"/>
+          <w:szCs w:val="24"/>
+          <w:lang w:val="en-GB" w:eastAsia="en-US" w:bidi="ar-SA"/>
+        </w:rPr>
+      </w:r>
+    </w:p>
+    <w:p>
+      <w:pPr>
+        <w:pStyle w:val="Normal"/>
+        <w:widowControl/>
+        <w:bidi w:val="0"/>
+        <w:spacing w:before="0" w:after="0"/>
+        <w:jc w:val="both"/>
         <w:rPr/>
-      </w:r>
-    </w:p>
-    <w:p>
-      <w:pPr>
-        <w:pStyle w:val="Normal"/>
-        <w:widowControl/>
-        <w:bidi w:val="0"/>
-        <w:spacing w:before="0" w:after="0"/>
-        <w:jc w:val="both"/>
-        <w:rPr/>
-      </w:pPr>
-      <w:r>
-        <w:rPr>
-          <w:rFonts w:eastAsia="Arial" w:cs="Arial" w:ascii="Nimbus Sans" w:hAnsi="Nimbus Sans"/>
-          <w:b w:val="false"/>
-          <w:bCs w:val="false"/>
-          <w:kern w:val="0"/>
-          <w:sz w:val="24"/>
-          <w:szCs w:val="24"/>
-          <w:lang w:val="en-GB" w:eastAsia="en-US" w:bidi="ar-SA"/>
-        </w:rPr>
-        <w:t>I</w:t>
-      </w:r>
-      <w:r>
-        <w:rPr>
-          <w:rFonts w:eastAsia="Arial" w:cs="Arial" w:ascii="Nimbus Sans" w:hAnsi="Nimbus Sans"/>
-          <w:b w:val="false"/>
-          <w:bCs w:val="false"/>
-          <w:kern w:val="0"/>
-          <w:sz w:val="24"/>
-          <w:szCs w:val="24"/>
-          <w:lang w:val="en-GB" w:eastAsia="en-US" w:bidi="ar-SA"/>
-        </w:rPr>
-        <w:t xml:space="preserve">n 1978, </w:t>
+      </w:pPr>
+      <w:r>
+        <w:rPr>
+          <w:rFonts w:eastAsia="Arial" w:cs="Arial" w:ascii="Nimbus Sans" w:hAnsi="Nimbus Sans"/>
+          <w:b w:val="false"/>
+          <w:bCs w:val="false"/>
+          <w:kern w:val="0"/>
+          <w:sz w:val="24"/>
+          <w:szCs w:val="24"/>
+          <w:lang w:val="en-GB" w:eastAsia="en-US" w:bidi="ar-SA"/>
+        </w:rPr>
+        <w:t xml:space="preserve">In 1978, </w:t>
       </w:r>
       <w:r>
         <w:rPr>
@@ -1253,17 +1162,25 @@
         </w:rPr>
       </w:pPr>
       <w:r>
+        <w:rPr>
+          <w:rFonts w:eastAsia="Arial" w:cs="Arial" w:ascii="Nimbus Sans" w:hAnsi="Nimbus Sans"/>
+          <w:b w:val="false"/>
+          <w:bCs w:val="false"/>
+          <w:kern w:val="0"/>
+          <w:sz w:val="24"/>
+          <w:szCs w:val="24"/>
+          <w:lang w:val="en-GB" w:eastAsia="en-US" w:bidi="ar-SA"/>
+        </w:rPr>
+      </w:r>
+    </w:p>
+    <w:p>
+      <w:pPr>
+        <w:pStyle w:val="Normal"/>
+        <w:widowControl/>
+        <w:bidi w:val="0"/>
+        <w:spacing w:before="0" w:after="0"/>
+        <w:jc w:val="both"/>
         <w:rPr/>
-      </w:r>
-    </w:p>
-    <w:p>
-      <w:pPr>
-        <w:pStyle w:val="Normal"/>
-        <w:widowControl/>
-        <w:bidi w:val="0"/>
-        <w:spacing w:before="0" w:after="0"/>
-        <w:jc w:val="both"/>
-        <w:rPr/>
       </w:pPr>
       <w:r>
         <w:rPr>
@@ -1276,73 +1193,51 @@
           <w:szCs w:val="24"/>
           <w:lang w:val="en-GB" w:eastAsia="en-US" w:bidi="ar-SA"/>
         </w:rPr>
-        <w:t xml:space="preserve">While catastrophic cascading has not yet occurred, incidents such as Iridium-Cosmos demonstrate that the risk is real. The 2013 film “Gravity” depicts a Kessler cascade, which destroys most satellites, the International Space Station (ISS) and kills nearly everyone in orbit. </w:t>
-      </w:r>
-      <w:r>
-        <w:rPr>
-          <w:rStyle w:val="Strong"/>
-          <w:rFonts w:eastAsia="Arial" w:cs="Arial" w:ascii="Nimbus Sans" w:hAnsi="Nimbus Sans"/>
-          <w:b w:val="false"/>
-          <w:bCs w:val="false"/>
-          <w:kern w:val="0"/>
-          <w:sz w:val="24"/>
-          <w:szCs w:val="24"/>
-          <w:lang w:val="en-GB" w:eastAsia="en-US" w:bidi="ar-SA"/>
-        </w:rPr>
-        <w:t>(**Cite)</w:t>
-      </w:r>
-    </w:p>
-    <w:p>
-      <w:pPr>
-        <w:pStyle w:val="Normal"/>
-        <w:widowControl/>
-        <w:bidi w:val="0"/>
-        <w:spacing w:before="0" w:after="0"/>
-        <w:jc w:val="both"/>
-        <w:rPr>
-          <w:rFonts w:ascii="Nimbus Sans" w:hAnsi="Nimbus Sans"/>
-          <w:sz w:val="24"/>
-          <w:szCs w:val="24"/>
-          <w:lang w:val="en-GB"/>
-        </w:rPr>
-      </w:pPr>
-      <w:r>
-        <w:rPr>
-          <w:rFonts w:ascii="Nimbus Sans" w:hAnsi="Nimbus Sans"/>
-          <w:sz w:val="24"/>
-          <w:szCs w:val="24"/>
-          <w:lang w:val="en-GB"/>
-        </w:rPr>
-      </w:r>
-    </w:p>
-    <w:p>
-      <w:pPr>
-        <w:pStyle w:val="Normal"/>
-        <w:widowControl/>
-        <w:bidi w:val="0"/>
-        <w:spacing w:before="0" w:after="0"/>
-        <w:jc w:val="both"/>
-        <w:rPr>
-          <w:lang w:val="en-GB"/>
-        </w:rPr>
-      </w:pPr>
-      <w:r>
-        <w:rPr>
-          <w:rFonts w:ascii="Nimbus Sans" w:hAnsi="Nimbus Sans"/>
-          <w:sz w:val="24"/>
-          <w:szCs w:val="24"/>
-          <w:lang w:val="en-GB"/>
-        </w:rPr>
-        <w:t>This report will answer the following q</w:t>
-      </w:r>
-      <w:r>
-        <w:rPr>
-          <w:rFonts w:ascii="Nimbus Sans" w:hAnsi="Nimbus Sans"/>
-          <w:sz w:val="24"/>
-          <w:szCs w:val="24"/>
-          <w:lang w:val="en-GB"/>
-        </w:rPr>
-        <w:t>uestions:</w:t>
+        <w:t>While catastrophic cascading has not yet occurred, incidents such as Iridium-Cosmos demonstrate that the risk is real. The 2013 film “Gravity” depicts a Kessler cascade, which destroys most satellites, the International Space Station (ISS) and kills nearly everyone in orbit. (**Cite)</w:t>
+      </w:r>
+    </w:p>
+    <w:p>
+      <w:pPr>
+        <w:pStyle w:val="Normal"/>
+        <w:widowControl/>
+        <w:bidi w:val="0"/>
+        <w:spacing w:before="0" w:after="0"/>
+        <w:jc w:val="both"/>
+        <w:rPr>
+          <w:rFonts w:ascii="Nimbus Sans" w:hAnsi="Nimbus Sans"/>
+          <w:sz w:val="24"/>
+          <w:szCs w:val="24"/>
+          <w:lang w:val="en-GB"/>
+        </w:rPr>
+      </w:pPr>
+      <w:r>
+        <w:rPr>
+          <w:rFonts w:ascii="Nimbus Sans" w:hAnsi="Nimbus Sans"/>
+          <w:sz w:val="24"/>
+          <w:szCs w:val="24"/>
+          <w:lang w:val="en-GB"/>
+        </w:rPr>
+      </w:r>
+    </w:p>
+    <w:p>
+      <w:pPr>
+        <w:pStyle w:val="Normal"/>
+        <w:widowControl/>
+        <w:bidi w:val="0"/>
+        <w:spacing w:before="0" w:after="0"/>
+        <w:jc w:val="both"/>
+        <w:rPr>
+          <w:lang w:val="en-GB"/>
+        </w:rPr>
+      </w:pPr>
+      <w:r>
+        <w:rPr>
+          <w:rFonts w:ascii="Nimbus Sans" w:hAnsi="Nimbus Sans"/>
+          <w:sz w:val="24"/>
+          <w:szCs w:val="24"/>
+          <w:lang w:val="en-GB"/>
+        </w:rPr>
+        <w:t>This report will answer the following questions:</w:t>
       </w:r>
     </w:p>
     <w:p>
@@ -1509,34 +1404,7 @@
           <w:szCs w:val="24"/>
           <w:lang w:val="en-GB"/>
         </w:rPr>
-        <w:t xml:space="preserve">The </w:t>
-      </w:r>
-      <w:r>
-        <w:rPr>
-          <w:rFonts w:ascii="Nimbus Sans" w:hAnsi="Nimbus Sans"/>
-          <w:sz w:val="24"/>
-          <w:szCs w:val="24"/>
-          <w:lang w:val="en-GB"/>
-        </w:rPr>
-        <w:t xml:space="preserve">hypothesis </w:t>
-      </w:r>
-      <w:r>
-        <w:rPr>
-          <w:rFonts w:ascii="Nimbus Sans" w:hAnsi="Nimbus Sans"/>
-          <w:sz w:val="24"/>
-          <w:szCs w:val="24"/>
-          <w:lang w:val="en-GB"/>
-        </w:rPr>
-        <w:t xml:space="preserve">is </w:t>
-      </w:r>
-      <w:r>
-        <w:rPr>
-          <w:rFonts w:ascii="Nimbus Sans" w:hAnsi="Nimbus Sans"/>
-          <w:sz w:val="24"/>
-          <w:szCs w:val="24"/>
-          <w:lang w:val="en-GB"/>
-        </w:rPr>
-        <w:t xml:space="preserve">that without coordinated international regulation, and active debris removal, orbital congestion will reach a tipping point within the next few decades. To test this assertion, this report will </w:t>
+        <w:t xml:space="preserve">The hypothesis is that without coordinated international regulation, and active debris removal, orbital congestion will reach a tipping point within the next few decades. To test this assertion, this report will </w:t>
       </w:r>
       <w:r>
         <w:rPr>
@@ -1810,37 +1678,7 @@
           <w:szCs w:val="24"/>
           <w:lang w:val="en-GB" w:eastAsia="en-US" w:bidi="ar-SA"/>
         </w:rPr>
-        <w:t xml:space="preserve">Finding </w:t>
-      </w:r>
-      <w:r>
-        <w:rPr>
-          <w:rFonts w:eastAsia="Arial" w:cs="Arial" w:ascii="Nimbus Sans" w:hAnsi="Nimbus Sans"/>
-          <w:kern w:val="0"/>
-          <w:sz w:val="24"/>
-          <w:szCs w:val="24"/>
-          <w:lang w:val="en-GB" w:eastAsia="en-US" w:bidi="ar-SA"/>
-        </w:rPr>
-        <w:t xml:space="preserve">complete and </w:t>
-      </w:r>
-      <w:r>
-        <w:rPr>
-          <w:rFonts w:eastAsia="Arial" w:cs="Arial" w:ascii="Nimbus Sans" w:hAnsi="Nimbus Sans"/>
-          <w:kern w:val="0"/>
-          <w:sz w:val="24"/>
-          <w:szCs w:val="24"/>
-          <w:lang w:val="en-GB" w:eastAsia="en-US" w:bidi="ar-SA"/>
-        </w:rPr>
-        <w:t xml:space="preserve">free data sources regarding satellites initially proved to be more challenging than expected. </w:t>
-      </w:r>
-      <w:r>
-        <w:rPr>
-          <w:rFonts w:eastAsia="Arial" w:cs="Arial" w:ascii="Nimbus Sans" w:hAnsi="Nimbus Sans"/>
-          <w:kern w:val="0"/>
-          <w:sz w:val="24"/>
-          <w:szCs w:val="24"/>
-          <w:lang w:val="en-GB" w:eastAsia="en-US" w:bidi="ar-SA"/>
-        </w:rPr>
-        <w:t>Simple searches for “satellite datasets” tend to return samples taken by optical imaging satellites for machine learning purposes.</w:t>
+        <w:t>Finding complete and free data sources regarding satellites initially proved to be more challenging than expected. Simple searches for “satellite datasets” tend to return samples taken by optical imaging satellites for machine learning purposes.</w:t>
       </w:r>
     </w:p>
     <w:p>
@@ -1860,170 +1698,34 @@
       </w:pPr>
       <w:r>
         <w:rPr>
-          <w:lang w:val="en-GB"/>
-        </w:rPr>
-      </w:r>
-    </w:p>
-    <w:p>
-      <w:pPr>
-        <w:pStyle w:val="Normal"/>
-        <w:widowControl/>
-        <w:bidi w:val="0"/>
-        <w:spacing w:before="0" w:after="0"/>
-        <w:jc w:val="both"/>
-        <w:rPr>
-          <w:lang w:val="en-GB"/>
-        </w:rPr>
-      </w:pPr>
-      <w:r>
-        <w:rPr>
-          <w:rFonts w:eastAsia="Arial" w:cs="Arial" w:ascii="Nimbus Sans" w:hAnsi="Nimbus Sans"/>
-          <w:kern w:val="0"/>
-          <w:sz w:val="24"/>
-          <w:szCs w:val="24"/>
-          <w:lang w:val="en-GB" w:eastAsia="en-US" w:bidi="ar-SA"/>
-        </w:rPr>
-        <w:t xml:space="preserve">The obvious </w:t>
-      </w:r>
-      <w:r>
-        <w:rPr>
-          <w:rFonts w:eastAsia="Arial" w:cs="Arial" w:ascii="Nimbus Sans" w:hAnsi="Nimbus Sans"/>
-          <w:kern w:val="0"/>
-          <w:sz w:val="24"/>
-          <w:szCs w:val="24"/>
-          <w:lang w:val="en-GB" w:eastAsia="en-US" w:bidi="ar-SA"/>
-        </w:rPr>
-        <w:t xml:space="preserve">start </w:t>
-      </w:r>
-      <w:r>
-        <w:rPr>
-          <w:rFonts w:eastAsia="Arial" w:cs="Arial" w:ascii="Nimbus Sans" w:hAnsi="Nimbus Sans"/>
-          <w:kern w:val="0"/>
-          <w:sz w:val="24"/>
-          <w:szCs w:val="24"/>
-          <w:lang w:val="en-GB" w:eastAsia="en-US" w:bidi="ar-SA"/>
-        </w:rPr>
-        <w:t xml:space="preserve">place to search for this data was the NASA website. NASA appear to have once provided a dataset </w:t>
-      </w:r>
-      <w:r>
-        <w:rPr>
-          <w:rFonts w:eastAsia="Arial" w:cs="Arial" w:ascii="Nimbus Sans" w:hAnsi="Nimbus Sans"/>
-          <w:kern w:val="0"/>
-          <w:sz w:val="24"/>
-          <w:szCs w:val="24"/>
-          <w:lang w:val="en-GB" w:eastAsia="en-US" w:bidi="ar-SA"/>
-        </w:rPr>
-        <w:t xml:space="preserve">that looks to have been very useful </w:t>
-      </w:r>
-      <w:r>
-        <w:rPr>
-          <w:rFonts w:eastAsia="Arial" w:cs="Arial" w:ascii="Nimbus Sans" w:hAnsi="Nimbus Sans"/>
-          <w:kern w:val="0"/>
-          <w:sz w:val="24"/>
-          <w:szCs w:val="24"/>
-          <w:lang w:val="en-GB" w:eastAsia="en-US" w:bidi="ar-SA"/>
-        </w:rPr>
-        <w:t xml:space="preserve">called the </w:t>
-      </w:r>
-      <w:r>
-        <w:rPr>
-          <w:rFonts w:eastAsia="Arial" w:cs="Arial" w:ascii="Nimbus Sans" w:hAnsi="Nimbus Sans"/>
-          <w:kern w:val="0"/>
-          <w:sz w:val="24"/>
-          <w:szCs w:val="24"/>
-          <w:lang w:val="en-GB" w:eastAsia="en-US" w:bidi="ar-SA"/>
-        </w:rPr>
-        <w:t xml:space="preserve">National Space Science </w:t>
-      </w:r>
-      <w:r>
-        <w:rPr>
-          <w:rFonts w:eastAsia="Arial" w:cs="Arial" w:ascii="Nimbus Sans" w:hAnsi="Nimbus Sans"/>
-          <w:kern w:val="0"/>
-          <w:sz w:val="24"/>
-          <w:szCs w:val="24"/>
-          <w:lang w:val="en-GB" w:eastAsia="en-US" w:bidi="ar-SA"/>
-        </w:rPr>
-        <w:t xml:space="preserve">Master Catalog </w:t>
-      </w:r>
-      <w:r>
-        <w:rPr>
-          <w:rFonts w:eastAsia="Arial" w:cs="Arial" w:ascii="Nimbus Sans" w:hAnsi="Nimbus Sans"/>
-          <w:kern w:val="0"/>
-          <w:sz w:val="24"/>
-          <w:szCs w:val="24"/>
-          <w:lang w:val="en-GB" w:eastAsia="en-US" w:bidi="ar-SA"/>
-        </w:rPr>
-        <w:t>(NASA NMC 2025?) but this web resource is no longer responding to requests.</w:t>
-      </w:r>
-      <w:r>
-        <w:rPr>
-          <w:rFonts w:eastAsia="Arial" w:cs="Arial" w:ascii="Nimbus Sans" w:hAnsi="Nimbus Sans"/>
-          <w:kern w:val="0"/>
-          <w:sz w:val="24"/>
-          <w:szCs w:val="24"/>
-          <w:lang w:val="en-GB" w:eastAsia="en-US" w:bidi="ar-SA"/>
-        </w:rPr>
-        <w:t xml:space="preserve">  </w:t>
-      </w:r>
-      <w:r>
-        <w:rPr>
-          <w:rFonts w:eastAsia="Arial" w:cs="Arial" w:ascii="Nimbus Sans" w:hAnsi="Nimbus Sans"/>
-          <w:kern w:val="0"/>
-          <w:sz w:val="24"/>
-          <w:szCs w:val="24"/>
-          <w:lang w:val="en-GB" w:eastAsia="en-US" w:bidi="ar-SA"/>
-        </w:rPr>
-        <w:t xml:space="preserve">This was the case from both a UK and USA based IP address. </w:t>
-      </w:r>
-      <w:r>
-        <w:rPr>
-          <w:rFonts w:eastAsia="Arial" w:cs="Arial" w:ascii="Nimbus Sans" w:hAnsi="Nimbus Sans"/>
-          <w:kern w:val="0"/>
-          <w:sz w:val="24"/>
-          <w:szCs w:val="24"/>
-          <w:lang w:val="en-GB" w:eastAsia="en-US" w:bidi="ar-SA"/>
-        </w:rPr>
-        <w:t>NASA funding has been reduced (</w:t>
-      </w:r>
-      <w:r>
-        <w:rPr>
-          <w:rFonts w:eastAsia="Arial" w:cs="Arial" w:ascii="Nimbus Sans" w:hAnsi="Nimbus Sans"/>
-          <w:kern w:val="0"/>
-          <w:sz w:val="24"/>
-          <w:szCs w:val="24"/>
-          <w:lang w:val="en-GB" w:eastAsia="en-US" w:bidi="ar-SA"/>
-        </w:rPr>
-        <w:t>Luscombe 2025</w:t>
-      </w:r>
-      <w:r>
-        <w:rPr>
-          <w:rFonts w:eastAsia="Arial" w:cs="Arial" w:ascii="Nimbus Sans" w:hAnsi="Nimbus Sans"/>
-          <w:kern w:val="0"/>
-          <w:sz w:val="24"/>
-          <w:szCs w:val="24"/>
-          <w:lang w:val="en-GB" w:eastAsia="en-US" w:bidi="ar-SA"/>
-        </w:rPr>
-        <w:t xml:space="preserve">) and </w:t>
-      </w:r>
-      <w:r>
-        <w:rPr>
-          <w:rFonts w:eastAsia="Arial" w:cs="Arial" w:ascii="Nimbus Sans" w:hAnsi="Nimbus Sans"/>
-          <w:kern w:val="0"/>
-          <w:sz w:val="24"/>
-          <w:szCs w:val="24"/>
-          <w:lang w:val="en-GB" w:eastAsia="en-US" w:bidi="ar-SA"/>
-        </w:rPr>
-        <w:t>this may have had some impact on web services provided</w:t>
-      </w:r>
-      <w:r>
-        <w:rPr>
-          <w:rFonts w:eastAsia="Arial" w:cs="Arial" w:ascii="Nimbus Sans" w:hAnsi="Nimbus Sans"/>
-          <w:kern w:val="0"/>
-          <w:sz w:val="24"/>
-          <w:szCs w:val="24"/>
-          <w:lang w:val="en-GB" w:eastAsia="en-US" w:bidi="ar-SA"/>
-        </w:rPr>
-        <w:t xml:space="preserve">. </w:t>
+          <w:rFonts w:eastAsia="Arial" w:cs="Arial" w:ascii="Nimbus Sans" w:hAnsi="Nimbus Sans"/>
+          <w:kern w:val="0"/>
+          <w:sz w:val="24"/>
+          <w:szCs w:val="24"/>
+          <w:lang w:eastAsia="en-US" w:bidi="ar-SA"/>
+        </w:rPr>
+      </w:r>
+    </w:p>
+    <w:p>
+      <w:pPr>
+        <w:pStyle w:val="Normal"/>
+        <w:widowControl/>
+        <w:bidi w:val="0"/>
+        <w:spacing w:before="0" w:after="0"/>
+        <w:jc w:val="both"/>
+        <w:rPr>
+          <w:lang w:val="en-GB"/>
+        </w:rPr>
+      </w:pPr>
+      <w:r>
+        <w:rPr>
+          <w:rFonts w:eastAsia="Arial" w:cs="Arial" w:ascii="Nimbus Sans" w:hAnsi="Nimbus Sans"/>
+          <w:kern w:val="0"/>
+          <w:sz w:val="24"/>
+          <w:szCs w:val="24"/>
+          <w:lang w:val="en-GB" w:eastAsia="en-US" w:bidi="ar-SA"/>
+        </w:rPr>
+        <w:t xml:space="preserve">The obvious start place to search for this data was the NASA website. NASA appear to have once provided a dataset that looks to have been very useful called the National Space Science Master Catalog (NASA NMC 2025?) but this web resource is no longer responding to requests.  This was the case from both a UK and USA based IP address. NASA funding has been reduced (Luscombe 2025) and this may have had some impact on web services provided. </w:t>
       </w:r>
     </w:p>
     <w:p>
@@ -2043,50 +1745,34 @@
       </w:pPr>
       <w:r>
         <w:rPr>
-          <w:lang w:val="en-GB"/>
-        </w:rPr>
-      </w:r>
-    </w:p>
-    <w:p>
-      <w:pPr>
-        <w:pStyle w:val="Normal"/>
-        <w:widowControl/>
-        <w:bidi w:val="0"/>
-        <w:spacing w:before="0" w:after="0"/>
-        <w:jc w:val="both"/>
-        <w:rPr>
-          <w:lang w:val="en-GB"/>
-        </w:rPr>
-      </w:pPr>
-      <w:r>
-        <w:rPr>
-          <w:rFonts w:eastAsia="Arial" w:cs="Arial" w:ascii="Nimbus Sans" w:hAnsi="Nimbus Sans"/>
-          <w:kern w:val="0"/>
-          <w:sz w:val="24"/>
-          <w:szCs w:val="24"/>
-          <w:lang w:val="en-GB" w:eastAsia="en-US" w:bidi="ar-SA"/>
-        </w:rPr>
-        <w:t xml:space="preserve">A search uncovered the Union of Concerned Scientists Satellite Database, which was last updated in May 2023, covering 7,560 satellites. This data was downloaded and an exploratory analysis carried out. 28 data points are offered per satellite – such as mass, apogee and operator - but crucially there is no re-entry date recorded. </w:t>
-      </w:r>
-      <w:r>
-        <w:rPr>
-          <w:rFonts w:eastAsia="Arial" w:cs="Arial" w:ascii="Nimbus Sans" w:hAnsi="Nimbus Sans"/>
-          <w:kern w:val="0"/>
-          <w:sz w:val="24"/>
-          <w:szCs w:val="24"/>
-          <w:lang w:val="en-GB" w:eastAsia="en-US" w:bidi="ar-SA"/>
-        </w:rPr>
-        <w:t>Moreover,</w:t>
-      </w:r>
-      <w:r>
-        <w:rPr>
-          <w:rFonts w:eastAsia="Arial" w:cs="Arial" w:ascii="Nimbus Sans" w:hAnsi="Nimbus Sans"/>
-          <w:kern w:val="0"/>
-          <w:sz w:val="24"/>
-          <w:szCs w:val="24"/>
-          <w:lang w:val="en-GB" w:eastAsia="en-US" w:bidi="ar-SA"/>
-        </w:rPr>
-        <w:t xml:space="preserve"> the dataset only covers satellite payloads, not debris or other objects. (UCS 2023). </w:t>
+          <w:rFonts w:eastAsia="Arial" w:cs="Arial" w:ascii="Nimbus Sans" w:hAnsi="Nimbus Sans"/>
+          <w:kern w:val="0"/>
+          <w:sz w:val="24"/>
+          <w:szCs w:val="24"/>
+          <w:lang w:eastAsia="en-US" w:bidi="ar-SA"/>
+        </w:rPr>
+      </w:r>
+    </w:p>
+    <w:p>
+      <w:pPr>
+        <w:pStyle w:val="Normal"/>
+        <w:widowControl/>
+        <w:bidi w:val="0"/>
+        <w:spacing w:before="0" w:after="0"/>
+        <w:jc w:val="both"/>
+        <w:rPr>
+          <w:lang w:val="en-GB"/>
+        </w:rPr>
+      </w:pPr>
+      <w:r>
+        <w:rPr>
+          <w:rFonts w:eastAsia="Arial" w:cs="Arial" w:ascii="Nimbus Sans" w:hAnsi="Nimbus Sans"/>
+          <w:kern w:val="0"/>
+          <w:sz w:val="24"/>
+          <w:szCs w:val="24"/>
+          <w:lang w:val="en-GB" w:eastAsia="en-US" w:bidi="ar-SA"/>
+        </w:rPr>
+        <w:t xml:space="preserve">A search uncovered the Union of Concerned Scientists Satellite Database, which was last updated in May 2023, covering 7,560 satellites. This data was downloaded and an exploratory analysis carried out. 28 data points are offered per satellite – such as mass, apogee and operator - but crucially there is no re-entry date recorded. Moreover, the dataset only covers satellite payloads, not debris or other objects. (UCS 2023). </w:t>
       </w:r>
     </w:p>
     <w:p>
@@ -2106,170 +1792,34 @@
       </w:pPr>
       <w:r>
         <w:rPr>
-          <w:lang w:val="en-GB"/>
-        </w:rPr>
-      </w:r>
-    </w:p>
-    <w:p>
-      <w:pPr>
-        <w:pStyle w:val="Normal"/>
-        <w:widowControl/>
-        <w:bidi w:val="0"/>
-        <w:spacing w:before="0" w:after="0"/>
-        <w:jc w:val="both"/>
-        <w:rPr>
-          <w:lang w:val="en-GB"/>
-        </w:rPr>
-      </w:pPr>
-      <w:r>
-        <w:rPr>
-          <w:rFonts w:eastAsia="Arial" w:cs="Arial" w:ascii="Nimbus Sans" w:hAnsi="Nimbus Sans"/>
-          <w:kern w:val="0"/>
-          <w:sz w:val="24"/>
-          <w:szCs w:val="24"/>
-          <w:lang w:val="en-GB" w:eastAsia="en-US" w:bidi="ar-SA"/>
-        </w:rPr>
-        <w:t>The n2yo.</w:t>
-      </w:r>
-      <w:r>
-        <w:rPr>
-          <w:rFonts w:eastAsia="Arial" w:cs="Arial" w:ascii="Nimbus Sans" w:hAnsi="Nimbus Sans"/>
-          <w:kern w:val="0"/>
-          <w:sz w:val="24"/>
-          <w:szCs w:val="24"/>
-          <w:lang w:val="en-GB" w:eastAsia="en-US" w:bidi="ar-SA"/>
-        </w:rPr>
-        <w:t>com</w:t>
-      </w:r>
-      <w:r>
-        <w:rPr>
-          <w:rFonts w:eastAsia="Arial" w:cs="Arial" w:ascii="Nimbus Sans" w:hAnsi="Nimbus Sans"/>
-          <w:kern w:val="0"/>
-          <w:sz w:val="24"/>
-          <w:szCs w:val="24"/>
-          <w:lang w:val="en-GB" w:eastAsia="en-US" w:bidi="ar-SA"/>
-        </w:rPr>
-        <w:t xml:space="preserve"> website offers live tracking data for satellites. It has </w:t>
-      </w:r>
-      <w:r>
-        <w:rPr>
-          <w:rFonts w:eastAsia="Arial" w:cs="Arial" w:ascii="Nimbus Sans" w:hAnsi="Nimbus Sans"/>
-          <w:kern w:val="0"/>
-          <w:sz w:val="24"/>
-          <w:szCs w:val="24"/>
-          <w:lang w:val="en-GB" w:eastAsia="en-US" w:bidi="ar-SA"/>
-        </w:rPr>
-        <w:t>regularly updated</w:t>
-      </w:r>
-      <w:r>
-        <w:rPr>
-          <w:rFonts w:eastAsia="Arial" w:cs="Arial" w:ascii="Nimbus Sans" w:hAnsi="Nimbus Sans"/>
-          <w:kern w:val="0"/>
-          <w:sz w:val="24"/>
-          <w:szCs w:val="24"/>
-          <w:lang w:val="en-GB" w:eastAsia="en-US" w:bidi="ar-SA"/>
-        </w:rPr>
-        <w:t xml:space="preserve"> database of around 66,000 satellite payloads from Sputnik 1 until today. There is also a </w:t>
-      </w:r>
-      <w:r>
-        <w:rPr>
-          <w:rFonts w:eastAsia="Arial" w:cs="Arial" w:ascii="Nimbus Sans" w:hAnsi="Nimbus Sans"/>
-          <w:kern w:val="0"/>
-          <w:sz w:val="24"/>
-          <w:szCs w:val="24"/>
-          <w:lang w:val="en-GB" w:eastAsia="en-US" w:bidi="ar-SA"/>
-        </w:rPr>
-        <w:t xml:space="preserve">free </w:t>
-      </w:r>
-      <w:r>
-        <w:rPr>
-          <w:rFonts w:eastAsia="Arial" w:cs="Arial" w:ascii="Nimbus Sans" w:hAnsi="Nimbus Sans"/>
-          <w:kern w:val="0"/>
-          <w:sz w:val="24"/>
-          <w:szCs w:val="24"/>
-          <w:lang w:val="en-GB" w:eastAsia="en-US" w:bidi="ar-SA"/>
-        </w:rPr>
-        <w:t xml:space="preserve">API key available </w:t>
-      </w:r>
-      <w:r>
-        <w:rPr>
-          <w:rFonts w:eastAsia="Arial" w:cs="Arial" w:ascii="Nimbus Sans" w:hAnsi="Nimbus Sans"/>
-          <w:kern w:val="0"/>
-          <w:sz w:val="24"/>
-          <w:szCs w:val="24"/>
-          <w:lang w:val="en-GB" w:eastAsia="en-US" w:bidi="ar-SA"/>
-        </w:rPr>
-        <w:t>to registered users.</w:t>
-      </w:r>
-      <w:r>
-        <w:rPr>
-          <w:rFonts w:eastAsia="Arial" w:cs="Arial" w:ascii="Nimbus Sans" w:hAnsi="Nimbus Sans"/>
-          <w:kern w:val="0"/>
-          <w:sz w:val="24"/>
-          <w:szCs w:val="24"/>
-          <w:lang w:val="en-GB" w:eastAsia="en-US" w:bidi="ar-SA"/>
-        </w:rPr>
-        <w:t xml:space="preserve"> </w:t>
-      </w:r>
-      <w:r>
-        <w:rPr>
-          <w:rFonts w:eastAsia="Arial" w:cs="Arial" w:ascii="Nimbus Sans" w:hAnsi="Nimbus Sans"/>
-          <w:kern w:val="0"/>
-          <w:sz w:val="24"/>
-          <w:szCs w:val="24"/>
-          <w:lang w:val="en-GB" w:eastAsia="en-US" w:bidi="ar-SA"/>
-        </w:rPr>
-        <w:t>As</w:t>
-      </w:r>
-      <w:r>
-        <w:rPr>
-          <w:rFonts w:eastAsia="Arial" w:cs="Arial" w:ascii="Nimbus Sans" w:hAnsi="Nimbus Sans"/>
-          <w:kern w:val="0"/>
-          <w:sz w:val="24"/>
-          <w:szCs w:val="24"/>
-          <w:lang w:val="en-GB" w:eastAsia="en-US" w:bidi="ar-SA"/>
-        </w:rPr>
-        <w:t xml:space="preserve"> th</w:t>
-      </w:r>
-      <w:r>
-        <w:rPr>
-          <w:rFonts w:eastAsia="Arial" w:cs="Arial" w:ascii="Nimbus Sans" w:hAnsi="Nimbus Sans"/>
-          <w:kern w:val="0"/>
-          <w:sz w:val="24"/>
-          <w:szCs w:val="24"/>
-          <w:lang w:val="en-GB" w:eastAsia="en-US" w:bidi="ar-SA"/>
-        </w:rPr>
-        <w:t>e API</w:t>
-      </w:r>
-      <w:r>
-        <w:rPr>
-          <w:rFonts w:eastAsia="Arial" w:cs="Arial" w:ascii="Nimbus Sans" w:hAnsi="Nimbus Sans"/>
-          <w:kern w:val="0"/>
-          <w:sz w:val="24"/>
-          <w:szCs w:val="24"/>
-          <w:lang w:val="en-GB" w:eastAsia="en-US" w:bidi="ar-SA"/>
-        </w:rPr>
-        <w:t xml:space="preserve"> is intended to give access to live tracking </w:t>
-      </w:r>
-      <w:r>
-        <w:rPr>
-          <w:rFonts w:eastAsia="Arial" w:cs="Arial" w:ascii="Nimbus Sans" w:hAnsi="Nimbus Sans"/>
-          <w:kern w:val="0"/>
-          <w:sz w:val="24"/>
-          <w:szCs w:val="24"/>
-          <w:lang w:val="en-GB" w:eastAsia="en-US" w:bidi="ar-SA"/>
-        </w:rPr>
-        <w:t>it is strictly rate-</w:t>
-      </w:r>
-      <w:r>
-        <w:rPr>
-          <w:rFonts w:eastAsia="Arial" w:cs="Arial" w:ascii="Nimbus Sans" w:hAnsi="Nimbus Sans"/>
-          <w:kern w:val="0"/>
-          <w:sz w:val="24"/>
-          <w:szCs w:val="24"/>
-          <w:lang w:val="en-GB" w:eastAsia="en-US" w:bidi="ar-SA"/>
-        </w:rPr>
-        <w:t xml:space="preserve">limited. </w:t>
+          <w:rFonts w:eastAsia="Arial" w:cs="Arial" w:ascii="Nimbus Sans" w:hAnsi="Nimbus Sans"/>
+          <w:kern w:val="0"/>
+          <w:sz w:val="24"/>
+          <w:szCs w:val="24"/>
+          <w:lang w:eastAsia="en-US" w:bidi="ar-SA"/>
+        </w:rPr>
+      </w:r>
+    </w:p>
+    <w:p>
+      <w:pPr>
+        <w:pStyle w:val="Normal"/>
+        <w:widowControl/>
+        <w:bidi w:val="0"/>
+        <w:spacing w:before="0" w:after="0"/>
+        <w:jc w:val="both"/>
+        <w:rPr>
+          <w:lang w:val="en-GB"/>
+        </w:rPr>
+      </w:pPr>
+      <w:r>
+        <w:rPr>
+          <w:rFonts w:eastAsia="Arial" w:cs="Arial" w:ascii="Nimbus Sans" w:hAnsi="Nimbus Sans"/>
+          <w:kern w:val="0"/>
+          <w:sz w:val="24"/>
+          <w:szCs w:val="24"/>
+          <w:lang w:val="en-GB" w:eastAsia="en-US" w:bidi="ar-SA"/>
+        </w:rPr>
+        <w:t xml:space="preserve">The n2yo.com website offers live tracking data for satellites. It has regularly updated database of around 66,000 satellite payloads from Sputnik 1 until today. There is also a free API key available to registered users. As the API is intended to give access to live tracking it is strictly rate-limited. </w:t>
       </w:r>
     </w:p>
     <w:p>
@@ -2289,7 +1839,11 @@
       </w:pPr>
       <w:r>
         <w:rPr>
-          <w:lang w:val="en-GB"/>
+          <w:rFonts w:eastAsia="Arial" w:cs="Arial" w:ascii="Nimbus Sans" w:hAnsi="Nimbus Sans"/>
+          <w:kern w:val="0"/>
+          <w:sz w:val="24"/>
+          <w:szCs w:val="24"/>
+          <w:lang w:eastAsia="en-US" w:bidi="ar-SA"/>
         </w:rPr>
       </w:r>
     </w:p>
@@ -2310,27 +1864,7 @@
           <w:szCs w:val="24"/>
           <w:lang w:val="en-GB" w:eastAsia="en-US" w:bidi="ar-SA"/>
         </w:rPr>
-        <w:t xml:space="preserve">It would be possible to scrape </w:t>
-      </w:r>
-      <w:r>
-        <w:rPr>
-          <w:rFonts w:eastAsia="Arial" w:cs="Arial" w:ascii="Nimbus Sans" w:hAnsi="Nimbus Sans"/>
-          <w:kern w:val="0"/>
-          <w:sz w:val="24"/>
-          <w:szCs w:val="24"/>
-          <w:lang w:val="en-GB" w:eastAsia="en-US" w:bidi="ar-SA"/>
-        </w:rPr>
-        <w:t>data from the website,</w:t>
-      </w:r>
-      <w:r>
-        <w:rPr>
-          <w:rFonts w:eastAsia="Arial" w:cs="Arial" w:ascii="Nimbus Sans" w:hAnsi="Nimbus Sans"/>
-          <w:kern w:val="0"/>
-          <w:sz w:val="24"/>
-          <w:szCs w:val="24"/>
-          <w:lang w:val="en-GB" w:eastAsia="en-US" w:bidi="ar-SA"/>
-        </w:rPr>
-        <w:t xml:space="preserve"> as the URL structure makes this a simple process, for example: </w:t>
+        <w:t xml:space="preserve">It would be possible to scrape data from the website, as the URL structure makes this a simple process, for example: </w:t>
       </w:r>
       <w:r>
         <w:rPr>
@@ -2353,177 +1887,7 @@
           <w:szCs w:val="24"/>
           <w:lang w:val="en-GB" w:eastAsia="en-US" w:bidi="ar-SA"/>
         </w:rPr>
-        <w:t xml:space="preserve"> </w:t>
-      </w:r>
-      <w:r>
-        <w:rPr>
-          <w:rFonts w:eastAsia="Arial" w:cs="Arial" w:ascii="Nimbus Sans" w:hAnsi="Nimbus Sans"/>
-          <w:kern w:val="0"/>
-          <w:sz w:val="24"/>
-          <w:szCs w:val="24"/>
-          <w:lang w:val="en-GB" w:eastAsia="en-US" w:bidi="ar-SA"/>
-        </w:rPr>
-        <w:t xml:space="preserve">Python code to achieve this was written using the “requests” and “BeautifulSoup” libraries and tested against a small number of pages. </w:t>
-      </w:r>
-      <w:r>
-        <w:rPr>
-          <w:rFonts w:eastAsia="Arial" w:cs="Arial" w:ascii="Nimbus Sans" w:hAnsi="Nimbus Sans"/>
-          <w:kern w:val="0"/>
-          <w:sz w:val="24"/>
-          <w:szCs w:val="24"/>
-          <w:lang w:val="en-GB" w:eastAsia="en-US" w:bidi="ar-SA"/>
-        </w:rPr>
-        <w:t xml:space="preserve">However, </w:t>
-      </w:r>
-      <w:r>
-        <w:rPr>
-          <w:rFonts w:eastAsia="Arial" w:cs="Arial" w:ascii="Nimbus Sans" w:hAnsi="Nimbus Sans"/>
-          <w:kern w:val="0"/>
-          <w:sz w:val="24"/>
-          <w:szCs w:val="24"/>
-          <w:lang w:val="en-GB" w:eastAsia="en-US" w:bidi="ar-SA"/>
-        </w:rPr>
-        <w:t xml:space="preserve">collecting a complete dataset would have required </w:t>
-      </w:r>
-      <w:r>
-        <w:rPr>
-          <w:rFonts w:eastAsia="Arial" w:cs="Arial" w:ascii="Nimbus Sans" w:hAnsi="Nimbus Sans"/>
-          <w:kern w:val="0"/>
-          <w:sz w:val="24"/>
-          <w:szCs w:val="24"/>
-          <w:lang w:val="en-GB" w:eastAsia="en-US" w:bidi="ar-SA"/>
-        </w:rPr>
-        <w:t xml:space="preserve">making </w:t>
-      </w:r>
-      <w:r>
-        <w:rPr>
-          <w:rFonts w:eastAsia="Arial" w:cs="Arial" w:ascii="Nimbus Sans" w:hAnsi="Nimbus Sans"/>
-          <w:kern w:val="0"/>
-          <w:sz w:val="24"/>
-          <w:szCs w:val="24"/>
-          <w:lang w:val="en-GB" w:eastAsia="en-US" w:bidi="ar-SA"/>
-        </w:rPr>
-        <w:t>tens of thousands of</w:t>
-      </w:r>
-      <w:r>
-        <w:rPr>
-          <w:rFonts w:eastAsia="Arial" w:cs="Arial" w:ascii="Nimbus Sans" w:hAnsi="Nimbus Sans"/>
-          <w:kern w:val="0"/>
-          <w:sz w:val="24"/>
-          <w:szCs w:val="24"/>
-          <w:lang w:val="en-GB" w:eastAsia="en-US" w:bidi="ar-SA"/>
-        </w:rPr>
-        <w:t xml:space="preserve"> </w:t>
-      </w:r>
-      <w:r>
-        <w:rPr>
-          <w:rFonts w:eastAsia="Arial" w:cs="Arial" w:ascii="Nimbus Sans" w:hAnsi="Nimbus Sans"/>
-          <w:kern w:val="0"/>
-          <w:sz w:val="24"/>
-          <w:szCs w:val="24"/>
-          <w:lang w:val="en-GB" w:eastAsia="en-US" w:bidi="ar-SA"/>
-        </w:rPr>
-        <w:t xml:space="preserve">GET </w:t>
-      </w:r>
-      <w:r>
-        <w:rPr>
-          <w:rFonts w:eastAsia="Arial" w:cs="Arial" w:ascii="Nimbus Sans" w:hAnsi="Nimbus Sans"/>
-          <w:kern w:val="0"/>
-          <w:sz w:val="24"/>
-          <w:szCs w:val="24"/>
-          <w:lang w:val="en-GB" w:eastAsia="en-US" w:bidi="ar-SA"/>
-        </w:rPr>
-        <w:t xml:space="preserve">requests. Every access to a website costs money in terms of processing and bandwidth costs, </w:t>
-      </w:r>
-      <w:r>
-        <w:rPr>
-          <w:rFonts w:eastAsia="Arial" w:cs="Arial" w:ascii="Nimbus Sans" w:hAnsi="Nimbus Sans"/>
-          <w:kern w:val="0"/>
-          <w:sz w:val="24"/>
-          <w:szCs w:val="24"/>
-          <w:lang w:val="en-GB" w:eastAsia="en-US" w:bidi="ar-SA"/>
-        </w:rPr>
-        <w:t xml:space="preserve">and this </w:t>
-      </w:r>
-      <w:r>
-        <w:rPr>
-          <w:rFonts w:eastAsia="Arial" w:cs="Arial" w:ascii="Nimbus Sans" w:hAnsi="Nimbus Sans"/>
-          <w:kern w:val="0"/>
-          <w:sz w:val="24"/>
-          <w:szCs w:val="24"/>
-          <w:lang w:val="en-GB" w:eastAsia="en-US" w:bidi="ar-SA"/>
-        </w:rPr>
-        <w:t xml:space="preserve">could be considered unethical, especially as the site survives through donations. </w:t>
-      </w:r>
-      <w:r>
-        <w:rPr>
-          <w:rFonts w:eastAsia="Arial" w:cs="Arial" w:ascii="Nimbus Sans" w:hAnsi="Nimbus Sans"/>
-          <w:kern w:val="0"/>
-          <w:sz w:val="24"/>
-          <w:szCs w:val="24"/>
-          <w:lang w:val="en-GB" w:eastAsia="en-US" w:bidi="ar-SA"/>
-        </w:rPr>
-        <w:t xml:space="preserve">Furthermore, </w:t>
-      </w:r>
-      <w:r>
-        <w:rPr>
-          <w:rFonts w:eastAsia="Arial" w:cs="Arial" w:ascii="Nimbus Sans" w:hAnsi="Nimbus Sans"/>
-          <w:kern w:val="0"/>
-          <w:sz w:val="24"/>
-          <w:szCs w:val="24"/>
-          <w:lang w:val="en-GB" w:eastAsia="en-US" w:bidi="ar-SA"/>
-        </w:rPr>
-        <w:t>t</w:t>
-      </w:r>
-      <w:r>
-        <w:rPr>
-          <w:rFonts w:eastAsia="Arial" w:cs="Arial" w:ascii="Nimbus Sans" w:hAnsi="Nimbus Sans"/>
-          <w:kern w:val="0"/>
-          <w:sz w:val="24"/>
-          <w:szCs w:val="24"/>
-          <w:lang w:val="en-GB" w:eastAsia="en-US" w:bidi="ar-SA"/>
-        </w:rPr>
-        <w:t xml:space="preserve">he database on this website </w:t>
-      </w:r>
-      <w:r>
-        <w:rPr>
-          <w:rFonts w:eastAsia="Arial" w:cs="Arial" w:ascii="Nimbus Sans" w:hAnsi="Nimbus Sans"/>
-          <w:kern w:val="0"/>
-          <w:sz w:val="24"/>
-          <w:szCs w:val="24"/>
-          <w:lang w:val="en-GB" w:eastAsia="en-US" w:bidi="ar-SA"/>
-        </w:rPr>
-        <w:t>also</w:t>
-      </w:r>
-      <w:r>
-        <w:rPr>
-          <w:rFonts w:eastAsia="Arial" w:cs="Arial" w:ascii="Nimbus Sans" w:hAnsi="Nimbus Sans"/>
-          <w:kern w:val="0"/>
-          <w:sz w:val="24"/>
-          <w:szCs w:val="24"/>
-          <w:lang w:val="en-GB" w:eastAsia="en-US" w:bidi="ar-SA"/>
-        </w:rPr>
-        <w:t xml:space="preserve"> </w:t>
-      </w:r>
-      <w:r>
-        <w:rPr>
-          <w:rFonts w:eastAsia="Arial" w:cs="Arial" w:ascii="Nimbus Sans" w:hAnsi="Nimbus Sans"/>
-          <w:kern w:val="0"/>
-          <w:sz w:val="24"/>
-          <w:szCs w:val="24"/>
-          <w:lang w:val="en-GB" w:eastAsia="en-US" w:bidi="ar-SA"/>
-        </w:rPr>
-        <w:t>covers only</w:t>
-      </w:r>
-      <w:r>
-        <w:rPr>
-          <w:rFonts w:eastAsia="Arial" w:cs="Arial" w:ascii="Nimbus Sans" w:hAnsi="Nimbus Sans"/>
-          <w:kern w:val="0"/>
-          <w:sz w:val="24"/>
-          <w:szCs w:val="24"/>
-          <w:lang w:val="en-GB" w:eastAsia="en-US" w:bidi="ar-SA"/>
-        </w:rPr>
-        <w:t xml:space="preserve"> satellite payloads.</w:t>
+        <w:t xml:space="preserve"> Python code to achieve this was written using the “requests” and “BeautifulSoup” libraries and tested against a small number of pages. However, collecting a complete dataset would have required making tens of thousands of GET requests. Every access to a website costs money in terms of processing and bandwidth costs, and this could be considered unethical, especially as the site survives through donations. Furthermore, the database on this website also covers only satellite payloads.</w:t>
       </w:r>
     </w:p>
     <w:p>
@@ -2543,90 +1907,34 @@
       </w:pPr>
       <w:r>
         <w:rPr>
-          <w:lang w:val="en-GB"/>
-        </w:rPr>
-      </w:r>
-    </w:p>
-    <w:p>
-      <w:pPr>
-        <w:pStyle w:val="Normal"/>
-        <w:widowControl/>
-        <w:bidi w:val="0"/>
-        <w:spacing w:before="0" w:after="0"/>
-        <w:jc w:val="both"/>
-        <w:rPr>
-          <w:lang w:val="en-GB"/>
-        </w:rPr>
-      </w:pPr>
-      <w:r>
-        <w:rPr>
-          <w:rFonts w:eastAsia="Arial" w:cs="Arial" w:ascii="Nimbus Sans" w:hAnsi="Nimbus Sans"/>
-          <w:kern w:val="0"/>
-          <w:sz w:val="24"/>
-          <w:szCs w:val="24"/>
-          <w:lang w:val="en-GB" w:eastAsia="en-US" w:bidi="ar-SA"/>
-        </w:rPr>
-        <w:t xml:space="preserve">An article on the n2yo.com website led to a </w:t>
-      </w:r>
-      <w:r>
-        <w:rPr>
-          <w:rFonts w:eastAsia="Arial" w:cs="Arial" w:ascii="Nimbus Sans" w:hAnsi="Nimbus Sans"/>
-          <w:kern w:val="0"/>
-          <w:sz w:val="24"/>
-          <w:szCs w:val="24"/>
-          <w:lang w:val="en-GB" w:eastAsia="en-US" w:bidi="ar-SA"/>
-        </w:rPr>
-        <w:t>free database of tracked orbital objects that is updated daily. It is maintained by Jonathan McDowell who works for the Harvard-Smithsonian Center for Astrophysics. It appears to be curated as part of his work, and part</w:t>
-      </w:r>
-      <w:r>
-        <w:rPr>
-          <w:rFonts w:eastAsia="Arial" w:cs="Arial" w:ascii="Nimbus Sans" w:hAnsi="Nimbus Sans"/>
-          <w:kern w:val="0"/>
-          <w:sz w:val="24"/>
-          <w:szCs w:val="24"/>
-          <w:lang w:val="en-GB" w:eastAsia="en-US" w:bidi="ar-SA"/>
-        </w:rPr>
-        <w:t>ly</w:t>
-      </w:r>
-      <w:r>
-        <w:rPr>
-          <w:rFonts w:eastAsia="Arial" w:cs="Arial" w:ascii="Nimbus Sans" w:hAnsi="Nimbus Sans"/>
-          <w:kern w:val="0"/>
-          <w:sz w:val="24"/>
-          <w:szCs w:val="24"/>
-          <w:lang w:val="en-GB" w:eastAsia="en-US" w:bidi="ar-SA"/>
-        </w:rPr>
-        <w:t xml:space="preserve"> </w:t>
-      </w:r>
-      <w:r>
-        <w:rPr>
-          <w:rFonts w:eastAsia="Arial" w:cs="Arial" w:ascii="Nimbus Sans" w:hAnsi="Nimbus Sans"/>
-          <w:kern w:val="0"/>
-          <w:sz w:val="24"/>
-          <w:szCs w:val="24"/>
-          <w:lang w:val="en-GB" w:eastAsia="en-US" w:bidi="ar-SA"/>
-        </w:rPr>
-        <w:t xml:space="preserve">as a </w:t>
-      </w:r>
-      <w:r>
-        <w:rPr>
-          <w:rFonts w:eastAsia="Arial" w:cs="Arial" w:ascii="Nimbus Sans" w:hAnsi="Nimbus Sans"/>
-          <w:kern w:val="0"/>
-          <w:sz w:val="24"/>
-          <w:szCs w:val="24"/>
-          <w:lang w:val="en-GB" w:eastAsia="en-US" w:bidi="ar-SA"/>
-        </w:rPr>
-        <w:t xml:space="preserve">hobby </w:t>
-      </w:r>
-      <w:r>
-        <w:rPr>
-          <w:rFonts w:eastAsia="Arial" w:cs="Arial" w:ascii="Nimbus Sans" w:hAnsi="Nimbus Sans"/>
-          <w:kern w:val="0"/>
-          <w:sz w:val="24"/>
-          <w:szCs w:val="24"/>
-          <w:lang w:val="en-GB" w:eastAsia="en-US" w:bidi="ar-SA"/>
-        </w:rPr>
-        <w:t>and is released under the Creative Commons CC-BY licence. (McDowell 2019). This dataset contains data on debris, satellite payloads and other objects. It provides over forty data points on each object. Secondary datasets are also available providing details about space related organisations and launch sites among others. This dataset was chosen to support this report.</w:t>
+          <w:rFonts w:eastAsia="Arial" w:cs="Arial" w:ascii="Nimbus Sans" w:hAnsi="Nimbus Sans"/>
+          <w:kern w:val="0"/>
+          <w:sz w:val="24"/>
+          <w:szCs w:val="24"/>
+          <w:lang w:eastAsia="en-US" w:bidi="ar-SA"/>
+        </w:rPr>
+      </w:r>
+    </w:p>
+    <w:p>
+      <w:pPr>
+        <w:pStyle w:val="Normal"/>
+        <w:widowControl/>
+        <w:bidi w:val="0"/>
+        <w:spacing w:before="0" w:after="0"/>
+        <w:jc w:val="both"/>
+        <w:rPr>
+          <w:lang w:val="en-GB"/>
+        </w:rPr>
+      </w:pPr>
+      <w:r>
+        <w:rPr>
+          <w:rFonts w:eastAsia="Arial" w:cs="Arial" w:ascii="Nimbus Sans" w:hAnsi="Nimbus Sans"/>
+          <w:kern w:val="0"/>
+          <w:sz w:val="24"/>
+          <w:szCs w:val="24"/>
+          <w:lang w:val="en-GB" w:eastAsia="en-US" w:bidi="ar-SA"/>
+        </w:rPr>
+        <w:t>An article on the n2yo.com website led to a free database of tracked orbital objects that is updated daily. It is maintained by Jonathan McDowell who works for the Harvard-Smithsonian Center for Astrophysics. It appears to be curated as part of his work, and partly as a hobby and is released under the Creative Commons CC-BY licence. (McDowell 2019). This dataset contains data on debris, satellite payloads and other objects. It provides over forty data points on each object. Secondary datasets are also available providing details about space related organisations and launch sites among others. This dataset was chosen to support this report.</w:t>
       </w:r>
     </w:p>
     <w:p>
@@ -2717,177 +2025,7 @@
           <w:szCs w:val="24"/>
           <w:lang w:val="en-GB" w:eastAsia="en-US" w:bidi="ar-SA"/>
         </w:rPr>
-        <w:t>As well as suitable datasets, n</w:t>
-      </w:r>
-      <w:r>
-        <w:rPr>
-          <w:rFonts w:eastAsia="Arial" w:cs="Arial" w:ascii="Nimbus Sans" w:hAnsi="Nimbus Sans"/>
-          <w:kern w:val="0"/>
-          <w:sz w:val="24"/>
-          <w:szCs w:val="24"/>
-          <w:lang w:val="en-GB" w:eastAsia="en-US" w:bidi="ar-SA"/>
-        </w:rPr>
-        <w:t xml:space="preserve">ews reports showing instances when fragments of space </w:t>
-      </w:r>
-      <w:r>
-        <w:rPr>
-          <w:rFonts w:eastAsia="Arial" w:cs="Arial" w:ascii="Nimbus Sans" w:hAnsi="Nimbus Sans"/>
-          <w:kern w:val="0"/>
-          <w:sz w:val="24"/>
-          <w:szCs w:val="24"/>
-          <w:lang w:val="en-GB" w:eastAsia="en-US" w:bidi="ar-SA"/>
-        </w:rPr>
-        <w:t>debris</w:t>
-      </w:r>
-      <w:r>
-        <w:rPr>
-          <w:rFonts w:eastAsia="Arial" w:cs="Arial" w:ascii="Nimbus Sans" w:hAnsi="Nimbus Sans"/>
-          <w:kern w:val="0"/>
-          <w:sz w:val="24"/>
-          <w:szCs w:val="24"/>
-          <w:lang w:val="en-GB" w:eastAsia="en-US" w:bidi="ar-SA"/>
-        </w:rPr>
-        <w:t xml:space="preserve"> have caused issues for satellites, space craft and humans in space </w:t>
-      </w:r>
-      <w:r>
-        <w:rPr>
-          <w:rFonts w:eastAsia="Arial" w:cs="Arial" w:ascii="Nimbus Sans" w:hAnsi="Nimbus Sans"/>
-          <w:kern w:val="0"/>
-          <w:sz w:val="24"/>
-          <w:szCs w:val="24"/>
-          <w:lang w:val="en-GB" w:eastAsia="en-US" w:bidi="ar-SA"/>
-        </w:rPr>
-        <w:t xml:space="preserve">were sought in order to anchor the issue in reality. </w:t>
-      </w:r>
-      <w:r>
-        <w:rPr>
-          <w:rFonts w:eastAsia="Arial" w:cs="Arial" w:ascii="Nimbus Sans" w:hAnsi="Nimbus Sans"/>
-          <w:kern w:val="0"/>
-          <w:sz w:val="24"/>
-          <w:szCs w:val="24"/>
-          <w:lang w:val="en-GB" w:eastAsia="en-US" w:bidi="ar-SA"/>
-        </w:rPr>
-        <w:t>In</w:t>
-      </w:r>
-      <w:r>
-        <w:rPr>
-          <w:rFonts w:eastAsia="Arial" w:cs="Arial" w:ascii="Nimbus Sans" w:hAnsi="Nimbus Sans"/>
-          <w:kern w:val="0"/>
-          <w:sz w:val="24"/>
-          <w:szCs w:val="24"/>
-          <w:lang w:val="en-GB" w:eastAsia="en-US" w:bidi="ar-SA"/>
-        </w:rPr>
-        <w:t xml:space="preserve"> </w:t>
-      </w:r>
-      <w:r>
-        <w:rPr>
-          <w:rFonts w:eastAsia="Arial" w:cs="Arial" w:ascii="Nimbus Sans" w:hAnsi="Nimbus Sans"/>
-          <w:kern w:val="0"/>
-          <w:sz w:val="24"/>
-          <w:szCs w:val="24"/>
-          <w:lang w:val="en-GB" w:eastAsia="en-US" w:bidi="ar-SA"/>
-        </w:rPr>
-        <w:t>the time-</w:t>
-      </w:r>
-      <w:r>
-        <w:rPr>
-          <w:rFonts w:eastAsia="Arial" w:cs="Arial" w:ascii="Nimbus Sans" w:hAnsi="Nimbus Sans"/>
-          <w:kern w:val="0"/>
-          <w:sz w:val="24"/>
-          <w:szCs w:val="24"/>
-          <w:lang w:val="en-GB" w:eastAsia="en-US" w:bidi="ar-SA"/>
-        </w:rPr>
-        <w:t>frame of</w:t>
-      </w:r>
-      <w:r>
-        <w:rPr>
-          <w:rFonts w:eastAsia="Arial" w:cs="Arial" w:ascii="Nimbus Sans" w:hAnsi="Nimbus Sans"/>
-          <w:kern w:val="0"/>
-          <w:sz w:val="24"/>
-          <w:szCs w:val="24"/>
-          <w:lang w:val="en-GB" w:eastAsia="en-US" w:bidi="ar-SA"/>
-        </w:rPr>
-        <w:t xml:space="preserve"> this project, there has been an instance of three Chinese taikonaut</w:t>
-      </w:r>
-      <w:r>
-        <w:rPr>
-          <w:rFonts w:eastAsia="Arial" w:cs="Arial" w:ascii="Nimbus Sans" w:hAnsi="Nimbus Sans"/>
-          <w:kern w:val="0"/>
-          <w:sz w:val="24"/>
-          <w:szCs w:val="24"/>
-          <w:lang w:val="en-GB" w:eastAsia="en-US" w:bidi="ar-SA"/>
-        </w:rPr>
-        <w:t>s</w:t>
-      </w:r>
-      <w:r>
-        <w:rPr>
-          <w:rFonts w:eastAsia="Arial" w:cs="Arial" w:ascii="Nimbus Sans" w:hAnsi="Nimbus Sans"/>
-          <w:kern w:val="0"/>
-          <w:sz w:val="24"/>
-          <w:szCs w:val="24"/>
-          <w:lang w:val="en-GB" w:eastAsia="en-US" w:bidi="ar-SA"/>
-        </w:rPr>
-        <w:t xml:space="preserve"> being stranded </w:t>
-      </w:r>
-      <w:r>
-        <w:rPr>
-          <w:rFonts w:eastAsia="Arial" w:cs="Arial" w:ascii="Nimbus Sans" w:hAnsi="Nimbus Sans"/>
-          <w:kern w:val="0"/>
-          <w:sz w:val="24"/>
-          <w:szCs w:val="24"/>
-          <w:lang w:val="en-GB" w:eastAsia="en-US" w:bidi="ar-SA"/>
-        </w:rPr>
-        <w:t>one the Tiangong space station</w:t>
-      </w:r>
-      <w:r>
-        <w:rPr>
-          <w:rFonts w:eastAsia="Arial" w:cs="Arial" w:ascii="Nimbus Sans" w:hAnsi="Nimbus Sans"/>
-          <w:kern w:val="0"/>
-          <w:sz w:val="24"/>
-          <w:szCs w:val="24"/>
-          <w:lang w:val="en-GB" w:eastAsia="en-US" w:bidi="ar-SA"/>
-        </w:rPr>
-        <w:t xml:space="preserve"> due to debris strik</w:t>
-      </w:r>
-      <w:r>
-        <w:rPr>
-          <w:rFonts w:eastAsia="Arial" w:cs="Arial" w:ascii="Nimbus Sans" w:hAnsi="Nimbus Sans"/>
-          <w:kern w:val="0"/>
-          <w:sz w:val="24"/>
-          <w:szCs w:val="24"/>
-          <w:lang w:val="en-GB" w:eastAsia="en-US" w:bidi="ar-SA"/>
-        </w:rPr>
-        <w:t>ing their return capsule</w:t>
-      </w:r>
-      <w:r>
-        <w:rPr>
-          <w:rFonts w:eastAsia="Arial" w:cs="Arial" w:ascii="Nimbus Sans" w:hAnsi="Nimbus Sans"/>
-          <w:kern w:val="0"/>
-          <w:sz w:val="24"/>
-          <w:szCs w:val="24"/>
-          <w:lang w:val="en-GB" w:eastAsia="en-US" w:bidi="ar-SA"/>
-        </w:rPr>
-        <w:t xml:space="preserve"> (</w:t>
-      </w:r>
-      <w:r>
-        <w:rPr>
-          <w:rFonts w:eastAsia="Arial" w:cs="Arial" w:ascii="Nimbus Sans" w:hAnsi="Nimbus Sans"/>
-          <w:kern w:val="0"/>
-          <w:sz w:val="24"/>
-          <w:szCs w:val="24"/>
-          <w:lang w:val="en-GB" w:eastAsia="en-US" w:bidi="ar-SA"/>
-        </w:rPr>
-        <w:t>Livescience 2025</w:t>
-      </w:r>
-      <w:r>
-        <w:rPr>
-          <w:rFonts w:eastAsia="Arial" w:cs="Arial" w:ascii="Nimbus Sans" w:hAnsi="Nimbus Sans"/>
-          <w:kern w:val="0"/>
-          <w:sz w:val="24"/>
-          <w:szCs w:val="24"/>
-          <w:lang w:val="en-GB" w:eastAsia="en-US" w:bidi="ar-SA"/>
-        </w:rPr>
-        <w:t xml:space="preserve">). </w:t>
+        <w:t xml:space="preserve">As well as suitable datasets, news reports showing instances when fragments of space debris have caused issues for satellites, space craft and humans in space were sought in order to anchor the issue in reality. In the time-frame of this project, there has been an instance of three Chinese taikonauts being stranded one the Tiangong space station due to debris striking their return capsule (Livescience 2025). </w:t>
       </w:r>
     </w:p>
     <w:p>
@@ -2907,7 +2045,11 @@
       </w:pPr>
       <w:r>
         <w:rPr>
-          <w:lang w:val="en-GB"/>
+          <w:rFonts w:eastAsia="Arial" w:cs="Arial" w:ascii="Nimbus Sans" w:hAnsi="Nimbus Sans"/>
+          <w:kern w:val="0"/>
+          <w:sz w:val="24"/>
+          <w:szCs w:val="24"/>
+          <w:lang w:eastAsia="en-US" w:bidi="ar-SA"/>
         </w:rPr>
       </w:r>
     </w:p>
@@ -2952,8 +2094,11 @@
       </w:pPr>
       <w:r>
         <w:rPr>
-          <w:color w:val="FF4000"/>
-          <w:lang w:val="en-GB"/>
+          <w:rFonts w:eastAsia="Arial" w:cs="Arial" w:ascii="Nimbus Sans" w:hAnsi="Nimbus Sans"/>
+          <w:kern w:val="0"/>
+          <w:sz w:val="24"/>
+          <w:szCs w:val="24"/>
+          <w:lang w:eastAsia="en-US" w:bidi="ar-SA"/>
         </w:rPr>
       </w:r>
     </w:p>
@@ -3007,57 +2152,7 @@
           <w:szCs w:val="24"/>
           <w:lang w:val="en-GB" w:eastAsia="en-US" w:bidi="ar-SA"/>
         </w:rPr>
-        <w:t xml:space="preserve"> is split into a number of databases, </w:t>
-      </w:r>
-      <w:r>
-        <w:rPr>
-          <w:rFonts w:eastAsia="Arial" w:cs="Arial" w:ascii="Nimbus Sans" w:hAnsi="Nimbus Sans"/>
-          <w:kern w:val="0"/>
-          <w:sz w:val="24"/>
-          <w:szCs w:val="24"/>
-          <w:lang w:val="en-GB" w:eastAsia="en-US" w:bidi="ar-SA"/>
-        </w:rPr>
-        <w:t>provided as tab separated files. T</w:t>
-      </w:r>
-      <w:r>
-        <w:rPr>
-          <w:rFonts w:eastAsia="Arial" w:cs="Arial" w:ascii="Nimbus Sans" w:hAnsi="Nimbus Sans"/>
-          <w:kern w:val="0"/>
-          <w:sz w:val="24"/>
-          <w:szCs w:val="24"/>
-          <w:lang w:val="en-GB" w:eastAsia="en-US" w:bidi="ar-SA"/>
-        </w:rPr>
-        <w:t>he documentation for the datasets is very detailed and provided as an over four thousand page PDF file: https://www.planet4589.org/space/gcat/pdf/doc.pdf.</w:t>
-      </w:r>
-      <w:r>
-        <w:rPr>
-          <w:rFonts w:eastAsia="Arial" w:cs="Arial" w:ascii="Nimbus Sans" w:hAnsi="Nimbus Sans"/>
-          <w:kern w:val="0"/>
-          <w:sz w:val="24"/>
-          <w:szCs w:val="24"/>
-          <w:lang w:val="en-GB" w:eastAsia="en-US" w:bidi="ar-SA"/>
-        </w:rPr>
-        <w:t xml:space="preserve"> From the large selection available, a number</w:t>
-      </w:r>
-      <w:r>
-        <w:rPr>
-          <w:rFonts w:eastAsia="Arial" w:cs="Arial" w:ascii="Nimbus Sans" w:hAnsi="Nimbus Sans"/>
-          <w:kern w:val="0"/>
-          <w:sz w:val="24"/>
-          <w:szCs w:val="24"/>
-          <w:lang w:val="en-GB" w:eastAsia="en-US" w:bidi="ar-SA"/>
-        </w:rPr>
-        <w:t xml:space="preserve"> </w:t>
-      </w:r>
-      <w:r>
-        <w:rPr>
-          <w:rFonts w:eastAsia="Arial" w:cs="Arial" w:ascii="Nimbus Sans" w:hAnsi="Nimbus Sans"/>
-          <w:kern w:val="0"/>
-          <w:sz w:val="24"/>
-          <w:szCs w:val="24"/>
-          <w:lang w:val="en-GB" w:eastAsia="en-US" w:bidi="ar-SA"/>
-        </w:rPr>
-        <w:t>were selected for use. Initial exploration of the datasets revealed the information in the following table:</w:t>
+        <w:t xml:space="preserve"> is split into a number of databases, provided as tab separated files. The documentation for the datasets is very detailed and provided as an over four thousand page PDF file: https://www.planet4589.org/space/gcat/pdf/doc.pdf. From the large selection available, a number were selected for use. Initial exploration of the datasets revealed the information in the following table:</w:t>
       </w:r>
     </w:p>
     <w:p>
@@ -3097,16 +2192,16 @@
         </w:tblCellMar>
       </w:tblPr>
       <w:tblGrid>
-        <w:gridCol w:w="1796"/>
-        <w:gridCol w:w="5368"/>
+        <w:gridCol w:w="1795"/>
+        <w:gridCol w:w="5369"/>
         <w:gridCol w:w="1175"/>
-        <w:gridCol w:w="1263"/>
+        <w:gridCol w:w="1262"/>
       </w:tblGrid>
       <w:tr>
         <w:trPr/>
         <w:tc>
           <w:tcPr>
-            <w:tcW w:w="1796" w:type="dxa"/>
+            <w:tcW w:w="1795" w:type="dxa"/>
             <w:tcBorders>
               <w:top w:val="single" w:sz="4" w:space="0" w:color="000000"/>
               <w:start w:val="single" w:sz="4" w:space="0" w:color="000000"/>
@@ -3138,7 +2233,7 @@
         </w:tc>
         <w:tc>
           <w:tcPr>
-            <w:tcW w:w="5368" w:type="dxa"/>
+            <w:tcW w:w="5369" w:type="dxa"/>
             <w:tcBorders>
               <w:top w:val="single" w:sz="4" w:space="0" w:color="000000"/>
               <w:start w:val="single" w:sz="4" w:space="0" w:color="000000"/>
@@ -3202,7 +2297,7 @@
         </w:tc>
         <w:tc>
           <w:tcPr>
-            <w:tcW w:w="1263" w:type="dxa"/>
+            <w:tcW w:w="1262" w:type="dxa"/>
             <w:tcBorders>
               <w:top w:val="single" w:sz="4" w:space="0" w:color="000000"/>
               <w:start w:val="single" w:sz="4" w:space="0" w:color="000000"/>
@@ -3238,7 +2333,7 @@
         <w:trPr/>
         <w:tc>
           <w:tcPr>
-            <w:tcW w:w="1796" w:type="dxa"/>
+            <w:tcW w:w="1795" w:type="dxa"/>
             <w:tcBorders>
               <w:start w:val="single" w:sz="4" w:space="0" w:color="000000"/>
               <w:bottom w:val="single" w:sz="4" w:space="0" w:color="000000"/>
@@ -3269,7 +2364,7 @@
         </w:tc>
         <w:tc>
           <w:tcPr>
-            <w:tcW w:w="5368" w:type="dxa"/>
+            <w:tcW w:w="5369" w:type="dxa"/>
             <w:tcBorders>
               <w:start w:val="single" w:sz="4" w:space="0" w:color="000000"/>
               <w:bottom w:val="single" w:sz="4" w:space="0" w:color="000000"/>
@@ -3297,37 +2392,7 @@
                 <w:szCs w:val="24"/>
                 <w:lang w:val="en-GB" w:eastAsia="en-US" w:bidi="ar-SA"/>
               </w:rPr>
-              <w:t>D</w:t>
-            </w:r>
-            <w:r>
-              <w:rPr>
-                <w:rFonts w:eastAsia="Arial" w:cs="Arial" w:ascii="Nimbus Sans" w:hAnsi="Nimbus Sans"/>
-                <w:kern w:val="0"/>
-                <w:sz w:val="24"/>
-                <w:szCs w:val="24"/>
-                <w:lang w:val="en-GB" w:eastAsia="en-US" w:bidi="ar-SA"/>
-              </w:rPr>
-              <w:t xml:space="preserve">etail on the </w:t>
-            </w:r>
-            <w:r>
-              <w:rPr>
-                <w:rFonts w:eastAsia="Arial" w:cs="Arial" w:ascii="Nimbus Sans" w:hAnsi="Nimbus Sans"/>
-                <w:kern w:val="0"/>
-                <w:sz w:val="24"/>
-                <w:szCs w:val="24"/>
-                <w:lang w:val="en-GB" w:eastAsia="en-US" w:bidi="ar-SA"/>
-              </w:rPr>
-              <w:t xml:space="preserve">launch and initial </w:t>
-            </w:r>
-            <w:r>
-              <w:rPr>
-                <w:rFonts w:eastAsia="Arial" w:cs="Arial" w:ascii="Nimbus Sans" w:hAnsi="Nimbus Sans"/>
-                <w:kern w:val="0"/>
-                <w:sz w:val="24"/>
-                <w:szCs w:val="24"/>
-                <w:lang w:val="en-GB" w:eastAsia="en-US" w:bidi="ar-SA"/>
-              </w:rPr>
-              <w:t>state of objects.</w:t>
+              <w:t>Detail on the launch and initial state of objects.</w:t>
             </w:r>
           </w:p>
         </w:tc>
@@ -3364,7 +2429,7 @@
         </w:tc>
         <w:tc>
           <w:tcPr>
-            <w:tcW w:w="1263" w:type="dxa"/>
+            <w:tcW w:w="1262" w:type="dxa"/>
             <w:tcBorders>
               <w:start w:val="single" w:sz="4" w:space="0" w:color="000000"/>
               <w:bottom w:val="single" w:sz="4" w:space="0" w:color="000000"/>
@@ -3399,7 +2464,7 @@
         <w:trPr/>
         <w:tc>
           <w:tcPr>
-            <w:tcW w:w="1796" w:type="dxa"/>
+            <w:tcW w:w="1795" w:type="dxa"/>
             <w:tcBorders>
               <w:start w:val="single" w:sz="4" w:space="0" w:color="000000"/>
               <w:bottom w:val="single" w:sz="4" w:space="0" w:color="000000"/>
@@ -3430,7 +2495,7 @@
         </w:tc>
         <w:tc>
           <w:tcPr>
-            <w:tcW w:w="5368" w:type="dxa"/>
+            <w:tcW w:w="5369" w:type="dxa"/>
             <w:tcBorders>
               <w:start w:val="single" w:sz="4" w:space="0" w:color="000000"/>
               <w:bottom w:val="single" w:sz="4" w:space="0" w:color="000000"/>
@@ -3458,17 +2523,7 @@
                 <w:szCs w:val="24"/>
                 <w:lang w:val="en-GB" w:eastAsia="en-US" w:bidi="ar-SA"/>
               </w:rPr>
-              <w:t>S</w:t>
-            </w:r>
-            <w:r>
-              <w:rPr>
-                <w:rFonts w:eastAsia="Arial" w:cs="Arial" w:ascii="Nimbus Sans" w:hAnsi="Nimbus Sans"/>
-                <w:kern w:val="0"/>
-                <w:sz w:val="24"/>
-                <w:szCs w:val="24"/>
-                <w:lang w:val="en-GB" w:eastAsia="en-US" w:bidi="ar-SA"/>
-              </w:rPr>
-              <w:t>ubsequent changes to object status.</w:t>
+              <w:t>Subsequent changes to object status.</w:t>
             </w:r>
           </w:p>
         </w:tc>
@@ -3505,7 +2560,7 @@
         </w:tc>
         <w:tc>
           <w:tcPr>
-            <w:tcW w:w="1263" w:type="dxa"/>
+            <w:tcW w:w="1262" w:type="dxa"/>
             <w:tcBorders>
               <w:start w:val="single" w:sz="4" w:space="0" w:color="000000"/>
               <w:bottom w:val="single" w:sz="4" w:space="0" w:color="000000"/>
@@ -3540,7 +2595,7 @@
         <w:trPr/>
         <w:tc>
           <w:tcPr>
-            <w:tcW w:w="1796" w:type="dxa"/>
+            <w:tcW w:w="1795" w:type="dxa"/>
             <w:tcBorders>
               <w:start w:val="single" w:sz="4" w:space="0" w:color="000000"/>
               <w:bottom w:val="single" w:sz="4" w:space="0" w:color="000000"/>
@@ -3571,7 +2626,7 @@
         </w:tc>
         <w:tc>
           <w:tcPr>
-            <w:tcW w:w="5368" w:type="dxa"/>
+            <w:tcW w:w="5369" w:type="dxa"/>
             <w:tcBorders>
               <w:start w:val="single" w:sz="4" w:space="0" w:color="000000"/>
               <w:bottom w:val="single" w:sz="4" w:space="0" w:color="000000"/>
@@ -3599,17 +2654,7 @@
                 <w:szCs w:val="24"/>
                 <w:lang w:val="en-GB" w:eastAsia="en-US" w:bidi="ar-SA"/>
               </w:rPr>
-              <w:t>A</w:t>
-            </w:r>
-            <w:r>
-              <w:rPr>
-                <w:rFonts w:eastAsia="Arial" w:cs="Arial" w:ascii="Nimbus Sans" w:hAnsi="Nimbus Sans"/>
-                <w:kern w:val="0"/>
-                <w:sz w:val="24"/>
-                <w:szCs w:val="24"/>
-                <w:lang w:val="en-GB" w:eastAsia="en-US" w:bidi="ar-SA"/>
-              </w:rPr>
-              <w:t>dditional information on satellite payloads.</w:t>
+              <w:t>Additional information on satellite payloads.</w:t>
             </w:r>
           </w:p>
         </w:tc>
@@ -3646,7 +2691,7 @@
         </w:tc>
         <w:tc>
           <w:tcPr>
-            <w:tcW w:w="1263" w:type="dxa"/>
+            <w:tcW w:w="1262" w:type="dxa"/>
             <w:tcBorders>
               <w:start w:val="single" w:sz="4" w:space="0" w:color="000000"/>
               <w:bottom w:val="single" w:sz="4" w:space="0" w:color="000000"/>
@@ -3681,7 +2726,7 @@
         <w:trPr/>
         <w:tc>
           <w:tcPr>
-            <w:tcW w:w="1796" w:type="dxa"/>
+            <w:tcW w:w="1795" w:type="dxa"/>
             <w:tcBorders>
               <w:start w:val="single" w:sz="4" w:space="0" w:color="000000"/>
               <w:bottom w:val="single" w:sz="4" w:space="0" w:color="000000"/>
@@ -3712,7 +2757,7 @@
         </w:tc>
         <w:tc>
           <w:tcPr>
-            <w:tcW w:w="5368" w:type="dxa"/>
+            <w:tcW w:w="5369" w:type="dxa"/>
             <w:tcBorders>
               <w:start w:val="single" w:sz="4" w:space="0" w:color="000000"/>
               <w:bottom w:val="single" w:sz="4" w:space="0" w:color="000000"/>
@@ -3740,47 +2785,7 @@
                 <w:szCs w:val="24"/>
                 <w:lang w:val="en-GB" w:eastAsia="en-US" w:bidi="ar-SA"/>
               </w:rPr>
-              <w:t>D</w:t>
-            </w:r>
-            <w:r>
-              <w:rPr>
-                <w:rFonts w:eastAsia="Arial" w:cs="Arial" w:ascii="Nimbus Sans" w:hAnsi="Nimbus Sans"/>
-                <w:kern w:val="0"/>
-                <w:sz w:val="24"/>
-                <w:szCs w:val="24"/>
-                <w:lang w:val="en-GB" w:eastAsia="en-US" w:bidi="ar-SA"/>
-              </w:rPr>
-              <w:t>etails o</w:t>
-            </w:r>
-            <w:r>
-              <w:rPr>
-                <w:rFonts w:eastAsia="Arial" w:cs="Arial" w:ascii="Nimbus Sans" w:hAnsi="Nimbus Sans"/>
-                <w:kern w:val="0"/>
-                <w:sz w:val="24"/>
-                <w:szCs w:val="24"/>
-                <w:lang w:val="en-GB" w:eastAsia="en-US" w:bidi="ar-SA"/>
-              </w:rPr>
-              <w:t>f</w:t>
-            </w:r>
-            <w:r>
-              <w:rPr>
-                <w:rFonts w:eastAsia="Arial" w:cs="Arial" w:ascii="Nimbus Sans" w:hAnsi="Nimbus Sans"/>
-                <w:kern w:val="0"/>
-                <w:sz w:val="24"/>
-                <w:szCs w:val="24"/>
-                <w:lang w:val="en-GB" w:eastAsia="en-US" w:bidi="ar-SA"/>
-              </w:rPr>
-              <w:t xml:space="preserve"> launch sites, </w:t>
-            </w:r>
-            <w:r>
-              <w:rPr>
-                <w:rFonts w:eastAsia="Arial" w:cs="Arial" w:ascii="Nimbus Sans" w:hAnsi="Nimbus Sans"/>
-                <w:kern w:val="0"/>
-                <w:sz w:val="24"/>
-                <w:szCs w:val="24"/>
-                <w:lang w:val="en-GB" w:eastAsia="en-US" w:bidi="ar-SA"/>
-              </w:rPr>
-              <w:t>including latitude and longitude.</w:t>
+              <w:t>Details of launch sites, including latitude and longitude.</w:t>
             </w:r>
           </w:p>
         </w:tc>
@@ -3817,7 +2822,7 @@
         </w:tc>
         <w:tc>
           <w:tcPr>
-            <w:tcW w:w="1263" w:type="dxa"/>
+            <w:tcW w:w="1262" w:type="dxa"/>
             <w:tcBorders>
               <w:start w:val="single" w:sz="4" w:space="0" w:color="000000"/>
               <w:bottom w:val="single" w:sz="4" w:space="0" w:color="000000"/>
@@ -3852,7 +2857,7 @@
         <w:trPr/>
         <w:tc>
           <w:tcPr>
-            <w:tcW w:w="1796" w:type="dxa"/>
+            <w:tcW w:w="1795" w:type="dxa"/>
             <w:tcBorders>
               <w:start w:val="single" w:sz="4" w:space="0" w:color="000000"/>
               <w:bottom w:val="single" w:sz="4" w:space="0" w:color="000000"/>
@@ -3883,7 +2888,7 @@
         </w:tc>
         <w:tc>
           <w:tcPr>
-            <w:tcW w:w="5368" w:type="dxa"/>
+            <w:tcW w:w="5369" w:type="dxa"/>
             <w:tcBorders>
               <w:start w:val="single" w:sz="4" w:space="0" w:color="000000"/>
               <w:bottom w:val="single" w:sz="4" w:space="0" w:color="000000"/>
@@ -3911,47 +2916,7 @@
                 <w:szCs w:val="24"/>
                 <w:lang w:val="en-GB" w:eastAsia="en-US" w:bidi="ar-SA"/>
               </w:rPr>
-              <w:t>D</w:t>
-            </w:r>
-            <w:r>
-              <w:rPr>
-                <w:rFonts w:eastAsia="Arial" w:cs="Arial" w:ascii="Nimbus Sans" w:hAnsi="Nimbus Sans"/>
-                <w:kern w:val="0"/>
-                <w:sz w:val="24"/>
-                <w:szCs w:val="24"/>
-                <w:lang w:val="en-GB" w:eastAsia="en-US" w:bidi="ar-SA"/>
-              </w:rPr>
-              <w:t xml:space="preserve">ata on all related organisations, such as manufacturers and users of satellites. </w:t>
-            </w:r>
-            <w:r>
-              <w:rPr>
-                <w:rFonts w:eastAsia="Arial" w:cs="Arial" w:ascii="Nimbus Sans" w:hAnsi="Nimbus Sans"/>
-                <w:kern w:val="0"/>
-                <w:sz w:val="24"/>
-                <w:szCs w:val="24"/>
-                <w:lang w:val="en-GB" w:eastAsia="en-US" w:bidi="ar-SA"/>
-              </w:rPr>
-              <w:t>Includ</w:t>
-            </w:r>
-            <w:r>
-              <w:rPr>
-                <w:rFonts w:eastAsia="Arial" w:cs="Arial" w:ascii="Nimbus Sans" w:hAnsi="Nimbus Sans"/>
-                <w:kern w:val="0"/>
-                <w:sz w:val="24"/>
-                <w:szCs w:val="24"/>
-                <w:lang w:val="en-GB" w:eastAsia="en-US" w:bidi="ar-SA"/>
-              </w:rPr>
-              <w:t>es</w:t>
-            </w:r>
-            <w:r>
-              <w:rPr>
-                <w:rFonts w:eastAsia="Arial" w:cs="Arial" w:ascii="Nimbus Sans" w:hAnsi="Nimbus Sans"/>
-                <w:kern w:val="0"/>
-                <w:sz w:val="24"/>
-                <w:szCs w:val="24"/>
-                <w:lang w:val="en-GB" w:eastAsia="en-US" w:bidi="ar-SA"/>
-              </w:rPr>
-              <w:t xml:space="preserve"> latitude and longitude.</w:t>
+              <w:t>Data on all related organisations, such as manufacturers and users of satellites. Includes latitude and longitude.</w:t>
             </w:r>
           </w:p>
         </w:tc>
@@ -3988,7 +2953,7 @@
         </w:tc>
         <w:tc>
           <w:tcPr>
-            <w:tcW w:w="1263" w:type="dxa"/>
+            <w:tcW w:w="1262" w:type="dxa"/>
             <w:tcBorders>
               <w:start w:val="single" w:sz="4" w:space="0" w:color="000000"/>
               <w:bottom w:val="single" w:sz="4" w:space="0" w:color="000000"/>
@@ -4131,107 +3096,7 @@
           <w:szCs w:val="24"/>
           <w:lang w:val="en-GB" w:eastAsia="en-US" w:bidi="ar-SA"/>
         </w:rPr>
-        <w:t xml:space="preserve">Initially, these databases were downloaded from the website and loaded in to </w:t>
-      </w:r>
-      <w:r>
-        <w:rPr>
-          <w:rFonts w:eastAsia="Arial" w:cs="Arial" w:ascii="Nimbus Sans" w:hAnsi="Nimbus Sans"/>
-          <w:kern w:val="0"/>
-          <w:sz w:val="24"/>
-          <w:szCs w:val="24"/>
-          <w:lang w:val="en-GB" w:eastAsia="en-US" w:bidi="ar-SA"/>
-        </w:rPr>
-        <w:t xml:space="preserve">individual </w:t>
-      </w:r>
-      <w:r>
-        <w:rPr>
-          <w:rFonts w:eastAsia="Arial" w:cs="Arial" w:ascii="Nimbus Sans" w:hAnsi="Nimbus Sans"/>
-          <w:kern w:val="0"/>
-          <w:sz w:val="24"/>
-          <w:szCs w:val="24"/>
-          <w:lang w:val="en-GB" w:eastAsia="en-US" w:bidi="ar-SA"/>
-        </w:rPr>
-        <w:t xml:space="preserve">pandas data frames. This allows for manipulation using python </w:t>
-      </w:r>
-      <w:r>
-        <w:rPr>
-          <w:rFonts w:eastAsia="Arial" w:cs="Arial" w:ascii="Nimbus Sans" w:hAnsi="Nimbus Sans"/>
-          <w:kern w:val="0"/>
-          <w:sz w:val="24"/>
-          <w:szCs w:val="24"/>
-          <w:lang w:val="en-GB" w:eastAsia="en-US" w:bidi="ar-SA"/>
-        </w:rPr>
-        <w:t>in Jupyter notebooks</w:t>
-      </w:r>
-      <w:r>
-        <w:rPr>
-          <w:rFonts w:eastAsia="Arial" w:cs="Arial" w:ascii="Nimbus Sans" w:hAnsi="Nimbus Sans"/>
-          <w:kern w:val="0"/>
-          <w:sz w:val="24"/>
-          <w:szCs w:val="24"/>
-          <w:lang w:val="en-GB" w:eastAsia="en-US" w:bidi="ar-SA"/>
-        </w:rPr>
-        <w:t xml:space="preserve">. The aim was to create a </w:t>
-      </w:r>
-      <w:r>
-        <w:rPr>
-          <w:rFonts w:eastAsia="Arial" w:cs="Arial" w:ascii="Nimbus Sans" w:hAnsi="Nimbus Sans"/>
-          <w:kern w:val="0"/>
-          <w:sz w:val="24"/>
-          <w:szCs w:val="24"/>
-          <w:lang w:val="en-GB" w:eastAsia="en-US" w:bidi="ar-SA"/>
-        </w:rPr>
-        <w:t xml:space="preserve">single </w:t>
-      </w:r>
-      <w:r>
-        <w:rPr>
-          <w:rFonts w:eastAsia="Arial" w:cs="Arial" w:ascii="Nimbus Sans" w:hAnsi="Nimbus Sans"/>
-          <w:kern w:val="0"/>
-          <w:sz w:val="24"/>
-          <w:szCs w:val="24"/>
-          <w:lang w:val="en-GB" w:eastAsia="en-US" w:bidi="ar-SA"/>
-        </w:rPr>
-        <w:t xml:space="preserve">combined dataset useful to </w:t>
-      </w:r>
-      <w:r>
-        <w:rPr>
-          <w:rFonts w:eastAsia="Arial" w:cs="Arial" w:ascii="Nimbus Sans" w:hAnsi="Nimbus Sans"/>
-          <w:kern w:val="0"/>
-          <w:sz w:val="24"/>
-          <w:szCs w:val="24"/>
-          <w:lang w:val="en-GB" w:eastAsia="en-US" w:bidi="ar-SA"/>
-        </w:rPr>
-        <w:t>answer the questions</w:t>
-      </w:r>
-      <w:r>
-        <w:rPr>
-          <w:rFonts w:eastAsia="Arial" w:cs="Arial" w:ascii="Nimbus Sans" w:hAnsi="Nimbus Sans"/>
-          <w:kern w:val="0"/>
-          <w:sz w:val="24"/>
-          <w:szCs w:val="24"/>
-          <w:lang w:val="en-GB" w:eastAsia="en-US" w:bidi="ar-SA"/>
-        </w:rPr>
-        <w:t xml:space="preserve">. The graphs and figures used in this report and the presentation were derived from this single dataset, </w:t>
-      </w:r>
-      <w:r>
-        <w:rPr>
-          <w:rFonts w:eastAsia="Arial" w:cs="Arial" w:ascii="Nimbus Sans" w:hAnsi="Nimbus Sans"/>
-          <w:kern w:val="0"/>
-          <w:sz w:val="24"/>
-          <w:szCs w:val="24"/>
-          <w:lang w:val="en-GB" w:eastAsia="en-US" w:bidi="ar-SA"/>
-        </w:rPr>
-        <w:t xml:space="preserve">and </w:t>
-      </w:r>
-      <w:r>
-        <w:rPr>
-          <w:rFonts w:eastAsia="Arial" w:cs="Arial" w:ascii="Nimbus Sans" w:hAnsi="Nimbus Sans"/>
-          <w:kern w:val="0"/>
-          <w:sz w:val="24"/>
-          <w:szCs w:val="24"/>
-          <w:lang w:val="en-GB" w:eastAsia="en-US" w:bidi="ar-SA"/>
-        </w:rPr>
-        <w:t xml:space="preserve">were generated using a variety of python libraries. </w:t>
+        <w:t xml:space="preserve">Initially, these databases were downloaded from the website and loaded in to individual pandas data frames. This allows for manipulation using python in Jupyter notebooks. The aim was to create a single combined dataset useful to answer the questions. </w:t>
       </w:r>
     </w:p>
     <w:p>
@@ -4326,50 +3191,34 @@
       </w:pPr>
       <w:r>
         <w:rPr>
-          <w:lang w:val="en-GB"/>
-        </w:rPr>
-      </w:r>
-    </w:p>
-    <w:p>
-      <w:pPr>
-        <w:pStyle w:val="Normal"/>
-        <w:widowControl/>
-        <w:bidi w:val="0"/>
-        <w:spacing w:before="0" w:after="0"/>
-        <w:jc w:val="both"/>
-        <w:rPr>
-          <w:lang w:val="en-GB"/>
-        </w:rPr>
-      </w:pPr>
-      <w:r>
-        <w:rPr>
-          <w:rFonts w:eastAsia="Arial" w:cs="Arial" w:ascii="Nimbus Sans" w:hAnsi="Nimbus Sans"/>
-          <w:kern w:val="0"/>
-          <w:sz w:val="24"/>
-          <w:szCs w:val="24"/>
-          <w:lang w:val="en-GB" w:eastAsia="en-US" w:bidi="ar-SA"/>
-        </w:rPr>
-        <w:t xml:space="preserve">In all datasets, the dates were found to have been entered inconsistently. For example, some entries were only dates, some had date and time values; unknown dates were referenced as ‘-’ </w:t>
-      </w:r>
-      <w:r>
-        <w:rPr>
-          <w:rFonts w:eastAsia="Arial" w:cs="Arial" w:ascii="Nimbus Sans" w:hAnsi="Nimbus Sans"/>
-          <w:kern w:val="0"/>
-          <w:sz w:val="24"/>
-          <w:szCs w:val="24"/>
-          <w:lang w:val="en-GB" w:eastAsia="en-US" w:bidi="ar-SA"/>
-        </w:rPr>
-        <w:t>or ‘?’</w:t>
-      </w:r>
-      <w:r>
-        <w:rPr>
-          <w:rFonts w:eastAsia="Arial" w:cs="Arial" w:ascii="Nimbus Sans" w:hAnsi="Nimbus Sans"/>
-          <w:kern w:val="0"/>
-          <w:sz w:val="24"/>
-          <w:szCs w:val="24"/>
-          <w:lang w:val="en-GB" w:eastAsia="en-US" w:bidi="ar-SA"/>
-        </w:rPr>
-        <w:t>. These were cleaned to date only values, and Null values used to replace unknown dates. Any objects without a known launch date were dropped. Finally, dates were converted to the standard UK format (Day/Month/Year).</w:t>
+          <w:rFonts w:eastAsia="Arial" w:cs="Arial" w:ascii="Nimbus Sans" w:hAnsi="Nimbus Sans"/>
+          <w:kern w:val="0"/>
+          <w:sz w:val="24"/>
+          <w:szCs w:val="24"/>
+          <w:lang w:eastAsia="en-US" w:bidi="ar-SA"/>
+        </w:rPr>
+      </w:r>
+    </w:p>
+    <w:p>
+      <w:pPr>
+        <w:pStyle w:val="Normal"/>
+        <w:widowControl/>
+        <w:bidi w:val="0"/>
+        <w:spacing w:before="0" w:after="0"/>
+        <w:jc w:val="both"/>
+        <w:rPr>
+          <w:lang w:val="en-GB"/>
+        </w:rPr>
+      </w:pPr>
+      <w:r>
+        <w:rPr>
+          <w:rFonts w:eastAsia="Arial" w:cs="Arial" w:ascii="Nimbus Sans" w:hAnsi="Nimbus Sans"/>
+          <w:kern w:val="0"/>
+          <w:sz w:val="24"/>
+          <w:szCs w:val="24"/>
+          <w:lang w:val="en-GB" w:eastAsia="en-US" w:bidi="ar-SA"/>
+        </w:rPr>
+        <w:t>In all datasets, the dates were found to have been entered inconsistently. For example, some entries were only dates, some had date and time values; unknown dates were referenced as ‘-’ or ‘?’. These were cleaned to date only values, and Null values used to replace unknown dates. Any objects without a known launch date were dropped. Finally, dates were converted to the standard UK format (Day/Month/Year).</w:t>
       </w:r>
     </w:p>
     <w:p>
@@ -4389,7 +3238,11 @@
       </w:pPr>
       <w:r>
         <w:rPr>
-          <w:lang w:val="en-GB"/>
+          <w:rFonts w:eastAsia="Arial" w:cs="Arial" w:ascii="Nimbus Sans" w:hAnsi="Nimbus Sans"/>
+          <w:kern w:val="0"/>
+          <w:sz w:val="24"/>
+          <w:szCs w:val="24"/>
+          <w:lang w:eastAsia="en-US" w:bidi="ar-SA"/>
         </w:rPr>
       </w:r>
     </w:p>
@@ -4481,29 +3334,35 @@
       </w:pPr>
       <w:r>
         <w:rPr>
-          <w:lang w:val="en-GB"/>
-        </w:rPr>
-      </w:r>
-    </w:p>
-    <w:p>
-      <w:pPr>
-        <w:pStyle w:val="Normal"/>
-        <w:widowControl/>
-        <w:bidi w:val="0"/>
-        <w:spacing w:before="0" w:after="0"/>
-        <w:jc w:val="both"/>
-        <w:rPr>
-          <w:lang w:val="en-GB"/>
-        </w:rPr>
-      </w:pPr>
-      <w:r>
-        <w:rPr>
           <w:rFonts w:eastAsia="Arial" w:cs="Arial" w:ascii="Nimbus Sans" w:hAnsi="Nimbus Sans"/>
           <w:b/>
           <w:bCs/>
           <w:kern w:val="0"/>
           <w:sz w:val="24"/>
           <w:szCs w:val="24"/>
+          <w:lang w:eastAsia="en-US" w:bidi="ar-SA"/>
+        </w:rPr>
+      </w:r>
+    </w:p>
+    <w:p>
+      <w:pPr>
+        <w:pStyle w:val="Normal"/>
+        <w:widowControl/>
+        <w:bidi w:val="0"/>
+        <w:spacing w:before="0" w:after="0"/>
+        <w:jc w:val="both"/>
+        <w:rPr>
+          <w:lang w:val="en-GB"/>
+        </w:rPr>
+      </w:pPr>
+      <w:r>
+        <w:rPr>
+          <w:rFonts w:eastAsia="Arial" w:cs="Arial" w:ascii="Nimbus Sans" w:hAnsi="Nimbus Sans"/>
+          <w:b/>
+          <w:bCs/>
+          <w:kern w:val="0"/>
+          <w:sz w:val="24"/>
+          <w:szCs w:val="24"/>
           <w:lang w:val="en-GB" w:eastAsia="en-US" w:bidi="ar-SA"/>
         </w:rPr>
         <w:t>In Orbit</w:t>
@@ -4530,19 +3389,7 @@
           <w:szCs w:val="24"/>
           <w:lang w:val="en-GB" w:eastAsia="en-US" w:bidi="ar-SA"/>
         </w:rPr>
-        <w:t xml:space="preserve">One of the most important features to generate was a reliable boolean flag to confirm whether the object is still in orbit or not. </w:t>
-      </w:r>
-      <w:r>
-        <w:rPr>
-          <w:rFonts w:eastAsia="Arial" w:cs="Arial" w:ascii="Nimbus Sans" w:hAnsi="Nimbus Sans"/>
-          <w:b w:val="false"/>
-          <w:bCs w:val="false"/>
-          <w:kern w:val="0"/>
-          <w:sz w:val="24"/>
-          <w:szCs w:val="24"/>
-          <w:lang w:val="en-GB" w:eastAsia="en-US" w:bidi="ar-SA"/>
-        </w:rPr>
-        <w:t xml:space="preserve">Some of the objects in the Satcat database are marked with a “Decay Date”. This can be taken to reference that the object is not longer in orbit. However, there are a significant number where there is no value recorded. </w:t>
+        <w:t xml:space="preserve">One of the most important features to generate was a reliable boolean flag to confirm whether the object is still in orbit or not. Some of the objects in the Satcat database are marked with a “Decay Date”. This can be taken to reference that the object is not longer in orbit. However, there are a significant number where there is no value recorded. </w:t>
       </w:r>
     </w:p>
     <w:p>
@@ -4967,27 +3814,7 @@
           <w:szCs w:val="24"/>
           <w:lang w:val="en-GB" w:eastAsia="en-US" w:bidi="ar-SA"/>
         </w:rPr>
-        <w:t xml:space="preserve">In other words, the Satcat dataset includes the initial phase of the objects life only. Applying the data in the Events database allows for this to be updated to show the most recently known state of the object. Once this state is </w:t>
-      </w:r>
-      <w:r>
-        <w:rPr>
-          <w:rFonts w:eastAsia="Arial" w:cs="Arial" w:ascii="Nimbus Sans" w:hAnsi="Nimbus Sans"/>
-          <w:kern w:val="0"/>
-          <w:sz w:val="24"/>
-          <w:szCs w:val="24"/>
-          <w:lang w:val="en-GB" w:eastAsia="en-US" w:bidi="ar-SA"/>
-        </w:rPr>
-        <w:t>confirmed</w:t>
-      </w:r>
-      <w:r>
-        <w:rPr>
-          <w:rFonts w:eastAsia="Arial" w:cs="Arial" w:ascii="Nimbus Sans" w:hAnsi="Nimbus Sans"/>
-          <w:kern w:val="0"/>
-          <w:sz w:val="24"/>
-          <w:szCs w:val="24"/>
-          <w:lang w:val="en-GB" w:eastAsia="en-US" w:bidi="ar-SA"/>
-        </w:rPr>
-        <w:t>, it is then possible to determine whether an object is still in orbit.</w:t>
+        <w:t>In other words, the Satcat dataset includes the initial phase of the objects life only. Applying the data in the Events database allows for this to be updated to show the most recently known state of the object. Once this state is confirmed, it is then possible to determine whether an object is still in orbit.</w:t>
       </w:r>
     </w:p>
     <w:p>
@@ -5032,37 +3859,7 @@
           <w:szCs w:val="24"/>
           <w:lang w:val="en-GB" w:eastAsia="en-US" w:bidi="ar-SA"/>
         </w:rPr>
-        <w:t xml:space="preserve">For example, taking a random object (‘Progress-36’, a </w:t>
-      </w:r>
-      <w:r>
-        <w:rPr>
-          <w:rFonts w:eastAsia="Arial" w:cs="Arial" w:ascii="Nimbus Sans" w:hAnsi="Nimbus Sans"/>
-          <w:kern w:val="0"/>
-          <w:sz w:val="24"/>
-          <w:szCs w:val="24"/>
-          <w:lang w:val="en-GB" w:eastAsia="en-US" w:bidi="ar-SA"/>
-        </w:rPr>
-        <w:t xml:space="preserve">satellite </w:t>
-      </w:r>
-      <w:r>
-        <w:rPr>
-          <w:rFonts w:eastAsia="Arial" w:cs="Arial" w:ascii="Nimbus Sans" w:hAnsi="Nimbus Sans"/>
-          <w:kern w:val="0"/>
-          <w:sz w:val="24"/>
-          <w:szCs w:val="24"/>
-          <w:lang w:val="en-GB" w:eastAsia="en-US" w:bidi="ar-SA"/>
-        </w:rPr>
-        <w:t xml:space="preserve">payload), the Satcat database shows it as Docked, </w:t>
-      </w:r>
-      <w:r>
-        <w:rPr>
-          <w:rFonts w:eastAsia="Arial" w:cs="Arial" w:ascii="Nimbus Sans" w:hAnsi="Nimbus Sans"/>
-          <w:kern w:val="0"/>
-          <w:sz w:val="24"/>
-          <w:szCs w:val="24"/>
-          <w:lang w:val="en-GB" w:eastAsia="en-US" w:bidi="ar-SA"/>
-        </w:rPr>
-        <w:t>which would imply that it remains in orbit.</w:t>
+        <w:t>For example, taking a random object (‘Progress-36’, a satellite payload), the Satcat database shows it as Docked, which would imply that it remains in orbit.</w:t>
       </w:r>
     </w:p>
     <w:p>
@@ -5242,17 +4039,7 @@
           <w:szCs w:val="24"/>
           <w:lang w:val="en-GB" w:eastAsia="en-US" w:bidi="ar-SA"/>
         </w:rPr>
-        <w:t xml:space="preserve">This example shows that the </w:t>
-      </w:r>
-      <w:r>
-        <w:rPr>
-          <w:rFonts w:eastAsia="Arial" w:cs="Arial" w:ascii="Nimbus Sans" w:hAnsi="Nimbus Sans"/>
-          <w:kern w:val="0"/>
-          <w:sz w:val="24"/>
-          <w:szCs w:val="24"/>
-          <w:lang w:val="en-GB" w:eastAsia="en-US" w:bidi="ar-SA"/>
-        </w:rPr>
-        <w:t xml:space="preserve">most recent update can be found at the highest index value, so a deduplicated version of the events database was created containing only these rows. This was merged with the Satcat data, overwriting the original values with those found in Events. </w:t>
+        <w:t xml:space="preserve">This example shows that the most recent update can be found at the highest index value, so a deduplicated version of the events database was created containing only these rows. This was merged with the Satcat data, overwriting the original values with those found in Events. </w:t>
       </w:r>
     </w:p>
     <w:p>
@@ -5272,50 +4059,34 @@
       </w:pPr>
       <w:r>
         <w:rPr>
-          <w:lang w:val="en-GB"/>
-        </w:rPr>
-      </w:r>
-    </w:p>
-    <w:p>
-      <w:pPr>
-        <w:pStyle w:val="Normal"/>
-        <w:widowControl/>
-        <w:bidi w:val="0"/>
-        <w:spacing w:before="0" w:after="0"/>
-        <w:jc w:val="both"/>
-        <w:rPr>
-          <w:lang w:val="en-GB"/>
-        </w:rPr>
-      </w:pPr>
-      <w:r>
-        <w:rPr>
-          <w:rFonts w:eastAsia="Arial" w:cs="Arial" w:ascii="Nimbus Sans" w:hAnsi="Nimbus Sans"/>
-          <w:kern w:val="0"/>
-          <w:sz w:val="24"/>
-          <w:szCs w:val="24"/>
-          <w:lang w:val="en-GB" w:eastAsia="en-US" w:bidi="ar-SA"/>
-        </w:rPr>
-        <w:t xml:space="preserve">Once the Status column had been updated with the latest known values, working out whether an object is orbiting still is a case of comparing against a list of status </w:t>
-      </w:r>
-      <w:r>
-        <w:rPr>
-          <w:rFonts w:eastAsia="Arial" w:cs="Arial" w:ascii="Nimbus Sans" w:hAnsi="Nimbus Sans"/>
-          <w:kern w:val="0"/>
-          <w:sz w:val="24"/>
-          <w:szCs w:val="24"/>
-          <w:lang w:val="en-GB" w:eastAsia="en-US" w:bidi="ar-SA"/>
-        </w:rPr>
-        <w:t>codes</w:t>
-      </w:r>
-      <w:r>
-        <w:rPr>
-          <w:rFonts w:eastAsia="Arial" w:cs="Arial" w:ascii="Nimbus Sans" w:hAnsi="Nimbus Sans"/>
-          <w:kern w:val="0"/>
-          <w:sz w:val="24"/>
-          <w:szCs w:val="24"/>
-          <w:lang w:val="en-GB" w:eastAsia="en-US" w:bidi="ar-SA"/>
-        </w:rPr>
-        <w:t>:</w:t>
+          <w:rFonts w:eastAsia="Arial" w:cs="Arial" w:ascii="Nimbus Sans" w:hAnsi="Nimbus Sans"/>
+          <w:kern w:val="0"/>
+          <w:sz w:val="24"/>
+          <w:szCs w:val="24"/>
+          <w:lang w:eastAsia="en-US" w:bidi="ar-SA"/>
+        </w:rPr>
+      </w:r>
+    </w:p>
+    <w:p>
+      <w:pPr>
+        <w:pStyle w:val="Normal"/>
+        <w:widowControl/>
+        <w:bidi w:val="0"/>
+        <w:spacing w:before="0" w:after="0"/>
+        <w:jc w:val="both"/>
+        <w:rPr>
+          <w:lang w:val="en-GB"/>
+        </w:rPr>
+      </w:pPr>
+      <w:r>
+        <w:rPr>
+          <w:rFonts w:eastAsia="Arial" w:cs="Arial" w:ascii="Nimbus Sans" w:hAnsi="Nimbus Sans"/>
+          <w:kern w:val="0"/>
+          <w:sz w:val="24"/>
+          <w:szCs w:val="24"/>
+          <w:lang w:val="en-GB" w:eastAsia="en-US" w:bidi="ar-SA"/>
+        </w:rPr>
+        <w:t>Once the Status column had been updated with the latest known values, working out whether an object is orbiting still is a case of comparing against a list of status codes:</w:t>
       </w:r>
     </w:p>
     <w:p>
@@ -5671,9 +4442,11 @@
       </w:pPr>
       <w:r>
         <w:rPr>
-          <w:b w:val="false"/>
-          <w:bCs w:val="false"/>
-          <w:lang w:val="en-GB"/>
+          <w:rFonts w:eastAsia="Arial" w:cs="Arial" w:ascii="Nimbus Sans" w:hAnsi="Nimbus Sans"/>
+          <w:kern w:val="0"/>
+          <w:sz w:val="24"/>
+          <w:szCs w:val="24"/>
+          <w:lang w:eastAsia="en-US" w:bidi="ar-SA"/>
         </w:rPr>
       </w:r>
     </w:p>
@@ -5934,96 +4707,38 @@
       </w:pPr>
       <w:r>
         <w:rPr>
-          <w:b w:val="false"/>
-          <w:bCs w:val="false"/>
-          <w:lang w:val="en-GB"/>
-        </w:rPr>
-      </w:r>
-    </w:p>
-    <w:p>
-      <w:pPr>
-        <w:pStyle w:val="Normal"/>
-        <w:widowControl/>
-        <w:bidi w:val="0"/>
-        <w:spacing w:before="0" w:after="0"/>
-        <w:jc w:val="both"/>
-        <w:rPr>
-          <w:b w:val="false"/>
-          <w:bCs w:val="false"/>
-          <w:lang w:val="en-GB"/>
-        </w:rPr>
-      </w:pPr>
-      <w:r>
-        <w:rPr>
-          <w:rFonts w:eastAsia="Arial" w:cs="Arial" w:ascii="Nimbus Sans" w:hAnsi="Nimbus Sans"/>
-          <w:b w:val="false"/>
-          <w:bCs w:val="false"/>
-          <w:kern w:val="0"/>
-          <w:sz w:val="24"/>
-          <w:szCs w:val="24"/>
-          <w:lang w:val="en-GB" w:eastAsia="en-US" w:bidi="ar-SA"/>
-        </w:rPr>
-        <w:t xml:space="preserve">A temporary value for 'Effective Decay Date' was either copied from 'Decay Date' or set to today's date </w:t>
-      </w:r>
-      <w:r>
-        <w:rPr>
-          <w:rFonts w:eastAsia="Arial" w:cs="Arial" w:ascii="Nimbus Sans" w:hAnsi="Nimbus Sans"/>
-          <w:b w:val="false"/>
-          <w:bCs w:val="false"/>
-          <w:kern w:val="0"/>
-          <w:sz w:val="24"/>
-          <w:szCs w:val="24"/>
-          <w:lang w:val="en-GB" w:eastAsia="en-US" w:bidi="ar-SA"/>
-        </w:rPr>
-        <w:t xml:space="preserve">on the day of processing </w:t>
-      </w:r>
-      <w:r>
-        <w:rPr>
-          <w:rFonts w:eastAsia="Arial" w:cs="Arial" w:ascii="Nimbus Sans" w:hAnsi="Nimbus Sans"/>
-          <w:b w:val="false"/>
-          <w:bCs w:val="false"/>
-          <w:kern w:val="0"/>
-          <w:sz w:val="24"/>
-          <w:szCs w:val="24"/>
-          <w:lang w:val="en-GB" w:eastAsia="en-US" w:bidi="ar-SA"/>
-        </w:rPr>
-        <w:t xml:space="preserve">if the object is still in orbit. This allowed for </w:t>
-      </w:r>
-      <w:r>
-        <w:rPr>
-          <w:rFonts w:eastAsia="Arial" w:cs="Arial" w:ascii="Nimbus Sans" w:hAnsi="Nimbus Sans"/>
-          <w:b w:val="false"/>
-          <w:bCs w:val="false"/>
-          <w:kern w:val="0"/>
-          <w:sz w:val="24"/>
-          <w:szCs w:val="24"/>
-          <w:lang w:val="en-GB" w:eastAsia="en-US" w:bidi="ar-SA"/>
-        </w:rPr>
-        <w:t>l</w:t>
-      </w:r>
-      <w:r>
-        <w:rPr>
-          <w:rFonts w:eastAsia="Arial" w:cs="Arial" w:ascii="Nimbus Sans" w:hAnsi="Nimbus Sans"/>
-          <w:b w:val="false"/>
-          <w:bCs w:val="false"/>
-          <w:kern w:val="0"/>
-          <w:sz w:val="24"/>
-          <w:szCs w:val="24"/>
-          <w:lang w:val="en-GB" w:eastAsia="en-US" w:bidi="ar-SA"/>
-        </w:rPr>
-        <w:t xml:space="preserve">ifetime values in days, months and years to be calculated. </w:t>
-      </w:r>
-      <w:r>
-        <w:rPr>
-          <w:rFonts w:eastAsia="Arial" w:cs="Arial" w:ascii="Nimbus Sans" w:hAnsi="Nimbus Sans"/>
-          <w:b w:val="false"/>
-          <w:bCs w:val="false"/>
-          <w:kern w:val="0"/>
-          <w:sz w:val="24"/>
-          <w:szCs w:val="24"/>
-          <w:lang w:val="en-GB" w:eastAsia="en-US" w:bidi="ar-SA"/>
-        </w:rPr>
-        <w:t>The Effective Decay Date column was then dropped.</w:t>
+          <w:rFonts w:eastAsia="Arial" w:cs="Arial" w:ascii="Nimbus Sans" w:hAnsi="Nimbus Sans"/>
+          <w:kern w:val="0"/>
+          <w:sz w:val="24"/>
+          <w:szCs w:val="24"/>
+          <w:lang w:eastAsia="en-US" w:bidi="ar-SA"/>
+        </w:rPr>
+      </w:r>
+    </w:p>
+    <w:p>
+      <w:pPr>
+        <w:pStyle w:val="Normal"/>
+        <w:widowControl/>
+        <w:bidi w:val="0"/>
+        <w:spacing w:before="0" w:after="0"/>
+        <w:jc w:val="both"/>
+        <w:rPr>
+          <w:b w:val="false"/>
+          <w:bCs w:val="false"/>
+          <w:lang w:val="en-GB"/>
+        </w:rPr>
+      </w:pPr>
+      <w:r>
+        <w:rPr>
+          <w:rFonts w:eastAsia="Arial" w:cs="Arial" w:ascii="Nimbus Sans" w:hAnsi="Nimbus Sans"/>
+          <w:b w:val="false"/>
+          <w:bCs w:val="false"/>
+          <w:kern w:val="0"/>
+          <w:sz w:val="24"/>
+          <w:szCs w:val="24"/>
+          <w:lang w:val="en-GB" w:eastAsia="en-US" w:bidi="ar-SA"/>
+        </w:rPr>
+        <w:t>A temporary value for 'Effective Decay Date' was either copied from 'Decay Date' or set to today's date on the day of processing if the object is still in orbit. This allowed for lifetime values in days, months and years to be calculated. The Effective Decay Date column was then dropped.</w:t>
       </w:r>
     </w:p>
     <w:p>
@@ -6045,33 +4760,27 @@
       </w:pPr>
       <w:r>
         <w:rPr>
-          <w:lang w:val="en-GB"/>
-        </w:rPr>
-      </w:r>
-    </w:p>
-    <w:p>
-      <w:pPr>
-        <w:pStyle w:val="Normal"/>
-        <w:widowControl/>
-        <w:bidi w:val="0"/>
-        <w:spacing w:before="0" w:after="0"/>
-        <w:jc w:val="both"/>
-        <w:rPr>
-          <w:lang w:val="en-GB"/>
-        </w:rPr>
-      </w:pPr>
-      <w:r>
-        <w:rPr>
           <w:rFonts w:eastAsia="Arial" w:cs="Arial" w:ascii="Nimbus Sans" w:hAnsi="Nimbus Sans"/>
           <w:b/>
           <w:bCs/>
           <w:kern w:val="0"/>
           <w:sz w:val="24"/>
           <w:szCs w:val="24"/>
-          <w:lang w:val="en-GB" w:eastAsia="en-US" w:bidi="ar-SA"/>
-        </w:rPr>
-        <w:t>O</w:t>
-      </w:r>
+          <w:lang w:eastAsia="en-US" w:bidi="ar-SA"/>
+        </w:rPr>
+      </w:r>
+    </w:p>
+    <w:p>
+      <w:pPr>
+        <w:pStyle w:val="Normal"/>
+        <w:widowControl/>
+        <w:bidi w:val="0"/>
+        <w:spacing w:before="0" w:after="0"/>
+        <w:jc w:val="both"/>
+        <w:rPr>
+          <w:lang w:val="en-GB"/>
+        </w:rPr>
+      </w:pPr>
       <w:r>
         <w:rPr>
           <w:rFonts w:eastAsia="Arial" w:cs="Arial" w:ascii="Nimbus Sans" w:hAnsi="Nimbus Sans"/>
@@ -6082,39 +4791,29 @@
           <w:szCs w:val="24"/>
           <w:lang w:val="en-GB" w:eastAsia="en-US" w:bidi="ar-SA"/>
         </w:rPr>
-        <w:t>rganisations Dataset</w:t>
-      </w:r>
-    </w:p>
-    <w:p>
-      <w:pPr>
-        <w:pStyle w:val="Normal"/>
-        <w:widowControl/>
-        <w:bidi w:val="0"/>
-        <w:spacing w:before="0" w:after="0"/>
-        <w:jc w:val="both"/>
-        <w:rPr>
-          <w:lang w:val="en-GB"/>
-        </w:rPr>
-      </w:pPr>
-      <w:r>
-        <w:rPr>
-          <w:rFonts w:eastAsia="Arial" w:cs="Arial" w:ascii="Nimbus Sans" w:hAnsi="Nimbus Sans"/>
-          <w:kern w:val="0"/>
-          <w:sz w:val="24"/>
-          <w:szCs w:val="24"/>
-          <w:lang w:val="en-GB" w:eastAsia="en-US" w:bidi="ar-SA"/>
-        </w:rPr>
-        <w:t>T</w:t>
-      </w:r>
-      <w:r>
-        <w:rPr>
-          <w:rFonts w:eastAsia="Arial" w:cs="Arial" w:ascii="Nimbus Sans" w:hAnsi="Nimbus Sans"/>
-          <w:kern w:val="0"/>
-          <w:sz w:val="24"/>
-          <w:szCs w:val="24"/>
-          <w:lang w:val="en-GB" w:eastAsia="en-US" w:bidi="ar-SA"/>
-        </w:rPr>
-        <w:t>he Organisations database was subjected to extensive processing to develop a more useful dataset.</w:t>
+        <w:t>Organisations Dataset</w:t>
+      </w:r>
+    </w:p>
+    <w:p>
+      <w:pPr>
+        <w:pStyle w:val="Normal"/>
+        <w:widowControl/>
+        <w:bidi w:val="0"/>
+        <w:spacing w:before="0" w:after="0"/>
+        <w:jc w:val="both"/>
+        <w:rPr>
+          <w:lang w:val="en-GB"/>
+        </w:rPr>
+      </w:pPr>
+      <w:r>
+        <w:rPr>
+          <w:rFonts w:eastAsia="Arial" w:cs="Arial" w:ascii="Nimbus Sans" w:hAnsi="Nimbus Sans"/>
+          <w:kern w:val="0"/>
+          <w:sz w:val="24"/>
+          <w:szCs w:val="24"/>
+          <w:lang w:val="en-GB" w:eastAsia="en-US" w:bidi="ar-SA"/>
+        </w:rPr>
+        <w:t>The Organisations database was subjected to extensive processing to develop a more useful dataset.</w:t>
       </w:r>
     </w:p>
     <w:p>
@@ -6134,180 +4833,34 @@
       </w:pPr>
       <w:r>
         <w:rPr>
-          <w:lang w:val="en-GB"/>
-        </w:rPr>
-      </w:r>
-    </w:p>
-    <w:p>
-      <w:pPr>
-        <w:pStyle w:val="Normal"/>
-        <w:widowControl/>
-        <w:bidi w:val="0"/>
-        <w:spacing w:before="0" w:after="0"/>
-        <w:jc w:val="both"/>
-        <w:rPr>
-          <w:lang w:val="en-GB"/>
-        </w:rPr>
-      </w:pPr>
-      <w:r>
-        <w:rPr>
-          <w:rFonts w:eastAsia="Arial" w:cs="Arial" w:ascii="Nimbus Sans" w:hAnsi="Nimbus Sans"/>
-          <w:kern w:val="0"/>
-          <w:sz w:val="24"/>
-          <w:szCs w:val="24"/>
-          <w:lang w:val="en-GB" w:eastAsia="en-US" w:bidi="ar-SA"/>
-        </w:rPr>
-        <w:t>M</w:t>
-      </w:r>
-      <w:r>
-        <w:rPr>
-          <w:rFonts w:eastAsia="Arial" w:cs="Arial" w:ascii="Nimbus Sans" w:hAnsi="Nimbus Sans"/>
-          <w:kern w:val="0"/>
-          <w:sz w:val="24"/>
-          <w:szCs w:val="24"/>
-          <w:lang w:val="en-GB" w:eastAsia="en-US" w:bidi="ar-SA"/>
-        </w:rPr>
-        <w:t>any of the organisations ha</w:t>
-      </w:r>
-      <w:r>
-        <w:rPr>
-          <w:rFonts w:eastAsia="Arial" w:cs="Arial" w:ascii="Nimbus Sans" w:hAnsi="Nimbus Sans"/>
-          <w:kern w:val="0"/>
-          <w:sz w:val="24"/>
-          <w:szCs w:val="24"/>
-          <w:lang w:val="en-GB" w:eastAsia="en-US" w:bidi="ar-SA"/>
-        </w:rPr>
-        <w:t>d</w:t>
-      </w:r>
-      <w:r>
-        <w:rPr>
-          <w:rFonts w:eastAsia="Arial" w:cs="Arial" w:ascii="Nimbus Sans" w:hAnsi="Nimbus Sans"/>
-          <w:kern w:val="0"/>
-          <w:sz w:val="24"/>
-          <w:szCs w:val="24"/>
-          <w:lang w:val="en-GB" w:eastAsia="en-US" w:bidi="ar-SA"/>
-        </w:rPr>
-        <w:t xml:space="preserve"> an ‘</w:t>
-      </w:r>
-      <w:r>
-        <w:rPr>
-          <w:rFonts w:eastAsia="Arial" w:cs="Arial" w:ascii="Nimbus Sans" w:hAnsi="Nimbus Sans"/>
-          <w:kern w:val="0"/>
-          <w:sz w:val="24"/>
-          <w:szCs w:val="24"/>
-          <w:lang w:val="en-GB" w:eastAsia="en-US" w:bidi="ar-SA"/>
-        </w:rPr>
-        <w:t>English readable’ name recorded</w:t>
-      </w:r>
-      <w:r>
-        <w:rPr>
-          <w:rFonts w:eastAsia="Arial" w:cs="Arial" w:ascii="Nimbus Sans" w:hAnsi="Nimbus Sans"/>
-          <w:kern w:val="0"/>
-          <w:sz w:val="24"/>
-          <w:szCs w:val="24"/>
-          <w:lang w:val="en-GB" w:eastAsia="en-US" w:bidi="ar-SA"/>
-        </w:rPr>
-        <w:t xml:space="preserve">, </w:t>
-      </w:r>
-      <w:r>
-        <w:rPr>
-          <w:rFonts w:eastAsia="Arial" w:cs="Arial" w:ascii="Nimbus Sans" w:hAnsi="Nimbus Sans"/>
-          <w:kern w:val="0"/>
-          <w:sz w:val="24"/>
-          <w:szCs w:val="24"/>
-          <w:lang w:val="en-GB" w:eastAsia="en-US" w:bidi="ar-SA"/>
-        </w:rPr>
-        <w:t xml:space="preserve">but </w:t>
-      </w:r>
-      <w:r>
-        <w:rPr>
-          <w:rFonts w:eastAsia="Arial" w:cs="Arial" w:ascii="Nimbus Sans" w:hAnsi="Nimbus Sans"/>
-          <w:kern w:val="0"/>
-          <w:sz w:val="24"/>
-          <w:szCs w:val="24"/>
-          <w:lang w:val="en-GB" w:eastAsia="en-US" w:bidi="ar-SA"/>
-        </w:rPr>
-        <w:t xml:space="preserve">many </w:t>
-      </w:r>
-      <w:r>
-        <w:rPr>
-          <w:rFonts w:eastAsia="Arial" w:cs="Arial" w:ascii="Nimbus Sans" w:hAnsi="Nimbus Sans"/>
-          <w:kern w:val="0"/>
-          <w:sz w:val="24"/>
-          <w:szCs w:val="24"/>
-          <w:lang w:val="en-GB" w:eastAsia="en-US" w:bidi="ar-SA"/>
-        </w:rPr>
-        <w:t>only ha</w:t>
-      </w:r>
-      <w:r>
-        <w:rPr>
-          <w:rFonts w:eastAsia="Arial" w:cs="Arial" w:ascii="Nimbus Sans" w:hAnsi="Nimbus Sans"/>
-          <w:kern w:val="0"/>
-          <w:sz w:val="24"/>
-          <w:szCs w:val="24"/>
-          <w:lang w:val="en-GB" w:eastAsia="en-US" w:bidi="ar-SA"/>
-        </w:rPr>
-        <w:t xml:space="preserve">d </w:t>
-      </w:r>
-      <w:r>
-        <w:rPr>
-          <w:rFonts w:eastAsia="Arial" w:cs="Arial" w:ascii="Nimbus Sans" w:hAnsi="Nimbus Sans"/>
-          <w:kern w:val="0"/>
-          <w:sz w:val="24"/>
-          <w:szCs w:val="24"/>
-          <w:lang w:val="en-GB" w:eastAsia="en-US" w:bidi="ar-SA"/>
-        </w:rPr>
-        <w:t xml:space="preserve">an localised name, and a </w:t>
-      </w:r>
-      <w:r>
-        <w:rPr>
-          <w:rFonts w:eastAsia="Arial" w:cs="Arial" w:ascii="Nimbus Sans" w:hAnsi="Nimbus Sans"/>
-          <w:kern w:val="0"/>
-          <w:sz w:val="24"/>
-          <w:szCs w:val="24"/>
-          <w:lang w:val="en-GB" w:eastAsia="en-US" w:bidi="ar-SA"/>
-        </w:rPr>
-        <w:t>large number ha</w:t>
-      </w:r>
-      <w:r>
-        <w:rPr>
-          <w:rFonts w:eastAsia="Arial" w:cs="Arial" w:ascii="Nimbus Sans" w:hAnsi="Nimbus Sans"/>
-          <w:kern w:val="0"/>
-          <w:sz w:val="24"/>
-          <w:szCs w:val="24"/>
-          <w:lang w:val="en-GB" w:eastAsia="en-US" w:bidi="ar-SA"/>
-        </w:rPr>
-        <w:t>d</w:t>
-      </w:r>
-      <w:r>
-        <w:rPr>
-          <w:rFonts w:eastAsia="Arial" w:cs="Arial" w:ascii="Nimbus Sans" w:hAnsi="Nimbus Sans"/>
-          <w:kern w:val="0"/>
-          <w:sz w:val="24"/>
-          <w:szCs w:val="24"/>
-          <w:lang w:val="en-GB" w:eastAsia="en-US" w:bidi="ar-SA"/>
-        </w:rPr>
-        <w:t xml:space="preserve"> a record for </w:t>
-      </w:r>
-      <w:r>
-        <w:rPr>
-          <w:rFonts w:eastAsia="Arial" w:cs="Arial" w:ascii="Nimbus Sans" w:hAnsi="Nimbus Sans"/>
-          <w:kern w:val="0"/>
-          <w:sz w:val="24"/>
-          <w:szCs w:val="24"/>
-          <w:lang w:val="en-GB" w:eastAsia="en-US" w:bidi="ar-SA"/>
-        </w:rPr>
-        <w:t xml:space="preserve">both an English and a local name. A single replacement column was created from these columns, preferring the English name where available; </w:t>
-      </w:r>
-      <w:r>
-        <w:rPr>
-          <w:rFonts w:eastAsia="Arial" w:cs="Arial" w:ascii="Nimbus Sans" w:hAnsi="Nimbus Sans"/>
-          <w:kern w:val="0"/>
-          <w:sz w:val="24"/>
-          <w:szCs w:val="24"/>
-          <w:lang w:val="en-GB" w:eastAsia="en-US" w:bidi="ar-SA"/>
-        </w:rPr>
-        <w:t>other columns were then dropped.</w:t>
+          <w:rFonts w:eastAsia="Arial" w:cs="Arial" w:ascii="Nimbus Sans" w:hAnsi="Nimbus Sans"/>
+          <w:kern w:val="0"/>
+          <w:sz w:val="24"/>
+          <w:szCs w:val="24"/>
+          <w:lang w:eastAsia="en-US" w:bidi="ar-SA"/>
+        </w:rPr>
+      </w:r>
+    </w:p>
+    <w:p>
+      <w:pPr>
+        <w:pStyle w:val="Normal"/>
+        <w:widowControl/>
+        <w:bidi w:val="0"/>
+        <w:spacing w:before="0" w:after="0"/>
+        <w:jc w:val="both"/>
+        <w:rPr>
+          <w:lang w:val="en-GB"/>
+        </w:rPr>
+      </w:pPr>
+      <w:r>
+        <w:rPr>
+          <w:rFonts w:eastAsia="Arial" w:cs="Arial" w:ascii="Nimbus Sans" w:hAnsi="Nimbus Sans"/>
+          <w:kern w:val="0"/>
+          <w:sz w:val="24"/>
+          <w:szCs w:val="24"/>
+          <w:lang w:val="en-GB" w:eastAsia="en-US" w:bidi="ar-SA"/>
+        </w:rPr>
+        <w:t>Many of the organisations had an ‘English readable’ name recorded, but many only had an localised name, and a large number had a record for both an English and a local name. A single replacement column was created from these columns, preferring the English name where available; other columns were then dropped.</w:t>
       </w:r>
     </w:p>
     <w:p>
@@ -6327,7 +4880,11 @@
       </w:pPr>
       <w:r>
         <w:rPr>
-          <w:lang w:val="en-GB"/>
+          <w:rFonts w:eastAsia="Arial" w:cs="Arial" w:ascii="Nimbus Sans" w:hAnsi="Nimbus Sans"/>
+          <w:kern w:val="0"/>
+          <w:sz w:val="24"/>
+          <w:szCs w:val="24"/>
+          <w:lang w:eastAsia="en-US" w:bidi="ar-SA"/>
         </w:rPr>
       </w:r>
     </w:p>
@@ -6370,40 +4927,34 @@
       </w:pPr>
       <w:r>
         <w:rPr>
-          <w:lang w:val="en-GB"/>
-        </w:rPr>
-      </w:r>
-    </w:p>
-    <w:p>
-      <w:pPr>
-        <w:pStyle w:val="Normal"/>
-        <w:widowControl/>
-        <w:bidi w:val="0"/>
-        <w:spacing w:before="0" w:after="0"/>
-        <w:jc w:val="both"/>
-        <w:rPr>
-          <w:lang w:val="en-GB"/>
-        </w:rPr>
-      </w:pPr>
-      <w:r>
-        <w:rPr>
-          <w:rFonts w:eastAsia="Arial" w:cs="Arial" w:ascii="Nimbus Sans" w:hAnsi="Nimbus Sans"/>
-          <w:kern w:val="0"/>
-          <w:sz w:val="24"/>
-          <w:szCs w:val="24"/>
-          <w:lang w:val="en-GB" w:eastAsia="en-US" w:bidi="ar-SA"/>
-        </w:rPr>
-        <w:t xml:space="preserve">This API is strictly rate-limited to under one request per second. Therefore, the requesting lambda function was limited to one request every 1.5 seconds to guarantee avoiding an IP address ban. There are </w:t>
-      </w:r>
-      <w:r>
-        <w:rPr>
-          <w:rFonts w:eastAsia="Arial" w:cs="Arial" w:ascii="Nimbus Sans" w:hAnsi="Nimbus Sans"/>
-          <w:kern w:val="0"/>
-          <w:sz w:val="24"/>
-          <w:szCs w:val="24"/>
-          <w:lang w:val="en-GB" w:eastAsia="en-US" w:bidi="ar-SA"/>
-        </w:rPr>
-        <w:t>over 3,600 entries in the dataset, so this process took approximately three hours to complete.</w:t>
+          <w:rFonts w:eastAsia="Arial" w:cs="Arial" w:ascii="Nimbus Sans" w:hAnsi="Nimbus Sans"/>
+          <w:kern w:val="0"/>
+          <w:sz w:val="24"/>
+          <w:szCs w:val="24"/>
+          <w:lang w:eastAsia="en-US" w:bidi="ar-SA"/>
+        </w:rPr>
+      </w:r>
+    </w:p>
+    <w:p>
+      <w:pPr>
+        <w:pStyle w:val="Normal"/>
+        <w:widowControl/>
+        <w:bidi w:val="0"/>
+        <w:spacing w:before="0" w:after="0"/>
+        <w:jc w:val="both"/>
+        <w:rPr>
+          <w:lang w:val="en-GB"/>
+        </w:rPr>
+      </w:pPr>
+      <w:r>
+        <w:rPr>
+          <w:rFonts w:eastAsia="Arial" w:cs="Arial" w:ascii="Nimbus Sans" w:hAnsi="Nimbus Sans"/>
+          <w:kern w:val="0"/>
+          <w:sz w:val="24"/>
+          <w:szCs w:val="24"/>
+          <w:lang w:val="en-GB" w:eastAsia="en-US" w:bidi="ar-SA"/>
+        </w:rPr>
+        <w:t>This API is strictly rate-limited to under one request per second. Therefore, the requesting lambda function was limited to one request every 1.5 seconds to guarantee avoiding an IP address ban. There are over 3,600 entries in the dataset, so this process took approximately three hours to complete.</w:t>
       </w:r>
     </w:p>
     <w:p>
@@ -6423,7 +4974,11 @@
       </w:pPr>
       <w:r>
         <w:rPr>
-          <w:lang w:val="en-GB"/>
+          <w:rFonts w:eastAsia="Arial" w:cs="Arial" w:ascii="Nimbus Sans" w:hAnsi="Nimbus Sans"/>
+          <w:kern w:val="0"/>
+          <w:sz w:val="24"/>
+          <w:szCs w:val="24"/>
+          <w:lang w:eastAsia="en-US" w:bidi="ar-SA"/>
         </w:rPr>
       </w:r>
     </w:p>
@@ -6466,7 +5021,11 @@
       </w:pPr>
       <w:r>
         <w:rPr>
-          <w:lang w:val="en-GB"/>
+          <w:rFonts w:eastAsia="Arial" w:cs="Arial" w:ascii="Nimbus Sans" w:hAnsi="Nimbus Sans"/>
+          <w:kern w:val="0"/>
+          <w:sz w:val="24"/>
+          <w:szCs w:val="24"/>
+          <w:lang w:eastAsia="en-US" w:bidi="ar-SA"/>
         </w:rPr>
       </w:r>
     </w:p>
@@ -6484,14 +5043,14 @@
         </w:tblCellMar>
       </w:tblPr>
       <w:tblGrid>
-        <w:gridCol w:w="4819"/>
+        <w:gridCol w:w="4818"/>
         <w:gridCol w:w="4819"/>
       </w:tblGrid>
       <w:tr>
         <w:trPr/>
         <w:tc>
           <w:tcPr>
-            <w:tcW w:w="4819" w:type="dxa"/>
+            <w:tcW w:w="4818" w:type="dxa"/>
             <w:tcBorders/>
           </w:tcPr>
           <w:p>
@@ -6756,7 +5315,7 @@
         <w:trPr/>
         <w:tc>
           <w:tcPr>
-            <w:tcW w:w="4819" w:type="dxa"/>
+            <w:tcW w:w="4818" w:type="dxa"/>
             <w:tcBorders/>
           </w:tcPr>
           <w:p>
@@ -7037,55 +5596,58 @@
       </w:pPr>
       <w:r>
         <w:rPr>
-          <w:rFonts w:cs="Arial" w:ascii="Nimbus Sans" w:hAnsi="Nimbus Sans"/>
-          <w:sz w:val="24"/>
-          <w:szCs w:val="24"/>
-          <w:lang w:val="en-GB"/>
-        </w:rPr>
-      </w:r>
-    </w:p>
-    <w:p>
-      <w:pPr>
-        <w:pStyle w:val="Normal"/>
-        <w:widowControl/>
-        <w:bidi w:val="0"/>
-        <w:spacing w:before="0" w:after="0"/>
-        <w:jc w:val="both"/>
-        <w:rPr>
-          <w:rFonts w:ascii="Nimbus Sans" w:hAnsi="Nimbus Sans" w:cs="Arial"/>
-          <w:sz w:val="24"/>
-          <w:szCs w:val="24"/>
-          <w:lang w:val="en-GB"/>
-        </w:rPr>
-      </w:pPr>
-      <w:r>
-        <w:rPr>
-          <w:rFonts w:cs="Arial" w:ascii="Nimbus Sans" w:hAnsi="Nimbus Sans"/>
-          <w:sz w:val="24"/>
-          <w:szCs w:val="24"/>
-          <w:lang w:val="en-GB"/>
-        </w:rPr>
-      </w:r>
-    </w:p>
-    <w:p>
-      <w:pPr>
-        <w:pStyle w:val="Normal"/>
-        <w:widowControl/>
-        <w:bidi w:val="0"/>
-        <w:spacing w:before="0" w:after="0"/>
-        <w:jc w:val="both"/>
-        <w:rPr>
-          <w:lang w:val="en-GB"/>
-        </w:rPr>
-      </w:pPr>
-      <w:r>
-        <w:rPr>
           <w:rFonts w:eastAsia="Arial" w:cs="Arial" w:ascii="Nimbus Sans" w:hAnsi="Nimbus Sans"/>
           <w:b/>
           <w:bCs/>
           <w:kern w:val="0"/>
           <w:sz w:val="24"/>
           <w:szCs w:val="24"/>
+          <w:lang w:eastAsia="en-US" w:bidi="ar-SA"/>
+        </w:rPr>
+      </w:r>
+    </w:p>
+    <w:p>
+      <w:pPr>
+        <w:pStyle w:val="Normal"/>
+        <w:widowControl/>
+        <w:bidi w:val="0"/>
+        <w:spacing w:before="0" w:after="0"/>
+        <w:jc w:val="both"/>
+        <w:rPr>
+          <w:rFonts w:ascii="Nimbus Sans" w:hAnsi="Nimbus Sans" w:cs="Arial"/>
+          <w:sz w:val="24"/>
+          <w:szCs w:val="24"/>
+          <w:lang w:val="en-GB"/>
+        </w:rPr>
+      </w:pPr>
+      <w:r>
+        <w:rPr>
+          <w:rFonts w:cs="Arial" w:ascii="Nimbus Sans" w:hAnsi="Nimbus Sans"/>
+          <w:sz w:val="24"/>
+          <w:szCs w:val="24"/>
+          <w:lang w:val="en-GB"/>
+        </w:rPr>
+      </w:r>
+    </w:p>
+    <w:p>
+      <w:pPr>
+        <w:pStyle w:val="Normal"/>
+        <w:widowControl/>
+        <w:bidi w:val="0"/>
+        <w:spacing w:before="0" w:after="0"/>
+        <w:jc w:val="both"/>
+        <w:rPr>
+          <w:lang w:val="en-GB"/>
+        </w:rPr>
+      </w:pPr>
+      <w:r>
+        <w:rPr>
+          <w:rFonts w:eastAsia="Arial" w:cs="Arial" w:ascii="Nimbus Sans" w:hAnsi="Nimbus Sans"/>
+          <w:b/>
+          <w:bCs/>
+          <w:kern w:val="0"/>
+          <w:sz w:val="24"/>
+          <w:szCs w:val="24"/>
           <w:lang w:val="en-GB" w:eastAsia="en-US" w:bidi="ar-SA"/>
         </w:rPr>
         <w:t>Status Codes</w:t>
@@ -7110,27 +5672,7 @@
           <w:szCs w:val="24"/>
           <w:lang w:val="en-GB" w:eastAsia="en-US" w:bidi="ar-SA"/>
         </w:rPr>
-        <w:t xml:space="preserve">The downloaded datasets include columns that use codes to indicate the state, type, class or category of the object. These letter codes are not readable without interpretation using the provided dataset documentation (McDowell </w:t>
-      </w:r>
-      <w:r>
-        <w:rPr>
-          <w:rFonts w:eastAsia="Arial" w:cs="Arial" w:ascii="Nimbus Sans" w:hAnsi="Nimbus Sans"/>
-          <w:kern w:val="0"/>
-          <w:sz w:val="24"/>
-          <w:szCs w:val="24"/>
-          <w:lang w:val="en-GB" w:eastAsia="en-US" w:bidi="ar-SA"/>
-        </w:rPr>
-        <w:t>2019</w:t>
-      </w:r>
-      <w:r>
-        <w:rPr>
-          <w:rFonts w:eastAsia="Arial" w:cs="Arial" w:ascii="Nimbus Sans" w:hAnsi="Nimbus Sans"/>
-          <w:kern w:val="0"/>
-          <w:sz w:val="24"/>
-          <w:szCs w:val="24"/>
-          <w:lang w:val="en-GB" w:eastAsia="en-US" w:bidi="ar-SA"/>
-        </w:rPr>
-        <w:t>).</w:t>
+        <w:t>The downloaded datasets include columns that use codes to indicate the state, type, class or category of the object. These letter codes are not readable without interpretation using the provided dataset documentation (McDowell 2019).</w:t>
       </w:r>
     </w:p>
     <w:p>
@@ -7175,117 +5717,7 @@
           <w:szCs w:val="24"/>
           <w:lang w:val="en-GB" w:eastAsia="en-US" w:bidi="ar-SA"/>
         </w:rPr>
-        <w:t xml:space="preserve">JSON mappings </w:t>
-      </w:r>
-      <w:r>
-        <w:rPr>
-          <w:rFonts w:eastAsia="Arial" w:cs="Arial" w:ascii="Nimbus Sans" w:hAnsi="Nimbus Sans"/>
-          <w:kern w:val="0"/>
-          <w:sz w:val="24"/>
-          <w:szCs w:val="24"/>
-          <w:lang w:val="en-GB" w:eastAsia="en-US" w:bidi="ar-SA"/>
-        </w:rPr>
-        <w:t xml:space="preserve">were created </w:t>
-      </w:r>
-      <w:r>
-        <w:rPr>
-          <w:rFonts w:eastAsia="Arial" w:cs="Arial" w:ascii="Nimbus Sans" w:hAnsi="Nimbus Sans"/>
-          <w:kern w:val="0"/>
-          <w:sz w:val="24"/>
-          <w:szCs w:val="24"/>
-          <w:lang w:val="en-GB" w:eastAsia="en-US" w:bidi="ar-SA"/>
-        </w:rPr>
-        <w:t xml:space="preserve">between the </w:t>
-      </w:r>
-      <w:r>
-        <w:rPr>
-          <w:rFonts w:eastAsia="Arial" w:cs="Arial" w:ascii="Nimbus Sans" w:hAnsi="Nimbus Sans"/>
-          <w:kern w:val="0"/>
-          <w:sz w:val="24"/>
-          <w:szCs w:val="24"/>
-          <w:lang w:val="en-GB" w:eastAsia="en-US" w:bidi="ar-SA"/>
-        </w:rPr>
-        <w:t xml:space="preserve">documented </w:t>
-      </w:r>
-      <w:r>
-        <w:rPr>
-          <w:rFonts w:eastAsia="Arial" w:cs="Arial" w:ascii="Nimbus Sans" w:hAnsi="Nimbus Sans"/>
-          <w:kern w:val="0"/>
-          <w:sz w:val="24"/>
-          <w:szCs w:val="24"/>
-          <w:lang w:val="en-GB" w:eastAsia="en-US" w:bidi="ar-SA"/>
-        </w:rPr>
-        <w:t xml:space="preserve">letter codes and descriptive text labels </w:t>
-      </w:r>
-      <w:r>
-        <w:rPr>
-          <w:rFonts w:eastAsia="Arial" w:cs="Arial" w:ascii="Nimbus Sans" w:hAnsi="Nimbus Sans"/>
-          <w:kern w:val="0"/>
-          <w:sz w:val="24"/>
-          <w:szCs w:val="24"/>
-          <w:lang w:val="en-GB" w:eastAsia="en-US" w:bidi="ar-SA"/>
-        </w:rPr>
-        <w:t>more suitable for producing meaningful charts</w:t>
-      </w:r>
-      <w:r>
-        <w:rPr>
-          <w:rFonts w:eastAsia="Arial" w:cs="Arial" w:ascii="Nimbus Sans" w:hAnsi="Nimbus Sans"/>
-          <w:kern w:val="0"/>
-          <w:sz w:val="24"/>
-          <w:szCs w:val="24"/>
-          <w:lang w:val="en-GB" w:eastAsia="en-US" w:bidi="ar-SA"/>
-        </w:rPr>
-        <w:t xml:space="preserve">. </w:t>
-      </w:r>
-      <w:r>
-        <w:rPr>
-          <w:rFonts w:eastAsia="Arial" w:cs="Arial" w:ascii="Nimbus Sans" w:hAnsi="Nimbus Sans"/>
-          <w:kern w:val="0"/>
-          <w:sz w:val="24"/>
-          <w:szCs w:val="24"/>
-          <w:lang w:val="en-GB" w:eastAsia="en-US" w:bidi="ar-SA"/>
-        </w:rPr>
-        <w:t xml:space="preserve">These were </w:t>
-      </w:r>
-      <w:r>
-        <w:rPr>
-          <w:rFonts w:eastAsia="Arial" w:cs="Arial" w:ascii="Nimbus Sans" w:hAnsi="Nimbus Sans"/>
-          <w:kern w:val="0"/>
-          <w:sz w:val="24"/>
-          <w:szCs w:val="24"/>
-          <w:lang w:val="en-GB" w:eastAsia="en-US" w:bidi="ar-SA"/>
-        </w:rPr>
-        <w:t>applied to the appropriate column</w:t>
-      </w:r>
-      <w:r>
-        <w:rPr>
-          <w:rFonts w:eastAsia="Arial" w:cs="Arial" w:ascii="Nimbus Sans" w:hAnsi="Nimbus Sans"/>
-          <w:kern w:val="0"/>
-          <w:sz w:val="24"/>
-          <w:szCs w:val="24"/>
-          <w:lang w:val="en-GB" w:eastAsia="en-US" w:bidi="ar-SA"/>
-        </w:rPr>
-        <w:t>s</w:t>
-      </w:r>
-      <w:r>
-        <w:rPr>
-          <w:rFonts w:eastAsia="Arial" w:cs="Arial" w:ascii="Nimbus Sans" w:hAnsi="Nimbus Sans"/>
-          <w:kern w:val="0"/>
-          <w:sz w:val="24"/>
-          <w:szCs w:val="24"/>
-          <w:lang w:val="en-GB" w:eastAsia="en-US" w:bidi="ar-SA"/>
-        </w:rPr>
-        <w:t xml:space="preserve">, the letter code columns </w:t>
-      </w:r>
-      <w:r>
-        <w:rPr>
-          <w:rFonts w:eastAsia="Arial" w:cs="Arial" w:ascii="Nimbus Sans" w:hAnsi="Nimbus Sans"/>
-          <w:kern w:val="0"/>
-          <w:sz w:val="24"/>
-          <w:szCs w:val="24"/>
-          <w:lang w:val="en-GB" w:eastAsia="en-US" w:bidi="ar-SA"/>
-        </w:rPr>
-        <w:t>dropped. For example, the Type mapping was as follows:</w:t>
+        <w:t>JSON mappings were created between the documented letter codes and descriptive text labels more suitable for producing meaningful charts. These were applied to the appropriate columns, the letter code columns dropped. For example, the Type mapping was as follows:</w:t>
       </w:r>
     </w:p>
     <w:p>
@@ -7305,7 +5737,11 @@
       </w:pPr>
       <w:r>
         <w:rPr>
-          <w:lang w:val="en-GB"/>
+          <w:rFonts w:eastAsia="Arial" w:cs="Arial" w:ascii="Nimbus Sans" w:hAnsi="Nimbus Sans"/>
+          <w:kern w:val="0"/>
+          <w:sz w:val="24"/>
+          <w:szCs w:val="24"/>
+          <w:lang w:eastAsia="en-US" w:bidi="ar-SA"/>
         </w:rPr>
       </w:r>
     </w:p>
@@ -7652,117 +6088,7 @@
           <w:szCs w:val="24"/>
           <w:lang w:val="en-GB" w:eastAsia="en-US" w:bidi="ar-SA"/>
         </w:rPr>
-        <w:t>Th</w:t>
-      </w:r>
-      <w:r>
-        <w:rPr>
-          <w:rFonts w:eastAsia="Arial" w:cs="Arial" w:ascii="Nimbus Sans" w:hAnsi="Nimbus Sans"/>
-          <w:kern w:val="0"/>
-          <w:sz w:val="24"/>
-          <w:szCs w:val="24"/>
-          <w:lang w:val="en-GB" w:eastAsia="en-US" w:bidi="ar-SA"/>
-        </w:rPr>
-        <w:t>is T</w:t>
-      </w:r>
-      <w:r>
-        <w:rPr>
-          <w:rFonts w:eastAsia="Arial" w:cs="Arial" w:ascii="Nimbus Sans" w:hAnsi="Nimbus Sans"/>
-          <w:kern w:val="0"/>
-          <w:sz w:val="24"/>
-          <w:szCs w:val="24"/>
-          <w:lang w:val="en-GB" w:eastAsia="en-US" w:bidi="ar-SA"/>
-        </w:rPr>
-        <w:t>ype field included “spurious” and “unknown” entries which were removed to cut down on the size of the data</w:t>
-      </w:r>
-      <w:r>
-        <w:rPr>
-          <w:rFonts w:eastAsia="Arial" w:cs="Arial" w:ascii="Nimbus Sans" w:hAnsi="Nimbus Sans"/>
-          <w:kern w:val="0"/>
-          <w:sz w:val="24"/>
-          <w:szCs w:val="24"/>
-          <w:lang w:val="en-GB" w:eastAsia="en-US" w:bidi="ar-SA"/>
-        </w:rPr>
-        <w:t>set</w:t>
-      </w:r>
-      <w:r>
-        <w:rPr>
-          <w:rFonts w:eastAsia="Arial" w:cs="Arial" w:ascii="Nimbus Sans" w:hAnsi="Nimbus Sans"/>
-          <w:kern w:val="0"/>
-          <w:sz w:val="24"/>
-          <w:szCs w:val="24"/>
-          <w:lang w:val="en-GB" w:eastAsia="en-US" w:bidi="ar-SA"/>
-        </w:rPr>
-        <w:t xml:space="preserve">. The category field included codes for </w:t>
-      </w:r>
-      <w:r>
-        <w:rPr>
-          <w:rFonts w:eastAsia="Arial" w:cs="Arial" w:ascii="Nimbus Sans" w:hAnsi="Nimbus Sans"/>
-          <w:kern w:val="0"/>
-          <w:sz w:val="24"/>
-          <w:szCs w:val="24"/>
-          <w:lang w:val="en-GB" w:eastAsia="en-US" w:bidi="ar-SA"/>
-        </w:rPr>
-        <w:t>multiple categories</w:t>
-      </w:r>
-      <w:r>
-        <w:rPr>
-          <w:rFonts w:eastAsia="Arial" w:cs="Arial" w:ascii="Nimbus Sans" w:hAnsi="Nimbus Sans"/>
-          <w:kern w:val="0"/>
-          <w:sz w:val="24"/>
-          <w:szCs w:val="24"/>
-          <w:lang w:val="en-GB" w:eastAsia="en-US" w:bidi="ar-SA"/>
-        </w:rPr>
-        <w:t xml:space="preserve"> such as Scientific Studies and </w:t>
-      </w:r>
-      <w:r>
-        <w:rPr>
-          <w:rFonts w:eastAsia="Arial" w:cs="Arial" w:ascii="Nimbus Sans" w:hAnsi="Nimbus Sans"/>
-          <w:kern w:val="0"/>
-          <w:sz w:val="24"/>
-          <w:szCs w:val="24"/>
-          <w:lang w:val="en-GB" w:eastAsia="en-US" w:bidi="ar-SA"/>
-        </w:rPr>
-        <w:t>Imaging</w:t>
-      </w:r>
-      <w:r>
-        <w:rPr>
-          <w:rFonts w:eastAsia="Arial" w:cs="Arial" w:ascii="Nimbus Sans" w:hAnsi="Nimbus Sans"/>
-          <w:kern w:val="0"/>
-          <w:sz w:val="24"/>
-          <w:szCs w:val="24"/>
-          <w:lang w:val="en-GB" w:eastAsia="en-US" w:bidi="ar-SA"/>
-        </w:rPr>
-        <w:t xml:space="preserve">; these </w:t>
-      </w:r>
-      <w:r>
-        <w:rPr>
-          <w:rFonts w:eastAsia="Arial" w:cs="Arial" w:ascii="Nimbus Sans" w:hAnsi="Nimbus Sans"/>
-          <w:kern w:val="0"/>
-          <w:sz w:val="24"/>
-          <w:szCs w:val="24"/>
-          <w:lang w:val="en-GB" w:eastAsia="en-US" w:bidi="ar-SA"/>
-        </w:rPr>
-        <w:t xml:space="preserve">were split </w:t>
-      </w:r>
-      <w:r>
-        <w:rPr>
-          <w:rFonts w:eastAsia="Arial" w:cs="Arial" w:ascii="Nimbus Sans" w:hAnsi="Nimbus Sans"/>
-          <w:kern w:val="0"/>
-          <w:sz w:val="24"/>
-          <w:szCs w:val="24"/>
-          <w:lang w:val="en-GB" w:eastAsia="en-US" w:bidi="ar-SA"/>
-        </w:rPr>
-        <w:t xml:space="preserve">into two columns </w:t>
-      </w:r>
-      <w:r>
-        <w:rPr>
-          <w:rFonts w:eastAsia="Arial" w:cs="Arial" w:ascii="Nimbus Sans" w:hAnsi="Nimbus Sans"/>
-          <w:kern w:val="0"/>
-          <w:sz w:val="24"/>
-          <w:szCs w:val="24"/>
-          <w:lang w:val="en-GB" w:eastAsia="en-US" w:bidi="ar-SA"/>
-        </w:rPr>
-        <w:t>named primary and secondary categories.</w:t>
+        <w:t>This Type field included “spurious” and “unknown” entries which were removed to cut down on the size of the dataset. The category field included codes for multiple categories such as Scientific Studies and Imaging; these were split into two columns named primary and secondary categories.</w:t>
       </w:r>
     </w:p>
     <w:p>
@@ -7830,51 +6156,7 @@
           <w:szCs w:val="24"/>
           <w:lang w:val="en-GB" w:eastAsia="en-US" w:bidi="ar-SA"/>
         </w:rPr>
-        <w:t xml:space="preserve">This cleaned </w:t>
-      </w:r>
-      <w:r>
-        <w:rPr>
-          <w:rFonts w:eastAsia="Arial" w:cs="Arial" w:ascii="Nimbus Sans" w:hAnsi="Nimbus Sans"/>
-          <w:color w:val="C9211E"/>
-          <w:kern w:val="0"/>
-          <w:sz w:val="24"/>
-          <w:szCs w:val="24"/>
-          <w:lang w:val="en-GB" w:eastAsia="en-US" w:bidi="ar-SA"/>
-        </w:rPr>
-        <w:t>and engineered</w:t>
-      </w:r>
-      <w:r>
-        <w:rPr>
-          <w:rFonts w:eastAsia="Arial" w:cs="Arial" w:ascii="Nimbus Sans" w:hAnsi="Nimbus Sans"/>
-          <w:color w:val="C9211E"/>
-          <w:kern w:val="0"/>
-          <w:sz w:val="24"/>
-          <w:szCs w:val="24"/>
-          <w:lang w:val="en-GB" w:eastAsia="en-US" w:bidi="ar-SA"/>
-        </w:rPr>
-        <w:t xml:space="preserve"> dataset is available </w:t>
-      </w:r>
-      <w:r>
-        <w:rPr>
-          <w:rFonts w:eastAsia="Arial" w:cs="Arial" w:ascii="Nimbus Sans" w:hAnsi="Nimbus Sans"/>
-          <w:color w:val="C9211E"/>
-          <w:kern w:val="0"/>
-          <w:sz w:val="24"/>
-          <w:szCs w:val="24"/>
-          <w:lang w:val="en-GB" w:eastAsia="en-US" w:bidi="ar-SA"/>
-        </w:rPr>
-        <w:t xml:space="preserve">for others to use </w:t>
-      </w:r>
-      <w:r>
-        <w:rPr>
-          <w:rFonts w:eastAsia="Arial" w:cs="Arial" w:ascii="Nimbus Sans" w:hAnsi="Nimbus Sans"/>
-          <w:color w:val="C9211E"/>
-          <w:kern w:val="0"/>
-          <w:sz w:val="24"/>
-          <w:szCs w:val="24"/>
-          <w:lang w:val="en-GB" w:eastAsia="en-US" w:bidi="ar-SA"/>
-        </w:rPr>
-        <w:t xml:space="preserve">at: </w:t>
+        <w:t xml:space="preserve">This cleaned and engineered dataset is available for others to use at: </w:t>
       </w:r>
       <w:hyperlink r:id="rId5">
         <w:r>
@@ -7887,31 +6169,7 @@
             <w:szCs w:val="24"/>
             <w:lang w:val="en-GB" w:eastAsia="en-US" w:bidi="ar-SA"/>
           </w:rPr>
-          <w:t>https://datascience.daemonchild.com/year2/dat5001/pres1/datasets/</w:t>
-        </w:r>
-        <w:r>
-          <w:rPr>
-            <w:rStyle w:val="Hyperlink"/>
-            <w:rFonts w:eastAsia="Arial" w:cs="Arial" w:ascii="Nimbus Sans" w:hAnsi="Nimbus Sans"/>
-            <w:color w:val="C9211E"/>
-            <w:kern w:val="0"/>
-            <w:sz w:val="24"/>
-            <w:szCs w:val="24"/>
-            <w:lang w:val="en-GB" w:eastAsia="en-US" w:bidi="ar-SA"/>
-          </w:rPr>
-          <w:t>space_objects_latest</w:t>
-        </w:r>
-        <w:r>
-          <w:rPr>
-            <w:rStyle w:val="Hyperlink"/>
-            <w:rFonts w:eastAsia="Arial" w:cs="Arial" w:ascii="Nimbus Sans" w:hAnsi="Nimbus Sans"/>
-            <w:color w:val="C9211E"/>
-            <w:kern w:val="0"/>
-            <w:sz w:val="24"/>
-            <w:szCs w:val="24"/>
-            <w:lang w:val="en-GB" w:eastAsia="en-US" w:bidi="ar-SA"/>
-          </w:rPr>
-          <w:t>.csv</w:t>
+          <w:t>https://datascience.daemonchild.com/year2/dat5001/pres1/datasets/space_objects_latest.csv</w:t>
         </w:r>
       </w:hyperlink>
     </w:p>
@@ -7958,53 +6216,12 @@
       </w:pPr>
       <w:r>
         <w:rPr>
-          <w:rFonts w:ascii="Nimbus Sans" w:hAnsi="Nimbus Sans"/>
-          <w:lang w:val="en-GB"/>
-        </w:rPr>
-      </w:r>
-    </w:p>
-    <w:p>
-      <w:pPr>
-        <w:pStyle w:val="Normal"/>
-        <w:widowControl/>
-        <w:bidi w:val="0"/>
-        <w:spacing w:before="0" w:after="0"/>
-        <w:jc w:val="both"/>
-        <w:rPr>
           <w:rFonts w:eastAsia="Arial" w:cs="Arial"/>
           <w:color w:val="C9211E"/>
           <w:kern w:val="0"/>
           <w:sz w:val="24"/>
           <w:szCs w:val="24"/>
           <w:lang w:eastAsia="en-US" w:bidi="ar-SA"/>
-        </w:rPr>
-      </w:pPr>
-      <w:r>
-        <w:rPr>
-          <w:rFonts w:ascii="Nimbus Sans" w:hAnsi="Nimbus Sans"/>
-          <w:lang w:val="en-GB"/>
-        </w:rPr>
-      </w:r>
-    </w:p>
-    <w:p>
-      <w:pPr>
-        <w:pStyle w:val="Normal"/>
-        <w:widowControl/>
-        <w:bidi w:val="0"/>
-        <w:spacing w:before="0" w:after="0"/>
-        <w:jc w:val="both"/>
-        <w:rPr>
-          <w:rFonts w:ascii="Nimbus Sans" w:hAnsi="Nimbus Sans" w:eastAsia="Arial" w:cs="Arial"/>
-          <w:color w:val="C9211E"/>
-          <w:kern w:val="0"/>
-          <w:sz w:val="24"/>
-          <w:szCs w:val="24"/>
-          <w:lang w:eastAsia="en-US" w:bidi="ar-SA"/>
-        </w:rPr>
-      </w:pPr>
-      <w:r>
-        <w:rPr>
-          <w:lang w:val="en-GB"/>
         </w:rPr>
       </w:r>
     </w:p>
@@ -8026,31 +6243,7 @@
         <w:rPr>
           <w:lang w:val="en-GB"/>
         </w:rPr>
-        <w:t xml:space="preserve">Design </w:t>
-      </w:r>
-      <w:r>
-        <w:rPr>
-          <w:lang w:val="en-GB"/>
-        </w:rPr>
-        <w:t>P</w:t>
-      </w:r>
-      <w:r>
-        <w:rPr>
-          <w:lang w:val="en-GB"/>
-        </w:rPr>
-        <w:t xml:space="preserve">rinciples and </w:t>
-      </w:r>
-      <w:r>
-        <w:rPr>
-          <w:lang w:val="en-GB"/>
-        </w:rPr>
-        <w:t>T</w:t>
-      </w:r>
-      <w:r>
-        <w:rPr>
-          <w:lang w:val="en-GB"/>
-        </w:rPr>
-        <w:t>ools</w:t>
+        <w:t>Design Principles and Tools</w:t>
       </w:r>
     </w:p>
     <w:p>
@@ -8074,84 +6267,7 @@
           <w:szCs w:val="24"/>
           <w:lang w:val="en-GB"/>
         </w:rPr>
-        <w:t>This section of the report will discuss the d</w:t>
-      </w:r>
-      <w:r>
-        <w:rPr>
-          <w:rFonts w:cs="Arial" w:ascii="Nimbus Sans" w:hAnsi="Nimbus Sans"/>
-          <w:sz w:val="24"/>
-          <w:szCs w:val="24"/>
-          <w:lang w:val="en-GB"/>
-        </w:rPr>
-        <w:t xml:space="preserve">esign </w:t>
-      </w:r>
-      <w:r>
-        <w:rPr>
-          <w:rFonts w:cs="Arial" w:ascii="Nimbus Sans" w:hAnsi="Nimbus Sans"/>
-          <w:sz w:val="24"/>
-          <w:szCs w:val="24"/>
-          <w:lang w:val="en-GB"/>
-        </w:rPr>
-        <w:t>p</w:t>
-      </w:r>
-      <w:r>
-        <w:rPr>
-          <w:rFonts w:cs="Arial" w:ascii="Nimbus Sans" w:hAnsi="Nimbus Sans"/>
-          <w:sz w:val="24"/>
-          <w:szCs w:val="24"/>
-          <w:lang w:val="en-GB"/>
-        </w:rPr>
-        <w:t xml:space="preserve">rinciples and </w:t>
-      </w:r>
-      <w:r>
-        <w:rPr>
-          <w:rFonts w:cs="Arial" w:ascii="Nimbus Sans" w:hAnsi="Nimbus Sans"/>
-          <w:sz w:val="24"/>
-          <w:szCs w:val="24"/>
-          <w:lang w:val="en-GB"/>
-        </w:rPr>
-        <w:t>t</w:t>
-      </w:r>
-      <w:r>
-        <w:rPr>
-          <w:rFonts w:cs="Arial" w:ascii="Nimbus Sans" w:hAnsi="Nimbus Sans"/>
-          <w:sz w:val="24"/>
-          <w:szCs w:val="24"/>
-          <w:lang w:val="en-GB"/>
-        </w:rPr>
-        <w:t xml:space="preserve">ools used to create the storyboard and infographics </w:t>
-      </w:r>
-      <w:r>
-        <w:rPr>
-          <w:rFonts w:cs="Arial" w:ascii="Nimbus Sans" w:hAnsi="Nimbus Sans"/>
-          <w:sz w:val="24"/>
-          <w:szCs w:val="24"/>
-          <w:lang w:val="en-GB"/>
-        </w:rPr>
-        <w:t>of the presentation.</w:t>
-      </w:r>
-    </w:p>
-    <w:p>
-      <w:pPr>
-        <w:pStyle w:val="Normal"/>
-        <w:widowControl/>
-        <w:bidi w:val="0"/>
-        <w:spacing w:before="0" w:after="0"/>
-        <w:jc w:val="both"/>
-        <w:rPr>
-          <w:rFonts w:ascii="Nimbus Sans" w:hAnsi="Nimbus Sans" w:cs="Arial"/>
-          <w:sz w:val="24"/>
-          <w:szCs w:val="24"/>
-          <w:lang w:val="en-GB"/>
-        </w:rPr>
-      </w:pPr>
-      <w:r>
-        <w:rPr>
-          <w:rFonts w:cs="Arial" w:ascii="Nimbus Sans" w:hAnsi="Nimbus Sans"/>
-          <w:sz w:val="24"/>
-          <w:szCs w:val="24"/>
-          <w:lang w:val="en-GB"/>
-        </w:rPr>
+        <w:t>This section of the report will discuss the design principles and tools used to create the storyboard and infographics of the presentation.</w:t>
       </w:r>
     </w:p>
     <w:p>
@@ -8162,13 +6278,278 @@
           <w:numId w:val="1"/>
         </w:numPr>
         <w:ind w:hanging="0" w:start="0"/>
-        <w:rPr>
-          <w:lang w:val="en-GB"/>
-        </w:rPr>
-      </w:pPr>
-      <w:bookmarkStart w:id="17" w:name="__RefHeading___Toc1778_3613666628"/>
+        <w:rPr/>
+      </w:pPr>
+      <w:bookmarkStart w:id="17" w:name="__RefHeading___Toc4864_3613666628"/>
       <w:bookmarkEnd w:id="17"/>
       <w:r>
+        <w:rPr/>
+        <w:t>Tool Selection</w:t>
+      </w:r>
+    </w:p>
+    <w:p>
+      <w:pPr>
+        <w:pStyle w:val="Normal"/>
+        <w:widowControl/>
+        <w:bidi w:val="0"/>
+        <w:spacing w:before="0" w:after="0"/>
+        <w:jc w:val="both"/>
+        <w:rPr>
+          <w:rFonts w:ascii="Nimbus Sans" w:hAnsi="Nimbus Sans" w:cs="Arial"/>
+          <w:sz w:val="24"/>
+          <w:szCs w:val="24"/>
+          <w:lang w:val="en-GB"/>
+        </w:rPr>
+      </w:pPr>
+      <w:r>
+        <w:rPr>
+          <w:rFonts w:cs="Arial" w:ascii="Nimbus Sans" w:hAnsi="Nimbus Sans"/>
+          <w:sz w:val="24"/>
+          <w:szCs w:val="24"/>
+          <w:lang w:val="en-GB"/>
+        </w:rPr>
+        <w:t xml:space="preserve">As described above, the exploration of the data, and subsequent cleaning and feature engineering was carried out in Jupyter notebooks </w:t>
+      </w:r>
+      <w:r>
+        <w:rPr>
+          <w:rFonts w:cs="Arial" w:ascii="Nimbus Sans" w:hAnsi="Nimbus Sans"/>
+          <w:sz w:val="24"/>
+          <w:szCs w:val="24"/>
+          <w:lang w:val="en-GB"/>
+        </w:rPr>
+        <w:t>running on Microsoft vsCode on Linux</w:t>
+      </w:r>
+      <w:r>
+        <w:rPr>
+          <w:rFonts w:cs="Arial" w:ascii="Nimbus Sans" w:hAnsi="Nimbus Sans"/>
+          <w:sz w:val="24"/>
+          <w:szCs w:val="24"/>
+          <w:lang w:val="en-GB"/>
+        </w:rPr>
+        <w:t xml:space="preserve">. </w:t>
+      </w:r>
+      <w:r>
+        <w:rPr>
+          <w:rFonts w:eastAsia="Arial" w:cs="Arial" w:ascii="Nimbus Sans" w:hAnsi="Nimbus Sans"/>
+          <w:kern w:val="0"/>
+          <w:sz w:val="24"/>
+          <w:szCs w:val="24"/>
+          <w:lang w:val="en-GB" w:eastAsia="en-US" w:bidi="ar-SA"/>
+        </w:rPr>
+        <w:t>The graphs and figures used in this report and the presentation were derived from the resulting dataset, and were generated using a variety of python libraries, including:</w:t>
+      </w:r>
+    </w:p>
+    <w:p>
+      <w:pPr>
+        <w:pStyle w:val="Normal"/>
+        <w:widowControl/>
+        <w:bidi w:val="0"/>
+        <w:spacing w:before="0" w:after="0"/>
+        <w:jc w:val="both"/>
+        <w:rPr>
+          <w:rFonts w:ascii="Nimbus Sans" w:hAnsi="Nimbus Sans"/>
+        </w:rPr>
+      </w:pPr>
+      <w:r>
+        <w:rPr>
+          <w:rFonts w:ascii="Nimbus Sans" w:hAnsi="Nimbus Sans"/>
+        </w:rPr>
+      </w:r>
+    </w:p>
+    <w:p>
+      <w:pPr>
+        <w:pStyle w:val="Normal"/>
+        <w:widowControl/>
+        <w:numPr>
+          <w:ilvl w:val="0"/>
+          <w:numId w:val="7"/>
+        </w:numPr>
+        <w:bidi w:val="0"/>
+        <w:spacing w:before="0" w:after="0"/>
+        <w:jc w:val="both"/>
+        <w:rPr>
+          <w:rFonts w:ascii="Nimbus Sans" w:hAnsi="Nimbus Sans"/>
+        </w:rPr>
+      </w:pPr>
+      <w:r>
+        <w:rPr>
+          <w:rFonts w:ascii="Nimbus Sans" w:hAnsi="Nimbus Sans"/>
+        </w:rPr>
+        <w:t>Matplotlib – Standard charting library</w:t>
+      </w:r>
+    </w:p>
+    <w:p>
+      <w:pPr>
+        <w:pStyle w:val="Normal"/>
+        <w:widowControl/>
+        <w:numPr>
+          <w:ilvl w:val="0"/>
+          <w:numId w:val="7"/>
+        </w:numPr>
+        <w:bidi w:val="0"/>
+        <w:spacing w:before="0" w:after="0"/>
+        <w:jc w:val="both"/>
+        <w:rPr>
+          <w:rFonts w:ascii="Nimbus Sans" w:hAnsi="Nimbus Sans"/>
+        </w:rPr>
+      </w:pPr>
+      <w:r>
+        <w:rPr>
+          <w:rFonts w:ascii="Nimbus Sans" w:hAnsi="Nimbus Sans"/>
+        </w:rPr>
+        <w:t>Seaborn - Standard charting library</w:t>
+      </w:r>
+    </w:p>
+    <w:p>
+      <w:pPr>
+        <w:pStyle w:val="Normal"/>
+        <w:widowControl/>
+        <w:numPr>
+          <w:ilvl w:val="0"/>
+          <w:numId w:val="7"/>
+        </w:numPr>
+        <w:bidi w:val="0"/>
+        <w:spacing w:before="0" w:after="0"/>
+        <w:jc w:val="both"/>
+        <w:rPr>
+          <w:rFonts w:ascii="Nimbus Sans" w:hAnsi="Nimbus Sans"/>
+        </w:rPr>
+      </w:pPr>
+      <w:r>
+        <w:rPr>
+          <w:rFonts w:ascii="Nimbus Sans" w:hAnsi="Nimbus Sans"/>
+        </w:rPr>
+        <w:t>Cartopy – Choropleth maps</w:t>
+      </w:r>
+    </w:p>
+    <w:p>
+      <w:pPr>
+        <w:pStyle w:val="Normal"/>
+        <w:widowControl/>
+        <w:numPr>
+          <w:ilvl w:val="0"/>
+          <w:numId w:val="7"/>
+        </w:numPr>
+        <w:bidi w:val="0"/>
+        <w:spacing w:before="0" w:after="0"/>
+        <w:jc w:val="both"/>
+        <w:rPr>
+          <w:rFonts w:ascii="Nimbus Sans" w:hAnsi="Nimbus Sans"/>
+        </w:rPr>
+      </w:pPr>
+      <w:r>
+        <w:rPr>
+          <w:rFonts w:ascii="Nimbus Sans" w:hAnsi="Nimbus Sans"/>
+        </w:rPr>
+        <w:t>NetworkX – Network diagrams</w:t>
+      </w:r>
+    </w:p>
+    <w:p>
+      <w:pPr>
+        <w:pStyle w:val="Normal"/>
+        <w:widowControl/>
+        <w:numPr>
+          <w:ilvl w:val="0"/>
+          <w:numId w:val="7"/>
+        </w:numPr>
+        <w:bidi w:val="0"/>
+        <w:spacing w:before="0" w:after="0"/>
+        <w:jc w:val="both"/>
+        <w:rPr>
+          <w:rFonts w:ascii="Nimbus Sans" w:hAnsi="Nimbus Sans"/>
+        </w:rPr>
+      </w:pPr>
+      <w:r>
+        <w:rPr>
+          <w:rFonts w:ascii="Nimbus Sans" w:hAnsi="Nimbus Sans"/>
+        </w:rPr>
+        <w:t>Holoviews – Used for chord charts</w:t>
+      </w:r>
+    </w:p>
+    <w:p>
+      <w:pPr>
+        <w:pStyle w:val="Normal"/>
+        <w:widowControl/>
+        <w:numPr>
+          <w:ilvl w:val="0"/>
+          <w:numId w:val="7"/>
+        </w:numPr>
+        <w:bidi w:val="0"/>
+        <w:spacing w:before="0" w:after="0"/>
+        <w:jc w:val="both"/>
+        <w:rPr>
+          <w:rFonts w:ascii="Nimbus Sans" w:hAnsi="Nimbus Sans"/>
+        </w:rPr>
+      </w:pPr>
+      <w:r>
+        <w:rPr>
+          <w:rFonts w:ascii="Nimbus Sans" w:hAnsi="Nimbus Sans"/>
+        </w:rPr>
+        <w:t>Plotly Express and Plotly Graph Objects – Interactive charts</w:t>
+      </w:r>
+    </w:p>
+    <w:p>
+      <w:pPr>
+        <w:pStyle w:val="Normal"/>
+        <w:widowControl/>
+        <w:bidi w:val="0"/>
+        <w:spacing w:before="0" w:after="0"/>
+        <w:jc w:val="both"/>
+        <w:rPr>
+          <w:rFonts w:ascii="Nimbus Sans" w:hAnsi="Nimbus Sans" w:cs="Arial"/>
+          <w:sz w:val="24"/>
+          <w:szCs w:val="24"/>
+          <w:lang w:val="en-GB"/>
+        </w:rPr>
+      </w:pPr>
+      <w:r>
+        <w:rPr>
+          <w:rFonts w:cs="Arial" w:ascii="Nimbus Sans" w:hAnsi="Nimbus Sans"/>
+          <w:sz w:val="24"/>
+          <w:szCs w:val="24"/>
+          <w:lang w:val="en-GB"/>
+        </w:rPr>
+      </w:r>
+    </w:p>
+    <w:p>
+      <w:pPr>
+        <w:pStyle w:val="Normal"/>
+        <w:widowControl/>
+        <w:bidi w:val="0"/>
+        <w:spacing w:before="0" w:after="0"/>
+        <w:jc w:val="both"/>
+        <w:rPr>
+          <w:rFonts w:ascii="Nimbus Sans" w:hAnsi="Nimbus Sans" w:cs="Arial"/>
+          <w:sz w:val="24"/>
+          <w:szCs w:val="24"/>
+          <w:lang w:val="en-GB"/>
+        </w:rPr>
+      </w:pPr>
+      <w:r>
+        <w:rPr>
+          <w:rFonts w:cs="Arial" w:ascii="Nimbus Sans" w:hAnsi="Nimbus Sans"/>
+          <w:sz w:val="24"/>
+          <w:szCs w:val="24"/>
+          <w:lang w:val="en-GB"/>
+        </w:rPr>
+        <w:t>These charts were exported as images and imported into LibreOffice on Linux. Impress was used to create a PowerPoint style presentation, while this report was written in Writer.</w:t>
+      </w:r>
+    </w:p>
+    <w:p>
+      <w:pPr>
+        <w:pStyle w:val="Heading3"/>
+        <w:numPr>
+          <w:ilvl w:val="2"/>
+          <w:numId w:val="1"/>
+        </w:numPr>
+        <w:ind w:hanging="0" w:start="0"/>
+        <w:rPr>
+          <w:lang w:val="en-GB"/>
+        </w:rPr>
+      </w:pPr>
+      <w:bookmarkStart w:id="18" w:name="__RefHeading___Toc1778_3613666628"/>
+      <w:bookmarkEnd w:id="18"/>
+      <w:r>
         <w:rPr>
           <w:lang w:val="en-GB"/>
         </w:rPr>
@@ -8196,6 +6577,232 @@
           <w:szCs w:val="24"/>
           <w:lang w:val="en-GB"/>
         </w:rPr>
+        <w:t>Colo</w:t>
+      </w:r>
+      <w:r>
+        <w:rPr>
+          <w:rFonts w:cs="Arial" w:ascii="Nimbus Sans" w:hAnsi="Nimbus Sans"/>
+          <w:sz w:val="24"/>
+          <w:szCs w:val="24"/>
+          <w:lang w:val="en-GB"/>
+        </w:rPr>
+        <w:t>u</w:t>
+      </w:r>
+      <w:r>
+        <w:rPr>
+          <w:rFonts w:cs="Arial" w:ascii="Nimbus Sans" w:hAnsi="Nimbus Sans"/>
+          <w:sz w:val="24"/>
+          <w:szCs w:val="24"/>
+          <w:lang w:val="en-GB"/>
+        </w:rPr>
+        <w:t>r palette selection is a</w:t>
+      </w:r>
+      <w:r>
+        <w:rPr>
+          <w:rFonts w:cs="Arial" w:ascii="Nimbus Sans" w:hAnsi="Nimbus Sans"/>
+          <w:sz w:val="24"/>
+          <w:szCs w:val="24"/>
+          <w:lang w:val="en-GB"/>
+        </w:rPr>
+        <w:t xml:space="preserve">n important part of </w:t>
+      </w:r>
+      <w:r>
+        <w:rPr>
+          <w:rFonts w:cs="Arial" w:ascii="Nimbus Sans" w:hAnsi="Nimbus Sans"/>
+          <w:sz w:val="24"/>
+          <w:szCs w:val="24"/>
+          <w:lang w:val="en-GB"/>
+        </w:rPr>
+        <w:t>effective data visuali</w:t>
+      </w:r>
+      <w:r>
+        <w:rPr>
+          <w:rFonts w:cs="Arial" w:ascii="Nimbus Sans" w:hAnsi="Nimbus Sans"/>
+          <w:sz w:val="24"/>
+          <w:szCs w:val="24"/>
+          <w:lang w:val="en-GB"/>
+        </w:rPr>
+        <w:t>s</w:t>
+      </w:r>
+      <w:r>
+        <w:rPr>
+          <w:rFonts w:cs="Arial" w:ascii="Nimbus Sans" w:hAnsi="Nimbus Sans"/>
+          <w:sz w:val="24"/>
+          <w:szCs w:val="24"/>
+          <w:lang w:val="en-GB"/>
+        </w:rPr>
+        <w:t>ation and storytelling. The choice of colo</w:t>
+      </w:r>
+      <w:r>
+        <w:rPr>
+          <w:rFonts w:cs="Arial" w:ascii="Nimbus Sans" w:hAnsi="Nimbus Sans"/>
+          <w:sz w:val="24"/>
+          <w:szCs w:val="24"/>
+          <w:lang w:val="en-GB"/>
+        </w:rPr>
+        <w:t>u</w:t>
+      </w:r>
+      <w:r>
+        <w:rPr>
+          <w:rFonts w:cs="Arial" w:ascii="Nimbus Sans" w:hAnsi="Nimbus Sans"/>
+          <w:sz w:val="24"/>
+          <w:szCs w:val="24"/>
+          <w:lang w:val="en-GB"/>
+        </w:rPr>
+        <w:t xml:space="preserve">rs influences not only the aesthetic appeal of a report or presentation but also its ability to convey meaning </w:t>
+      </w:r>
+      <w:r>
+        <w:rPr>
+          <w:rFonts w:cs="Arial" w:ascii="Nimbus Sans" w:hAnsi="Nimbus Sans"/>
+          <w:sz w:val="24"/>
+          <w:szCs w:val="24"/>
+          <w:lang w:val="en-GB"/>
+        </w:rPr>
+        <w:t>(Munzer 2014).</w:t>
+      </w:r>
+      <w:r>
+        <w:rPr>
+          <w:rFonts w:cs="Arial" w:ascii="Nimbus Sans" w:hAnsi="Nimbus Sans"/>
+          <w:sz w:val="24"/>
+          <w:szCs w:val="24"/>
+          <w:lang w:val="en-GB"/>
+        </w:rPr>
+        <w:t xml:space="preserve"> </w:t>
+      </w:r>
+      <w:r>
+        <w:rPr>
+          <w:rFonts w:cs="Arial" w:ascii="Nimbus Sans" w:hAnsi="Nimbus Sans"/>
+          <w:sz w:val="24"/>
+          <w:szCs w:val="24"/>
+          <w:lang w:val="en-GB"/>
+        </w:rPr>
+        <w:t xml:space="preserve">Ideas of </w:t>
+      </w:r>
+      <w:r>
+        <w:rPr>
+          <w:rFonts w:cs="Arial" w:ascii="Nimbus Sans" w:hAnsi="Nimbus Sans"/>
+          <w:sz w:val="24"/>
+          <w:szCs w:val="24"/>
+          <w:lang w:val="en-GB"/>
+        </w:rPr>
+        <w:t xml:space="preserve">clarity </w:t>
+      </w:r>
+      <w:r>
+        <w:rPr>
+          <w:rFonts w:cs="Arial" w:ascii="Nimbus Sans" w:hAnsi="Nimbus Sans"/>
+          <w:sz w:val="24"/>
+          <w:szCs w:val="24"/>
+          <w:lang w:val="en-GB"/>
+        </w:rPr>
+        <w:t>and</w:t>
+      </w:r>
+      <w:r>
+        <w:rPr>
+          <w:rFonts w:cs="Arial" w:ascii="Nimbus Sans" w:hAnsi="Nimbus Sans"/>
+          <w:sz w:val="24"/>
+          <w:szCs w:val="24"/>
+          <w:lang w:val="en-GB"/>
+        </w:rPr>
+        <w:t xml:space="preserve"> </w:t>
+      </w:r>
+      <w:r>
+        <w:rPr>
+          <w:rFonts w:cs="Arial" w:ascii="Nimbus Sans" w:hAnsi="Nimbus Sans"/>
+          <w:sz w:val="24"/>
+          <w:szCs w:val="24"/>
+          <w:lang w:val="en-GB"/>
+        </w:rPr>
+        <w:t xml:space="preserve">inclusive </w:t>
+      </w:r>
+      <w:r>
+        <w:rPr>
+          <w:rFonts w:cs="Arial" w:ascii="Nimbus Sans" w:hAnsi="Nimbus Sans"/>
+          <w:sz w:val="24"/>
+          <w:szCs w:val="24"/>
+          <w:lang w:val="en-GB"/>
+        </w:rPr>
+        <w:t xml:space="preserve">accessibility </w:t>
+      </w:r>
+      <w:r>
+        <w:rPr>
+          <w:rFonts w:cs="Arial" w:ascii="Nimbus Sans" w:hAnsi="Nimbus Sans"/>
+          <w:sz w:val="24"/>
+          <w:szCs w:val="24"/>
+          <w:lang w:val="en-GB"/>
+        </w:rPr>
+        <w:t xml:space="preserve">were also considered. </w:t>
+      </w:r>
+      <w:r>
+        <w:rPr>
+          <w:rFonts w:cs="Arial" w:ascii="Nimbus Sans" w:hAnsi="Nimbus Sans"/>
+          <w:sz w:val="24"/>
+          <w:szCs w:val="24"/>
+          <w:lang w:val="en-GB"/>
+        </w:rPr>
+        <w:t xml:space="preserve"> </w:t>
+      </w:r>
+      <w:r>
+        <w:rPr>
+          <w:rFonts w:cs="Arial" w:ascii="Nimbus Sans" w:hAnsi="Nimbus Sans"/>
+          <w:sz w:val="24"/>
+          <w:szCs w:val="24"/>
+          <w:lang w:val="en-GB"/>
+        </w:rPr>
+        <w:t>P</w:t>
+      </w:r>
+      <w:r>
+        <w:rPr>
+          <w:rFonts w:cs="Arial" w:ascii="Nimbus Sans" w:hAnsi="Nimbus Sans"/>
+          <w:sz w:val="24"/>
+          <w:szCs w:val="24"/>
+          <w:lang w:val="en-GB"/>
+        </w:rPr>
+        <w:t xml:space="preserve">alettes </w:t>
+      </w:r>
+      <w:r>
+        <w:rPr>
+          <w:rFonts w:cs="Arial" w:ascii="Nimbus Sans" w:hAnsi="Nimbus Sans"/>
+          <w:sz w:val="24"/>
+          <w:szCs w:val="24"/>
+          <w:lang w:val="en-GB"/>
+        </w:rPr>
+        <w:t>used in this project were based on</w:t>
+      </w:r>
+      <w:r>
+        <w:rPr>
+          <w:rFonts w:cs="Arial" w:ascii="Nimbus Sans" w:hAnsi="Nimbus Sans"/>
+          <w:sz w:val="24"/>
+          <w:szCs w:val="24"/>
+          <w:lang w:val="en-GB"/>
+        </w:rPr>
+        <w:t xml:space="preserve"> </w:t>
+      </w:r>
+      <w:r>
+        <w:rPr>
+          <w:rFonts w:cs="Arial" w:ascii="Nimbus Sans" w:hAnsi="Nimbus Sans"/>
+          <w:sz w:val="24"/>
+          <w:szCs w:val="24"/>
+          <w:lang w:val="en-GB"/>
+        </w:rPr>
+        <w:t xml:space="preserve">those </w:t>
+      </w:r>
+      <w:r>
+        <w:rPr>
+          <w:rFonts w:cs="Arial" w:ascii="Nimbus Sans" w:hAnsi="Nimbus Sans"/>
+          <w:sz w:val="24"/>
+          <w:szCs w:val="24"/>
+          <w:lang w:val="en-GB"/>
+        </w:rPr>
+        <w:t xml:space="preserve">generated using the Coolors platform. </w:t>
+      </w:r>
+      <w:r>
+        <w:rPr>
+          <w:rFonts w:cs="Arial" w:ascii="Nimbus Sans" w:hAnsi="Nimbus Sans"/>
+          <w:sz w:val="24"/>
+          <w:szCs w:val="24"/>
+          <w:lang w:val="en-GB"/>
+        </w:rPr>
+        <w:t>(Coolors 2025).</w:t>
       </w:r>
     </w:p>
     <w:p>
@@ -8219,6 +6826,51 @@
           <w:szCs w:val="24"/>
           <w:lang w:val="en-GB"/>
         </w:rPr>
+        <w:drawing>
+          <wp:anchor behindDoc="0" distT="0" distB="0" distL="0" distR="0" simplePos="0" locked="0" layoutInCell="0" allowOverlap="1" relativeHeight="12">
+            <wp:simplePos x="0" y="0"/>
+            <wp:positionH relativeFrom="column">
+              <wp:posOffset>33020</wp:posOffset>
+            </wp:positionH>
+            <wp:positionV relativeFrom="paragraph">
+              <wp:posOffset>168910</wp:posOffset>
+            </wp:positionV>
+            <wp:extent cx="3359150" cy="567055"/>
+            <wp:effectExtent l="0" t="0" r="0" b="0"/>
+            <wp:wrapTopAndBottom/>
+            <wp:docPr id="4" name="Image9" descr="" title=""/>
+            <wp:cNvGraphicFramePr>
+              <a:graphicFrameLocks xmlns:a="http://schemas.openxmlformats.org/drawingml/2006/main" noChangeAspect="1"/>
+            </wp:cNvGraphicFramePr>
+            <a:graphic xmlns:a="http://schemas.openxmlformats.org/drawingml/2006/main">
+              <a:graphicData uri="http://schemas.openxmlformats.org/drawingml/2006/picture">
+                <pic:pic xmlns:pic="http://schemas.openxmlformats.org/drawingml/2006/picture">
+                  <pic:nvPicPr>
+                    <pic:cNvPr id="4" name="Image9" descr="" title=""/>
+                    <pic:cNvPicPr>
+                      <a:picLocks noChangeAspect="1" noChangeArrowheads="1"/>
+                    </pic:cNvPicPr>
+                  </pic:nvPicPr>
+                  <pic:blipFill>
+                    <a:blip r:embed="rId6"/>
+                    <a:stretch>
+                      <a:fillRect/>
+                    </a:stretch>
+                  </pic:blipFill>
+                  <pic:spPr bwMode="auto">
+                    <a:xfrm>
+                      <a:off x="0" y="0"/>
+                      <a:ext cx="3359150" cy="567055"/>
+                    </a:xfrm>
+                    <a:prstGeom prst="rect">
+                      <a:avLst/>
+                    </a:prstGeom>
+                  </pic:spPr>
+                </pic:pic>
+              </a:graphicData>
+            </a:graphic>
+          </wp:anchor>
+        </w:drawing>
       </w:r>
     </w:p>
     <w:p>
@@ -8242,56 +6894,151 @@
           <w:szCs w:val="24"/>
           <w:lang w:val="en-GB"/>
         </w:rPr>
-      </w:r>
-    </w:p>
-    <w:p>
-      <w:pPr>
-        <w:pStyle w:val="Normal"/>
-        <w:widowControl/>
-        <w:bidi w:val="0"/>
-        <w:spacing w:before="0" w:after="0"/>
-        <w:jc w:val="both"/>
-        <w:rPr/>
-      </w:pPr>
-      <w:r>
-        <w:rPr>
-          <w:rFonts w:cs="Arial" w:ascii="Nimbus Sans" w:hAnsi="Nimbus Sans"/>
-          <w:sz w:val="24"/>
-          <w:szCs w:val="24"/>
-          <w:lang w:val="en-GB"/>
-        </w:rPr>
-        <w:t xml:space="preserve">- Paper palette - </w:t>
-      </w:r>
-      <w:r>
-        <w:rPr>
-          <w:rStyle w:val="Hyperlink"/>
-          <w:rFonts w:cs="Arial" w:ascii="Nimbus Sans" w:hAnsi="Nimbus Sans"/>
-          <w:sz w:val="24"/>
-          <w:szCs w:val="24"/>
-          <w:lang w:val="en-GB"/>
-        </w:rPr>
-        <w:t>https://coolors.co/</w:t>
-      </w:r>
-    </w:p>
-    <w:p>
-      <w:pPr>
-        <w:pStyle w:val="Normal"/>
-        <w:widowControl/>
-        <w:bidi w:val="0"/>
-        <w:spacing w:before="0" w:after="0"/>
-        <w:jc w:val="both"/>
-        <w:rPr>
-          <w:lang w:val="en-GB"/>
-        </w:rPr>
-      </w:pPr>
-      <w:r>
-        <w:rPr>
-          <w:rFonts w:cs="Arial" w:ascii="Nimbus Sans" w:hAnsi="Nimbus Sans"/>
-          <w:sz w:val="24"/>
-          <w:szCs w:val="24"/>
-          <w:lang w:val="en-GB"/>
-        </w:rPr>
-        <w:t xml:space="preserve">Custom python code to support paper and screen palettes. </w:t>
+        <w:t>For th</w:t>
+      </w:r>
+      <w:r>
+        <w:rPr>
+          <w:rFonts w:cs="Arial" w:ascii="Nimbus Sans" w:hAnsi="Nimbus Sans"/>
+          <w:sz w:val="24"/>
+          <w:szCs w:val="24"/>
+          <w:lang w:val="en-GB"/>
+        </w:rPr>
+        <w:t>is written report</w:t>
+      </w:r>
+      <w:r>
+        <w:rPr>
+          <w:rFonts w:cs="Arial" w:ascii="Nimbus Sans" w:hAnsi="Nimbus Sans"/>
+          <w:sz w:val="24"/>
+          <w:szCs w:val="24"/>
+          <w:lang w:val="en-GB"/>
+        </w:rPr>
+        <w:t>, a muted palette was chosen to align with the academic tone of the document. Colo</w:t>
+      </w:r>
+      <w:r>
+        <w:rPr>
+          <w:rFonts w:cs="Arial" w:ascii="Nimbus Sans" w:hAnsi="Nimbus Sans"/>
+          <w:sz w:val="24"/>
+          <w:szCs w:val="24"/>
+          <w:lang w:val="en-GB"/>
+        </w:rPr>
+        <w:t>u</w:t>
+      </w:r>
+      <w:r>
+        <w:rPr>
+          <w:rFonts w:cs="Arial" w:ascii="Nimbus Sans" w:hAnsi="Nimbus Sans"/>
+          <w:sz w:val="24"/>
+          <w:szCs w:val="24"/>
+          <w:lang w:val="en-GB"/>
+        </w:rPr>
+        <w:t xml:space="preserve">rs such as dusk blue, taupe, and olive leaf </w:t>
+      </w:r>
+      <w:r>
+        <w:rPr>
+          <w:rFonts w:cs="Arial" w:ascii="Nimbus Sans" w:hAnsi="Nimbus Sans"/>
+          <w:sz w:val="24"/>
+          <w:szCs w:val="24"/>
+          <w:lang w:val="en-GB"/>
+        </w:rPr>
+        <w:t xml:space="preserve">were used to </w:t>
+      </w:r>
+      <w:r>
+        <w:rPr>
+          <w:rFonts w:cs="Arial" w:ascii="Nimbus Sans" w:hAnsi="Nimbus Sans"/>
+          <w:sz w:val="24"/>
+          <w:szCs w:val="24"/>
+          <w:lang w:val="en-GB"/>
+        </w:rPr>
+        <w:t xml:space="preserve">provide differentiation between categories. The use of black lines </w:t>
+      </w:r>
+      <w:r>
+        <w:rPr>
+          <w:rFonts w:cs="Arial" w:ascii="Nimbus Sans" w:hAnsi="Nimbus Sans"/>
+          <w:sz w:val="24"/>
+          <w:szCs w:val="24"/>
+          <w:lang w:val="en-GB"/>
+        </w:rPr>
+        <w:t xml:space="preserve">and text </w:t>
+      </w:r>
+      <w:r>
+        <w:rPr>
+          <w:rFonts w:cs="Arial" w:ascii="Nimbus Sans" w:hAnsi="Nimbus Sans"/>
+          <w:sz w:val="24"/>
+          <w:szCs w:val="24"/>
+          <w:lang w:val="en-GB"/>
+        </w:rPr>
+        <w:t>against a white background helps</w:t>
+      </w:r>
+      <w:r>
+        <w:rPr>
+          <w:rFonts w:cs="Arial" w:ascii="Nimbus Sans" w:hAnsi="Nimbus Sans"/>
+          <w:sz w:val="24"/>
+          <w:szCs w:val="24"/>
+          <w:lang w:val="en-GB"/>
+        </w:rPr>
+        <w:t xml:space="preserve"> </w:t>
+      </w:r>
+      <w:r>
+        <w:rPr>
+          <w:rFonts w:cs="Arial" w:ascii="Nimbus Sans" w:hAnsi="Nimbus Sans"/>
+          <w:sz w:val="24"/>
+          <w:szCs w:val="24"/>
+          <w:lang w:val="en-GB"/>
+        </w:rPr>
+        <w:t>readabilit</w:t>
+      </w:r>
+      <w:r>
+        <w:rPr>
+          <w:rFonts w:cs="Arial" w:ascii="Nimbus Sans" w:hAnsi="Nimbus Sans"/>
+          <w:sz w:val="24"/>
+          <w:szCs w:val="24"/>
+          <w:lang w:val="en-GB"/>
+        </w:rPr>
+        <w:t xml:space="preserve">y. This palette </w:t>
+      </w:r>
+      <w:r>
+        <w:rPr>
+          <w:rFonts w:cs="Arial" w:ascii="Nimbus Sans" w:hAnsi="Nimbus Sans"/>
+          <w:sz w:val="24"/>
+          <w:szCs w:val="24"/>
+          <w:lang w:val="en-GB"/>
+        </w:rPr>
+        <w:t>aims to enhance</w:t>
+      </w:r>
+      <w:r>
+        <w:rPr>
+          <w:rFonts w:cs="Arial" w:ascii="Nimbus Sans" w:hAnsi="Nimbus Sans"/>
+          <w:sz w:val="24"/>
+          <w:szCs w:val="24"/>
+          <w:lang w:val="en-GB"/>
+        </w:rPr>
+        <w:t xml:space="preserve"> </w:t>
+      </w:r>
+      <w:r>
+        <w:rPr>
+          <w:rFonts w:cs="Arial" w:ascii="Nimbus Sans" w:hAnsi="Nimbus Sans"/>
+          <w:sz w:val="24"/>
+          <w:szCs w:val="24"/>
+          <w:lang w:val="en-GB"/>
+        </w:rPr>
+        <w:t>clarity</w:t>
+      </w:r>
+      <w:r>
+        <w:rPr>
+          <w:rFonts w:cs="Arial" w:ascii="Nimbus Sans" w:hAnsi="Nimbus Sans"/>
+          <w:sz w:val="24"/>
+          <w:szCs w:val="24"/>
+          <w:lang w:val="en-GB"/>
+        </w:rPr>
+        <w:t xml:space="preserve"> in a printed document. </w:t>
+      </w:r>
+      <w:r>
+        <w:rPr>
+          <w:rFonts w:cs="Arial" w:ascii="Nimbus Sans" w:hAnsi="Nimbus Sans"/>
+          <w:sz w:val="24"/>
+          <w:szCs w:val="24"/>
+          <w:lang w:val="en-GB"/>
+        </w:rPr>
+        <w:t>(**Cite)</w:t>
       </w:r>
     </w:p>
     <w:p>
@@ -8315,6 +7062,297 @@
           <w:szCs w:val="24"/>
           <w:lang w:val="en-GB"/>
         </w:rPr>
+      </w:r>
+    </w:p>
+    <w:p>
+      <w:pPr>
+        <w:pStyle w:val="Normal"/>
+        <w:widowControl/>
+        <w:bidi w:val="0"/>
+        <w:spacing w:before="0" w:after="0"/>
+        <w:jc w:val="both"/>
+        <w:rPr>
+          <w:rFonts w:ascii="Nimbus Sans" w:hAnsi="Nimbus Sans" w:cs="Arial"/>
+          <w:sz w:val="24"/>
+          <w:szCs w:val="24"/>
+          <w:lang w:val="en-GB"/>
+        </w:rPr>
+      </w:pPr>
+      <w:r>
+        <w:rPr>
+          <w:rFonts w:cs="Arial" w:ascii="Nimbus Sans" w:hAnsi="Nimbus Sans"/>
+          <w:sz w:val="24"/>
+          <w:szCs w:val="24"/>
+          <w:lang w:val="en-GB"/>
+        </w:rPr>
+        <w:t xml:space="preserve">In contrast, the palette </w:t>
+      </w:r>
+      <w:r>
+        <w:rPr>
+          <w:rFonts w:cs="Arial" w:ascii="Nimbus Sans" w:hAnsi="Nimbus Sans"/>
+          <w:sz w:val="24"/>
+          <w:szCs w:val="24"/>
+          <w:lang w:val="en-GB"/>
+        </w:rPr>
+        <w:t xml:space="preserve">for the presentation </w:t>
+      </w:r>
+      <w:r>
+        <w:rPr>
+          <w:rFonts w:cs="Arial" w:ascii="Nimbus Sans" w:hAnsi="Nimbus Sans"/>
+          <w:sz w:val="24"/>
+          <w:szCs w:val="24"/>
+          <w:lang w:val="en-GB"/>
+        </w:rPr>
+        <w:t xml:space="preserve">was designed for impact in a </w:t>
+      </w:r>
+      <w:r>
+        <w:rPr>
+          <w:rFonts w:cs="Arial" w:ascii="Nimbus Sans" w:hAnsi="Nimbus Sans"/>
+          <w:sz w:val="24"/>
+          <w:szCs w:val="24"/>
+          <w:lang w:val="en-GB"/>
+        </w:rPr>
+        <w:t xml:space="preserve">purely </w:t>
+      </w:r>
+      <w:r>
+        <w:rPr>
+          <w:rFonts w:cs="Arial" w:ascii="Nimbus Sans" w:hAnsi="Nimbus Sans"/>
+          <w:sz w:val="24"/>
+          <w:szCs w:val="24"/>
+          <w:lang w:val="en-GB"/>
+        </w:rPr>
+        <w:t>visual. Brighter, high</w:t>
+        <w:noBreakHyphen/>
+        <w:t>contrast colo</w:t>
+      </w:r>
+      <w:r>
+        <w:rPr>
+          <w:rFonts w:cs="Arial" w:ascii="Nimbus Sans" w:hAnsi="Nimbus Sans"/>
+          <w:sz w:val="24"/>
+          <w:szCs w:val="24"/>
+          <w:lang w:val="en-GB"/>
+        </w:rPr>
+        <w:t>u</w:t>
+      </w:r>
+      <w:r>
+        <w:rPr>
+          <w:rFonts w:cs="Arial" w:ascii="Nimbus Sans" w:hAnsi="Nimbus Sans"/>
+          <w:sz w:val="24"/>
+          <w:szCs w:val="24"/>
+          <w:lang w:val="en-GB"/>
+        </w:rPr>
+        <w:t xml:space="preserve">rs such as gold, burnt orange, and sky blue stand out vividly against the dark blue background, </w:t>
+      </w:r>
+      <w:r>
+        <w:rPr>
+          <w:rFonts w:cs="Arial" w:ascii="Nimbus Sans" w:hAnsi="Nimbus Sans"/>
+          <w:sz w:val="24"/>
+          <w:szCs w:val="24"/>
+          <w:lang w:val="en-GB"/>
+        </w:rPr>
+        <w:t>which was</w:t>
+      </w:r>
+      <w:r>
+        <w:rPr>
+          <w:rFonts w:cs="Arial" w:ascii="Nimbus Sans" w:hAnsi="Nimbus Sans"/>
+          <w:sz w:val="24"/>
+          <w:szCs w:val="24"/>
+          <w:lang w:val="en-GB"/>
+        </w:rPr>
+        <w:t xml:space="preserve"> chosen to evoke </w:t>
+      </w:r>
+      <w:r>
+        <w:rPr>
+          <w:rFonts w:cs="Arial" w:ascii="Nimbus Sans" w:hAnsi="Nimbus Sans"/>
+          <w:sz w:val="24"/>
+          <w:szCs w:val="24"/>
+          <w:lang w:val="en-GB"/>
+        </w:rPr>
+        <w:t>a “space theme”.</w:t>
+      </w:r>
+    </w:p>
+    <w:p>
+      <w:pPr>
+        <w:pStyle w:val="Normal"/>
+        <w:widowControl/>
+        <w:bidi w:val="0"/>
+        <w:spacing w:before="0" w:after="0"/>
+        <w:jc w:val="both"/>
+        <w:rPr>
+          <w:rFonts w:ascii="Nimbus Sans" w:hAnsi="Nimbus Sans" w:cs="Arial"/>
+          <w:sz w:val="24"/>
+          <w:szCs w:val="24"/>
+          <w:lang w:val="en-GB"/>
+        </w:rPr>
+      </w:pPr>
+      <w:r>
+        <w:rPr>
+          <w:rFonts w:cs="Arial" w:ascii="Nimbus Sans" w:hAnsi="Nimbus Sans"/>
+          <w:sz w:val="24"/>
+          <w:szCs w:val="24"/>
+          <w:lang w:val="en-GB"/>
+        </w:rPr>
+        <w:drawing>
+          <wp:anchor behindDoc="0" distT="0" distB="0" distL="0" distR="0" simplePos="0" locked="0" layoutInCell="0" allowOverlap="1" relativeHeight="11">
+            <wp:simplePos x="0" y="0"/>
+            <wp:positionH relativeFrom="column">
+              <wp:posOffset>2540</wp:posOffset>
+            </wp:positionH>
+            <wp:positionV relativeFrom="paragraph">
+              <wp:posOffset>50165</wp:posOffset>
+            </wp:positionV>
+            <wp:extent cx="3308985" cy="558800"/>
+            <wp:effectExtent l="0" t="0" r="0" b="0"/>
+            <wp:wrapTopAndBottom/>
+            <wp:docPr id="5" name="Image11" descr="" title=""/>
+            <wp:cNvGraphicFramePr>
+              <a:graphicFrameLocks xmlns:a="http://schemas.openxmlformats.org/drawingml/2006/main" noChangeAspect="1"/>
+            </wp:cNvGraphicFramePr>
+            <a:graphic xmlns:a="http://schemas.openxmlformats.org/drawingml/2006/main">
+              <a:graphicData uri="http://schemas.openxmlformats.org/drawingml/2006/picture">
+                <pic:pic xmlns:pic="http://schemas.openxmlformats.org/drawingml/2006/picture">
+                  <pic:nvPicPr>
+                    <pic:cNvPr id="5" name="Image11" descr="" title=""/>
+                    <pic:cNvPicPr>
+                      <a:picLocks noChangeAspect="1" noChangeArrowheads="1"/>
+                    </pic:cNvPicPr>
+                  </pic:nvPicPr>
+                  <pic:blipFill>
+                    <a:blip r:embed="rId7"/>
+                    <a:stretch>
+                      <a:fillRect/>
+                    </a:stretch>
+                  </pic:blipFill>
+                  <pic:spPr bwMode="auto">
+                    <a:xfrm>
+                      <a:off x="0" y="0"/>
+                      <a:ext cx="3308985" cy="558800"/>
+                    </a:xfrm>
+                    <a:prstGeom prst="rect">
+                      <a:avLst/>
+                    </a:prstGeom>
+                  </pic:spPr>
+                </pic:pic>
+              </a:graphicData>
+            </a:graphic>
+          </wp:anchor>
+        </w:drawing>
+      </w:r>
+    </w:p>
+    <w:p>
+      <w:pPr>
+        <w:pStyle w:val="Normal"/>
+        <w:widowControl/>
+        <w:bidi w:val="0"/>
+        <w:spacing w:before="0" w:after="0"/>
+        <w:jc w:val="both"/>
+        <w:rPr>
+          <w:rFonts w:ascii="Nimbus Sans" w:hAnsi="Nimbus Sans" w:cs="Arial"/>
+          <w:sz w:val="24"/>
+          <w:szCs w:val="24"/>
+          <w:lang w:val="en-GB"/>
+        </w:rPr>
+      </w:pPr>
+      <w:r>
+        <w:rPr>
+          <w:rFonts w:cs="Arial" w:ascii="Nimbus Sans" w:hAnsi="Nimbus Sans"/>
+          <w:sz w:val="24"/>
+          <w:szCs w:val="24"/>
+          <w:lang w:val="en-GB"/>
+        </w:rPr>
+        <w:t>This palette mak</w:t>
+      </w:r>
+      <w:r>
+        <w:rPr>
+          <w:rFonts w:cs="Arial" w:ascii="Nimbus Sans" w:hAnsi="Nimbus Sans"/>
+          <w:sz w:val="24"/>
+          <w:szCs w:val="24"/>
+          <w:lang w:val="en-GB"/>
+        </w:rPr>
+        <w:t>es</w:t>
+      </w:r>
+      <w:r>
+        <w:rPr>
+          <w:rFonts w:cs="Arial" w:ascii="Nimbus Sans" w:hAnsi="Nimbus Sans"/>
+          <w:sz w:val="24"/>
+          <w:szCs w:val="24"/>
+          <w:lang w:val="en-GB"/>
+        </w:rPr>
+        <w:t xml:space="preserve"> charts and graphics more dynamic and easier to interpret at a glance. White lines on a dark background improve visibility </w:t>
+      </w:r>
+      <w:r>
+        <w:rPr>
+          <w:rFonts w:cs="Arial" w:ascii="Nimbus Sans" w:hAnsi="Nimbus Sans"/>
+          <w:sz w:val="24"/>
+          <w:szCs w:val="24"/>
+          <w:lang w:val="en-GB"/>
+        </w:rPr>
+        <w:t xml:space="preserve">presentation </w:t>
+      </w:r>
+      <w:r>
+        <w:rPr>
+          <w:rFonts w:cs="Arial" w:ascii="Nimbus Sans" w:hAnsi="Nimbus Sans"/>
+          <w:sz w:val="24"/>
+          <w:szCs w:val="24"/>
+          <w:lang w:val="en-GB"/>
+        </w:rPr>
+        <w:t xml:space="preserve">environments, while secondary tones like slate grey and light grey provide balance </w:t>
+      </w:r>
+      <w:r>
+        <w:rPr>
+          <w:rFonts w:cs="Arial" w:ascii="Nimbus Sans" w:hAnsi="Nimbus Sans"/>
+          <w:sz w:val="24"/>
+          <w:szCs w:val="24"/>
+          <w:lang w:val="en-GB"/>
+        </w:rPr>
+        <w:t>to the vibrant colours (Munzer 2014).</w:t>
+      </w:r>
+    </w:p>
+    <w:p>
+      <w:pPr>
+        <w:pStyle w:val="Normal"/>
+        <w:widowControl/>
+        <w:bidi w:val="0"/>
+        <w:spacing w:before="0" w:after="0"/>
+        <w:jc w:val="both"/>
+        <w:rPr>
+          <w:rFonts w:ascii="Nimbus Sans" w:hAnsi="Nimbus Sans" w:cs="Arial"/>
+          <w:sz w:val="24"/>
+          <w:szCs w:val="24"/>
+          <w:lang w:val="en-GB"/>
+        </w:rPr>
+      </w:pPr>
+      <w:r>
+        <w:rPr>
+          <w:rFonts w:cs="Arial" w:ascii="Nimbus Sans" w:hAnsi="Nimbus Sans"/>
+          <w:sz w:val="24"/>
+          <w:szCs w:val="24"/>
+          <w:lang w:val="en-GB"/>
+        </w:rPr>
+      </w:r>
+    </w:p>
+    <w:p>
+      <w:pPr>
+        <w:pStyle w:val="Normal"/>
+        <w:widowControl/>
+        <w:bidi w:val="0"/>
+        <w:spacing w:before="0" w:after="0"/>
+        <w:jc w:val="both"/>
+        <w:rPr>
+          <w:rFonts w:ascii="Nimbus Sans" w:hAnsi="Nimbus Sans" w:cs="Arial"/>
+          <w:sz w:val="24"/>
+          <w:szCs w:val="24"/>
+          <w:lang w:val="en-GB"/>
+        </w:rPr>
+      </w:pPr>
+      <w:r>
+        <w:rPr>
+          <w:rFonts w:cs="Arial" w:ascii="Nimbus Sans" w:hAnsi="Nimbus Sans"/>
+          <w:sz w:val="24"/>
+          <w:szCs w:val="24"/>
+          <w:lang w:val="en-GB"/>
+        </w:rPr>
+        <w:t xml:space="preserve">The gradient colours used for </w:t>
       </w:r>
     </w:p>
     <w:p>
@@ -8350,8 +7388,8 @@
         <w:ind w:hanging="0" w:start="0"/>
         <w:rPr/>
       </w:pPr>
-      <w:bookmarkStart w:id="18" w:name="__RefHeading___Toc1780_3613666628"/>
-      <w:bookmarkEnd w:id="18"/>
+      <w:bookmarkStart w:id="19" w:name="__RefHeading___Toc1780_3613666628"/>
+      <w:bookmarkEnd w:id="19"/>
       <w:r>
         <w:rPr/>
         <w:t>Chart Selection</w:t>
@@ -8373,11 +7411,79 @@
       </w:pPr>
       <w:r>
         <w:rPr>
-          <w:rFonts w:cs="Arial" w:ascii="Nimbus Sans" w:hAnsi="Nimbus Sans"/>
-          <w:sz w:val="24"/>
-          <w:szCs w:val="24"/>
-          <w:lang w:val="en-GB"/>
-        </w:rPr>
+          <w:rStyle w:val="Strong"/>
+          <w:rFonts w:cs="Arial" w:ascii="Nimbus Sans" w:hAnsi="Nimbus Sans"/>
+          <w:sz w:val="24"/>
+          <w:szCs w:val="24"/>
+          <w:lang w:val="en-GB"/>
+        </w:rPr>
+        <w:t>Graph types</w:t>
+      </w:r>
+      <w:r>
+        <w:rPr>
+          <w:rFonts w:cs="Arial" w:ascii="Nimbus Sans" w:hAnsi="Nimbus Sans"/>
+          <w:sz w:val="24"/>
+          <w:szCs w:val="24"/>
+          <w:lang w:val="en-GB"/>
+        </w:rPr>
+        <w:t xml:space="preserve"> were chosen to match the nature of the data. </w:t>
+      </w:r>
+      <w:r>
+        <w:rPr>
+          <w:rStyle w:val="Emphasis"/>
+          <w:rFonts w:cs="Arial" w:ascii="Nimbus Sans" w:hAnsi="Nimbus Sans"/>
+          <w:sz w:val="24"/>
+          <w:szCs w:val="24"/>
+          <w:lang w:val="en-GB"/>
+        </w:rPr>
+        <w:t>Horizontal bar charts</w:t>
+      </w:r>
+      <w:r>
+        <w:rPr>
+          <w:rFonts w:cs="Arial" w:ascii="Nimbus Sans" w:hAnsi="Nimbus Sans"/>
+          <w:sz w:val="24"/>
+          <w:szCs w:val="24"/>
+          <w:lang w:val="en-GB"/>
+        </w:rPr>
+        <w:t xml:space="preserve"> were employed for categorical comparisons with long labels, such as nations or companies, where ranking and readability are paramount. </w:t>
+      </w:r>
+      <w:r>
+        <w:rPr>
+          <w:rStyle w:val="Emphasis"/>
+          <w:rFonts w:cs="Arial" w:ascii="Nimbus Sans" w:hAnsi="Nimbus Sans"/>
+          <w:sz w:val="24"/>
+          <w:szCs w:val="24"/>
+          <w:lang w:val="en-GB"/>
+        </w:rPr>
+        <w:t>Bubble charts</w:t>
+      </w:r>
+      <w:r>
+        <w:rPr>
+          <w:rFonts w:cs="Arial" w:ascii="Nimbus Sans" w:hAnsi="Nimbus Sans"/>
+          <w:sz w:val="24"/>
+          <w:szCs w:val="24"/>
+          <w:lang w:val="en-GB"/>
+        </w:rPr>
+        <w:t xml:space="preserve"> were used to display relationships between three variables simultaneously, allowing orbital density to be visualized by country, firm, and satellite size. </w:t>
+      </w:r>
+      <w:r>
+        <w:rPr>
+          <w:rStyle w:val="Emphasis"/>
+          <w:rFonts w:cs="Arial" w:ascii="Nimbus Sans" w:hAnsi="Nimbus Sans"/>
+          <w:sz w:val="24"/>
+          <w:szCs w:val="24"/>
+          <w:lang w:val="en-GB"/>
+        </w:rPr>
+        <w:t>Donut charts</w:t>
+      </w:r>
+      <w:r>
+        <w:rPr>
+          <w:rFonts w:cs="Arial" w:ascii="Nimbus Sans" w:hAnsi="Nimbus Sans"/>
+          <w:sz w:val="24"/>
+          <w:szCs w:val="24"/>
+          <w:lang w:val="en-GB"/>
+        </w:rPr>
+        <w:t xml:space="preserve"> were selected to illustrate proportions of a whole, such as the share of satellites by sector, with the central space providing room for labels or icons that reinforce the narrative.</w:t>
       </w:r>
     </w:p>
     <w:p>
@@ -8424,6 +7530,154 @@
           <w:szCs w:val="24"/>
           <w:lang w:val="en-GB"/>
         </w:rPr>
+        <w:t>ontrast (emphasizing key insights with brighter tones), and accessibility (avoiding problematic red/green contrasts to ensure interpretability for color</w:t>
+        <w:noBreakHyphen/>
+        <w:t xml:space="preserve">blind viewers). </w:t>
+      </w:r>
+    </w:p>
+    <w:p>
+      <w:pPr>
+        <w:pStyle w:val="Normal"/>
+        <w:widowControl/>
+        <w:bidi w:val="0"/>
+        <w:spacing w:before="0" w:after="0"/>
+        <w:jc w:val="both"/>
+        <w:rPr>
+          <w:rFonts w:ascii="Nimbus Sans" w:hAnsi="Nimbus Sans" w:cs="Arial"/>
+          <w:sz w:val="24"/>
+          <w:szCs w:val="24"/>
+          <w:lang w:val="en-GB"/>
+        </w:rPr>
+      </w:pPr>
+      <w:r>
+        <w:rPr>
+          <w:rFonts w:cs="Arial" w:ascii="Nimbus Sans" w:hAnsi="Nimbus Sans"/>
+          <w:sz w:val="24"/>
+          <w:szCs w:val="24"/>
+          <w:lang w:val="en-GB"/>
+        </w:rPr>
+      </w:r>
+    </w:p>
+    <w:p>
+      <w:pPr>
+        <w:pStyle w:val="BodyText"/>
+        <w:widowControl/>
+        <w:bidi w:val="0"/>
+        <w:spacing w:before="0" w:after="0"/>
+        <w:jc w:val="both"/>
+        <w:rPr>
+          <w:rFonts w:ascii="Nimbus Sans" w:hAnsi="Nimbus Sans" w:cs="Arial"/>
+          <w:sz w:val="24"/>
+          <w:szCs w:val="24"/>
+          <w:lang w:val="en-GB"/>
+        </w:rPr>
+      </w:pPr>
+      <w:r>
+        <w:rPr>
+          <w:rFonts w:cs="Arial" w:ascii="Nimbus Sans" w:hAnsi="Nimbus Sans"/>
+          <w:sz w:val="24"/>
+          <w:szCs w:val="24"/>
+          <w:lang w:val="en-GB"/>
+        </w:rPr>
+        <w:t xml:space="preserve">Additional design principles included </w:t>
+      </w:r>
+      <w:r>
+        <w:rPr>
+          <w:rStyle w:val="Strong"/>
+          <w:rFonts w:cs="Arial" w:ascii="Nimbus Sans" w:hAnsi="Nimbus Sans"/>
+          <w:sz w:val="24"/>
+          <w:szCs w:val="24"/>
+          <w:lang w:val="en-GB"/>
+        </w:rPr>
+        <w:t>consistency</w:t>
+      </w:r>
+      <w:r>
+        <w:rPr>
+          <w:rFonts w:cs="Arial" w:ascii="Nimbus Sans" w:hAnsi="Nimbus Sans"/>
+          <w:sz w:val="24"/>
+          <w:szCs w:val="24"/>
+          <w:lang w:val="en-GB"/>
+        </w:rPr>
+        <w:t xml:space="preserve"> (uniform fonts and line styles across visuals),Tools such as spreadsheet software for data cleaning and visualization libraries for chart creation were integrated into a storyboard workflow that sequenced visuals to build a coherent narrative arc: context, trends, risks, and mitigation.</w:t>
+      </w:r>
+    </w:p>
+    <w:p>
+      <w:pPr>
+        <w:pStyle w:val="BodyText"/>
+        <w:rPr/>
+      </w:pPr>
+      <w:r>
+        <w:rPr/>
+        <w:t>Together, these choices ensured that the infographics were not only visually appealing but also effective in guiding the audience through the complexity of orbital congestion and the Kessler Syndrome.</w:t>
+      </w:r>
+    </w:p>
+    <w:p>
+      <w:pPr>
+        <w:pStyle w:val="Normal"/>
+        <w:widowControl/>
+        <w:bidi w:val="0"/>
+        <w:spacing w:before="0" w:after="0"/>
+        <w:jc w:val="both"/>
+        <w:rPr>
+          <w:rFonts w:ascii="Nimbus Sans" w:hAnsi="Nimbus Sans" w:cs="Arial"/>
+          <w:sz w:val="24"/>
+          <w:szCs w:val="24"/>
+          <w:lang w:val="en-GB"/>
+        </w:rPr>
+      </w:pPr>
+      <w:r>
+        <w:rPr>
+          <w:rFonts w:cs="Arial" w:ascii="Nimbus Sans" w:hAnsi="Nimbus Sans"/>
+          <w:sz w:val="24"/>
+          <w:szCs w:val="24"/>
+          <w:lang w:val="en-GB"/>
+        </w:rPr>
+      </w:r>
+    </w:p>
+    <w:p>
+      <w:pPr>
+        <w:pStyle w:val="Normal"/>
+        <w:widowControl/>
+        <w:bidi w:val="0"/>
+        <w:spacing w:before="0" w:after="0"/>
+        <w:jc w:val="both"/>
+        <w:rPr>
+          <w:rFonts w:ascii="Nimbus Sans" w:hAnsi="Nimbus Sans" w:cs="Arial"/>
+          <w:sz w:val="24"/>
+          <w:szCs w:val="24"/>
+          <w:lang w:val="en-GB"/>
+        </w:rPr>
+      </w:pPr>
+      <w:r>
+        <w:rPr>
+          <w:rFonts w:cs="Arial" w:ascii="Nimbus Sans" w:hAnsi="Nimbus Sans"/>
+          <w:sz w:val="24"/>
+          <w:szCs w:val="24"/>
+          <w:lang w:val="en-GB"/>
+        </w:rPr>
+      </w:r>
+    </w:p>
+    <w:p>
+      <w:pPr>
+        <w:pStyle w:val="Normal"/>
+        <w:widowControl/>
+        <w:bidi w:val="0"/>
+        <w:spacing w:before="0" w:after="0"/>
+        <w:jc w:val="both"/>
+        <w:rPr>
+          <w:rFonts w:ascii="Nimbus Sans" w:hAnsi="Nimbus Sans" w:cs="Arial"/>
+          <w:sz w:val="24"/>
+          <w:szCs w:val="24"/>
+          <w:lang w:val="en-GB"/>
+        </w:rPr>
+      </w:pPr>
+      <w:r>
+        <w:rPr>
+          <w:rFonts w:cs="Arial" w:ascii="Nimbus Sans" w:hAnsi="Nimbus Sans"/>
+          <w:sz w:val="24"/>
+          <w:szCs w:val="24"/>
+          <w:lang w:val="en-GB"/>
+        </w:rPr>
         <w:t>Bubble charts, horizontal bar charts. Donut charts – chosen because….!?</w:t>
       </w:r>
     </w:p>
@@ -8494,6 +7748,31 @@
           <w:szCs w:val="24"/>
           <w:lang w:val="en-GB"/>
         </w:rPr>
+        <w:t>Story Board for Presentation</w:t>
+      </w:r>
+    </w:p>
+    <w:p>
+      <w:pPr>
+        <w:pStyle w:val="Normal"/>
+        <w:widowControl/>
+        <w:bidi w:val="0"/>
+        <w:spacing w:before="0" w:after="0"/>
+        <w:jc w:val="both"/>
+        <w:rPr>
+          <w:rFonts w:ascii="Nimbus Sans" w:hAnsi="Nimbus Sans" w:cs="Arial"/>
+          <w:sz w:val="24"/>
+          <w:szCs w:val="24"/>
+          <w:lang w:val="en-GB"/>
+        </w:rPr>
+      </w:pPr>
+      <w:r>
+        <w:rPr>
+          <w:rFonts w:cs="Arial" w:ascii="Nimbus Sans" w:hAnsi="Nimbus Sans"/>
+          <w:sz w:val="24"/>
+          <w:szCs w:val="24"/>
+          <w:lang w:val="en-GB"/>
+        </w:rPr>
+        <w:t>Sequencing visuals to build a narrative arc — starting with context, then in orbit trends, then risks, and finally mitigation strategies.</w:t>
       </w:r>
       <w:r>
         <w:br w:type="page"/>
@@ -8506,10 +7785,11 @@
           <w:ilvl w:val="0"/>
           <w:numId w:val="1"/>
         </w:numPr>
+        <w:spacing w:before="0" w:after="120"/>
         <w:rPr/>
       </w:pPr>
-      <w:bookmarkStart w:id="19" w:name="__RefHeading___Toc1782_3613666628"/>
-      <w:bookmarkEnd w:id="19"/>
+      <w:bookmarkStart w:id="20" w:name="__RefHeading___Toc1782_3613666628"/>
+      <w:bookmarkEnd w:id="20"/>
       <w:r>
         <w:rPr/>
         <w:t>Part 3 (Results) – From Launch to Litter</w:t>
@@ -8574,7 +7854,7 @@
       </w:tblPr>
       <w:tblGrid>
         <w:gridCol w:w="1796"/>
-        <w:gridCol w:w="7924"/>
+        <w:gridCol w:w="7923"/>
       </w:tblGrid>
       <w:tr>
         <w:trPr/>
@@ -8604,7 +7884,7 @@
         </w:tc>
         <w:tc>
           <w:tcPr>
-            <w:tcW w:w="7924" w:type="dxa"/>
+            <w:tcW w:w="7923" w:type="dxa"/>
             <w:tcBorders/>
           </w:tcPr>
           <w:p>
@@ -8655,7 +7935,7 @@
         </w:tc>
         <w:tc>
           <w:tcPr>
-            <w:tcW w:w="7924" w:type="dxa"/>
+            <w:tcW w:w="7923" w:type="dxa"/>
             <w:tcBorders/>
           </w:tcPr>
           <w:p>
@@ -8706,7 +7986,7 @@
         </w:tc>
         <w:tc>
           <w:tcPr>
-            <w:tcW w:w="7924" w:type="dxa"/>
+            <w:tcW w:w="7923" w:type="dxa"/>
             <w:tcBorders/>
           </w:tcPr>
           <w:p>
@@ -8757,7 +8037,7 @@
         </w:tc>
         <w:tc>
           <w:tcPr>
-            <w:tcW w:w="7924" w:type="dxa"/>
+            <w:tcW w:w="7923" w:type="dxa"/>
             <w:tcBorders/>
           </w:tcPr>
           <w:p>
@@ -8811,7 +8091,7 @@
         </w:tc>
         <w:tc>
           <w:tcPr>
-            <w:tcW w:w="7924" w:type="dxa"/>
+            <w:tcW w:w="7923" w:type="dxa"/>
             <w:tcBorders/>
           </w:tcPr>
           <w:p>
@@ -8851,7 +8131,10 @@
       </w:pPr>
       <w:r>
         <w:rPr>
-          <w:lang w:val="en-GB"/>
+          <w:rFonts w:ascii="Nimbus Sans" w:hAnsi="Nimbus Sans"/>
+          <w:color w:val="C9211E"/>
+          <w:sz w:val="24"/>
+          <w:szCs w:val="24"/>
         </w:rPr>
       </w:r>
     </w:p>
@@ -8865,8 +8148,8 @@
         <w:ind w:hanging="0" w:start="0"/>
         <w:rPr/>
       </w:pPr>
-      <w:bookmarkStart w:id="20" w:name="__RefHeading___Toc1787_3613666628"/>
-      <w:bookmarkEnd w:id="20"/>
+      <w:bookmarkStart w:id="21" w:name="__RefHeading___Toc1787_3613666628"/>
+      <w:bookmarkEnd w:id="21"/>
       <w:r>
         <w:rPr/>
         <w:t>What is the current state of orbital congestion, and how has it evolved since space exploration began in the late 1950s?</w:t>
@@ -8887,173 +8170,51 @@
       </w:pPr>
       <w:r>
         <w:rPr>
-          <w:lang w:val="en-GB"/>
-        </w:rPr>
-      </w:r>
-    </w:p>
-    <w:p>
-      <w:pPr>
-        <w:pStyle w:val="Normal"/>
-        <w:widowControl/>
-        <w:bidi w:val="0"/>
-        <w:spacing w:before="0" w:after="0"/>
-        <w:jc w:val="both"/>
-        <w:rPr>
-          <w:lang w:val="en-GB"/>
-        </w:rPr>
-      </w:pPr>
-      <w:r>
-        <w:rPr>
-          <w:rFonts w:ascii="Nimbus Sans" w:hAnsi="Nimbus Sans"/>
-          <w:sz w:val="24"/>
-          <w:szCs w:val="24"/>
-          <w:lang w:val="en-GB"/>
-        </w:rPr>
-        <w:t xml:space="preserve">The early decades of spaceflight were dominated by military and geopolitical competition. The Cold War between the USSR and the West led to rapid satellite proliferation. </w:t>
-      </w:r>
-      <w:r>
-        <w:rPr>
-          <w:rFonts w:ascii="Nimbus Sans" w:hAnsi="Nimbus Sans"/>
-          <w:sz w:val="24"/>
-          <w:szCs w:val="24"/>
-          <w:lang w:val="en-GB"/>
-        </w:rPr>
-        <w:t>The main players in satellite deployment were the USA and the USSR; few other countries had the means o</w:t>
-      </w:r>
-      <w:r>
-        <w:rPr>
-          <w:rFonts w:ascii="Nimbus Sans" w:hAnsi="Nimbus Sans"/>
-          <w:sz w:val="24"/>
-          <w:szCs w:val="24"/>
-          <w:lang w:val="en-GB"/>
-        </w:rPr>
-        <w:t>r</w:t>
-      </w:r>
-      <w:r>
-        <w:rPr>
-          <w:rFonts w:ascii="Nimbus Sans" w:hAnsi="Nimbus Sans"/>
-          <w:sz w:val="24"/>
-          <w:szCs w:val="24"/>
-          <w:lang w:val="en-GB"/>
-        </w:rPr>
-        <w:t xml:space="preserve"> resources to </w:t>
-      </w:r>
-      <w:r>
-        <w:rPr>
-          <w:rFonts w:ascii="Nimbus Sans" w:hAnsi="Nimbus Sans"/>
-          <w:sz w:val="24"/>
-          <w:szCs w:val="24"/>
-          <w:lang w:val="en-GB"/>
-        </w:rPr>
-        <w:t xml:space="preserve">develop payloads or to </w:t>
-      </w:r>
-      <w:r>
-        <w:rPr>
-          <w:rFonts w:ascii="Nimbus Sans" w:hAnsi="Nimbus Sans"/>
-          <w:sz w:val="24"/>
-          <w:szCs w:val="24"/>
-          <w:lang w:val="en-GB"/>
-        </w:rPr>
-        <w:t xml:space="preserve">fund launches. </w:t>
-      </w:r>
-      <w:r>
-        <w:rPr>
-          <w:rFonts w:ascii="Nimbus Sans" w:hAnsi="Nimbus Sans"/>
-          <w:sz w:val="24"/>
-          <w:szCs w:val="24"/>
-          <w:lang w:val="en-GB"/>
-        </w:rPr>
-        <w:t>For instance, t</w:t>
-      </w:r>
-      <w:r>
-        <w:rPr>
-          <w:rFonts w:ascii="Nimbus Sans" w:hAnsi="Nimbus Sans"/>
-          <w:sz w:val="24"/>
-          <w:szCs w:val="24"/>
-          <w:lang w:val="en-GB"/>
-        </w:rPr>
-        <w:t xml:space="preserve">he UK </w:t>
-      </w:r>
-      <w:r>
-        <w:rPr>
-          <w:rFonts w:ascii="Nimbus Sans" w:hAnsi="Nimbus Sans"/>
-          <w:sz w:val="24"/>
-          <w:szCs w:val="24"/>
-          <w:lang w:val="en-GB"/>
-        </w:rPr>
-        <w:t xml:space="preserve">Government </w:t>
-      </w:r>
-      <w:r>
-        <w:rPr>
-          <w:rFonts w:ascii="Nimbus Sans" w:hAnsi="Nimbus Sans"/>
-          <w:sz w:val="24"/>
-          <w:szCs w:val="24"/>
-          <w:lang w:val="en-GB"/>
-        </w:rPr>
-        <w:t xml:space="preserve">used NASA </w:t>
-      </w:r>
-      <w:r>
-        <w:rPr>
-          <w:rFonts w:ascii="Nimbus Sans" w:hAnsi="Nimbus Sans"/>
-          <w:sz w:val="24"/>
-          <w:szCs w:val="24"/>
-          <w:lang w:val="en-GB"/>
-        </w:rPr>
-        <w:t xml:space="preserve">rockets </w:t>
-      </w:r>
-      <w:r>
-        <w:rPr>
-          <w:rFonts w:ascii="Nimbus Sans" w:hAnsi="Nimbus Sans"/>
-          <w:sz w:val="24"/>
-          <w:szCs w:val="24"/>
-          <w:lang w:val="en-GB"/>
-        </w:rPr>
-        <w:t xml:space="preserve">to launch its </w:t>
-      </w:r>
-      <w:r>
-        <w:rPr>
-          <w:rFonts w:ascii="Nimbus Sans" w:hAnsi="Nimbus Sans"/>
-          <w:sz w:val="24"/>
-          <w:szCs w:val="24"/>
-          <w:lang w:val="en-GB"/>
-        </w:rPr>
-        <w:t xml:space="preserve">first satellites named </w:t>
-      </w:r>
-      <w:r>
-        <w:rPr>
-          <w:rFonts w:ascii="Nimbus Sans" w:hAnsi="Nimbus Sans"/>
-          <w:sz w:val="24"/>
-          <w:szCs w:val="24"/>
-          <w:lang w:val="en-GB"/>
-        </w:rPr>
-        <w:t xml:space="preserve">Ariel </w:t>
-      </w:r>
-      <w:r>
-        <w:rPr>
-          <w:rFonts w:ascii="Nimbus Sans" w:hAnsi="Nimbus Sans"/>
-          <w:sz w:val="24"/>
-          <w:szCs w:val="24"/>
-          <w:lang w:val="en-GB"/>
-        </w:rPr>
-        <w:t>1,2 and 3 in 1962, 1964 and 1967 respectively.</w:t>
-      </w:r>
-    </w:p>
-    <w:p>
-      <w:pPr>
-        <w:pStyle w:val="Normal"/>
-        <w:widowControl/>
-        <w:bidi w:val="0"/>
-        <w:spacing w:before="0" w:after="0"/>
-        <w:jc w:val="both"/>
-        <w:rPr>
-          <w:rFonts w:ascii="Nimbus Sans" w:hAnsi="Nimbus Sans"/>
-          <w:sz w:val="24"/>
-          <w:szCs w:val="24"/>
-        </w:rPr>
-      </w:pPr>
-      <w:r>
-        <w:rPr>
-          <w:lang w:val="en-GB"/>
+          <w:rFonts w:ascii="Nimbus Sans" w:hAnsi="Nimbus Sans"/>
+          <w:sz w:val="24"/>
+          <w:szCs w:val="24"/>
+        </w:rPr>
+      </w:r>
+    </w:p>
+    <w:p>
+      <w:pPr>
+        <w:pStyle w:val="Normal"/>
+        <w:widowControl/>
+        <w:bidi w:val="0"/>
+        <w:spacing w:before="0" w:after="0"/>
+        <w:jc w:val="both"/>
+        <w:rPr>
+          <w:lang w:val="en-GB"/>
+        </w:rPr>
+      </w:pPr>
+      <w:r>
+        <w:rPr>
+          <w:rFonts w:ascii="Nimbus Sans" w:hAnsi="Nimbus Sans"/>
+          <w:sz w:val="24"/>
+          <w:szCs w:val="24"/>
+          <w:lang w:val="en-GB"/>
+        </w:rPr>
+        <w:t>The early decades of spaceflight were dominated by military and geopolitical competition. The Cold War between the USSR and the West led to rapid satellite proliferation. The main players in satellite deployment were the USA and the USSR; few other countries had the means or resources to develop payloads or to fund launches. For instance, the UK Government used NASA rockets to launch its first satellites named Ariel 1,2 and 3 in 1962, 1964 and 1967 respectively.</w:t>
+      </w:r>
+    </w:p>
+    <w:p>
+      <w:pPr>
+        <w:pStyle w:val="Normal"/>
+        <w:widowControl/>
+        <w:bidi w:val="0"/>
+        <w:spacing w:before="0" w:after="0"/>
+        <w:jc w:val="both"/>
+        <w:rPr>
+          <w:rFonts w:ascii="Nimbus Sans" w:hAnsi="Nimbus Sans"/>
+          <w:sz w:val="24"/>
+          <w:szCs w:val="24"/>
+        </w:rPr>
+      </w:pPr>
+      <w:r>
+        <w:rPr>
+          <w:rFonts w:ascii="Nimbus Sans" w:hAnsi="Nimbus Sans"/>
+          <w:sz w:val="24"/>
+          <w:szCs w:val="24"/>
         </w:rPr>
       </w:r>
     </w:p>
@@ -9093,102 +8254,72 @@
       </w:pPr>
       <w:r>
         <w:rPr>
-          <w:lang w:val="en-GB"/>
-        </w:rPr>
-      </w:r>
-    </w:p>
-    <w:p>
-      <w:pPr>
-        <w:pStyle w:val="Normal"/>
-        <w:widowControl/>
-        <w:bidi w:val="0"/>
-        <w:spacing w:before="0" w:after="0"/>
-        <w:jc w:val="both"/>
-        <w:rPr>
-          <w:lang w:val="en-GB"/>
-        </w:rPr>
-      </w:pPr>
-      <w:r>
-        <w:rPr>
-          <w:rFonts w:ascii="Nimbus Sans" w:hAnsi="Nimbus Sans"/>
-          <w:sz w:val="24"/>
-          <w:szCs w:val="24"/>
-          <w:lang w:val="en-GB"/>
-        </w:rPr>
-        <w:t xml:space="preserve">While there was some private commercial interest, the majority of satellite programs were government backed, </w:t>
-      </w:r>
-      <w:r>
-        <w:rPr>
-          <w:rFonts w:ascii="Nimbus Sans" w:hAnsi="Nimbus Sans"/>
-          <w:sz w:val="24"/>
-          <w:szCs w:val="24"/>
-          <w:lang w:val="en-GB"/>
-        </w:rPr>
-        <w:t xml:space="preserve">whichever country </w:t>
-      </w:r>
-      <w:r>
-        <w:rPr>
-          <w:rFonts w:ascii="Nimbus Sans" w:hAnsi="Nimbus Sans"/>
-          <w:sz w:val="24"/>
-          <w:szCs w:val="24"/>
-          <w:lang w:val="en-GB"/>
-        </w:rPr>
-        <w:t>sponsored</w:t>
-      </w:r>
-      <w:r>
-        <w:rPr>
-          <w:rFonts w:ascii="Nimbus Sans" w:hAnsi="Nimbus Sans"/>
-          <w:sz w:val="24"/>
-          <w:szCs w:val="24"/>
-          <w:lang w:val="en-GB"/>
-        </w:rPr>
-        <w:t xml:space="preserve"> them:</w:t>
-      </w:r>
-      <w:r>
-        <w:rPr>
-          <w:rFonts w:ascii="Nimbus Sans" w:hAnsi="Nimbus Sans"/>
-          <w:sz w:val="24"/>
-          <w:szCs w:val="24"/>
-          <w:lang w:val="en-GB"/>
-        </w:rPr>
-        <w:t xml:space="preserve"> </w:t>
-      </w:r>
-    </w:p>
-    <w:p>
-      <w:pPr>
-        <w:pStyle w:val="Normal"/>
-        <w:widowControl/>
-        <w:bidi w:val="0"/>
-        <w:spacing w:before="0" w:after="0"/>
-        <w:jc w:val="both"/>
-        <w:rPr>
-          <w:rFonts w:ascii="Nimbus Sans" w:hAnsi="Nimbus Sans"/>
-          <w:sz w:val="24"/>
-          <w:szCs w:val="24"/>
-        </w:rPr>
-      </w:pPr>
-      <w:r>
-        <w:rPr>
-          <w:lang w:val="en-GB"/>
-        </w:rPr>
-      </w:r>
-    </w:p>
-    <w:p>
-      <w:pPr>
-        <w:pStyle w:val="Normal"/>
-        <w:widowControl/>
-        <w:bidi w:val="0"/>
-        <w:spacing w:before="0" w:after="0"/>
-        <w:jc w:val="both"/>
-        <w:rPr>
-          <w:rFonts w:ascii="Nimbus Sans" w:hAnsi="Nimbus Sans"/>
-          <w:sz w:val="24"/>
-          <w:szCs w:val="24"/>
-        </w:rPr>
-      </w:pPr>
-      <w:r>
-        <w:rPr>
-          <w:lang w:val="en-GB"/>
+          <w:rFonts w:ascii="Nimbus Sans" w:hAnsi="Nimbus Sans"/>
+          <w:sz w:val="24"/>
+          <w:szCs w:val="24"/>
+        </w:rPr>
+      </w:r>
+    </w:p>
+    <w:p>
+      <w:pPr>
+        <w:pStyle w:val="Normal"/>
+        <w:widowControl/>
+        <w:bidi w:val="0"/>
+        <w:spacing w:before="0" w:after="0"/>
+        <w:jc w:val="both"/>
+        <w:rPr>
+          <w:lang w:val="en-GB"/>
+        </w:rPr>
+      </w:pPr>
+      <w:r>
+        <w:rPr>
+          <w:rFonts w:ascii="Nimbus Sans" w:hAnsi="Nimbus Sans"/>
+          <w:sz w:val="24"/>
+          <w:szCs w:val="24"/>
+          <w:lang w:val="en-GB"/>
+        </w:rPr>
+        <w:t xml:space="preserve">While there was some private commercial interest, the majority of satellite programs were government backed, whichever country sponsored them: </w:t>
+      </w:r>
+    </w:p>
+    <w:p>
+      <w:pPr>
+        <w:pStyle w:val="Normal"/>
+        <w:widowControl/>
+        <w:bidi w:val="0"/>
+        <w:spacing w:before="0" w:after="0"/>
+        <w:jc w:val="both"/>
+        <w:rPr>
+          <w:rFonts w:ascii="Nimbus Sans" w:hAnsi="Nimbus Sans"/>
+          <w:sz w:val="24"/>
+          <w:szCs w:val="24"/>
+        </w:rPr>
+      </w:pPr>
+      <w:r>
+        <w:rPr>
+          <w:rFonts w:ascii="Nimbus Sans" w:hAnsi="Nimbus Sans"/>
+          <w:sz w:val="24"/>
+          <w:szCs w:val="24"/>
+        </w:rPr>
+      </w:r>
+    </w:p>
+    <w:p>
+      <w:pPr>
+        <w:pStyle w:val="Normal"/>
+        <w:widowControl/>
+        <w:bidi w:val="0"/>
+        <w:spacing w:before="0" w:after="0"/>
+        <w:jc w:val="both"/>
+        <w:rPr>
+          <w:rFonts w:ascii="Nimbus Sans" w:hAnsi="Nimbus Sans"/>
+          <w:sz w:val="24"/>
+          <w:szCs w:val="24"/>
+        </w:rPr>
+      </w:pPr>
+      <w:r>
+        <w:rPr>
+          <w:rFonts w:ascii="Nimbus Sans" w:hAnsi="Nimbus Sans"/>
+          <w:sz w:val="24"/>
+          <w:szCs w:val="24"/>
         </w:rPr>
         <w:drawing>
           <wp:anchor behindDoc="0" distT="0" distB="0" distL="0" distR="0" simplePos="0" locked="0" layoutInCell="0" allowOverlap="1" relativeHeight="7">
@@ -9202,7 +8333,7 @@
             <wp:extent cx="6120130" cy="3295015"/>
             <wp:effectExtent l="0" t="0" r="0" b="0"/>
             <wp:wrapSquare wrapText="largest"/>
-            <wp:docPr id="4" name="Image6" descr="" title=""/>
+            <wp:docPr id="6" name="Image6" descr="" title=""/>
             <wp:cNvGraphicFramePr>
               <a:graphicFrameLocks xmlns:a="http://schemas.openxmlformats.org/drawingml/2006/main" noChangeAspect="1"/>
             </wp:cNvGraphicFramePr>
@@ -9210,13 +8341,13 @@
               <a:graphicData uri="http://schemas.openxmlformats.org/drawingml/2006/picture">
                 <pic:pic xmlns:pic="http://schemas.openxmlformats.org/drawingml/2006/picture">
                   <pic:nvPicPr>
-                    <pic:cNvPr id="4" name="Image6" descr="" title=""/>
+                    <pic:cNvPr id="6" name="Image6" descr="" title=""/>
                     <pic:cNvPicPr>
                       <a:picLocks noChangeAspect="1" noChangeArrowheads="1"/>
                     </pic:cNvPicPr>
                   </pic:nvPicPr>
                   <pic:blipFill>
-                    <a:blip r:embed="rId6"/>
+                    <a:blip r:embed="rId8"/>
                     <a:stretch>
                       <a:fillRect/>
                     </a:stretch>
@@ -9252,26 +8383,30 @@
       </w:pPr>
       <w:r>
         <w:rPr>
-          <w:lang w:val="en-GB"/>
-        </w:rPr>
-      </w:r>
-    </w:p>
-    <w:p>
-      <w:pPr>
-        <w:pStyle w:val="Normal"/>
-        <w:widowControl/>
-        <w:bidi w:val="0"/>
-        <w:spacing w:before="0" w:after="0"/>
-        <w:jc w:val="both"/>
-        <w:rPr>
-          <w:rFonts w:ascii="Nimbus Sans" w:hAnsi="Nimbus Sans"/>
-          <w:sz w:val="24"/>
-          <w:szCs w:val="24"/>
-        </w:rPr>
-      </w:pPr>
-      <w:r>
-        <w:rPr>
-          <w:lang w:val="en-GB"/>
+          <w:rFonts w:ascii="Nimbus Sans" w:hAnsi="Nimbus Sans"/>
+          <w:sz w:val="24"/>
+          <w:szCs w:val="24"/>
+        </w:rPr>
+      </w:r>
+    </w:p>
+    <w:p>
+      <w:pPr>
+        <w:pStyle w:val="Normal"/>
+        <w:widowControl/>
+        <w:bidi w:val="0"/>
+        <w:spacing w:before="0" w:after="0"/>
+        <w:jc w:val="both"/>
+        <w:rPr>
+          <w:rFonts w:ascii="Nimbus Sans" w:hAnsi="Nimbus Sans"/>
+          <w:sz w:val="24"/>
+          <w:szCs w:val="24"/>
+        </w:rPr>
+      </w:pPr>
+      <w:r>
+        <w:rPr>
+          <w:rFonts w:ascii="Nimbus Sans" w:hAnsi="Nimbus Sans"/>
+          <w:sz w:val="24"/>
+          <w:szCs w:val="24"/>
         </w:rPr>
       </w:r>
     </w:p>
@@ -9313,47 +8448,31 @@
       </w:pPr>
       <w:r>
         <w:rPr>
-          <w:lang w:val="en-GB"/>
-        </w:rPr>
-      </w:r>
-    </w:p>
-    <w:p>
-      <w:pPr>
-        <w:pStyle w:val="Normal"/>
-        <w:widowControl/>
-        <w:bidi w:val="0"/>
-        <w:spacing w:before="0" w:after="0"/>
-        <w:jc w:val="both"/>
-        <w:rPr>
-          <w:lang w:val="en-GB"/>
-        </w:rPr>
-      </w:pPr>
-      <w:r>
-        <w:rPr>
-          <w:rFonts w:ascii="Nimbus Sans" w:hAnsi="Nimbus Sans"/>
-          <w:sz w:val="24"/>
-          <w:szCs w:val="24"/>
-          <w:lang w:val="en-GB"/>
-        </w:rPr>
-        <w:t>Early space missions often failed and a lot of debris was created as well as satellite payloads deployed. Space junk</w:t>
-      </w:r>
-      <w:r>
-        <w:rPr>
-          <w:rFonts w:ascii="Nimbus Sans" w:hAnsi="Nimbus Sans"/>
-          <w:sz w:val="24"/>
-          <w:szCs w:val="24"/>
-          <w:lang w:val="en-GB"/>
-        </w:rPr>
-        <w:t xml:space="preserve"> </w:t>
-      </w:r>
-      <w:r>
-        <w:rPr>
-          <w:rFonts w:ascii="Nimbus Sans" w:hAnsi="Nimbus Sans"/>
-          <w:sz w:val="24"/>
-          <w:szCs w:val="24"/>
-          <w:lang w:val="en-GB"/>
-        </w:rPr>
-        <w:t>was left in orbit without much thought for long</w:t>
+          <w:rFonts w:ascii="Nimbus Sans" w:hAnsi="Nimbus Sans"/>
+          <w:sz w:val="24"/>
+          <w:szCs w:val="24"/>
+        </w:rPr>
+      </w:r>
+    </w:p>
+    <w:p>
+      <w:pPr>
+        <w:pStyle w:val="Normal"/>
+        <w:widowControl/>
+        <w:bidi w:val="0"/>
+        <w:spacing w:before="0" w:after="0"/>
+        <w:jc w:val="both"/>
+        <w:rPr>
+          <w:lang w:val="en-GB"/>
+        </w:rPr>
+      </w:pPr>
+      <w:r>
+        <w:rPr>
+          <w:rFonts w:ascii="Nimbus Sans" w:hAnsi="Nimbus Sans"/>
+          <w:sz w:val="24"/>
+          <w:szCs w:val="24"/>
+          <w:lang w:val="en-GB"/>
+        </w:rPr>
+        <w:t>Early space missions often failed and a lot of debris was created as well as satellite payloads deployed. Space junk was left in orbit without much thought for long</w:t>
         <w:noBreakHyphen/>
         <w:t xml:space="preserve">term sustainability. </w:t>
       </w:r>
@@ -9418,25 +8537,7 @@
           <w:szCs w:val="24"/>
           <w:lang w:val="en-GB"/>
         </w:rPr>
-        <w:t xml:space="preserve"> more private companies started to become interested in space launching satellites for telecommunications, Earth observation </w:t>
-      </w:r>
-      <w:r>
-        <w:rPr>
-          <w:rFonts w:ascii="Nimbus Sans" w:hAnsi="Nimbus Sans"/>
-          <w:sz w:val="24"/>
-          <w:szCs w:val="24"/>
-          <w:lang w:val="en-GB"/>
-        </w:rPr>
-        <w:t>and imaging</w:t>
-      </w:r>
-      <w:r>
-        <w:rPr>
-          <w:rFonts w:ascii="Nimbus Sans" w:hAnsi="Nimbus Sans"/>
-          <w:sz w:val="24"/>
-          <w:szCs w:val="24"/>
-          <w:lang w:val="en-GB"/>
-        </w:rPr>
-        <w:t xml:space="preserve">, and navigation. Google Earth, for example, </w:t>
+        <w:t xml:space="preserve"> more private companies started to become interested in space launching satellites for telecommunications, Earth observation and imaging, and navigation. Google Earth, for example, </w:t>
       </w:r>
       <w:r>
         <w:rPr>
@@ -9516,7 +8617,9 @@
       </w:pPr>
       <w:r>
         <w:rPr>
-          <w:lang w:val="en-GB"/>
+          <w:rFonts w:cs="Arial" w:ascii="Nimbus Sans" w:hAnsi="Nimbus Sans"/>
+          <w:sz w:val="24"/>
+          <w:szCs w:val="24"/>
         </w:rPr>
       </w:r>
     </w:p>
@@ -9540,85 +8643,7 @@
           <w:szCs w:val="24"/>
           <w:lang w:val="en-GB" w:eastAsia="en-US" w:bidi="ar-SA"/>
         </w:rPr>
-        <w:t xml:space="preserve">At the time of writing in </w:t>
-      </w:r>
-      <w:r>
-        <w:rPr>
-          <w:rStyle w:val="Strong"/>
-          <w:rFonts w:eastAsia="Arial" w:cs="Arial" w:ascii="Nimbus Sans" w:hAnsi="Nimbus Sans"/>
-          <w:b w:val="false"/>
-          <w:bCs w:val="false"/>
-          <w:kern w:val="0"/>
-          <w:sz w:val="24"/>
-          <w:szCs w:val="24"/>
-          <w:lang w:val="en-GB" w:eastAsia="en-US" w:bidi="ar-SA"/>
-        </w:rPr>
-        <w:t xml:space="preserve">early December </w:t>
-      </w:r>
-      <w:r>
-        <w:rPr>
-          <w:rStyle w:val="Strong"/>
-          <w:rFonts w:eastAsia="Arial" w:cs="Arial" w:ascii="Nimbus Sans" w:hAnsi="Nimbus Sans"/>
-          <w:b w:val="false"/>
-          <w:bCs w:val="false"/>
-          <w:kern w:val="0"/>
-          <w:sz w:val="24"/>
-          <w:szCs w:val="24"/>
-          <w:lang w:val="en-GB" w:eastAsia="en-US" w:bidi="ar-SA"/>
-        </w:rPr>
-        <w:t>2025, there are over 3</w:t>
-      </w:r>
-      <w:r>
-        <w:rPr>
-          <w:rStyle w:val="Strong"/>
-          <w:rFonts w:eastAsia="Arial" w:cs="Arial" w:ascii="Nimbus Sans" w:hAnsi="Nimbus Sans"/>
-          <w:b w:val="false"/>
-          <w:bCs w:val="false"/>
-          <w:kern w:val="0"/>
-          <w:sz w:val="24"/>
-          <w:szCs w:val="24"/>
-          <w:lang w:val="en-GB" w:eastAsia="en-US" w:bidi="ar-SA"/>
-        </w:rPr>
-        <w:t>2</w:t>
-      </w:r>
-      <w:r>
-        <w:rPr>
-          <w:rStyle w:val="Strong"/>
-          <w:rFonts w:eastAsia="Arial" w:cs="Arial" w:ascii="Nimbus Sans" w:hAnsi="Nimbus Sans"/>
-          <w:b w:val="false"/>
-          <w:bCs w:val="false"/>
-          <w:kern w:val="0"/>
-          <w:sz w:val="24"/>
-          <w:szCs w:val="24"/>
-          <w:lang w:val="en-GB" w:eastAsia="en-US" w:bidi="ar-SA"/>
-        </w:rPr>
-        <w:t>,000 tracked objects, and many millions more that are too small to monitor. Around 17,</w:t>
-      </w:r>
-      <w:r>
-        <w:rPr>
-          <w:rStyle w:val="Strong"/>
-          <w:rFonts w:eastAsia="Arial" w:cs="Arial" w:ascii="Nimbus Sans" w:hAnsi="Nimbus Sans"/>
-          <w:b w:val="false"/>
-          <w:bCs w:val="false"/>
-          <w:kern w:val="0"/>
-          <w:sz w:val="24"/>
-          <w:szCs w:val="24"/>
-          <w:lang w:val="en-GB" w:eastAsia="en-US" w:bidi="ar-SA"/>
-        </w:rPr>
-        <w:t>300</w:t>
-      </w:r>
-      <w:r>
-        <w:rPr>
-          <w:rStyle w:val="Strong"/>
-          <w:rFonts w:eastAsia="Arial" w:cs="Arial" w:ascii="Nimbus Sans" w:hAnsi="Nimbus Sans"/>
-          <w:b w:val="false"/>
-          <w:bCs w:val="false"/>
-          <w:kern w:val="0"/>
-          <w:sz w:val="24"/>
-          <w:szCs w:val="24"/>
-          <w:lang w:val="en-GB" w:eastAsia="en-US" w:bidi="ar-SA"/>
-        </w:rPr>
-        <w:t xml:space="preserve"> objects are satellite payloads, with around 10,000 of these being currently actively in service. (**cite)</w:t>
+        <w:t>At the time of writing in early December 2025, there are over 32,000 tracked objects, and many millions more that are too small to monitor. Around 17,300 objects are satellite payloads, with around 10,000 of these being currently actively in service. (**cite)</w:t>
       </w:r>
     </w:p>
     <w:p>
@@ -9640,7 +8665,15 @@
         </w:rPr>
       </w:pPr>
       <w:r>
-        <w:rPr/>
+        <w:rPr>
+          <w:rFonts w:eastAsia="Arial" w:cs="Arial" w:ascii="Nimbus Sans" w:hAnsi="Nimbus Sans"/>
+          <w:b w:val="false"/>
+          <w:bCs w:val="false"/>
+          <w:kern w:val="0"/>
+          <w:sz w:val="24"/>
+          <w:szCs w:val="24"/>
+          <w:lang w:val="en-GB" w:eastAsia="en-US" w:bidi="ar-SA"/>
+        </w:rPr>
       </w:r>
     </w:p>
     <w:p>
@@ -9662,7 +8695,15 @@
         </w:rPr>
       </w:pPr>
       <w:r>
-        <w:rPr/>
+        <w:rPr>
+          <w:rFonts w:eastAsia="Arial" w:cs="Arial" w:ascii="Nimbus Sans" w:hAnsi="Nimbus Sans"/>
+          <w:b w:val="false"/>
+          <w:bCs w:val="false"/>
+          <w:kern w:val="0"/>
+          <w:sz w:val="24"/>
+          <w:szCs w:val="24"/>
+          <w:lang w:val="en-GB" w:eastAsia="en-US" w:bidi="ar-SA"/>
+        </w:rPr>
         <w:drawing>
           <wp:anchor behindDoc="0" distT="0" distB="0" distL="0" distR="0" simplePos="0" locked="0" layoutInCell="0" allowOverlap="1" relativeHeight="8">
             <wp:simplePos x="0" y="0"/>
@@ -9675,7 +8716,7 @@
             <wp:extent cx="5334000" cy="2644140"/>
             <wp:effectExtent l="0" t="0" r="0" b="0"/>
             <wp:wrapTopAndBottom/>
-            <wp:docPr id="5" name="Image3" descr="" title=""/>
+            <wp:docPr id="7" name="Image3" descr="" title=""/>
             <wp:cNvGraphicFramePr>
               <a:graphicFrameLocks xmlns:a="http://schemas.openxmlformats.org/drawingml/2006/main" noChangeAspect="1"/>
             </wp:cNvGraphicFramePr>
@@ -9683,13 +8724,13 @@
               <a:graphicData uri="http://schemas.openxmlformats.org/drawingml/2006/picture">
                 <pic:pic xmlns:pic="http://schemas.openxmlformats.org/drawingml/2006/picture">
                   <pic:nvPicPr>
-                    <pic:cNvPr id="5" name="Image3" descr="" title=""/>
+                    <pic:cNvPr id="7" name="Image3" descr="" title=""/>
                     <pic:cNvPicPr>
                       <a:picLocks noChangeAspect="1" noChangeArrowheads="1"/>
                     </pic:cNvPicPr>
                   </pic:nvPicPr>
                   <pic:blipFill>
-                    <a:blip r:embed="rId7"/>
+                    <a:blip r:embed="rId9"/>
                     <a:stretch>
                       <a:fillRect/>
                     </a:stretch>
@@ -9810,7 +8851,15 @@
         </w:rPr>
       </w:pPr>
       <w:r>
-        <w:rPr/>
+        <w:rPr>
+          <w:rFonts w:eastAsia="Arial" w:cs="Arial" w:ascii="Nimbus Sans" w:hAnsi="Nimbus Sans"/>
+          <w:b w:val="false"/>
+          <w:bCs w:val="false"/>
+          <w:kern w:val="0"/>
+          <w:sz w:val="24"/>
+          <w:szCs w:val="24"/>
+          <w:lang w:val="en-GB" w:eastAsia="en-US" w:bidi="ar-SA"/>
+        </w:rPr>
       </w:r>
     </w:p>
     <w:p>
@@ -9918,7 +8967,7 @@
                   <wp:extent cx="2206625" cy="2042160"/>
                   <wp:effectExtent l="0" t="0" r="0" b="0"/>
                   <wp:wrapTopAndBottom/>
-                  <wp:docPr id="6" name="Image7" descr="" title=""/>
+                  <wp:docPr id="8" name="Image7" descr="" title=""/>
                   <wp:cNvGraphicFramePr>
                     <a:graphicFrameLocks xmlns:a="http://schemas.openxmlformats.org/drawingml/2006/main" noChangeAspect="1"/>
                   </wp:cNvGraphicFramePr>
@@ -9926,13 +8975,13 @@
                     <a:graphicData uri="http://schemas.openxmlformats.org/drawingml/2006/picture">
                       <pic:pic xmlns:pic="http://schemas.openxmlformats.org/drawingml/2006/picture">
                         <pic:nvPicPr>
-                          <pic:cNvPr id="6" name="Image7" descr="" title=""/>
+                          <pic:cNvPr id="8" name="Image7" descr="" title=""/>
                           <pic:cNvPicPr>
                             <a:picLocks noChangeAspect="1" noChangeArrowheads="1"/>
                           </pic:cNvPicPr>
                         </pic:nvPicPr>
                         <pic:blipFill>
-                          <a:blip r:embed="rId8"/>
+                          <a:blip r:embed="rId10"/>
                           <a:stretch>
                             <a:fillRect/>
                           </a:stretch>
@@ -10008,7 +9057,7 @@
                   <wp:extent cx="2957830" cy="2011680"/>
                   <wp:effectExtent l="0" t="0" r="0" b="0"/>
                   <wp:wrapTopAndBottom/>
-                  <wp:docPr id="7" name="Image8" descr="" title=""/>
+                  <wp:docPr id="9" name="Image8" descr="" title=""/>
                   <wp:cNvGraphicFramePr>
                     <a:graphicFrameLocks xmlns:a="http://schemas.openxmlformats.org/drawingml/2006/main" noChangeAspect="1"/>
                   </wp:cNvGraphicFramePr>
@@ -10016,13 +9065,13 @@
                     <a:graphicData uri="http://schemas.openxmlformats.org/drawingml/2006/picture">
                       <pic:pic xmlns:pic="http://schemas.openxmlformats.org/drawingml/2006/picture">
                         <pic:nvPicPr>
-                          <pic:cNvPr id="7" name="Image8" descr="" title=""/>
+                          <pic:cNvPr id="9" name="Image8" descr="" title=""/>
                           <pic:cNvPicPr>
                             <a:picLocks noChangeAspect="1" noChangeArrowheads="1"/>
                           </pic:cNvPicPr>
                         </pic:nvPicPr>
                         <pic:blipFill>
-                          <a:blip r:embed="rId9"/>
+                          <a:blip r:embed="rId11"/>
                           <a:stretch>
                             <a:fillRect/>
                           </a:stretch>
@@ -10235,9 +9284,9 @@
       </w:pPr>
       <w:r>
         <w:rPr>
-          <w:b w:val="false"/>
-          <w:bCs w:val="false"/>
-          <w:lang w:val="en-GB"/>
+          <w:rFonts w:ascii="Nimbus Sans" w:hAnsi="Nimbus Sans"/>
+          <w:sz w:val="24"/>
+          <w:szCs w:val="24"/>
         </w:rPr>
       </w:r>
     </w:p>
@@ -10251,8 +9300,8 @@
         <w:ind w:hanging="0" w:start="0"/>
         <w:rPr/>
       </w:pPr>
-      <w:bookmarkStart w:id="21" w:name="__RefHeading___Toc3793_3613666628"/>
-      <w:bookmarkEnd w:id="21"/>
+      <w:bookmarkStart w:id="22" w:name="__RefHeading___Toc3793_3613666628"/>
+      <w:bookmarkEnd w:id="22"/>
       <w:r>
         <w:rPr/>
         <w:t>What trends in satellite launches are driving the risk of Kessler Syndrome?</w:t>
@@ -10273,9 +9322,9 @@
       </w:pPr>
       <w:r>
         <w:rPr>
-          <w:b w:val="false"/>
-          <w:bCs w:val="false"/>
-          <w:lang w:val="en-GB"/>
+          <w:rFonts w:ascii="Nimbus Sans" w:hAnsi="Nimbus Sans"/>
+          <w:sz w:val="24"/>
+          <w:szCs w:val="24"/>
         </w:rPr>
       </w:r>
     </w:p>
@@ -10319,9 +9368,9 @@
       </w:pPr>
       <w:r>
         <w:rPr>
-          <w:b w:val="false"/>
-          <w:bCs w:val="false"/>
-          <w:lang w:val="en-GB"/>
+          <w:rFonts w:ascii="Nimbus Sans" w:hAnsi="Nimbus Sans"/>
+          <w:sz w:val="24"/>
+          <w:szCs w:val="24"/>
         </w:rPr>
       </w:r>
     </w:p>
@@ -10367,82 +9416,80 @@
       </w:pPr>
       <w:r>
         <w:rPr>
+          <w:rFonts w:ascii="Nimbus Sans" w:hAnsi="Nimbus Sans"/>
+          <w:sz w:val="24"/>
+          <w:szCs w:val="24"/>
+        </w:rPr>
+      </w:r>
+    </w:p>
+    <w:p>
+      <w:pPr>
+        <w:pStyle w:val="Normal"/>
+        <w:widowControl/>
+        <w:bidi w:val="0"/>
+        <w:spacing w:before="0" w:after="0"/>
+        <w:jc w:val="both"/>
+        <w:rPr>
           <w:b w:val="false"/>
           <w:bCs w:val="false"/>
           <w:color w:val="FF4000"/>
           <w:lang w:val="en-GB"/>
         </w:rPr>
-      </w:r>
-    </w:p>
-    <w:p>
-      <w:pPr>
-        <w:pStyle w:val="Normal"/>
-        <w:widowControl/>
-        <w:bidi w:val="0"/>
-        <w:spacing w:before="0" w:after="0"/>
-        <w:jc w:val="both"/>
-        <w:rPr>
+      </w:pPr>
+      <w:r>
+        <w:rPr>
+          <w:rFonts w:ascii="Nimbus Sans" w:hAnsi="Nimbus Sans"/>
           <w:b w:val="false"/>
           <w:bCs w:val="false"/>
           <w:color w:val="FF4000"/>
-          <w:lang w:val="en-GB"/>
-        </w:rPr>
-      </w:pPr>
-      <w:r>
-        <w:rPr>
-          <w:rFonts w:ascii="Nimbus Sans" w:hAnsi="Nimbus Sans"/>
+          <w:sz w:val="24"/>
+          <w:szCs w:val="24"/>
+          <w:lang w:val="en-GB"/>
+        </w:rPr>
+        <w:t>1957–1960s: Dozens of launches annually, driven by Cold War competition.</w:t>
+      </w:r>
+    </w:p>
+    <w:p>
+      <w:pPr>
+        <w:pStyle w:val="Normal"/>
+        <w:widowControl/>
+        <w:bidi w:val="0"/>
+        <w:spacing w:before="0" w:after="0"/>
+        <w:jc w:val="both"/>
+        <w:rPr>
+          <w:rFonts w:ascii="Nimbus Sans" w:hAnsi="Nimbus Sans"/>
+          <w:sz w:val="24"/>
+          <w:szCs w:val="24"/>
+        </w:rPr>
+      </w:pPr>
+      <w:r>
+        <w:rPr>
+          <w:rFonts w:ascii="Nimbus Sans" w:hAnsi="Nimbus Sans"/>
+          <w:sz w:val="24"/>
+          <w:szCs w:val="24"/>
+        </w:rPr>
+      </w:r>
+    </w:p>
+    <w:p>
+      <w:pPr>
+        <w:pStyle w:val="Normal"/>
+        <w:widowControl/>
+        <w:bidi w:val="0"/>
+        <w:spacing w:before="0" w:after="0"/>
+        <w:jc w:val="both"/>
+        <w:rPr>
           <w:b w:val="false"/>
           <w:bCs w:val="false"/>
           <w:color w:val="FF4000"/>
-          <w:sz w:val="24"/>
-          <w:szCs w:val="24"/>
-          <w:lang w:val="en-GB"/>
-        </w:rPr>
-        <w:t>1957–1960s: Dozens of launches annually, driven by Cold War competition.</w:t>
-      </w:r>
-    </w:p>
-    <w:p>
-      <w:pPr>
-        <w:pStyle w:val="Normal"/>
-        <w:widowControl/>
-        <w:bidi w:val="0"/>
-        <w:spacing w:before="0" w:after="0"/>
-        <w:jc w:val="both"/>
-        <w:rPr>
-          <w:rFonts w:ascii="Nimbus Sans" w:hAnsi="Nimbus Sans"/>
-          <w:sz w:val="24"/>
-          <w:szCs w:val="24"/>
-        </w:rPr>
-      </w:pPr>
-      <w:r>
-        <w:rPr>
+          <w:lang w:val="en-GB"/>
+        </w:rPr>
+      </w:pPr>
+      <w:r>
+        <w:rPr>
+          <w:rFonts w:ascii="Nimbus Sans" w:hAnsi="Nimbus Sans"/>
           <w:b w:val="false"/>
           <w:bCs w:val="false"/>
           <w:color w:val="FF4000"/>
-          <w:lang w:val="en-GB"/>
-        </w:rPr>
-      </w:r>
-    </w:p>
-    <w:p>
-      <w:pPr>
-        <w:pStyle w:val="Normal"/>
-        <w:widowControl/>
-        <w:bidi w:val="0"/>
-        <w:spacing w:before="0" w:after="0"/>
-        <w:jc w:val="both"/>
-        <w:rPr>
-          <w:b w:val="false"/>
-          <w:bCs w:val="false"/>
-          <w:color w:val="FF4000"/>
-          <w:lang w:val="en-GB"/>
-        </w:rPr>
-      </w:pPr>
-      <w:r>
-        <w:rPr>
-          <w:rFonts w:ascii="Nimbus Sans" w:hAnsi="Nimbus Sans"/>
-          <w:b w:val="false"/>
-          <w:bCs w:val="false"/>
-          <w:color w:val="FF4000"/>
           <w:sz w:val="24"/>
           <w:szCs w:val="24"/>
           <w:lang w:val="en-GB"/>
@@ -10465,10 +9512,9 @@
       </w:pPr>
       <w:r>
         <w:rPr>
-          <w:b w:val="false"/>
-          <w:bCs w:val="false"/>
-          <w:color w:val="FF4000"/>
-          <w:lang w:val="en-GB"/>
+          <w:rFonts w:ascii="Nimbus Sans" w:hAnsi="Nimbus Sans"/>
+          <w:sz w:val="24"/>
+          <w:szCs w:val="24"/>
         </w:rPr>
       </w:r>
     </w:p>
@@ -10516,59 +9562,105 @@
       </w:pPr>
       <w:r>
         <w:rPr>
+          <w:rFonts w:ascii="Nimbus Sans" w:hAnsi="Nimbus Sans"/>
+          <w:sz w:val="24"/>
+          <w:szCs w:val="24"/>
+        </w:rPr>
+      </w:r>
+    </w:p>
+    <w:p>
+      <w:pPr>
+        <w:pStyle w:val="Normal"/>
+        <w:widowControl/>
+        <w:bidi w:val="0"/>
+        <w:spacing w:before="0" w:after="0"/>
+        <w:jc w:val="both"/>
+        <w:rPr>
           <w:b w:val="false"/>
           <w:bCs w:val="false"/>
           <w:color w:val="FF4000"/>
           <w:lang w:val="en-GB"/>
         </w:rPr>
-      </w:r>
-    </w:p>
-    <w:p>
-      <w:pPr>
-        <w:pStyle w:val="Normal"/>
-        <w:widowControl/>
-        <w:bidi w:val="0"/>
-        <w:spacing w:before="0" w:after="0"/>
-        <w:jc w:val="both"/>
-        <w:rPr>
+      </w:pPr>
+      <w:r>
+        <w:rPr>
+          <w:rFonts w:ascii="Nimbus Sans" w:hAnsi="Nimbus Sans"/>
           <w:b w:val="false"/>
           <w:bCs w:val="false"/>
           <w:color w:val="FF4000"/>
-          <w:lang w:val="en-GB"/>
-        </w:rPr>
-      </w:pPr>
-      <w:r>
-        <w:rPr>
-          <w:rFonts w:ascii="Nimbus Sans" w:hAnsi="Nimbus Sans"/>
+          <w:sz w:val="24"/>
+          <w:szCs w:val="24"/>
+          <w:lang w:val="en-GB"/>
+        </w:rPr>
+        <w:t>2000s: Commercialization era, ~60–80 launches annually.</w:t>
+      </w:r>
+    </w:p>
+    <w:p>
+      <w:pPr>
+        <w:pStyle w:val="Normal"/>
+        <w:widowControl/>
+        <w:bidi w:val="0"/>
+        <w:spacing w:before="0" w:after="0"/>
+        <w:jc w:val="both"/>
+        <w:rPr>
+          <w:rFonts w:ascii="Nimbus Sans" w:hAnsi="Nimbus Sans"/>
+          <w:sz w:val="24"/>
+          <w:szCs w:val="24"/>
+        </w:rPr>
+      </w:pPr>
+      <w:r>
+        <w:rPr>
+          <w:rFonts w:ascii="Nimbus Sans" w:hAnsi="Nimbus Sans"/>
+          <w:sz w:val="24"/>
+          <w:szCs w:val="24"/>
+        </w:rPr>
+      </w:r>
+    </w:p>
+    <w:p>
+      <w:pPr>
+        <w:pStyle w:val="Normal"/>
+        <w:widowControl/>
+        <w:bidi w:val="0"/>
+        <w:spacing w:before="0" w:after="0"/>
+        <w:jc w:val="both"/>
+        <w:rPr>
           <w:b w:val="false"/>
           <w:bCs w:val="false"/>
           <w:color w:val="FF4000"/>
-          <w:sz w:val="24"/>
-          <w:szCs w:val="24"/>
-          <w:lang w:val="en-GB"/>
-        </w:rPr>
-        <w:t>2000s: Commercialization era, ~60–80 launches annually.</w:t>
-      </w:r>
-    </w:p>
-    <w:p>
-      <w:pPr>
-        <w:pStyle w:val="Normal"/>
-        <w:widowControl/>
-        <w:bidi w:val="0"/>
-        <w:spacing w:before="0" w:after="0"/>
-        <w:jc w:val="both"/>
-        <w:rPr>
-          <w:rFonts w:ascii="Nimbus Sans" w:hAnsi="Nimbus Sans"/>
-          <w:sz w:val="24"/>
-          <w:szCs w:val="24"/>
-        </w:rPr>
-      </w:pPr>
-      <w:r>
-        <w:rPr>
+          <w:lang w:val="en-GB"/>
+        </w:rPr>
+      </w:pPr>
+      <w:r>
+        <w:rPr>
+          <w:rFonts w:ascii="Nimbus Sans" w:hAnsi="Nimbus Sans"/>
           <w:b w:val="false"/>
           <w:bCs w:val="false"/>
           <w:color w:val="FF4000"/>
-          <w:lang w:val="en-GB"/>
+          <w:sz w:val="24"/>
+          <w:szCs w:val="24"/>
+          <w:lang w:val="en-GB"/>
+        </w:rPr>
+        <w:t>2010s: Rise of private firms like SpaceX, ~80–110 launches annually.</w:t>
+      </w:r>
+    </w:p>
+    <w:p>
+      <w:pPr>
+        <w:pStyle w:val="Normal"/>
+        <w:widowControl/>
+        <w:bidi w:val="0"/>
+        <w:spacing w:before="0" w:after="0"/>
+        <w:jc w:val="both"/>
+        <w:rPr>
+          <w:rFonts w:ascii="Nimbus Sans" w:hAnsi="Nimbus Sans"/>
+          <w:sz w:val="24"/>
+          <w:szCs w:val="24"/>
+        </w:rPr>
+      </w:pPr>
+      <w:r>
+        <w:rPr>
+          <w:rFonts w:ascii="Nimbus Sans" w:hAnsi="Nimbus Sans"/>
+          <w:sz w:val="24"/>
+          <w:szCs w:val="24"/>
         </w:rPr>
       </w:r>
     </w:p>
@@ -10596,55 +9688,6 @@
           <w:szCs w:val="24"/>
           <w:lang w:val="en-GB"/>
         </w:rPr>
-        <w:t>2010s: Rise of private firms like SpaceX, ~80–110 launches annually.</w:t>
-      </w:r>
-    </w:p>
-    <w:p>
-      <w:pPr>
-        <w:pStyle w:val="Normal"/>
-        <w:widowControl/>
-        <w:bidi w:val="0"/>
-        <w:spacing w:before="0" w:after="0"/>
-        <w:jc w:val="both"/>
-        <w:rPr>
-          <w:rFonts w:ascii="Nimbus Sans" w:hAnsi="Nimbus Sans"/>
-          <w:sz w:val="24"/>
-          <w:szCs w:val="24"/>
-        </w:rPr>
-      </w:pPr>
-      <w:r>
-        <w:rPr>
-          <w:b w:val="false"/>
-          <w:bCs w:val="false"/>
-          <w:color w:val="FF4000"/>
-          <w:lang w:val="en-GB"/>
-        </w:rPr>
-      </w:r>
-    </w:p>
-    <w:p>
-      <w:pPr>
-        <w:pStyle w:val="Normal"/>
-        <w:widowControl/>
-        <w:bidi w:val="0"/>
-        <w:spacing w:before="0" w:after="0"/>
-        <w:jc w:val="both"/>
-        <w:rPr>
-          <w:b w:val="false"/>
-          <w:bCs w:val="false"/>
-          <w:color w:val="FF4000"/>
-          <w:lang w:val="en-GB"/>
-        </w:rPr>
-      </w:pPr>
-      <w:r>
-        <w:rPr>
-          <w:rFonts w:ascii="Nimbus Sans" w:hAnsi="Nimbus Sans"/>
-          <w:b w:val="false"/>
-          <w:bCs w:val="false"/>
-          <w:color w:val="FF4000"/>
-          <w:sz w:val="24"/>
-          <w:szCs w:val="24"/>
-          <w:lang w:val="en-GB"/>
-        </w:rPr>
         <w:t>2020s: Megaconstellations dominate, with &gt;250 launches annually by 2025.</w:t>
       </w:r>
     </w:p>
@@ -10663,10 +9706,9 @@
       </w:pPr>
       <w:r>
         <w:rPr>
-          <w:b w:val="false"/>
-          <w:bCs w:val="false"/>
-          <w:color w:val="FF4000"/>
-          <w:lang w:val="en-GB"/>
+          <w:rFonts w:ascii="Nimbus Sans" w:hAnsi="Nimbus Sans"/>
+          <w:sz w:val="24"/>
+          <w:szCs w:val="24"/>
         </w:rPr>
       </w:r>
     </w:p>
@@ -10714,27 +9756,84 @@
       </w:pPr>
       <w:r>
         <w:rPr>
+          <w:rFonts w:ascii="Nimbus Sans" w:hAnsi="Nimbus Sans"/>
+          <w:sz w:val="24"/>
+          <w:szCs w:val="24"/>
+        </w:rPr>
+      </w:r>
+    </w:p>
+    <w:p>
+      <w:pPr>
+        <w:pStyle w:val="Normal"/>
+        <w:widowControl/>
+        <w:bidi w:val="0"/>
+        <w:spacing w:before="0" w:after="0"/>
+        <w:jc w:val="both"/>
+        <w:rPr>
           <w:b w:val="false"/>
           <w:bCs w:val="false"/>
           <w:color w:val="FF4000"/>
           <w:lang w:val="en-GB"/>
         </w:rPr>
-      </w:r>
-    </w:p>
-    <w:p>
-      <w:pPr>
-        <w:pStyle w:val="Normal"/>
-        <w:widowControl/>
-        <w:bidi w:val="0"/>
-        <w:spacing w:before="0" w:after="0"/>
-        <w:jc w:val="both"/>
-        <w:rPr>
+      </w:pPr>
+      <w:r>
+        <w:rPr>
+          <w:rFonts w:ascii="Nimbus Sans" w:hAnsi="Nimbus Sans"/>
           <w:b w:val="false"/>
           <w:bCs w:val="false"/>
           <w:color w:val="FF4000"/>
-          <w:lang w:val="en-GB"/>
-        </w:rPr>
-      </w:pPr>
+          <w:sz w:val="24"/>
+          <w:szCs w:val="24"/>
+          <w:lang w:val="en-GB"/>
+        </w:rPr>
+        <w:t>Finally, shorter satellite lifespans and rapid technological turnover contribute to a growing population of defunct spacecraft. Combined with limited enforcement of deorbiting policies, this increases the likelihood of collisions. Together, these trends—megaconstellations, global expansion, and rapid turnover—are driving orbital densities toward the tipping point envisioned by Kessler, raising the risk of cascading debris events.</w:t>
+      </w:r>
+    </w:p>
+    <w:p>
+      <w:pPr>
+        <w:pStyle w:val="Normal"/>
+        <w:widowControl/>
+        <w:bidi w:val="0"/>
+        <w:spacing w:before="0" w:after="0"/>
+        <w:jc w:val="both"/>
+        <w:rPr>
+          <w:rFonts w:ascii="Nimbus Sans" w:hAnsi="Nimbus Sans"/>
+          <w:sz w:val="24"/>
+          <w:szCs w:val="24"/>
+        </w:rPr>
+      </w:pPr>
+      <w:r>
+        <w:rPr>
+          <w:rFonts w:ascii="Nimbus Sans" w:hAnsi="Nimbus Sans"/>
+          <w:sz w:val="24"/>
+          <w:szCs w:val="24"/>
+        </w:rPr>
+      </w:r>
+    </w:p>
+    <w:p>
+      <w:pPr>
+        <w:pStyle w:val="Normal"/>
+        <w:widowControl/>
+        <w:bidi w:val="0"/>
+        <w:spacing w:before="0" w:after="0"/>
+        <w:jc w:val="both"/>
+        <w:rPr>
+          <w:b w:val="false"/>
+          <w:bCs w:val="false"/>
+          <w:lang w:val="en-GB"/>
+        </w:rPr>
+      </w:pPr>
+      <w:r>
+        <w:rPr>
+          <w:rFonts w:ascii="Nimbus Sans" w:hAnsi="Nimbus Sans"/>
+          <w:b w:val="false"/>
+          <w:bCs w:val="false"/>
+          <w:sz w:val="24"/>
+          <w:szCs w:val="24"/>
+          <w:lang w:val="en-GB"/>
+        </w:rPr>
+        <w:t xml:space="preserve">Low Earth Orbit (LEO), particularly altitudes between 500–1,200 km, is the most crowded region due to its utility for communications and Earth observation. </w:t>
+      </w:r>
       <w:r>
         <w:rPr>
           <w:rFonts w:ascii="Nimbus Sans" w:hAnsi="Nimbus Sans"/>
@@ -10745,64 +9844,6 @@
           <w:szCs w:val="24"/>
           <w:lang w:val="en-GB"/>
         </w:rPr>
-        <w:t>Finally, shorter satellite lifespans and rapid technological turnover contribute to a growing population of defunct spacecraft. Combined with limited enforcement of deorbiting policies, this increases the likelihood of collisions. Together, these trends—megaconstellations, global expansion, and rapid turnover—are driving orbital densities toward the tipping point envisioned by Kessler, raising the risk of cascading debris events.</w:t>
-      </w:r>
-    </w:p>
-    <w:p>
-      <w:pPr>
-        <w:pStyle w:val="Normal"/>
-        <w:widowControl/>
-        <w:bidi w:val="0"/>
-        <w:spacing w:before="0" w:after="0"/>
-        <w:jc w:val="both"/>
-        <w:rPr>
-          <w:rFonts w:ascii="Nimbus Sans" w:hAnsi="Nimbus Sans"/>
-          <w:sz w:val="24"/>
-          <w:szCs w:val="24"/>
-        </w:rPr>
-      </w:pPr>
-      <w:r>
-        <w:rPr>
-          <w:b w:val="false"/>
-          <w:bCs w:val="false"/>
-          <w:lang w:val="en-GB"/>
-        </w:rPr>
-      </w:r>
-    </w:p>
-    <w:p>
-      <w:pPr>
-        <w:pStyle w:val="Normal"/>
-        <w:widowControl/>
-        <w:bidi w:val="0"/>
-        <w:spacing w:before="0" w:after="0"/>
-        <w:jc w:val="both"/>
-        <w:rPr>
-          <w:b w:val="false"/>
-          <w:bCs w:val="false"/>
-          <w:lang w:val="en-GB"/>
-        </w:rPr>
-      </w:pPr>
-      <w:r>
-        <w:rPr>
-          <w:rFonts w:ascii="Nimbus Sans" w:hAnsi="Nimbus Sans"/>
-          <w:b w:val="false"/>
-          <w:bCs w:val="false"/>
-          <w:sz w:val="24"/>
-          <w:szCs w:val="24"/>
-          <w:lang w:val="en-GB"/>
-        </w:rPr>
-        <w:t xml:space="preserve">Low Earth Orbit (LEO), particularly altitudes between 500–1,200 km, is the most crowded region due to its utility for communications and Earth observation. </w:t>
-      </w:r>
-      <w:r>
-        <w:rPr>
-          <w:rFonts w:ascii="Nimbus Sans" w:hAnsi="Nimbus Sans"/>
-          <w:b w:val="false"/>
-          <w:bCs w:val="false"/>
-          <w:color w:val="FF4000"/>
-          <w:sz w:val="24"/>
-          <w:szCs w:val="24"/>
-          <w:lang w:val="en-GB"/>
-        </w:rPr>
         <w:t>Show that comms satellites need to be near earth – Starlink say they want to be a cell tower.</w:t>
       </w:r>
       <w:r>
@@ -10832,30 +9873,30 @@
       </w:pPr>
       <w:r>
         <w:rPr>
-          <w:b w:val="false"/>
-          <w:bCs w:val="false"/>
-          <w:lang w:val="en-GB"/>
-        </w:rPr>
-      </w:r>
-    </w:p>
-    <w:p>
-      <w:pPr>
-        <w:pStyle w:val="Normal"/>
-        <w:widowControl/>
-        <w:bidi w:val="0"/>
-        <w:spacing w:before="0" w:after="0"/>
-        <w:jc w:val="both"/>
-        <w:rPr>
-          <w:rFonts w:ascii="Nimbus Sans" w:hAnsi="Nimbus Sans"/>
-          <w:sz w:val="24"/>
-          <w:szCs w:val="24"/>
-        </w:rPr>
-      </w:pPr>
-      <w:r>
-        <w:rPr>
-          <w:b w:val="false"/>
-          <w:bCs w:val="false"/>
-          <w:lang w:val="en-GB"/>
+          <w:rFonts w:ascii="Nimbus Sans" w:hAnsi="Nimbus Sans"/>
+          <w:sz w:val="24"/>
+          <w:szCs w:val="24"/>
+        </w:rPr>
+      </w:r>
+    </w:p>
+    <w:p>
+      <w:pPr>
+        <w:pStyle w:val="Normal"/>
+        <w:widowControl/>
+        <w:bidi w:val="0"/>
+        <w:spacing w:before="0" w:after="0"/>
+        <w:jc w:val="both"/>
+        <w:rPr>
+          <w:rFonts w:ascii="Nimbus Sans" w:hAnsi="Nimbus Sans"/>
+          <w:sz w:val="24"/>
+          <w:szCs w:val="24"/>
+        </w:rPr>
+      </w:pPr>
+      <w:r>
+        <w:rPr>
+          <w:rFonts w:ascii="Nimbus Sans" w:hAnsi="Nimbus Sans"/>
+          <w:sz w:val="24"/>
+          <w:szCs w:val="24"/>
         </w:rPr>
         <w:drawing>
           <wp:anchor behindDoc="0" distT="0" distB="0" distL="0" distR="0" simplePos="0" locked="0" layoutInCell="0" allowOverlap="1" relativeHeight="10">
@@ -10869,7 +9910,7 @@
             <wp:extent cx="2967990" cy="2773680"/>
             <wp:effectExtent l="0" t="0" r="0" b="0"/>
             <wp:wrapTopAndBottom/>
-            <wp:docPr id="8" name="Image10" descr="" title=""/>
+            <wp:docPr id="10" name="Image10" descr="" title=""/>
             <wp:cNvGraphicFramePr>
               <a:graphicFrameLocks xmlns:a="http://schemas.openxmlformats.org/drawingml/2006/main" noChangeAspect="1"/>
             </wp:cNvGraphicFramePr>
@@ -10877,13 +9918,13 @@
               <a:graphicData uri="http://schemas.openxmlformats.org/drawingml/2006/picture">
                 <pic:pic xmlns:pic="http://schemas.openxmlformats.org/drawingml/2006/picture">
                   <pic:nvPicPr>
-                    <pic:cNvPr id="8" name="Image10" descr="" title=""/>
+                    <pic:cNvPr id="10" name="Image10" descr="" title=""/>
                     <pic:cNvPicPr>
                       <a:picLocks noChangeAspect="1" noChangeArrowheads="1"/>
                     </pic:cNvPicPr>
                   </pic:nvPicPr>
                   <pic:blipFill>
-                    <a:blip r:embed="rId10"/>
+                    <a:blip r:embed="rId12"/>
                     <a:stretch>
                       <a:fillRect/>
                     </a:stretch>
@@ -10919,30 +9960,30 @@
       </w:pPr>
       <w:r>
         <w:rPr>
-          <w:b w:val="false"/>
-          <w:bCs w:val="false"/>
-          <w:lang w:val="en-GB"/>
-        </w:rPr>
-      </w:r>
-    </w:p>
-    <w:p>
-      <w:pPr>
-        <w:pStyle w:val="Normal"/>
-        <w:widowControl/>
-        <w:bidi w:val="0"/>
-        <w:spacing w:before="0" w:after="0"/>
-        <w:jc w:val="both"/>
-        <w:rPr>
-          <w:rFonts w:ascii="Nimbus Sans" w:hAnsi="Nimbus Sans"/>
-          <w:sz w:val="24"/>
-          <w:szCs w:val="24"/>
-        </w:rPr>
-      </w:pPr>
-      <w:r>
-        <w:rPr>
-          <w:b w:val="false"/>
-          <w:bCs w:val="false"/>
-          <w:lang w:val="en-GB"/>
+          <w:rFonts w:ascii="Nimbus Sans" w:hAnsi="Nimbus Sans"/>
+          <w:sz w:val="24"/>
+          <w:szCs w:val="24"/>
+        </w:rPr>
+      </w:r>
+    </w:p>
+    <w:p>
+      <w:pPr>
+        <w:pStyle w:val="Normal"/>
+        <w:widowControl/>
+        <w:bidi w:val="0"/>
+        <w:spacing w:before="0" w:after="0"/>
+        <w:jc w:val="both"/>
+        <w:rPr>
+          <w:rFonts w:ascii="Nimbus Sans" w:hAnsi="Nimbus Sans"/>
+          <w:sz w:val="24"/>
+          <w:szCs w:val="24"/>
+        </w:rPr>
+      </w:pPr>
+      <w:r>
+        <w:rPr>
+          <w:rFonts w:ascii="Nimbus Sans" w:hAnsi="Nimbus Sans"/>
+          <w:sz w:val="24"/>
+          <w:szCs w:val="24"/>
         </w:rPr>
       </w:r>
     </w:p>
@@ -10955,6 +9996,7 @@
           <w:numId w:val="0"/>
         </w:numPr>
         <w:suppressAutoHyphens w:val="true"/>
+        <w:ind w:hanging="0" w:start="0"/>
         <w:jc w:val="start"/>
         <w:rPr/>
       </w:pPr>
@@ -10972,11 +10014,12 @@
           <w:ilvl w:val="1"/>
           <w:numId w:val="1"/>
         </w:numPr>
+        <w:spacing w:before="0" w:after="120"/>
         <w:ind w:hanging="0" w:start="0"/>
         <w:rPr/>
       </w:pPr>
-      <w:bookmarkStart w:id="22" w:name="__RefHeading___Toc3795_3613666628"/>
-      <w:bookmarkEnd w:id="22"/>
+      <w:bookmarkStart w:id="23" w:name="__RefHeading___Toc3795_3613666628"/>
+      <w:bookmarkEnd w:id="23"/>
       <w:r>
         <w:rPr/>
         <w:t>How do different nations and private firms contribute to orbital density?</w:t>
@@ -10997,9 +10040,9 @@
       </w:pPr>
       <w:r>
         <w:rPr>
-          <w:b w:val="false"/>
-          <w:bCs w:val="false"/>
-          <w:lang w:val="en-GB"/>
+          <w:rFonts w:ascii="Nimbus Sans" w:hAnsi="Nimbus Sans"/>
+          <w:sz w:val="24"/>
+          <w:szCs w:val="24"/>
         </w:rPr>
       </w:r>
     </w:p>
@@ -11045,59 +10088,105 @@
       </w:pPr>
       <w:r>
         <w:rPr>
+          <w:rFonts w:ascii="Nimbus Sans" w:hAnsi="Nimbus Sans"/>
+          <w:sz w:val="24"/>
+          <w:szCs w:val="24"/>
+        </w:rPr>
+      </w:r>
+    </w:p>
+    <w:p>
+      <w:pPr>
+        <w:pStyle w:val="Normal"/>
+        <w:widowControl/>
+        <w:bidi w:val="0"/>
+        <w:spacing w:before="0" w:after="0"/>
+        <w:jc w:val="both"/>
+        <w:rPr>
           <w:b w:val="false"/>
           <w:bCs w:val="false"/>
           <w:color w:val="FF4000"/>
           <w:lang w:val="en-GB"/>
         </w:rPr>
-      </w:r>
-    </w:p>
-    <w:p>
-      <w:pPr>
-        <w:pStyle w:val="Normal"/>
-        <w:widowControl/>
-        <w:bidi w:val="0"/>
-        <w:spacing w:before="0" w:after="0"/>
-        <w:jc w:val="both"/>
-        <w:rPr>
+      </w:pPr>
+      <w:r>
+        <w:rPr>
+          <w:rFonts w:ascii="Nimbus Sans" w:hAnsi="Nimbus Sans"/>
           <w:b w:val="false"/>
           <w:bCs w:val="false"/>
           <w:color w:val="FF4000"/>
-          <w:lang w:val="en-GB"/>
-        </w:rPr>
-      </w:pPr>
-      <w:r>
-        <w:rPr>
-          <w:rFonts w:ascii="Nimbus Sans" w:hAnsi="Nimbus Sans"/>
+          <w:sz w:val="24"/>
+          <w:szCs w:val="24"/>
+          <w:lang w:val="en-GB"/>
+        </w:rPr>
+        <w:t>Chart this??</w:t>
+      </w:r>
+    </w:p>
+    <w:p>
+      <w:pPr>
+        <w:pStyle w:val="Normal"/>
+        <w:widowControl/>
+        <w:bidi w:val="0"/>
+        <w:spacing w:before="0" w:after="0"/>
+        <w:jc w:val="both"/>
+        <w:rPr>
+          <w:rFonts w:ascii="Nimbus Sans" w:hAnsi="Nimbus Sans"/>
+          <w:sz w:val="24"/>
+          <w:szCs w:val="24"/>
+        </w:rPr>
+      </w:pPr>
+      <w:r>
+        <w:rPr>
+          <w:rFonts w:ascii="Nimbus Sans" w:hAnsi="Nimbus Sans"/>
+          <w:sz w:val="24"/>
+          <w:szCs w:val="24"/>
+        </w:rPr>
+      </w:r>
+    </w:p>
+    <w:p>
+      <w:pPr>
+        <w:pStyle w:val="Normal"/>
+        <w:widowControl/>
+        <w:bidi w:val="0"/>
+        <w:spacing w:before="0" w:after="0"/>
+        <w:jc w:val="both"/>
+        <w:rPr>
           <w:b w:val="false"/>
           <w:bCs w:val="false"/>
           <w:color w:val="FF4000"/>
-          <w:sz w:val="24"/>
-          <w:szCs w:val="24"/>
-          <w:lang w:val="en-GB"/>
-        </w:rPr>
-        <w:t>Chart this??</w:t>
-      </w:r>
-    </w:p>
-    <w:p>
-      <w:pPr>
-        <w:pStyle w:val="Normal"/>
-        <w:widowControl/>
-        <w:bidi w:val="0"/>
-        <w:spacing w:before="0" w:after="0"/>
-        <w:jc w:val="both"/>
-        <w:rPr>
-          <w:rFonts w:ascii="Nimbus Sans" w:hAnsi="Nimbus Sans"/>
-          <w:sz w:val="24"/>
-          <w:szCs w:val="24"/>
-        </w:rPr>
-      </w:pPr>
-      <w:r>
-        <w:rPr>
+          <w:lang w:val="en-GB"/>
+        </w:rPr>
+      </w:pPr>
+      <w:r>
+        <w:rPr>
+          <w:rFonts w:ascii="Nimbus Sans" w:hAnsi="Nimbus Sans"/>
           <w:b w:val="false"/>
           <w:bCs w:val="false"/>
           <w:color w:val="FF4000"/>
-          <w:lang w:val="en-GB"/>
+          <w:sz w:val="24"/>
+          <w:szCs w:val="24"/>
+          <w:lang w:val="en-GB"/>
+        </w:rPr>
+        <w:t>Orbital density is the cumulative result of decades of activity by both national space agencies and private firms. Historically, the United States and the Soviet Union (later Russia) were the primary contributors, launching thousands of satellites and rocket stages during the Cold War. These early missions often left spent upper stages and defunct satellites in orbit, forming the foundation of today’s debris population. Russia continues to operate a large fleet of military and civilian satellites, while the U.S. maintains extensive constellations for communications, navigation, and Earth observation.</w:t>
+      </w:r>
+    </w:p>
+    <w:p>
+      <w:pPr>
+        <w:pStyle w:val="Normal"/>
+        <w:widowControl/>
+        <w:bidi w:val="0"/>
+        <w:spacing w:before="0" w:after="0"/>
+        <w:jc w:val="both"/>
+        <w:rPr>
+          <w:rFonts w:ascii="Nimbus Sans" w:hAnsi="Nimbus Sans"/>
+          <w:sz w:val="24"/>
+          <w:szCs w:val="24"/>
+        </w:rPr>
+      </w:pPr>
+      <w:r>
+        <w:rPr>
+          <w:rFonts w:ascii="Nimbus Sans" w:hAnsi="Nimbus Sans"/>
+          <w:sz w:val="24"/>
+          <w:szCs w:val="24"/>
         </w:rPr>
       </w:r>
     </w:p>
@@ -11125,55 +10214,6 @@
           <w:szCs w:val="24"/>
           <w:lang w:val="en-GB"/>
         </w:rPr>
-        <w:t>Orbital density is the cumulative result of decades of activity by both national space agencies and private firms. Historically, the United States and the Soviet Union (later Russia) were the primary contributors, launching thousands of satellites and rocket stages during the Cold War. These early missions often left spent upper stages and defunct satellites in orbit, forming the foundation of today’s debris population. Russia continues to operate a large fleet of military and civilian satellites, while the U.S. maintains extensive constellations for communications, navigation, and Earth observation.</w:t>
-      </w:r>
-    </w:p>
-    <w:p>
-      <w:pPr>
-        <w:pStyle w:val="Normal"/>
-        <w:widowControl/>
-        <w:bidi w:val="0"/>
-        <w:spacing w:before="0" w:after="0"/>
-        <w:jc w:val="both"/>
-        <w:rPr>
-          <w:rFonts w:ascii="Nimbus Sans" w:hAnsi="Nimbus Sans"/>
-          <w:sz w:val="24"/>
-          <w:szCs w:val="24"/>
-        </w:rPr>
-      </w:pPr>
-      <w:r>
-        <w:rPr>
-          <w:b w:val="false"/>
-          <w:bCs w:val="false"/>
-          <w:color w:val="FF4000"/>
-          <w:lang w:val="en-GB"/>
-        </w:rPr>
-      </w:r>
-    </w:p>
-    <w:p>
-      <w:pPr>
-        <w:pStyle w:val="Normal"/>
-        <w:widowControl/>
-        <w:bidi w:val="0"/>
-        <w:spacing w:before="0" w:after="0"/>
-        <w:jc w:val="both"/>
-        <w:rPr>
-          <w:b w:val="false"/>
-          <w:bCs w:val="false"/>
-          <w:color w:val="FF4000"/>
-          <w:lang w:val="en-GB"/>
-        </w:rPr>
-      </w:pPr>
-      <w:r>
-        <w:rPr>
-          <w:rFonts w:ascii="Nimbus Sans" w:hAnsi="Nimbus Sans"/>
-          <w:b w:val="false"/>
-          <w:bCs w:val="false"/>
-          <w:color w:val="FF4000"/>
-          <w:sz w:val="24"/>
-          <w:szCs w:val="24"/>
-          <w:lang w:val="en-GB"/>
-        </w:rPr>
         <w:t>In recent decades, China has emerged as a major actor, with rapid expansion of its satellite fleet and the construction of the Tiangong space station. India, Japan, and the European Union also contribute significantly, with programs spanning weather monitoring, navigation systems, and scientific research. Each of these nations adds to orbital density through both active payloads and associated launch debris.</w:t>
       </w:r>
     </w:p>
@@ -11192,10 +10232,9 @@
       </w:pPr>
       <w:r>
         <w:rPr>
-          <w:b w:val="false"/>
-          <w:bCs w:val="false"/>
-          <w:color w:val="FF4000"/>
-          <w:lang w:val="en-GB"/>
+          <w:rFonts w:ascii="Nimbus Sans" w:hAnsi="Nimbus Sans"/>
+          <w:sz w:val="24"/>
+          <w:szCs w:val="24"/>
         </w:rPr>
       </w:r>
     </w:p>
@@ -11243,33 +10282,32 @@
       </w:pPr>
       <w:r>
         <w:rPr>
+          <w:rFonts w:ascii="Nimbus Sans" w:hAnsi="Nimbus Sans"/>
+          <w:sz w:val="24"/>
+          <w:szCs w:val="24"/>
+        </w:rPr>
+      </w:r>
+    </w:p>
+    <w:p>
+      <w:pPr>
+        <w:pStyle w:val="Normal"/>
+        <w:widowControl/>
+        <w:bidi w:val="0"/>
+        <w:spacing w:before="0" w:after="0"/>
+        <w:jc w:val="both"/>
+        <w:rPr>
           <w:b w:val="false"/>
           <w:bCs w:val="false"/>
           <w:color w:val="FF4000"/>
           <w:lang w:val="en-GB"/>
         </w:rPr>
-      </w:r>
-    </w:p>
-    <w:p>
-      <w:pPr>
-        <w:pStyle w:val="Normal"/>
-        <w:widowControl/>
-        <w:bidi w:val="0"/>
-        <w:spacing w:before="0" w:after="0"/>
-        <w:jc w:val="both"/>
-        <w:rPr>
+      </w:pPr>
+      <w:r>
+        <w:rPr>
+          <w:rFonts w:ascii="Nimbus Sans" w:hAnsi="Nimbus Sans"/>
           <w:b w:val="false"/>
           <w:bCs w:val="false"/>
           <w:color w:val="FF4000"/>
-          <w:lang w:val="en-GB"/>
-        </w:rPr>
-      </w:pPr>
-      <w:r>
-        <w:rPr>
-          <w:rFonts w:ascii="Nimbus Sans" w:hAnsi="Nimbus Sans"/>
-          <w:b w:val="false"/>
-          <w:bCs w:val="false"/>
-          <w:color w:val="FF4000"/>
           <w:sz w:val="24"/>
           <w:szCs w:val="24"/>
           <w:lang w:val="en-GB"/>
@@ -11292,9 +10330,9 @@
       </w:pPr>
       <w:r>
         <w:rPr>
-          <w:b w:val="false"/>
-          <w:bCs w:val="false"/>
-          <w:lang w:val="en-GB"/>
+          <w:rFonts w:ascii="Nimbus Sans" w:hAnsi="Nimbus Sans"/>
+          <w:sz w:val="24"/>
+          <w:szCs w:val="24"/>
         </w:rPr>
       </w:r>
     </w:p>
@@ -11343,72 +10381,7 @@
           <w:szCs w:val="24"/>
           <w:lang w:val="en-GB" w:eastAsia="en-US" w:bidi="ar-SA"/>
         </w:rPr>
-        <w:t xml:space="preserve">The majority of </w:t>
-      </w:r>
-      <w:r>
-        <w:rPr>
-          <w:rStyle w:val="Strong"/>
-          <w:rFonts w:eastAsia="Arial" w:cs="Arial" w:ascii="Nimbus Sans" w:hAnsi="Nimbus Sans"/>
-          <w:b w:val="false"/>
-          <w:bCs w:val="false"/>
-          <w:kern w:val="0"/>
-          <w:sz w:val="24"/>
-          <w:szCs w:val="24"/>
-          <w:lang w:val="en-GB" w:eastAsia="en-US" w:bidi="ar-SA"/>
-        </w:rPr>
-        <w:t>launches in the 2020s have been</w:t>
-      </w:r>
-      <w:r>
-        <w:rPr>
-          <w:rStyle w:val="Strong"/>
-          <w:rFonts w:eastAsia="Arial" w:cs="Arial" w:ascii="Nimbus Sans" w:hAnsi="Nimbus Sans"/>
-          <w:b w:val="false"/>
-          <w:bCs w:val="false"/>
-          <w:kern w:val="0"/>
-          <w:sz w:val="24"/>
-          <w:szCs w:val="24"/>
-          <w:lang w:val="en-GB" w:eastAsia="en-US" w:bidi="ar-SA"/>
-        </w:rPr>
-        <w:t xml:space="preserve"> </w:t>
-      </w:r>
-      <w:r>
-        <w:rPr>
-          <w:rStyle w:val="Strong"/>
-          <w:rFonts w:eastAsia="Arial" w:cs="Arial" w:ascii="Nimbus Sans" w:hAnsi="Nimbus Sans"/>
-          <w:b w:val="false"/>
-          <w:bCs w:val="false"/>
-          <w:kern w:val="0"/>
-          <w:sz w:val="24"/>
-          <w:szCs w:val="24"/>
-          <w:lang w:val="en-GB" w:eastAsia="en-US" w:bidi="ar-SA"/>
-        </w:rPr>
-        <w:t xml:space="preserve">sponsored by </w:t>
-      </w:r>
-      <w:r>
-        <w:rPr>
-          <w:rStyle w:val="Strong"/>
-          <w:rFonts w:eastAsia="Arial" w:cs="Arial" w:ascii="Nimbus Sans" w:hAnsi="Nimbus Sans"/>
-          <w:b w:val="false"/>
-          <w:bCs w:val="false"/>
-          <w:kern w:val="0"/>
-          <w:sz w:val="24"/>
-          <w:szCs w:val="24"/>
-          <w:lang w:val="en-GB" w:eastAsia="en-US" w:bidi="ar-SA"/>
-        </w:rPr>
-        <w:t xml:space="preserve">commercial </w:t>
-      </w:r>
-      <w:r>
-        <w:rPr>
-          <w:rStyle w:val="Strong"/>
-          <w:rFonts w:eastAsia="Arial" w:cs="Arial" w:ascii="Nimbus Sans" w:hAnsi="Nimbus Sans"/>
-          <w:b w:val="false"/>
-          <w:bCs w:val="false"/>
-          <w:kern w:val="0"/>
-          <w:sz w:val="24"/>
-          <w:szCs w:val="24"/>
-          <w:lang w:val="en-GB" w:eastAsia="en-US" w:bidi="ar-SA"/>
-        </w:rPr>
-        <w:t>organisations.</w:t>
+        <w:t>The majority of launches in the 2020s have been sponsored by commercial organisations.</w:t>
       </w:r>
     </w:p>
     <w:p>
@@ -11430,17 +10403,25 @@
         </w:rPr>
       </w:pPr>
       <w:r>
+        <w:rPr>
+          <w:rFonts w:eastAsia="Arial" w:cs="Arial" w:ascii="Nimbus Sans" w:hAnsi="Nimbus Sans"/>
+          <w:b w:val="false"/>
+          <w:bCs w:val="false"/>
+          <w:kern w:val="0"/>
+          <w:sz w:val="24"/>
+          <w:szCs w:val="24"/>
+          <w:lang w:val="en-GB" w:eastAsia="en-US" w:bidi="ar-SA"/>
+        </w:rPr>
+      </w:r>
+    </w:p>
+    <w:p>
+      <w:pPr>
+        <w:pStyle w:val="Normal"/>
+        <w:widowControl/>
+        <w:bidi w:val="0"/>
+        <w:spacing w:before="0" w:after="0"/>
+        <w:jc w:val="both"/>
         <w:rPr/>
-      </w:r>
-    </w:p>
-    <w:p>
-      <w:pPr>
-        <w:pStyle w:val="Normal"/>
-        <w:widowControl/>
-        <w:bidi w:val="0"/>
-        <w:spacing w:before="0" w:after="0"/>
-        <w:jc w:val="both"/>
-        <w:rPr/>
       </w:pPr>
       <w:r>
         <w:rPr>
@@ -11453,20 +10434,7 @@
           <w:szCs w:val="24"/>
           <w:lang w:val="en-GB" w:eastAsia="en-US" w:bidi="ar-SA"/>
         </w:rPr>
-        <w:t>communications satellites, most being part of the Starlink, OneWeb and Flock programs. !</w:t>
-      </w:r>
-      <w:r>
-        <w:rPr>
-          <w:rStyle w:val="Strong"/>
-          <w:rFonts w:eastAsia="Arial" w:cs="Arial" w:ascii="Nimbus Sans" w:hAnsi="Nimbus Sans"/>
-          <w:b w:val="false"/>
-          <w:bCs w:val="false"/>
-          <w:kern w:val="0"/>
-          <w:sz w:val="24"/>
-          <w:szCs w:val="24"/>
-          <w:lang w:val="en-GB" w:eastAsia="en-US" w:bidi="ar-SA"/>
-        </w:rPr>
-        <w:t>Figure</w:t>
+        <w:t>communications satellites, most being part of the Starlink, OneWeb and Flock programs. !Figure</w:t>
       </w:r>
     </w:p>
     <w:p>
@@ -11488,7 +10456,15 @@
         </w:rPr>
       </w:pPr>
       <w:r>
-        <w:rPr/>
+        <w:rPr>
+          <w:rFonts w:eastAsia="Arial" w:cs="Arial" w:ascii="Nimbus Sans" w:hAnsi="Nimbus Sans"/>
+          <w:b w:val="false"/>
+          <w:bCs w:val="false"/>
+          <w:kern w:val="0"/>
+          <w:sz w:val="24"/>
+          <w:szCs w:val="24"/>
+          <w:lang w:val="en-GB" w:eastAsia="en-US" w:bidi="ar-SA"/>
+        </w:rPr>
       </w:r>
     </w:p>
     <w:p>
@@ -11510,7 +10486,15 @@
         </w:rPr>
       </w:pPr>
       <w:r>
-        <w:rPr/>
+        <w:rPr>
+          <w:rFonts w:eastAsia="Arial" w:cs="Arial" w:ascii="Nimbus Sans" w:hAnsi="Nimbus Sans"/>
+          <w:b w:val="false"/>
+          <w:bCs w:val="false"/>
+          <w:kern w:val="0"/>
+          <w:sz w:val="24"/>
+          <w:szCs w:val="24"/>
+          <w:lang w:val="en-GB" w:eastAsia="en-US" w:bidi="ar-SA"/>
+        </w:rPr>
         <w:drawing>
           <wp:anchor behindDoc="0" distT="0" distB="0" distL="0" distR="0" simplePos="0" locked="0" layoutInCell="0" allowOverlap="1" relativeHeight="9">
             <wp:simplePos x="0" y="0"/>
@@ -11523,7 +10507,7 @@
             <wp:extent cx="6120130" cy="3338195"/>
             <wp:effectExtent l="0" t="0" r="0" b="0"/>
             <wp:wrapSquare wrapText="largest"/>
-            <wp:docPr id="9" name="Image5" descr="" title=""/>
+            <wp:docPr id="11" name="Image5" descr="" title=""/>
             <wp:cNvGraphicFramePr>
               <a:graphicFrameLocks xmlns:a="http://schemas.openxmlformats.org/drawingml/2006/main" noChangeAspect="1"/>
             </wp:cNvGraphicFramePr>
@@ -11531,13 +10515,13 @@
               <a:graphicData uri="http://schemas.openxmlformats.org/drawingml/2006/picture">
                 <pic:pic xmlns:pic="http://schemas.openxmlformats.org/drawingml/2006/picture">
                   <pic:nvPicPr>
-                    <pic:cNvPr id="9" name="Image5" descr="" title=""/>
+                    <pic:cNvPr id="11" name="Image5" descr="" title=""/>
                     <pic:cNvPicPr>
                       <a:picLocks noChangeAspect="1" noChangeArrowheads="1"/>
                     </pic:cNvPicPr>
                   </pic:nvPicPr>
                   <pic:blipFill>
-                    <a:blip r:embed="rId11"/>
+                    <a:blip r:embed="rId13"/>
                     <a:stretch>
                       <a:fillRect/>
                     </a:stretch>
@@ -11573,7 +10557,9 @@
       </w:pPr>
       <w:r>
         <w:rPr>
-          <w:lang w:val="en-GB"/>
+          <w:rFonts w:ascii="Nimbus Sans" w:hAnsi="Nimbus Sans"/>
+          <w:sz w:val="24"/>
+          <w:szCs w:val="24"/>
         </w:rPr>
       </w:r>
     </w:p>
@@ -11613,65 +10599,31 @@
       </w:pPr>
       <w:r>
         <w:rPr>
-          <w:lang w:val="en-GB"/>
-        </w:rPr>
-      </w:r>
-    </w:p>
-    <w:p>
-      <w:pPr>
-        <w:pStyle w:val="Normal"/>
-        <w:widowControl/>
-        <w:bidi w:val="0"/>
-        <w:spacing w:before="0" w:after="0"/>
-        <w:jc w:val="both"/>
-        <w:rPr>
-          <w:lang w:val="en-GB"/>
-        </w:rPr>
-      </w:pPr>
-      <w:r>
-        <w:rPr>
-          <w:rFonts w:ascii="Nimbus Sans" w:hAnsi="Nimbus Sans"/>
-          <w:sz w:val="24"/>
-          <w:szCs w:val="24"/>
-          <w:lang w:val="en-GB"/>
-        </w:rPr>
-        <w:t xml:space="preserve">It has experienced incredible growth in the </w:t>
-      </w:r>
-      <w:r>
-        <w:rPr>
-          <w:rFonts w:ascii="Nimbus Sans" w:hAnsi="Nimbus Sans"/>
-          <w:sz w:val="24"/>
-          <w:szCs w:val="24"/>
-          <w:lang w:val="en-GB"/>
-        </w:rPr>
-        <w:t xml:space="preserve">following </w:t>
-      </w:r>
-      <w:r>
-        <w:rPr>
-          <w:rFonts w:ascii="Nimbus Sans" w:hAnsi="Nimbus Sans"/>
-          <w:sz w:val="24"/>
-          <w:szCs w:val="24"/>
-          <w:lang w:val="en-GB"/>
-        </w:rPr>
-        <w:t xml:space="preserve">seven years </w:t>
-      </w:r>
-      <w:r>
-        <w:rPr>
-          <w:rFonts w:ascii="Nimbus Sans" w:hAnsi="Nimbus Sans"/>
-          <w:sz w:val="24"/>
-          <w:szCs w:val="24"/>
-          <w:lang w:val="en-GB"/>
-        </w:rPr>
-        <w:t xml:space="preserve">and there are now </w:t>
-      </w:r>
-      <w:r>
-        <w:rPr>
-          <w:rFonts w:ascii="Nimbus Sans" w:hAnsi="Nimbus Sans"/>
-          <w:sz w:val="24"/>
-          <w:szCs w:val="24"/>
-          <w:lang w:val="en-GB"/>
-        </w:rPr>
-        <w:t>9092 Starlink satellites in orbit</w:t>
+          <w:rFonts w:ascii="Nimbus Sans" w:hAnsi="Nimbus Sans"/>
+          <w:sz w:val="24"/>
+          <w:szCs w:val="24"/>
+        </w:rPr>
+      </w:r>
+    </w:p>
+    <w:p>
+      <w:pPr>
+        <w:pStyle w:val="Normal"/>
+        <w:widowControl/>
+        <w:bidi w:val="0"/>
+        <w:spacing w:before="0" w:after="0"/>
+        <w:jc w:val="both"/>
+        <w:rPr>
+          <w:lang w:val="en-GB"/>
+        </w:rPr>
+      </w:pPr>
+      <w:r>
+        <w:rPr>
+          <w:rFonts w:ascii="Nimbus Sans" w:hAnsi="Nimbus Sans"/>
+          <w:sz w:val="24"/>
+          <w:szCs w:val="24"/>
+          <w:lang w:val="en-GB"/>
+        </w:rPr>
+        <w:t>It has experienced incredible growth in the following seven years and there are now 9092 Starlink satellites in orbit</w:t>
       </w:r>
       <w:r>
         <w:rPr>
@@ -11703,16 +10655,7 @@
           <w:szCs w:val="24"/>
           <w:lang w:val="en-GB"/>
         </w:rPr>
-        <w:t xml:space="preserve">The company </w:t>
-      </w:r>
-      <w:r>
-        <w:rPr>
-          <w:rFonts w:ascii="Nimbus Sans" w:hAnsi="Nimbus Sans"/>
-          <w:sz w:val="24"/>
-          <w:szCs w:val="24"/>
-          <w:lang w:val="en-GB"/>
-        </w:rPr>
-        <w:t xml:space="preserve">aims to launch many more Starlink satellites to increase coverage and bandwidth for global Internet access, and to improve cellular phone communications. </w:t>
+        <w:t xml:space="preserve">The company aims to launch many more Starlink satellites to increase coverage and bandwidth for global Internet access, and to improve cellular phone communications. </w:t>
       </w:r>
       <w:r>
         <w:rPr>
@@ -11771,8 +10714,47 @@
           <w:szCs w:val="24"/>
           <w:lang w:val="en-GB" w:eastAsia="en-US" w:bidi="ar-SA"/>
         </w:rPr>
-        <w:t xml:space="preserve">Earlier in the Starlink program </w:t>
-      </w:r>
+        <w:t>Earlier in the Starlink program in around 2019, each Falcon 9 launch carried up to sixty satellites per flight. This number has decreased over time due to the satellites becoming larger and more capable. As of October 2025, SpaceX typically launches 28 Starlink satellites per mission. (Robinson-Smith 2025).</w:t>
+      </w:r>
+    </w:p>
+    <w:p>
+      <w:pPr>
+        <w:pStyle w:val="Normal"/>
+        <w:widowControl/>
+        <w:bidi w:val="0"/>
+        <w:spacing w:before="0" w:after="0"/>
+        <w:jc w:val="both"/>
+        <w:rPr>
+          <w:rFonts w:ascii="Nimbus Sans" w:hAnsi="Nimbus Sans" w:eastAsia="Arial" w:cs="Arial"/>
+          <w:b w:val="false"/>
+          <w:bCs w:val="false"/>
+          <w:kern w:val="0"/>
+          <w:sz w:val="24"/>
+          <w:szCs w:val="24"/>
+          <w:lang w:val="en-GB" w:eastAsia="en-US" w:bidi="ar-SA"/>
+        </w:rPr>
+      </w:pPr>
+      <w:r>
+        <w:rPr>
+          <w:rFonts w:eastAsia="Arial" w:cs="Arial" w:ascii="Nimbus Sans" w:hAnsi="Nimbus Sans"/>
+          <w:b w:val="false"/>
+          <w:bCs w:val="false"/>
+          <w:kern w:val="0"/>
+          <w:sz w:val="24"/>
+          <w:szCs w:val="24"/>
+          <w:lang w:val="en-GB" w:eastAsia="en-US" w:bidi="ar-SA"/>
+        </w:rPr>
+      </w:r>
+    </w:p>
+    <w:p>
+      <w:pPr>
+        <w:pStyle w:val="Normal"/>
+        <w:widowControl/>
+        <w:bidi w:val="0"/>
+        <w:spacing w:before="0" w:after="0"/>
+        <w:jc w:val="both"/>
+        <w:rPr/>
+      </w:pPr>
       <w:r>
         <w:rPr>
           <w:rStyle w:val="Strong"/>
@@ -11784,111 +10766,7 @@
           <w:szCs w:val="24"/>
           <w:lang w:val="en-GB" w:eastAsia="en-US" w:bidi="ar-SA"/>
         </w:rPr>
-        <w:t xml:space="preserve">in </w:t>
-      </w:r>
-      <w:r>
-        <w:rPr>
-          <w:rStyle w:val="Strong"/>
-          <w:rFonts w:eastAsia="Arial" w:cs="Arial" w:ascii="Nimbus Sans" w:hAnsi="Nimbus Sans"/>
-          <w:b w:val="false"/>
-          <w:bCs w:val="false"/>
-          <w:kern w:val="0"/>
-          <w:sz w:val="24"/>
-          <w:szCs w:val="24"/>
-          <w:lang w:val="en-GB" w:eastAsia="en-US" w:bidi="ar-SA"/>
-        </w:rPr>
-        <w:t xml:space="preserve">around 2019, each Falcon 9 launch carried up to sixty satellites per flight. This number has decreased over time due to the satellites becoming larger and more capable. As of October 2025, SpaceX typically launches 28 Starlink satellites per mission. </w:t>
-      </w:r>
-      <w:r>
-        <w:rPr>
-          <w:rStyle w:val="Strong"/>
-          <w:rFonts w:eastAsia="Arial" w:cs="Arial" w:ascii="Nimbus Sans" w:hAnsi="Nimbus Sans"/>
-          <w:b w:val="false"/>
-          <w:bCs w:val="false"/>
-          <w:kern w:val="0"/>
-          <w:sz w:val="24"/>
-          <w:szCs w:val="24"/>
-          <w:lang w:val="en-GB" w:eastAsia="en-US" w:bidi="ar-SA"/>
-        </w:rPr>
-        <w:t>(Robinson-Smith 2025).</w:t>
-      </w:r>
-    </w:p>
-    <w:p>
-      <w:pPr>
-        <w:pStyle w:val="Normal"/>
-        <w:widowControl/>
-        <w:bidi w:val="0"/>
-        <w:spacing w:before="0" w:after="0"/>
-        <w:jc w:val="both"/>
-        <w:rPr>
-          <w:rFonts w:ascii="Nimbus Sans" w:hAnsi="Nimbus Sans" w:eastAsia="Arial" w:cs="Arial"/>
-          <w:b w:val="false"/>
-          <w:bCs w:val="false"/>
-          <w:kern w:val="0"/>
-          <w:sz w:val="24"/>
-          <w:szCs w:val="24"/>
-          <w:lang w:val="en-GB" w:eastAsia="en-US" w:bidi="ar-SA"/>
-        </w:rPr>
-      </w:pPr>
-      <w:r>
-        <w:rPr>
-          <w:rFonts w:eastAsia="Arial" w:cs="Arial" w:ascii="Nimbus Sans" w:hAnsi="Nimbus Sans"/>
-          <w:b w:val="false"/>
-          <w:bCs w:val="false"/>
-          <w:kern w:val="0"/>
-          <w:sz w:val="24"/>
-          <w:szCs w:val="24"/>
-          <w:lang w:val="en-GB" w:eastAsia="en-US" w:bidi="ar-SA"/>
-        </w:rPr>
-      </w:r>
-    </w:p>
-    <w:p>
-      <w:pPr>
-        <w:pStyle w:val="Normal"/>
-        <w:widowControl/>
-        <w:bidi w:val="0"/>
-        <w:spacing w:before="0" w:after="0"/>
-        <w:jc w:val="both"/>
-        <w:rPr/>
-      </w:pPr>
-      <w:r>
-        <w:rPr>
-          <w:rStyle w:val="Strong"/>
-          <w:rFonts w:eastAsia="Arial" w:cs="Arial" w:ascii="Nimbus Sans" w:hAnsi="Nimbus Sans"/>
-          <w:b w:val="false"/>
-          <w:bCs w:val="false"/>
-          <w:kern w:val="0"/>
-          <w:sz w:val="24"/>
-          <w:szCs w:val="24"/>
-          <w:lang w:val="en-GB" w:eastAsia="en-US" w:bidi="ar-SA"/>
-        </w:rPr>
-        <w:t xml:space="preserve">As a side issue, each Falcon 9 launch emits approximately 336 metric tons of CO₂, contributing to climate change. (Franklin-Cheung </w:t>
-      </w:r>
-      <w:r>
-        <w:rPr>
-          <w:rStyle w:val="Strong"/>
-          <w:rFonts w:eastAsia="Arial" w:cs="Arial" w:ascii="Nimbus Sans" w:hAnsi="Nimbus Sans"/>
-          <w:b w:val="false"/>
-          <w:bCs w:val="false"/>
-          <w:kern w:val="0"/>
-          <w:sz w:val="24"/>
-          <w:szCs w:val="24"/>
-          <w:lang w:val="en-GB" w:eastAsia="en-US" w:bidi="ar-SA"/>
-        </w:rPr>
-        <w:t>2020</w:t>
-      </w:r>
-      <w:r>
-        <w:rPr>
-          <w:rStyle w:val="Strong"/>
-          <w:rFonts w:eastAsia="Arial" w:cs="Arial" w:ascii="Nimbus Sans" w:hAnsi="Nimbus Sans"/>
-          <w:b w:val="false"/>
-          <w:bCs w:val="false"/>
-          <w:kern w:val="0"/>
-          <w:sz w:val="24"/>
-          <w:szCs w:val="24"/>
-          <w:lang w:val="en-GB" w:eastAsia="en-US" w:bidi="ar-SA"/>
-        </w:rPr>
-        <w:t>)</w:t>
+        <w:t>As a side issue, each Falcon 9 launch emits approximately 336 metric tons of CO₂, contributing to climate change. (Franklin-Cheung 2020)</w:t>
       </w:r>
     </w:p>
     <w:p>
@@ -11910,7 +10788,15 @@
         </w:rPr>
       </w:pPr>
       <w:r>
-        <w:rPr/>
+        <w:rPr>
+          <w:rFonts w:eastAsia="Arial" w:cs="Arial" w:ascii="Nimbus Sans" w:hAnsi="Nimbus Sans"/>
+          <w:b w:val="false"/>
+          <w:bCs w:val="false"/>
+          <w:kern w:val="0"/>
+          <w:sz w:val="24"/>
+          <w:szCs w:val="24"/>
+          <w:lang w:val="en-GB" w:eastAsia="en-US" w:bidi="ar-SA"/>
+        </w:rPr>
       </w:r>
     </w:p>
     <w:p>
@@ -12006,13 +10892,19 @@
           <w:numId w:val="0"/>
         </w:numPr>
         <w:suppressAutoHyphens w:val="true"/>
+        <w:ind w:hanging="0" w:start="0"/>
         <w:jc w:val="start"/>
         <w:rPr>
           <w:rStyle w:val="Strong"/>
-        </w:rPr>
-      </w:pPr>
-      <w:r>
-        <w:rPr/>
+          <w:b w:val="false"/>
+          <w:bCs w:val="false"/>
+        </w:rPr>
+      </w:pPr>
+      <w:r>
+        <w:rPr>
+          <w:b w:val="false"/>
+          <w:bCs w:val="false"/>
+        </w:rPr>
       </w:r>
       <w:r>
         <w:br w:type="page"/>
@@ -12025,11 +10917,12 @@
           <w:ilvl w:val="1"/>
           <w:numId w:val="1"/>
         </w:numPr>
+        <w:spacing w:before="0" w:after="120"/>
         <w:ind w:hanging="0" w:start="0"/>
         <w:rPr/>
       </w:pPr>
-      <w:bookmarkStart w:id="23" w:name="__RefHeading___Toc3797_3613666628"/>
-      <w:bookmarkEnd w:id="23"/>
+      <w:bookmarkStart w:id="24" w:name="__RefHeading___Toc3797_3613666628"/>
+      <w:bookmarkEnd w:id="24"/>
       <w:r>
         <w:rPr>
           <w:rStyle w:val="Strong"/>
@@ -12279,7 +11172,15 @@
         </w:rPr>
       </w:pPr>
       <w:r>
-        <w:rPr/>
+        <w:rPr>
+          <w:rFonts w:eastAsia="Arial" w:cs="Arial" w:ascii="Nimbus Sans" w:hAnsi="Nimbus Sans"/>
+          <w:b w:val="false"/>
+          <w:bCs w:val="false"/>
+          <w:kern w:val="0"/>
+          <w:sz w:val="24"/>
+          <w:szCs w:val="24"/>
+          <w:lang w:val="en-GB" w:eastAsia="en-US" w:bidi="ar-SA"/>
+        </w:rPr>
       </w:r>
     </w:p>
     <w:p>
@@ -12688,20 +11589,7 @@
           <w:szCs w:val="24"/>
           <w:lang w:val="en-GB" w:eastAsia="en-US" w:bidi="ar-SA"/>
         </w:rPr>
-        <w:t xml:space="preserve">Summary – include </w:t>
-      </w:r>
-      <w:r>
-        <w:rPr>
-          <w:rStyle w:val="Strong"/>
-          <w:rFonts w:eastAsia="Arial" w:cs="Arial" w:ascii="Nimbus Sans" w:hAnsi="Nimbus Sans"/>
-          <w:b w:val="false"/>
-          <w:bCs w:val="false"/>
-          <w:kern w:val="0"/>
-          <w:sz w:val="24"/>
-          <w:szCs w:val="24"/>
-          <w:lang w:val="en-GB" w:eastAsia="en-US" w:bidi="ar-SA"/>
-        </w:rPr>
-        <w:t>Recent Events</w:t>
+        <w:t>Summary – include Recent Events</w:t>
       </w:r>
     </w:p>
     <w:p>
@@ -13159,8 +12047,8 @@
         <w:ind w:hanging="0" w:start="0"/>
         <w:rPr/>
       </w:pPr>
-      <w:bookmarkStart w:id="24" w:name="__RefHeading___Toc1784_3613666628"/>
-      <w:bookmarkEnd w:id="24"/>
+      <w:bookmarkStart w:id="25" w:name="__RefHeading___Toc1784_3613666628"/>
+      <w:bookmarkEnd w:id="25"/>
       <w:r>
         <w:rPr/>
         <w:t>References:</w:t>
@@ -13351,7 +12239,7 @@
         </w:rPr>
         <w:t xml:space="preserve">Johnson 2013: </w:t>
       </w:r>
-      <w:hyperlink r:id="rId12">
+      <w:hyperlink r:id="rId14">
         <w:r>
           <w:rPr>
             <w:rStyle w:val="Hyperlink"/>
@@ -13372,17 +12260,7 @@
           <w:szCs w:val="24"/>
           <w:lang w:val="en-GB" w:eastAsia="en-US" w:bidi="ar-SA"/>
         </w:rPr>
-        <w:t xml:space="preserve">  </w:t>
-      </w:r>
-      <w:r>
-        <w:rPr>
-          <w:rFonts w:eastAsia="Arial" w:ascii="Nimbus Sans" w:hAnsi="Nimbus Sans"/>
-          <w:kern w:val="0"/>
-          <w:sz w:val="24"/>
-          <w:szCs w:val="24"/>
-          <w:lang w:val="en-GB" w:eastAsia="en-US" w:bidi="ar-SA"/>
-        </w:rPr>
-        <w:t>about The Collision of Iridium 33 and Cosmos 2251: The Shape of Things to Come</w:t>
+        <w:t xml:space="preserve">  about The Collision of Iridium 33 and Cosmos 2251: The Shape of Things to Come</w:t>
       </w:r>
     </w:p>
     <w:p>
@@ -13517,7 +12395,7 @@
         <w:jc w:val="both"/>
         <w:rPr/>
       </w:pPr>
-      <w:hyperlink r:id="rId13">
+      <w:hyperlink r:id="rId15">
         <w:r>
           <w:rPr>
             <w:rStyle w:val="Hyperlink"/>
@@ -13822,7 +12700,7 @@
         </w:rPr>
         <w:t xml:space="preserve">Kelvey, 2024: </w:t>
       </w:r>
-      <w:hyperlink r:id="rId14">
+      <w:hyperlink r:id="rId16">
         <w:r>
           <w:rPr>
             <w:rStyle w:val="Hyperlink"/>
@@ -13845,18 +12723,16 @@
         <w:br/>
         <w:t xml:space="preserve">NASA 2024: </w:t>
       </w:r>
-      <w:hyperlink r:id="rId16">
-        <w:r>
-          <w:rPr>
-            <w:rStyle w:val="Hyperlink"/>
-            <w:rFonts w:cs="Arial" w:ascii="Nimbus Sans" w:hAnsi="Nimbus Sans"/>
-            <w:sz w:val="24"/>
-            <w:szCs w:val="24"/>
-            <w:lang w:val="en-GB"/>
-          </w:rPr>
-          <w:t>https://svs.gsfc.nasa.gov/52581</w:t>
-        </w:r>
-      </w:hyperlink>
+      <w:r>
+        <w:rPr>
+          <w:rStyle w:val="Hyperlink"/>
+          <w:rFonts w:cs="Arial" w:ascii="Nimbus Sans" w:hAnsi="Nimbus Sans"/>
+          <w:sz w:val="24"/>
+          <w:szCs w:val="24"/>
+          <w:lang w:val="en-GB"/>
+        </w:rPr>
+        <w:t>https://svs.gsfc.nasa.gov/52581</w:t>
+      </w:r>
     </w:p>
     <w:p>
       <w:pPr>
@@ -13877,7 +12753,9 @@
       </w:pPr>
       <w:r>
         <w:rPr>
-          <w:lang w:val="en-GB"/>
+          <w:rFonts w:cs="Arial" w:ascii="Nimbus Sans" w:hAnsi="Nimbus Sans"/>
+          <w:sz w:val="24"/>
+          <w:szCs w:val="24"/>
         </w:rPr>
       </w:r>
     </w:p>
@@ -13900,7 +12778,9 @@
       </w:pPr>
       <w:r>
         <w:rPr>
-          <w:lang w:val="en-GB"/>
+          <w:rFonts w:cs="Arial" w:ascii="Nimbus Sans" w:hAnsi="Nimbus Sans"/>
+          <w:sz w:val="24"/>
+          <w:szCs w:val="24"/>
         </w:rPr>
       </w:r>
     </w:p>
@@ -13923,7 +12803,9 @@
       </w:pPr>
       <w:r>
         <w:rPr>
-          <w:lang w:val="en-GB"/>
+          <w:rFonts w:cs="Arial" w:ascii="Nimbus Sans" w:hAnsi="Nimbus Sans"/>
+          <w:sz w:val="24"/>
+          <w:szCs w:val="24"/>
         </w:rPr>
       </w:r>
     </w:p>
@@ -13996,7 +12878,9 @@
       </w:pPr>
       <w:r>
         <w:rPr>
-          <w:lang w:val="en-GB"/>
+          <w:rFonts w:cs="Arial" w:ascii="Nimbus Sans" w:hAnsi="Nimbus Sans"/>
+          <w:sz w:val="24"/>
+          <w:szCs w:val="24"/>
         </w:rPr>
       </w:r>
     </w:p>
@@ -14019,7 +12903,9 @@
       </w:pPr>
       <w:r>
         <w:rPr>
-          <w:lang w:val="en-GB"/>
+          <w:rFonts w:cs="Arial" w:ascii="Nimbus Sans" w:hAnsi="Nimbus Sans"/>
+          <w:sz w:val="24"/>
+          <w:szCs w:val="24"/>
         </w:rPr>
       </w:r>
     </w:p>
@@ -14067,7 +12953,9 @@
       </w:pPr>
       <w:r>
         <w:rPr>
-          <w:lang w:val="en-GB"/>
+          <w:rFonts w:cs="Arial" w:ascii="Nimbus Sans" w:hAnsi="Nimbus Sans"/>
+          <w:sz w:val="24"/>
+          <w:szCs w:val="24"/>
         </w:rPr>
       </w:r>
     </w:p>
@@ -14115,7 +13003,9 @@
       </w:pPr>
       <w:r>
         <w:rPr>
-          <w:lang w:val="en-GB"/>
+          <w:rFonts w:cs="Arial" w:ascii="Nimbus Sans" w:hAnsi="Nimbus Sans"/>
+          <w:sz w:val="24"/>
+          <w:szCs w:val="24"/>
         </w:rPr>
       </w:r>
     </w:p>
@@ -14138,7 +13028,9 @@
       </w:pPr>
       <w:r>
         <w:rPr>
-          <w:lang w:val="en-GB"/>
+          <w:rFonts w:cs="Arial" w:ascii="Nimbus Sans" w:hAnsi="Nimbus Sans"/>
+          <w:sz w:val="24"/>
+          <w:szCs w:val="24"/>
         </w:rPr>
       </w:r>
     </w:p>
@@ -14236,7 +13128,9 @@
       </w:pPr>
       <w:r>
         <w:rPr>
-          <w:lang w:val="en-GB"/>
+          <w:rFonts w:cs="Arial" w:ascii="Nimbus Sans" w:hAnsi="Nimbus Sans"/>
+          <w:sz w:val="24"/>
+          <w:szCs w:val="24"/>
         </w:rPr>
       </w:r>
     </w:p>
@@ -14259,7 +13153,9 @@
       </w:pPr>
       <w:r>
         <w:rPr>
-          <w:lang w:val="en-GB"/>
+          <w:rFonts w:cs="Arial" w:ascii="Nimbus Sans" w:hAnsi="Nimbus Sans"/>
+          <w:sz w:val="24"/>
+          <w:szCs w:val="24"/>
         </w:rPr>
       </w:r>
     </w:p>
@@ -14282,7 +13178,9 @@
       </w:pPr>
       <w:r>
         <w:rPr>
-          <w:lang w:val="en-GB"/>
+          <w:rFonts w:cs="Arial" w:ascii="Nimbus Sans" w:hAnsi="Nimbus Sans"/>
+          <w:sz w:val="24"/>
+          <w:szCs w:val="24"/>
         </w:rPr>
       </w:r>
     </w:p>
@@ -14355,7 +13253,9 @@
       </w:pPr>
       <w:r>
         <w:rPr>
-          <w:lang w:val="en-GB"/>
+          <w:rFonts w:cs="Arial" w:ascii="Nimbus Sans" w:hAnsi="Nimbus Sans"/>
+          <w:sz w:val="24"/>
+          <w:szCs w:val="24"/>
         </w:rPr>
       </w:r>
     </w:p>
@@ -14378,7 +13278,9 @@
       </w:pPr>
       <w:r>
         <w:rPr>
-          <w:lang w:val="en-GB"/>
+          <w:rFonts w:cs="Arial" w:ascii="Nimbus Sans" w:hAnsi="Nimbus Sans"/>
+          <w:sz w:val="24"/>
+          <w:szCs w:val="24"/>
         </w:rPr>
       </w:r>
     </w:p>
@@ -14476,7 +13378,9 @@
       </w:pPr>
       <w:r>
         <w:rPr>
-          <w:lang w:val="en-GB"/>
+          <w:rFonts w:cs="Arial" w:ascii="Nimbus Sans" w:hAnsi="Nimbus Sans"/>
+          <w:sz w:val="24"/>
+          <w:szCs w:val="24"/>
         </w:rPr>
       </w:r>
     </w:p>
@@ -14524,7 +13428,9 @@
       </w:pPr>
       <w:r>
         <w:rPr>
-          <w:lang w:val="en-GB"/>
+          <w:rFonts w:cs="Arial" w:ascii="Nimbus Sans" w:hAnsi="Nimbus Sans"/>
+          <w:sz w:val="24"/>
+          <w:szCs w:val="24"/>
         </w:rPr>
       </w:r>
     </w:p>
@@ -14572,40 +13478,6 @@
       <w:jc w:val="center"/>
       <w:rPr/>
     </w:pPr>
-    <w:bookmarkStart w:id="25" w:name="PageNumWizard_FOOTER_Default_Page_Style1"/>
-    <w:r>
-      <w:rPr/>
-      <w:fldChar w:fldCharType="begin"/>
-    </w:r>
-    <w:r>
-      <w:rPr/>
-      <w:instrText xml:space="preserve"> PAGE </w:instrText>
-    </w:r>
-    <w:r>
-      <w:rPr/>
-      <w:fldChar w:fldCharType="separate"/>
-    </w:r>
-    <w:r>
-      <w:rPr/>
-      <w:t>1</w:t>
-    </w:r>
-    <w:r>
-      <w:rPr/>
-      <w:fldChar w:fldCharType="end"/>
-    </w:r>
-    <w:bookmarkEnd w:id="25"/>
-  </w:p>
-</w:ftr>
-</file>
-
-<file path=word/footer3.xml><?xml version="1.0" encoding="utf-8"?>
-<w:ftr xmlns:o="urn:schemas-microsoft-com:office:office" xmlns:r="http://schemas.openxmlformats.org/officeDocument/2006/relationships" xmlns:v="urn:schemas-microsoft-com:vml" xmlns:w="http://schemas.openxmlformats.org/wordprocessingml/2006/main" xmlns:w10="urn:schemas-microsoft-com:office:word" xmlns:wp="http://schemas.openxmlformats.org/drawingml/2006/wordprocessingDrawing" xmlns:wps="http://schemas.microsoft.com/office/word/2010/wordprocessingShape" xmlns:wpg="http://schemas.microsoft.com/office/word/2010/wordprocessingGroup" xmlns:mc="http://schemas.openxmlformats.org/markup-compatibility/2006" xmlns:wp14="http://schemas.microsoft.com/office/word/2010/wordprocessingDrawing" xmlns:w14="http://schemas.microsoft.com/office/word/2010/wordml" xmlns:w15="http://schemas.microsoft.com/office/word/2012/wordml" mc:Ignorable="w14 wp14 w15">
-  <w:p>
-    <w:pPr>
-      <w:pStyle w:val="Footer"/>
-      <w:jc w:val="center"/>
-      <w:rPr/>
-    </w:pPr>
     <w:bookmarkStart w:id="26" w:name="PageNumWizard_FOOTER_Default_Page_Style1"/>
     <w:r>
       <w:rPr/>
@@ -14621,13 +13493,47 @@
     </w:r>
     <w:r>
       <w:rPr/>
-      <w:t>1</w:t>
+      <w:t>24</w:t>
     </w:r>
     <w:r>
       <w:rPr/>
       <w:fldChar w:fldCharType="end"/>
     </w:r>
     <w:bookmarkEnd w:id="26"/>
+  </w:p>
+</w:ftr>
+</file>
+
+<file path=word/footer3.xml><?xml version="1.0" encoding="utf-8"?>
+<w:ftr xmlns:o="urn:schemas-microsoft-com:office:office" xmlns:r="http://schemas.openxmlformats.org/officeDocument/2006/relationships" xmlns:v="urn:schemas-microsoft-com:vml" xmlns:w="http://schemas.openxmlformats.org/wordprocessingml/2006/main" xmlns:w10="urn:schemas-microsoft-com:office:word" xmlns:wp="http://schemas.openxmlformats.org/drawingml/2006/wordprocessingDrawing" xmlns:wps="http://schemas.microsoft.com/office/word/2010/wordprocessingShape" xmlns:wpg="http://schemas.microsoft.com/office/word/2010/wordprocessingGroup" xmlns:mc="http://schemas.openxmlformats.org/markup-compatibility/2006" xmlns:wp14="http://schemas.microsoft.com/office/word/2010/wordprocessingDrawing" xmlns:w14="http://schemas.microsoft.com/office/word/2010/wordml" xmlns:w15="http://schemas.microsoft.com/office/word/2012/wordml" mc:Ignorable="w14 wp14 w15">
+  <w:p>
+    <w:pPr>
+      <w:pStyle w:val="Footer"/>
+      <w:jc w:val="center"/>
+      <w:rPr/>
+    </w:pPr>
+    <w:bookmarkStart w:id="27" w:name="PageNumWizard_FOOTER_Default_Page_Style1"/>
+    <w:r>
+      <w:rPr/>
+      <w:fldChar w:fldCharType="begin"/>
+    </w:r>
+    <w:r>
+      <w:rPr/>
+      <w:instrText xml:space="preserve"> PAGE </w:instrText>
+    </w:r>
+    <w:r>
+      <w:rPr/>
+      <w:fldChar w:fldCharType="separate"/>
+    </w:r>
+    <w:r>
+      <w:rPr/>
+      <w:t>24</w:t>
+    </w:r>
+    <w:r>
+      <w:rPr/>
+      <w:fldChar w:fldCharType="end"/>
+    </w:r>
+    <w:bookmarkEnd w:id="27"/>
   </w:p>
 </w:ftr>
 </file>
@@ -15595,6 +14501,143 @@
   <w:abstractNum w:abstractNumId="7">
     <w:lvl w:ilvl="0">
       <w:start w:val="1"/>
+      <w:numFmt w:val="bullet"/>
+      <w:lvlText w:val=""/>
+      <w:lvlJc w:val="start"/>
+      <w:pPr>
+        <w:tabs>
+          <w:tab w:val="num" w:pos="720"/>
+        </w:tabs>
+        <w:ind w:start="720" w:hanging="360"/>
+      </w:pPr>
+      <w:rPr>
+        <w:rFonts w:ascii="Symbol" w:hAnsi="Symbol" w:cs="Symbol" w:hint="default"/>
+      </w:rPr>
+    </w:lvl>
+    <w:lvl w:ilvl="1">
+      <w:start w:val="1"/>
+      <w:numFmt w:val="bullet"/>
+      <w:lvlText w:val="◦"/>
+      <w:lvlJc w:val="start"/>
+      <w:pPr>
+        <w:tabs>
+          <w:tab w:val="num" w:pos="1080"/>
+        </w:tabs>
+        <w:ind w:start="1080" w:hanging="360"/>
+      </w:pPr>
+      <w:rPr>
+        <w:rFonts w:ascii="OpenSymbol" w:hAnsi="OpenSymbol" w:cs="OpenSymbol" w:hint="default"/>
+      </w:rPr>
+    </w:lvl>
+    <w:lvl w:ilvl="2">
+      <w:start w:val="1"/>
+      <w:numFmt w:val="bullet"/>
+      <w:lvlText w:val="▪"/>
+      <w:lvlJc w:val="start"/>
+      <w:pPr>
+        <w:tabs>
+          <w:tab w:val="num" w:pos="1440"/>
+        </w:tabs>
+        <w:ind w:start="1440" w:hanging="360"/>
+      </w:pPr>
+      <w:rPr>
+        <w:rFonts w:ascii="OpenSymbol" w:hAnsi="OpenSymbol" w:cs="OpenSymbol" w:hint="default"/>
+      </w:rPr>
+    </w:lvl>
+    <w:lvl w:ilvl="3">
+      <w:start w:val="1"/>
+      <w:numFmt w:val="bullet"/>
+      <w:lvlText w:val=""/>
+      <w:lvlJc w:val="start"/>
+      <w:pPr>
+        <w:tabs>
+          <w:tab w:val="num" w:pos="1800"/>
+        </w:tabs>
+        <w:ind w:start="1800" w:hanging="360"/>
+      </w:pPr>
+      <w:rPr>
+        <w:rFonts w:ascii="Symbol" w:hAnsi="Symbol" w:cs="Symbol" w:hint="default"/>
+      </w:rPr>
+    </w:lvl>
+    <w:lvl w:ilvl="4">
+      <w:start w:val="1"/>
+      <w:numFmt w:val="bullet"/>
+      <w:lvlText w:val="◦"/>
+      <w:lvlJc w:val="start"/>
+      <w:pPr>
+        <w:tabs>
+          <w:tab w:val="num" w:pos="2160"/>
+        </w:tabs>
+        <w:ind w:start="2160" w:hanging="360"/>
+      </w:pPr>
+      <w:rPr>
+        <w:rFonts w:ascii="OpenSymbol" w:hAnsi="OpenSymbol" w:cs="OpenSymbol" w:hint="default"/>
+      </w:rPr>
+    </w:lvl>
+    <w:lvl w:ilvl="5">
+      <w:start w:val="1"/>
+      <w:numFmt w:val="bullet"/>
+      <w:lvlText w:val="▪"/>
+      <w:lvlJc w:val="start"/>
+      <w:pPr>
+        <w:tabs>
+          <w:tab w:val="num" w:pos="2520"/>
+        </w:tabs>
+        <w:ind w:start="2520" w:hanging="360"/>
+      </w:pPr>
+      <w:rPr>
+        <w:rFonts w:ascii="OpenSymbol" w:hAnsi="OpenSymbol" w:cs="OpenSymbol" w:hint="default"/>
+      </w:rPr>
+    </w:lvl>
+    <w:lvl w:ilvl="6">
+      <w:start w:val="1"/>
+      <w:numFmt w:val="bullet"/>
+      <w:lvlText w:val=""/>
+      <w:lvlJc w:val="start"/>
+      <w:pPr>
+        <w:tabs>
+          <w:tab w:val="num" w:pos="2880"/>
+        </w:tabs>
+        <w:ind w:start="2880" w:hanging="360"/>
+      </w:pPr>
+      <w:rPr>
+        <w:rFonts w:ascii="Symbol" w:hAnsi="Symbol" w:cs="Symbol" w:hint="default"/>
+      </w:rPr>
+    </w:lvl>
+    <w:lvl w:ilvl="7">
+      <w:start w:val="1"/>
+      <w:numFmt w:val="bullet"/>
+      <w:lvlText w:val="◦"/>
+      <w:lvlJc w:val="start"/>
+      <w:pPr>
+        <w:tabs>
+          <w:tab w:val="num" w:pos="3240"/>
+        </w:tabs>
+        <w:ind w:start="3240" w:hanging="360"/>
+      </w:pPr>
+      <w:rPr>
+        <w:rFonts w:ascii="OpenSymbol" w:hAnsi="OpenSymbol" w:cs="OpenSymbol" w:hint="default"/>
+      </w:rPr>
+    </w:lvl>
+    <w:lvl w:ilvl="8">
+      <w:start w:val="1"/>
+      <w:numFmt w:val="bullet"/>
+      <w:lvlText w:val="▪"/>
+      <w:lvlJc w:val="start"/>
+      <w:pPr>
+        <w:tabs>
+          <w:tab w:val="num" w:pos="3600"/>
+        </w:tabs>
+        <w:ind w:start="3600" w:hanging="360"/>
+      </w:pPr>
+      <w:rPr>
+        <w:rFonts w:ascii="OpenSymbol" w:hAnsi="OpenSymbol" w:cs="OpenSymbol" w:hint="default"/>
+      </w:rPr>
+    </w:lvl>
+  </w:abstractNum>
+  <w:abstractNum w:abstractNumId="8">
+    <w:lvl w:ilvl="0">
+      <w:start w:val="1"/>
       <w:numFmt w:val="none"/>
       <w:suff w:val="nothing"/>
       <w:lvlText w:val=""/>
@@ -15731,6 +14774,9 @@
   </w:num>
   <w:num w:numId="7">
     <w:abstractNumId w:val="7"/>
+  </w:num>
+  <w:num w:numId="8">
+    <w:abstractNumId w:val="8"/>
   </w:num>
 </w:numbering>
 </file>
@@ -15878,7 +14924,9 @@
   <w:style w:type="character" w:styleId="EndnoteCharacters">
     <w:name w:val="Endnote Characters"/>
     <w:qFormat/>
-    <w:rPr/>
+    <w:rPr>
+      <w:vertAlign w:val="superscript"/>
+    </w:rPr>
   </w:style>
   <w:style w:type="character" w:styleId="EndnoteReference">
     <w:name w:val="Endnote Reference"/>

--- a/assessment/writ1/dat5001-tomrowan-st20285213-writ1.docx
+++ b/assessment/writ1/dat5001-tomrowan-st20285213-writ1.docx
@@ -83,6 +83,9 @@
           </w:tcPr>
           <w:p>
             <w:r>
+              <w:rPr>
+                <w:noProof/>
+              </w:rPr>
               <mc:AlternateContent>
                 <mc:Choice Requires="wps">
                   <w:drawing>
@@ -212,7 +215,7 @@
             </w:pPr>
             <w:bookmarkStart w:id="0" w:name="_Toc155876009"/>
             <w:bookmarkStart w:id="1" w:name="_Toc199754777"/>
-            <w:bookmarkStart w:id="2" w:name="_Toc215671816"/>
+            <w:bookmarkStart w:id="2" w:name="_Toc215672571"/>
             <w:r>
               <w:t>Course Details</w:t>
             </w:r>
@@ -295,7 +298,7 @@
               <w:pStyle w:val="Heading1"/>
             </w:pPr>
             <w:bookmarkStart w:id="3" w:name="_Toc199754778"/>
-            <w:bookmarkStart w:id="4" w:name="_Toc215671817"/>
+            <w:bookmarkStart w:id="4" w:name="_Toc215672572"/>
             <w:r>
               <w:t>Student Details</w:t>
             </w:r>
@@ -329,7 +332,7 @@
             </w:pPr>
             <w:bookmarkStart w:id="5" w:name="_Toc155876011"/>
             <w:bookmarkStart w:id="6" w:name="_Toc199754779"/>
-            <w:bookmarkStart w:id="7" w:name="_Toc215671818"/>
+            <w:bookmarkStart w:id="7" w:name="_Toc215672573"/>
             <w:r>
               <w:t>Project Tutor</w:t>
             </w:r>
@@ -364,6 +367,8 @@
       <w:sdtPr>
         <w:rPr>
           <w:rFonts w:ascii="Liberation Serif" w:eastAsia="Noto Serif CJK SC" w:hAnsi="Liberation Serif"/>
+          <w:b w:val="0"/>
+          <w:bCs w:val="0"/>
           <w:sz w:val="24"/>
           <w:szCs w:val="24"/>
         </w:rPr>
@@ -376,8 +381,6 @@
       <w:sdtEndPr>
         <w:rPr>
           <w:rFonts w:ascii="Helvetica" w:hAnsi="Helvetica"/>
-          <w:b w:val="0"/>
-          <w:bCs w:val="0"/>
           <w:sz w:val="22"/>
           <w:szCs w:val="28"/>
         </w:rPr>
@@ -418,7 +421,7 @@
             </w:rPr>
             <w:fldChar w:fldCharType="separate"/>
           </w:r>
-          <w:hyperlink w:anchor="_Toc215671816" w:history="1">
+          <w:hyperlink w:anchor="_Toc215672571" w:history="1">
             <w:r>
               <w:rPr>
                 <w:rStyle w:val="Hyperlink"/>
@@ -442,7 +445,7 @@
               <w:rPr>
                 <w:noProof/>
               </w:rPr>
-              <w:instrText xml:space="preserve"> PAGEREF _Toc215671816 \h </w:instrText>
+              <w:instrText xml:space="preserve"> PAGEREF _Toc215672571 \h </w:instrText>
             </w:r>
             <w:r>
               <w:rPr>
@@ -481,7 +484,7 @@
               <w14:ligatures w14:val="standardContextual"/>
             </w:rPr>
           </w:pPr>
-          <w:hyperlink w:anchor="_Toc215671817" w:history="1">
+          <w:hyperlink w:anchor="_Toc215672572" w:history="1">
             <w:r>
               <w:rPr>
                 <w:rStyle w:val="Hyperlink"/>
@@ -505,7 +508,7 @@
               <w:rPr>
                 <w:noProof/>
               </w:rPr>
-              <w:instrText xml:space="preserve"> PAGEREF _Toc215671817 \h </w:instrText>
+              <w:instrText xml:space="preserve"> PAGEREF _Toc215672572 \h </w:instrText>
             </w:r>
             <w:r>
               <w:rPr>
@@ -544,7 +547,7 @@
               <w14:ligatures w14:val="standardContextual"/>
             </w:rPr>
           </w:pPr>
-          <w:hyperlink w:anchor="_Toc215671818" w:history="1">
+          <w:hyperlink w:anchor="_Toc215672573" w:history="1">
             <w:r>
               <w:rPr>
                 <w:rStyle w:val="Hyperlink"/>
@@ -568,7 +571,7 @@
               <w:rPr>
                 <w:noProof/>
               </w:rPr>
-              <w:instrText xml:space="preserve"> PAGEREF _Toc215671818 \h </w:instrText>
+              <w:instrText xml:space="preserve"> PAGEREF _Toc215672573 \h </w:instrText>
             </w:r>
             <w:r>
               <w:rPr>
@@ -607,7 +610,7 @@
               <w14:ligatures w14:val="standardContextual"/>
             </w:rPr>
           </w:pPr>
-          <w:hyperlink w:anchor="_Toc215671819" w:history="1">
+          <w:hyperlink w:anchor="_Toc215672574" w:history="1">
             <w:r>
               <w:rPr>
                 <w:rStyle w:val="Hyperlink"/>
@@ -631,7 +634,7 @@
               <w:rPr>
                 <w:noProof/>
               </w:rPr>
-              <w:instrText xml:space="preserve"> PAGEREF _Toc215671819 \h </w:instrText>
+              <w:instrText xml:space="preserve"> PAGEREF _Toc215672574 \h </w:instrText>
             </w:r>
             <w:r>
               <w:rPr>
@@ -670,7 +673,7 @@
               <w14:ligatures w14:val="standardContextual"/>
             </w:rPr>
           </w:pPr>
-          <w:hyperlink w:anchor="_Toc215671820" w:history="1">
+          <w:hyperlink w:anchor="_Toc215672575" w:history="1">
             <w:r>
               <w:rPr>
                 <w:rStyle w:val="Hyperlink"/>
@@ -694,7 +697,7 @@
               <w:rPr>
                 <w:noProof/>
               </w:rPr>
-              <w:instrText xml:space="preserve"> PAGEREF _Toc215671820 \h </w:instrText>
+              <w:instrText xml:space="preserve"> PAGEREF _Toc215672575 \h </w:instrText>
             </w:r>
             <w:r>
               <w:rPr>
@@ -733,7 +736,7 @@
               <w14:ligatures w14:val="standardContextual"/>
             </w:rPr>
           </w:pPr>
-          <w:hyperlink w:anchor="_Toc215671821" w:history="1">
+          <w:hyperlink w:anchor="_Toc215672576" w:history="1">
             <w:r>
               <w:rPr>
                 <w:rStyle w:val="Hyperlink"/>
@@ -757,7 +760,7 @@
               <w:rPr>
                 <w:noProof/>
               </w:rPr>
-              <w:instrText xml:space="preserve"> PAGEREF _Toc215671821 \h </w:instrText>
+              <w:instrText xml:space="preserve"> PAGEREF _Toc215672576 \h </w:instrText>
             </w:r>
             <w:r>
               <w:rPr>
@@ -796,7 +799,7 @@
               <w14:ligatures w14:val="standardContextual"/>
             </w:rPr>
           </w:pPr>
-          <w:hyperlink w:anchor="_Toc215671822" w:history="1">
+          <w:hyperlink w:anchor="_Toc215672577" w:history="1">
             <w:r>
               <w:rPr>
                 <w:rStyle w:val="Hyperlink"/>
@@ -820,7 +823,7 @@
               <w:rPr>
                 <w:noProof/>
               </w:rPr>
-              <w:instrText xml:space="preserve"> PAGEREF _Toc215671822 \h </w:instrText>
+              <w:instrText xml:space="preserve"> PAGEREF _Toc215672577 \h </w:instrText>
             </w:r>
             <w:r>
               <w:rPr>
@@ -859,7 +862,7 @@
               <w14:ligatures w14:val="standardContextual"/>
             </w:rPr>
           </w:pPr>
-          <w:hyperlink w:anchor="_Toc215671823" w:history="1">
+          <w:hyperlink w:anchor="_Toc215672578" w:history="1">
             <w:r>
               <w:rPr>
                 <w:rStyle w:val="Hyperlink"/>
@@ -883,7 +886,7 @@
               <w:rPr>
                 <w:noProof/>
               </w:rPr>
-              <w:instrText xml:space="preserve"> PAGEREF _Toc215671823 \h </w:instrText>
+              <w:instrText xml:space="preserve"> PAGEREF _Toc215672578 \h </w:instrText>
             </w:r>
             <w:r>
               <w:rPr>
@@ -922,7 +925,7 @@
               <w14:ligatures w14:val="standardContextual"/>
             </w:rPr>
           </w:pPr>
-          <w:hyperlink w:anchor="_Toc215671824" w:history="1">
+          <w:hyperlink w:anchor="_Toc215672579" w:history="1">
             <w:r>
               <w:rPr>
                 <w:rStyle w:val="Hyperlink"/>
@@ -946,7 +949,7 @@
               <w:rPr>
                 <w:noProof/>
               </w:rPr>
-              <w:instrText xml:space="preserve"> PAGEREF _Toc215671824 \h </w:instrText>
+              <w:instrText xml:space="preserve"> PAGEREF _Toc215672579 \h </w:instrText>
             </w:r>
             <w:r>
               <w:rPr>
@@ -985,7 +988,7 @@
               <w14:ligatures w14:val="standardContextual"/>
             </w:rPr>
           </w:pPr>
-          <w:hyperlink w:anchor="_Toc215671825" w:history="1">
+          <w:hyperlink w:anchor="_Toc215672580" w:history="1">
             <w:r>
               <w:rPr>
                 <w:rStyle w:val="Hyperlink"/>
@@ -1009,7 +1012,7 @@
               <w:rPr>
                 <w:noProof/>
               </w:rPr>
-              <w:instrText xml:space="preserve"> PAGEREF _Toc215671825 \h </w:instrText>
+              <w:instrText xml:space="preserve"> PAGEREF _Toc215672580 \h </w:instrText>
             </w:r>
             <w:r>
               <w:rPr>
@@ -1048,7 +1051,7 @@
               <w14:ligatures w14:val="standardContextual"/>
             </w:rPr>
           </w:pPr>
-          <w:hyperlink w:anchor="_Toc215671826" w:history="1">
+          <w:hyperlink w:anchor="_Toc215672581" w:history="1">
             <w:r>
               <w:rPr>
                 <w:rStyle w:val="Hyperlink"/>
@@ -1072,7 +1075,7 @@
               <w:rPr>
                 <w:noProof/>
               </w:rPr>
-              <w:instrText xml:space="preserve"> PAGEREF _Toc215671826 \h </w:instrText>
+              <w:instrText xml:space="preserve"> PAGEREF _Toc215672581 \h </w:instrText>
             </w:r>
             <w:r>
               <w:rPr>
@@ -1111,7 +1114,7 @@
               <w14:ligatures w14:val="standardContextual"/>
             </w:rPr>
           </w:pPr>
-          <w:hyperlink w:anchor="_Toc215671827" w:history="1">
+          <w:hyperlink w:anchor="_Toc215672582" w:history="1">
             <w:r>
               <w:rPr>
                 <w:rStyle w:val="Hyperlink"/>
@@ -1135,7 +1138,7 @@
               <w:rPr>
                 <w:noProof/>
               </w:rPr>
-              <w:instrText xml:space="preserve"> PAGEREF _Toc215671827 \h </w:instrText>
+              <w:instrText xml:space="preserve"> PAGEREF _Toc215672582 \h </w:instrText>
             </w:r>
             <w:r>
               <w:rPr>
@@ -1174,7 +1177,7 @@
               <w14:ligatures w14:val="standardContextual"/>
             </w:rPr>
           </w:pPr>
-          <w:hyperlink w:anchor="_Toc215671828" w:history="1">
+          <w:hyperlink w:anchor="_Toc215672583" w:history="1">
             <w:r>
               <w:rPr>
                 <w:rStyle w:val="Hyperlink"/>
@@ -1198,7 +1201,7 @@
               <w:rPr>
                 <w:noProof/>
               </w:rPr>
-              <w:instrText xml:space="preserve"> PAGEREF _Toc215671828 \h </w:instrText>
+              <w:instrText xml:space="preserve"> PAGEREF _Toc215672583 \h </w:instrText>
             </w:r>
             <w:r>
               <w:rPr>
@@ -1237,7 +1240,7 @@
               <w14:ligatures w14:val="standardContextual"/>
             </w:rPr>
           </w:pPr>
-          <w:hyperlink w:anchor="_Toc215671829" w:history="1">
+          <w:hyperlink w:anchor="_Toc215672584" w:history="1">
             <w:r>
               <w:rPr>
                 <w:rStyle w:val="Hyperlink"/>
@@ -1261,7 +1264,7 @@
               <w:rPr>
                 <w:noProof/>
               </w:rPr>
-              <w:instrText xml:space="preserve"> PAGEREF _Toc215671829 \h </w:instrText>
+              <w:instrText xml:space="preserve"> PAGEREF _Toc215672584 \h </w:instrText>
             </w:r>
             <w:r>
               <w:rPr>
@@ -1300,7 +1303,7 @@
               <w14:ligatures w14:val="standardContextual"/>
             </w:rPr>
           </w:pPr>
-          <w:hyperlink w:anchor="_Toc215671830" w:history="1">
+          <w:hyperlink w:anchor="_Toc215672585" w:history="1">
             <w:r>
               <w:rPr>
                 <w:rStyle w:val="Hyperlink"/>
@@ -1324,7 +1327,7 @@
               <w:rPr>
                 <w:noProof/>
               </w:rPr>
-              <w:instrText xml:space="preserve"> PAGEREF _Toc215671830 \h </w:instrText>
+              <w:instrText xml:space="preserve"> PAGEREF _Toc215672585 \h </w:instrText>
             </w:r>
             <w:r>
               <w:rPr>
@@ -1363,7 +1366,7 @@
               <w14:ligatures w14:val="standardContextual"/>
             </w:rPr>
           </w:pPr>
-          <w:hyperlink w:anchor="_Toc215671831" w:history="1">
+          <w:hyperlink w:anchor="_Toc215672586" w:history="1">
             <w:r>
               <w:rPr>
                 <w:rStyle w:val="Hyperlink"/>
@@ -1387,7 +1390,7 @@
               <w:rPr>
                 <w:noProof/>
               </w:rPr>
-              <w:instrText xml:space="preserve"> PAGEREF _Toc215671831 \h </w:instrText>
+              <w:instrText xml:space="preserve"> PAGEREF _Toc215672586 \h </w:instrText>
             </w:r>
             <w:r>
               <w:rPr>
@@ -1426,7 +1429,7 @@
               <w14:ligatures w14:val="standardContextual"/>
             </w:rPr>
           </w:pPr>
-          <w:hyperlink w:anchor="_Toc215671832" w:history="1">
+          <w:hyperlink w:anchor="_Toc215672587" w:history="1">
             <w:r>
               <w:rPr>
                 <w:rStyle w:val="Hyperlink"/>
@@ -1450,7 +1453,7 @@
               <w:rPr>
                 <w:noProof/>
               </w:rPr>
-              <w:instrText xml:space="preserve"> PAGEREF _Toc215671832 \h </w:instrText>
+              <w:instrText xml:space="preserve"> PAGEREF _Toc215672587 \h </w:instrText>
             </w:r>
             <w:r>
               <w:rPr>
@@ -1489,7 +1492,7 @@
               <w14:ligatures w14:val="standardContextual"/>
             </w:rPr>
           </w:pPr>
-          <w:hyperlink w:anchor="_Toc215671833" w:history="1">
+          <w:hyperlink w:anchor="_Toc215672588" w:history="1">
             <w:r>
               <w:rPr>
                 <w:rStyle w:val="Hyperlink"/>
@@ -1513,7 +1516,7 @@
               <w:rPr>
                 <w:noProof/>
               </w:rPr>
-              <w:instrText xml:space="preserve"> PAGEREF _Toc215671833 \h </w:instrText>
+              <w:instrText xml:space="preserve"> PAGEREF _Toc215672588 \h </w:instrText>
             </w:r>
             <w:r>
               <w:rPr>
@@ -1552,7 +1555,7 @@
               <w14:ligatures w14:val="standardContextual"/>
             </w:rPr>
           </w:pPr>
-          <w:hyperlink w:anchor="_Toc215671834" w:history="1">
+          <w:hyperlink w:anchor="_Toc215672589" w:history="1">
             <w:r>
               <w:rPr>
                 <w:rStyle w:val="Hyperlink"/>
@@ -1576,7 +1579,7 @@
               <w:rPr>
                 <w:noProof/>
               </w:rPr>
-              <w:instrText xml:space="preserve"> PAGEREF _Toc215671834 \h </w:instrText>
+              <w:instrText xml:space="preserve"> PAGEREF _Toc215672589 \h </w:instrText>
             </w:r>
             <w:r>
               <w:rPr>
@@ -1615,7 +1618,7 @@
               <w14:ligatures w14:val="standardContextual"/>
             </w:rPr>
           </w:pPr>
-          <w:hyperlink w:anchor="_Toc215671835" w:history="1">
+          <w:hyperlink w:anchor="_Toc215672590" w:history="1">
             <w:r>
               <w:rPr>
                 <w:rStyle w:val="Hyperlink"/>
@@ -1639,7 +1642,7 @@
               <w:rPr>
                 <w:noProof/>
               </w:rPr>
-              <w:instrText xml:space="preserve"> PAGEREF _Toc215671835 \h </w:instrText>
+              <w:instrText xml:space="preserve"> PAGEREF _Toc215672590 \h </w:instrText>
             </w:r>
             <w:r>
               <w:rPr>
@@ -1678,7 +1681,7 @@
               <w14:ligatures w14:val="standardContextual"/>
             </w:rPr>
           </w:pPr>
-          <w:hyperlink w:anchor="_Toc215671836" w:history="1">
+          <w:hyperlink w:anchor="_Toc215672591" w:history="1">
             <w:r>
               <w:rPr>
                 <w:rStyle w:val="Hyperlink"/>
@@ -1702,7 +1705,7 @@
               <w:rPr>
                 <w:noProof/>
               </w:rPr>
-              <w:instrText xml:space="preserve"> PAGEREF _Toc215671836 \h </w:instrText>
+              <w:instrText xml:space="preserve"> PAGEREF _Toc215672591 \h </w:instrText>
             </w:r>
             <w:r>
               <w:rPr>
@@ -1754,7 +1757,7 @@
       <w:pPr>
         <w:pStyle w:val="Heading1"/>
       </w:pPr>
-      <w:bookmarkStart w:id="8" w:name="_Toc215671819"/>
+      <w:bookmarkStart w:id="8" w:name="_Toc215672574"/>
       <w:r>
         <w:lastRenderedPageBreak/>
         <w:t>Part 1 - Introduction</w:t>
@@ -1866,7 +1869,7 @@
       <w:pPr>
         <w:pStyle w:val="Heading1"/>
       </w:pPr>
-      <w:bookmarkStart w:id="9" w:name="_Toc215671820"/>
+      <w:bookmarkStart w:id="9" w:name="_Toc215672575"/>
       <w:r>
         <w:lastRenderedPageBreak/>
         <w:t>Part 2 – Materials and Methods</w:t>
@@ -1877,7 +1880,7 @@
       <w:pPr>
         <w:pStyle w:val="Heading2"/>
       </w:pPr>
-      <w:bookmarkStart w:id="10" w:name="_Toc215671821"/>
+      <w:bookmarkStart w:id="10" w:name="_Toc215672576"/>
       <w:r>
         <w:t>Data Collection</w:t>
       </w:r>
@@ -2168,7 +2171,7 @@
       <w:pPr>
         <w:pStyle w:val="Heading2"/>
       </w:pPr>
-      <w:bookmarkStart w:id="11" w:name="_Toc215671822"/>
+      <w:bookmarkStart w:id="11" w:name="_Toc215672577"/>
       <w:r>
         <w:lastRenderedPageBreak/>
         <w:t>Data Cleaning and Processing</w:t>
@@ -2861,10 +2864,7 @@
     </w:p>
     <w:p>
       <w:r>
-        <w:t>These</w:t>
-      </w:r>
-      <w:r>
-        <w:t xml:space="preserve"> databases were downloaded and loaded into individual </w:t>
+        <w:t xml:space="preserve">These databases were downloaded and loaded into individual </w:t>
       </w:r>
       <w:proofErr w:type="gramStart"/>
       <w:r>
@@ -2887,7 +2887,7 @@
       <w:pPr>
         <w:pStyle w:val="Heading3"/>
       </w:pPr>
-      <w:bookmarkStart w:id="12" w:name="_Toc215671823"/>
+      <w:bookmarkStart w:id="12" w:name="_Toc215672578"/>
       <w:r>
         <w:t>Data Cleaning</w:t>
       </w:r>
@@ -2970,7 +2970,7 @@
       <w:pPr>
         <w:pStyle w:val="Heading3"/>
       </w:pPr>
-      <w:bookmarkStart w:id="13" w:name="_Toc215671824"/>
+      <w:bookmarkStart w:id="13" w:name="_Toc215672579"/>
       <w:r>
         <w:lastRenderedPageBreak/>
         <w:t>Feature Engineering</w:t>
@@ -3895,7 +3895,7 @@
       <w:pPr>
         <w:pStyle w:val="Heading2"/>
       </w:pPr>
-      <w:bookmarkStart w:id="14" w:name="_Toc215671825"/>
+      <w:bookmarkStart w:id="14" w:name="_Toc215672580"/>
       <w:r>
         <w:lastRenderedPageBreak/>
         <w:t>Design Principles and Tools</w:t>
@@ -3911,7 +3911,7 @@
       <w:pPr>
         <w:pStyle w:val="Heading3"/>
       </w:pPr>
-      <w:bookmarkStart w:id="15" w:name="_Toc215671826"/>
+      <w:bookmarkStart w:id="15" w:name="_Toc215672581"/>
       <w:r>
         <w:t>Tool Selection</w:t>
       </w:r>
@@ -4021,17 +4021,14 @@
     </w:p>
     <w:p>
       <w:r>
-        <w:t xml:space="preserve">Not all charts that are used in the visually rich presentation are in this report. </w:t>
-      </w:r>
-      <w:r>
-        <w:t>These charts were exported as images and imported into LibreOffice on Linux.</w:t>
+        <w:t>Not all charts that are used in the visually rich presentation are in this report. These charts were exported as images and imported into LibreOffice on Linux.</w:t>
       </w:r>
     </w:p>
     <w:p>
       <w:pPr>
         <w:pStyle w:val="Heading3"/>
       </w:pPr>
-      <w:bookmarkStart w:id="16" w:name="_Toc215671827"/>
+      <w:bookmarkStart w:id="16" w:name="_Toc215672582"/>
       <w:r>
         <w:t>Palette Selection</w:t>
       </w:r>
@@ -4512,7 +4509,7 @@
       <w:pPr>
         <w:pStyle w:val="Heading3"/>
       </w:pPr>
-      <w:bookmarkStart w:id="17" w:name="_Toc215671828"/>
+      <w:bookmarkStart w:id="17" w:name="_Toc215672583"/>
       <w:r>
         <w:t>Chart Selection</w:t>
       </w:r>
@@ -4616,7 +4613,7 @@
       <w:pPr>
         <w:pStyle w:val="Heading3"/>
       </w:pPr>
-      <w:bookmarkStart w:id="18" w:name="_Toc215671829"/>
+      <w:bookmarkStart w:id="18" w:name="_Toc215672584"/>
       <w:r>
         <w:t>Storyboard</w:t>
       </w:r>
@@ -4692,7 +4689,7 @@
       <w:pPr>
         <w:pStyle w:val="Heading1"/>
       </w:pPr>
-      <w:bookmarkStart w:id="19" w:name="_Toc215671830"/>
+      <w:bookmarkStart w:id="19" w:name="_Toc215672585"/>
       <w:r>
         <w:lastRenderedPageBreak/>
         <w:t>Part 3 - Results – From Launch to Litter</w:t>
@@ -5010,7 +5007,7 @@
       <w:pPr>
         <w:pStyle w:val="Heading2"/>
       </w:pPr>
-      <w:bookmarkStart w:id="20" w:name="_Toc215671831"/>
+      <w:bookmarkStart w:id="20" w:name="_Toc215672586"/>
       <w:r>
         <w:t>What is the current state of orbital congestion, and how has it evolved since space exploration began in the late 1950s?</w:t>
       </w:r>
@@ -5221,13 +5218,7 @@
         </w:drawing>
       </w:r>
       <w:r>
-        <w:t xml:space="preserve">In the 1950s and 60s, satellite technology was mainly focused on defence capability and on space exploration. While there was some private commercial interest, </w:t>
-      </w:r>
-      <w:r>
-        <w:t>most</w:t>
-      </w:r>
-      <w:r>
-        <w:t xml:space="preserve"> satellite programs were government backed. </w:t>
+        <w:t xml:space="preserve">In the 1950s and 60s, satellite technology was mainly focused on defence capability and on space exploration. While there was some private commercial interest, most satellite programs were government backed. </w:t>
       </w:r>
     </w:p>
     <w:p>
@@ -5798,7 +5789,7 @@
       <w:pPr>
         <w:pStyle w:val="Heading2"/>
       </w:pPr>
-      <w:bookmarkStart w:id="21" w:name="_Toc215671832"/>
+      <w:bookmarkStart w:id="21" w:name="_Toc215672587"/>
       <w:r>
         <w:lastRenderedPageBreak/>
         <w:t>What trends in satellite launches are driving the risk of Kessler Syndrome?</w:t>
@@ -6139,7 +6130,7 @@
           <w:numId w:val="0"/>
         </w:numPr>
       </w:pPr>
-      <w:bookmarkStart w:id="22" w:name="_Toc215671833"/>
+      <w:bookmarkStart w:id="22" w:name="_Toc215672588"/>
       <w:r>
         <w:t xml:space="preserve">How do different nations and private firms contribute to orbital </w:t>
       </w:r>
@@ -6312,18 +6303,10 @@
           <w:noProof/>
         </w:rPr>
         <w:drawing>
-          <wp:anchor distT="0" distB="0" distL="0" distR="0" simplePos="0" relativeHeight="22" behindDoc="0" locked="0" layoutInCell="0" allowOverlap="1" wp14:anchorId="76523F76" wp14:editId="4C598B07">
-            <wp:simplePos x="0" y="0"/>
-            <wp:positionH relativeFrom="column">
-              <wp:align>center</wp:align>
-            </wp:positionH>
-            <wp:positionV relativeFrom="paragraph">
-              <wp:posOffset>635</wp:posOffset>
-            </wp:positionV>
-            <wp:extent cx="6120130" cy="3890645"/>
-            <wp:effectExtent l="0" t="0" r="0" b="0"/>
-            <wp:wrapTopAndBottom/>
-            <wp:docPr id="1045291399" name="Image2"/>
+          <wp:inline distT="0" distB="0" distL="0" distR="0" wp14:anchorId="6EF5FE6C" wp14:editId="2DA70000">
+            <wp:extent cx="6120130" cy="3886200"/>
+            <wp:effectExtent l="0" t="0" r="1270" b="0"/>
+            <wp:docPr id="776805124" name="Picture 8" descr="A map of the world&#10;&#10;AI-generated content may be incorrect."/>
             <wp:cNvGraphicFramePr>
               <a:graphicFrameLocks xmlns:a="http://schemas.openxmlformats.org/drawingml/2006/main" noChangeAspect="1"/>
             </wp:cNvGraphicFramePr>
@@ -6331,21 +6314,25 @@
               <a:graphicData uri="http://schemas.openxmlformats.org/drawingml/2006/picture">
                 <pic:pic xmlns:pic="http://schemas.openxmlformats.org/drawingml/2006/picture">
                   <pic:nvPicPr>
-                    <pic:cNvPr id="12" name="Image2"/>
-                    <pic:cNvPicPr>
-                      <a:picLocks noChangeAspect="1" noChangeArrowheads="1"/>
-                    </pic:cNvPicPr>
+                    <pic:cNvPr id="776805124" name="Picture 8" descr="A map of the world&#10;&#10;AI-generated content may be incorrect."/>
+                    <pic:cNvPicPr/>
                   </pic:nvPicPr>
                   <pic:blipFill>
-                    <a:blip r:embed="rId17"/>
+                    <a:blip r:embed="rId17">
+                      <a:extLst>
+                        <a:ext uri="{28A0092B-C50C-407E-A947-70E740481C1C}">
+                          <a14:useLocalDpi xmlns:a14="http://schemas.microsoft.com/office/drawing/2010/main" val="0"/>
+                        </a:ext>
+                      </a:extLst>
+                    </a:blip>
                     <a:stretch>
                       <a:fillRect/>
                     </a:stretch>
                   </pic:blipFill>
-                  <pic:spPr bwMode="auto">
+                  <pic:spPr>
                     <a:xfrm>
                       <a:off x="0" y="0"/>
-                      <a:ext cx="6120130" cy="3890645"/>
+                      <a:ext cx="6120130" cy="3886200"/>
                     </a:xfrm>
                     <a:prstGeom prst="rect">
                       <a:avLst/>
@@ -6354,19 +6341,12 @@
                 </pic:pic>
               </a:graphicData>
             </a:graphic>
-          </wp:anchor>
+          </wp:inline>
         </w:drawing>
       </w:r>
     </w:p>
     <w:p>
       <w:pPr>
-        <w:rPr>
-          <w:rStyle w:val="Strong"/>
-          <w:b w:val="0"/>
-          <w:bCs w:val="0"/>
-        </w:rPr>
-      </w:pPr>
-      <w:r>
         <w:rPr>
           <w:rStyle w:val="Strong"/>
           <w:rFonts w:eastAsia="Arial" w:cs="Arial"/>
@@ -6377,8 +6357,16 @@
           <w:szCs w:val="22"/>
           <w:lang w:eastAsia="en-US" w:bidi="ar-SA"/>
         </w:rPr>
-        <w:t>Most</w:t>
-      </w:r>
+      </w:pPr>
+    </w:p>
+    <w:p>
+      <w:pPr>
+        <w:rPr>
+          <w:rStyle w:val="Strong"/>
+          <w:b w:val="0"/>
+          <w:bCs w:val="0"/>
+        </w:rPr>
+      </w:pPr>
       <w:r>
         <w:rPr>
           <w:rStyle w:val="Strong"/>
@@ -6390,7 +6378,7 @@
           <w:szCs w:val="22"/>
           <w:lang w:eastAsia="en-US" w:bidi="ar-SA"/>
         </w:rPr>
-        <w:t xml:space="preserve"> launches in the 2020s have been sponsored by commercial organisations. </w:t>
+        <w:t xml:space="preserve">Most launches in the 2020s have been sponsored by commercial organisations. </w:t>
       </w:r>
     </w:p>
     <w:p>
@@ -6689,7 +6677,7 @@
       <w:pPr>
         <w:pStyle w:val="Heading2"/>
       </w:pPr>
-      <w:bookmarkStart w:id="23" w:name="_Toc215671834"/>
+      <w:bookmarkStart w:id="23" w:name="_Toc215672589"/>
       <w:r>
         <w:rPr>
           <w:rStyle w:val="Strong"/>
@@ -6871,7 +6859,7 @@
       <w:pPr>
         <w:pStyle w:val="Heading1"/>
       </w:pPr>
-      <w:bookmarkStart w:id="24" w:name="_Toc215671835"/>
+      <w:bookmarkStart w:id="24" w:name="_Toc215672590"/>
       <w:r>
         <w:t>Part 4 - Discussion</w:t>
       </w:r>
@@ -7500,16 +7488,7 @@
                 <w:sz w:val="20"/>
                 <w:szCs w:val="22"/>
               </w:rPr>
-              <w:t>4148</w:t>
-            </w:r>
-            <w:r>
-              <w:rPr>
-                <w:b/>
-                <w:bCs/>
-                <w:sz w:val="20"/>
-                <w:szCs w:val="22"/>
-              </w:rPr>
-              <w:t xml:space="preserve"> words</w:t>
+              <w:t>4148 words</w:t>
             </w:r>
           </w:p>
           <w:p>
@@ -7530,16 +7509,7 @@
                 <w:sz w:val="20"/>
                 <w:szCs w:val="22"/>
               </w:rPr>
-              <w:t>7</w:t>
-            </w:r>
-            <w:r>
-              <w:rPr>
-                <w:b/>
-                <w:bCs/>
-                <w:sz w:val="20"/>
-                <w:szCs w:val="22"/>
-              </w:rPr>
-              <w:t xml:space="preserve"> charts</w:t>
+              <w:t>7 charts</w:t>
             </w:r>
           </w:p>
         </w:tc>
@@ -7565,7 +7535,7 @@
           <w:szCs w:val="24"/>
         </w:rPr>
       </w:pPr>
-      <w:bookmarkStart w:id="25" w:name="_Toc215671836"/>
+      <w:bookmarkStart w:id="25" w:name="_Toc215672591"/>
       <w:r>
         <w:lastRenderedPageBreak/>
         <w:t>References:</w:t>
@@ -11379,6 +11349,7 @@
   <w:style w:type="character" w:default="1" w:styleId="DefaultParagraphFont">
     <w:name w:val="Default Paragraph Font"/>
     <w:uiPriority w:val="1"/>
+    <w:semiHidden/>
     <w:unhideWhenUsed/>
   </w:style>
   <w:style w:type="table" w:default="1" w:styleId="TableNormal">

--- a/assessment/writ1/dat5001-tomrowan-st20285213-writ1.docx
+++ b/assessment/writ1/dat5001-tomrowan-st20285213-writ1.docx
@@ -1771,7 +1771,13 @@
     </w:p>
     <w:p>
       <w:r>
-        <w:t>Earth’s orbit has become increasingly congested with satellites, rocket stages, and debris fragments from past missions. While many these objects decay naturally over time or are purposefully caused to re-enter the atmosphere, a huge number remain in orbit many years after launch. Even small fragments as tiny as a paint fleck can damage spacecraft when travelling at orbital speeds (7–8km/s).</w:t>
+        <w:t xml:space="preserve">Earth’s orbit has become increasingly congested with satellites, rocket stages, and debris fragments from past missions. While many </w:t>
+      </w:r>
+      <w:r>
+        <w:t xml:space="preserve">of </w:t>
+      </w:r>
+      <w:r>
+        <w:t>these objects decay naturally over time or are purposefully caused to re-enter the atmosphere, a huge number remain in orbit many years after launch. Even small fragments as tiny as a paint fleck can damage spacecraft when travelling at orbital speeds (7–8km/s).</w:t>
       </w:r>
     </w:p>
     <w:p>
@@ -1786,7 +1792,7 @@
     </w:p>
     <w:p>
       <w:r>
-        <w:t xml:space="preserve">Under this model, collisions between objects become a cascade, creating a debris cloud and causing more objects to collide until and all satellite payloads have been destroyed. A Low Earth Orbit devoid of usable safe orbits would be catastrophic for modern civilisation; the resultant debris could last many generations. </w:t>
+        <w:t xml:space="preserve">Under this model, collisions between objects become a cascade, creating a debris cloud and causing more objects to collide until all satellite payloads have been destroyed. A Low Earth Orbit devoid of usable safe orbits would be catastrophic for modern civilisation; the resultant debris could last many generations. </w:t>
       </w:r>
     </w:p>
     <w:p>

--- a/assessment/writ1/dat5001-tomrowan-st20285213-writ1.docx
+++ b/assessment/writ1/dat5001-tomrowan-st20285213-writ1.docx
@@ -215,7 +215,7 @@
             </w:pPr>
             <w:bookmarkStart w:id="0" w:name="_Toc155876009"/>
             <w:bookmarkStart w:id="1" w:name="_Toc199754777"/>
-            <w:bookmarkStart w:id="2" w:name="_Toc215672571"/>
+            <w:bookmarkStart w:id="2" w:name="_Toc215733927"/>
             <w:r>
               <w:t>Course Details</w:t>
             </w:r>
@@ -298,7 +298,7 @@
               <w:pStyle w:val="Heading1"/>
             </w:pPr>
             <w:bookmarkStart w:id="3" w:name="_Toc199754778"/>
-            <w:bookmarkStart w:id="4" w:name="_Toc215672572"/>
+            <w:bookmarkStart w:id="4" w:name="_Toc215733928"/>
             <w:r>
               <w:t>Student Details</w:t>
             </w:r>
@@ -332,7 +332,7 @@
             </w:pPr>
             <w:bookmarkStart w:id="5" w:name="_Toc155876011"/>
             <w:bookmarkStart w:id="6" w:name="_Toc199754779"/>
-            <w:bookmarkStart w:id="7" w:name="_Toc215672573"/>
+            <w:bookmarkStart w:id="7" w:name="_Toc215733929"/>
             <w:r>
               <w:t>Project Tutor</w:t>
             </w:r>
@@ -421,7 +421,7 @@
             </w:rPr>
             <w:fldChar w:fldCharType="separate"/>
           </w:r>
-          <w:hyperlink w:anchor="_Toc215672571" w:history="1">
+          <w:hyperlink w:anchor="_Toc215733927" w:history="1">
             <w:r>
               <w:rPr>
                 <w:rStyle w:val="Hyperlink"/>
@@ -445,7 +445,7 @@
               <w:rPr>
                 <w:noProof/>
               </w:rPr>
-              <w:instrText xml:space="preserve"> PAGEREF _Toc215672571 \h </w:instrText>
+              <w:instrText xml:space="preserve"> PAGEREF _Toc215733927 \h </w:instrText>
             </w:r>
             <w:r>
               <w:rPr>
@@ -484,7 +484,7 @@
               <w14:ligatures w14:val="standardContextual"/>
             </w:rPr>
           </w:pPr>
-          <w:hyperlink w:anchor="_Toc215672572" w:history="1">
+          <w:hyperlink w:anchor="_Toc215733928" w:history="1">
             <w:r>
               <w:rPr>
                 <w:rStyle w:val="Hyperlink"/>
@@ -508,7 +508,7 @@
               <w:rPr>
                 <w:noProof/>
               </w:rPr>
-              <w:instrText xml:space="preserve"> PAGEREF _Toc215672572 \h </w:instrText>
+              <w:instrText xml:space="preserve"> PAGEREF _Toc215733928 \h </w:instrText>
             </w:r>
             <w:r>
               <w:rPr>
@@ -547,7 +547,7 @@
               <w14:ligatures w14:val="standardContextual"/>
             </w:rPr>
           </w:pPr>
-          <w:hyperlink w:anchor="_Toc215672573" w:history="1">
+          <w:hyperlink w:anchor="_Toc215733929" w:history="1">
             <w:r>
               <w:rPr>
                 <w:rStyle w:val="Hyperlink"/>
@@ -571,7 +571,7 @@
               <w:rPr>
                 <w:noProof/>
               </w:rPr>
-              <w:instrText xml:space="preserve"> PAGEREF _Toc215672573 \h </w:instrText>
+              <w:instrText xml:space="preserve"> PAGEREF _Toc215733929 \h </w:instrText>
             </w:r>
             <w:r>
               <w:rPr>
@@ -610,7 +610,7 @@
               <w14:ligatures w14:val="standardContextual"/>
             </w:rPr>
           </w:pPr>
-          <w:hyperlink w:anchor="_Toc215672574" w:history="1">
+          <w:hyperlink w:anchor="_Toc215733930" w:history="1">
             <w:r>
               <w:rPr>
                 <w:rStyle w:val="Hyperlink"/>
@@ -634,7 +634,7 @@
               <w:rPr>
                 <w:noProof/>
               </w:rPr>
-              <w:instrText xml:space="preserve"> PAGEREF _Toc215672574 \h </w:instrText>
+              <w:instrText xml:space="preserve"> PAGEREF _Toc215733930 \h </w:instrText>
             </w:r>
             <w:r>
               <w:rPr>
@@ -673,7 +673,7 @@
               <w14:ligatures w14:val="standardContextual"/>
             </w:rPr>
           </w:pPr>
-          <w:hyperlink w:anchor="_Toc215672575" w:history="1">
+          <w:hyperlink w:anchor="_Toc215733931" w:history="1">
             <w:r>
               <w:rPr>
                 <w:rStyle w:val="Hyperlink"/>
@@ -697,7 +697,7 @@
               <w:rPr>
                 <w:noProof/>
               </w:rPr>
-              <w:instrText xml:space="preserve"> PAGEREF _Toc215672575 \h </w:instrText>
+              <w:instrText xml:space="preserve"> PAGEREF _Toc215733931 \h </w:instrText>
             </w:r>
             <w:r>
               <w:rPr>
@@ -736,7 +736,7 @@
               <w14:ligatures w14:val="standardContextual"/>
             </w:rPr>
           </w:pPr>
-          <w:hyperlink w:anchor="_Toc215672576" w:history="1">
+          <w:hyperlink w:anchor="_Toc215733932" w:history="1">
             <w:r>
               <w:rPr>
                 <w:rStyle w:val="Hyperlink"/>
@@ -760,7 +760,7 @@
               <w:rPr>
                 <w:noProof/>
               </w:rPr>
-              <w:instrText xml:space="preserve"> PAGEREF _Toc215672576 \h </w:instrText>
+              <w:instrText xml:space="preserve"> PAGEREF _Toc215733932 \h </w:instrText>
             </w:r>
             <w:r>
               <w:rPr>
@@ -799,7 +799,7 @@
               <w14:ligatures w14:val="standardContextual"/>
             </w:rPr>
           </w:pPr>
-          <w:hyperlink w:anchor="_Toc215672577" w:history="1">
+          <w:hyperlink w:anchor="_Toc215733933" w:history="1">
             <w:r>
               <w:rPr>
                 <w:rStyle w:val="Hyperlink"/>
@@ -823,7 +823,7 @@
               <w:rPr>
                 <w:noProof/>
               </w:rPr>
-              <w:instrText xml:space="preserve"> PAGEREF _Toc215672577 \h </w:instrText>
+              <w:instrText xml:space="preserve"> PAGEREF _Toc215733933 \h </w:instrText>
             </w:r>
             <w:r>
               <w:rPr>
@@ -862,7 +862,7 @@
               <w14:ligatures w14:val="standardContextual"/>
             </w:rPr>
           </w:pPr>
-          <w:hyperlink w:anchor="_Toc215672578" w:history="1">
+          <w:hyperlink w:anchor="_Toc215733934" w:history="1">
             <w:r>
               <w:rPr>
                 <w:rStyle w:val="Hyperlink"/>
@@ -886,7 +886,7 @@
               <w:rPr>
                 <w:noProof/>
               </w:rPr>
-              <w:instrText xml:space="preserve"> PAGEREF _Toc215672578 \h </w:instrText>
+              <w:instrText xml:space="preserve"> PAGEREF _Toc215733934 \h </w:instrText>
             </w:r>
             <w:r>
               <w:rPr>
@@ -925,7 +925,7 @@
               <w14:ligatures w14:val="standardContextual"/>
             </w:rPr>
           </w:pPr>
-          <w:hyperlink w:anchor="_Toc215672579" w:history="1">
+          <w:hyperlink w:anchor="_Toc215733935" w:history="1">
             <w:r>
               <w:rPr>
                 <w:rStyle w:val="Hyperlink"/>
@@ -949,7 +949,7 @@
               <w:rPr>
                 <w:noProof/>
               </w:rPr>
-              <w:instrText xml:space="preserve"> PAGEREF _Toc215672579 \h </w:instrText>
+              <w:instrText xml:space="preserve"> PAGEREF _Toc215733935 \h </w:instrText>
             </w:r>
             <w:r>
               <w:rPr>
@@ -988,7 +988,7 @@
               <w14:ligatures w14:val="standardContextual"/>
             </w:rPr>
           </w:pPr>
-          <w:hyperlink w:anchor="_Toc215672580" w:history="1">
+          <w:hyperlink w:anchor="_Toc215733936" w:history="1">
             <w:r>
               <w:rPr>
                 <w:rStyle w:val="Hyperlink"/>
@@ -1012,7 +1012,7 @@
               <w:rPr>
                 <w:noProof/>
               </w:rPr>
-              <w:instrText xml:space="preserve"> PAGEREF _Toc215672580 \h </w:instrText>
+              <w:instrText xml:space="preserve"> PAGEREF _Toc215733936 \h </w:instrText>
             </w:r>
             <w:r>
               <w:rPr>
@@ -1051,7 +1051,7 @@
               <w14:ligatures w14:val="standardContextual"/>
             </w:rPr>
           </w:pPr>
-          <w:hyperlink w:anchor="_Toc215672581" w:history="1">
+          <w:hyperlink w:anchor="_Toc215733937" w:history="1">
             <w:r>
               <w:rPr>
                 <w:rStyle w:val="Hyperlink"/>
@@ -1075,7 +1075,7 @@
               <w:rPr>
                 <w:noProof/>
               </w:rPr>
-              <w:instrText xml:space="preserve"> PAGEREF _Toc215672581 \h </w:instrText>
+              <w:instrText xml:space="preserve"> PAGEREF _Toc215733937 \h </w:instrText>
             </w:r>
             <w:r>
               <w:rPr>
@@ -1114,7 +1114,7 @@
               <w14:ligatures w14:val="standardContextual"/>
             </w:rPr>
           </w:pPr>
-          <w:hyperlink w:anchor="_Toc215672582" w:history="1">
+          <w:hyperlink w:anchor="_Toc215733938" w:history="1">
             <w:r>
               <w:rPr>
                 <w:rStyle w:val="Hyperlink"/>
@@ -1138,7 +1138,7 @@
               <w:rPr>
                 <w:noProof/>
               </w:rPr>
-              <w:instrText xml:space="preserve"> PAGEREF _Toc215672582 \h </w:instrText>
+              <w:instrText xml:space="preserve"> PAGEREF _Toc215733938 \h </w:instrText>
             </w:r>
             <w:r>
               <w:rPr>
@@ -1177,7 +1177,7 @@
               <w14:ligatures w14:val="standardContextual"/>
             </w:rPr>
           </w:pPr>
-          <w:hyperlink w:anchor="_Toc215672583" w:history="1">
+          <w:hyperlink w:anchor="_Toc215733939" w:history="1">
             <w:r>
               <w:rPr>
                 <w:rStyle w:val="Hyperlink"/>
@@ -1201,7 +1201,7 @@
               <w:rPr>
                 <w:noProof/>
               </w:rPr>
-              <w:instrText xml:space="preserve"> PAGEREF _Toc215672583 \h </w:instrText>
+              <w:instrText xml:space="preserve"> PAGEREF _Toc215733939 \h </w:instrText>
             </w:r>
             <w:r>
               <w:rPr>
@@ -1240,7 +1240,7 @@
               <w14:ligatures w14:val="standardContextual"/>
             </w:rPr>
           </w:pPr>
-          <w:hyperlink w:anchor="_Toc215672584" w:history="1">
+          <w:hyperlink w:anchor="_Toc215733940" w:history="1">
             <w:r>
               <w:rPr>
                 <w:rStyle w:val="Hyperlink"/>
@@ -1264,7 +1264,7 @@
               <w:rPr>
                 <w:noProof/>
               </w:rPr>
-              <w:instrText xml:space="preserve"> PAGEREF _Toc215672584 \h </w:instrText>
+              <w:instrText xml:space="preserve"> PAGEREF _Toc215733940 \h </w:instrText>
             </w:r>
             <w:r>
               <w:rPr>
@@ -1303,7 +1303,7 @@
               <w14:ligatures w14:val="standardContextual"/>
             </w:rPr>
           </w:pPr>
-          <w:hyperlink w:anchor="_Toc215672585" w:history="1">
+          <w:hyperlink w:anchor="_Toc215733941" w:history="1">
             <w:r>
               <w:rPr>
                 <w:rStyle w:val="Hyperlink"/>
@@ -1327,7 +1327,7 @@
               <w:rPr>
                 <w:noProof/>
               </w:rPr>
-              <w:instrText xml:space="preserve"> PAGEREF _Toc215672585 \h </w:instrText>
+              <w:instrText xml:space="preserve"> PAGEREF _Toc215733941 \h </w:instrText>
             </w:r>
             <w:r>
               <w:rPr>
@@ -1366,7 +1366,7 @@
               <w14:ligatures w14:val="standardContextual"/>
             </w:rPr>
           </w:pPr>
-          <w:hyperlink w:anchor="_Toc215672586" w:history="1">
+          <w:hyperlink w:anchor="_Toc215733942" w:history="1">
             <w:r>
               <w:rPr>
                 <w:rStyle w:val="Hyperlink"/>
@@ -1390,7 +1390,7 @@
               <w:rPr>
                 <w:noProof/>
               </w:rPr>
-              <w:instrText xml:space="preserve"> PAGEREF _Toc215672586 \h </w:instrText>
+              <w:instrText xml:space="preserve"> PAGEREF _Toc215733942 \h </w:instrText>
             </w:r>
             <w:r>
               <w:rPr>
@@ -1429,7 +1429,7 @@
               <w14:ligatures w14:val="standardContextual"/>
             </w:rPr>
           </w:pPr>
-          <w:hyperlink w:anchor="_Toc215672587" w:history="1">
+          <w:hyperlink w:anchor="_Toc215733943" w:history="1">
             <w:r>
               <w:rPr>
                 <w:rStyle w:val="Hyperlink"/>
@@ -1453,7 +1453,7 @@
               <w:rPr>
                 <w:noProof/>
               </w:rPr>
-              <w:instrText xml:space="preserve"> PAGEREF _Toc215672587 \h </w:instrText>
+              <w:instrText xml:space="preserve"> PAGEREF _Toc215733943 \h </w:instrText>
             </w:r>
             <w:r>
               <w:rPr>
@@ -1492,7 +1492,7 @@
               <w14:ligatures w14:val="standardContextual"/>
             </w:rPr>
           </w:pPr>
-          <w:hyperlink w:anchor="_Toc215672588" w:history="1">
+          <w:hyperlink w:anchor="_Toc215733944" w:history="1">
             <w:r>
               <w:rPr>
                 <w:rStyle w:val="Hyperlink"/>
@@ -1516,7 +1516,7 @@
               <w:rPr>
                 <w:noProof/>
               </w:rPr>
-              <w:instrText xml:space="preserve"> PAGEREF _Toc215672588 \h </w:instrText>
+              <w:instrText xml:space="preserve"> PAGEREF _Toc215733944 \h </w:instrText>
             </w:r>
             <w:r>
               <w:rPr>
@@ -1533,7 +1533,7 @@
               <w:rPr>
                 <w:noProof/>
               </w:rPr>
-              <w:t>13</w:t>
+              <w:t>14</w:t>
             </w:r>
             <w:r>
               <w:rPr>
@@ -1555,7 +1555,7 @@
               <w14:ligatures w14:val="standardContextual"/>
             </w:rPr>
           </w:pPr>
-          <w:hyperlink w:anchor="_Toc215672589" w:history="1">
+          <w:hyperlink w:anchor="_Toc215733945" w:history="1">
             <w:r>
               <w:rPr>
                 <w:rStyle w:val="Hyperlink"/>
@@ -1579,7 +1579,7 @@
               <w:rPr>
                 <w:noProof/>
               </w:rPr>
-              <w:instrText xml:space="preserve"> PAGEREF _Toc215672589 \h </w:instrText>
+              <w:instrText xml:space="preserve"> PAGEREF _Toc215733945 \h </w:instrText>
             </w:r>
             <w:r>
               <w:rPr>
@@ -1618,7 +1618,7 @@
               <w14:ligatures w14:val="standardContextual"/>
             </w:rPr>
           </w:pPr>
-          <w:hyperlink w:anchor="_Toc215672590" w:history="1">
+          <w:hyperlink w:anchor="_Toc215733946" w:history="1">
             <w:r>
               <w:rPr>
                 <w:rStyle w:val="Hyperlink"/>
@@ -1642,7 +1642,7 @@
               <w:rPr>
                 <w:noProof/>
               </w:rPr>
-              <w:instrText xml:space="preserve"> PAGEREF _Toc215672590 \h </w:instrText>
+              <w:instrText xml:space="preserve"> PAGEREF _Toc215733946 \h </w:instrText>
             </w:r>
             <w:r>
               <w:rPr>
@@ -1681,7 +1681,7 @@
               <w14:ligatures w14:val="standardContextual"/>
             </w:rPr>
           </w:pPr>
-          <w:hyperlink w:anchor="_Toc215672591" w:history="1">
+          <w:hyperlink w:anchor="_Toc215733947" w:history="1">
             <w:r>
               <w:rPr>
                 <w:rStyle w:val="Hyperlink"/>
@@ -1705,7 +1705,7 @@
               <w:rPr>
                 <w:noProof/>
               </w:rPr>
-              <w:instrText xml:space="preserve"> PAGEREF _Toc215672591 \h </w:instrText>
+              <w:instrText xml:space="preserve"> PAGEREF _Toc215733947 \h </w:instrText>
             </w:r>
             <w:r>
               <w:rPr>
@@ -1757,7 +1757,7 @@
       <w:pPr>
         <w:pStyle w:val="Heading1"/>
       </w:pPr>
-      <w:bookmarkStart w:id="8" w:name="_Toc215672574"/>
+      <w:bookmarkStart w:id="8" w:name="_Toc215733930"/>
       <w:r>
         <w:lastRenderedPageBreak/>
         <w:t>Part 1 - Introduction</w:t>
@@ -1875,7 +1875,7 @@
       <w:pPr>
         <w:pStyle w:val="Heading1"/>
       </w:pPr>
-      <w:bookmarkStart w:id="9" w:name="_Toc215672575"/>
+      <w:bookmarkStart w:id="9" w:name="_Toc215733931"/>
       <w:r>
         <w:lastRenderedPageBreak/>
         <w:t>Part 2 – Materials and Methods</w:t>
@@ -1886,7 +1886,7 @@
       <w:pPr>
         <w:pStyle w:val="Heading2"/>
       </w:pPr>
-      <w:bookmarkStart w:id="10" w:name="_Toc215672576"/>
+      <w:bookmarkStart w:id="10" w:name="_Toc215733932"/>
       <w:r>
         <w:t>Data Collection</w:t>
       </w:r>
@@ -2177,7 +2177,7 @@
       <w:pPr>
         <w:pStyle w:val="Heading2"/>
       </w:pPr>
-      <w:bookmarkStart w:id="11" w:name="_Toc215672577"/>
+      <w:bookmarkStart w:id="11" w:name="_Toc215733933"/>
       <w:r>
         <w:lastRenderedPageBreak/>
         <w:t>Data Cleaning and Processing</w:t>
@@ -2893,7 +2893,7 @@
       <w:pPr>
         <w:pStyle w:val="Heading3"/>
       </w:pPr>
-      <w:bookmarkStart w:id="12" w:name="_Toc215672578"/>
+      <w:bookmarkStart w:id="12" w:name="_Toc215733934"/>
       <w:r>
         <w:t>Data Cleaning</w:t>
       </w:r>
@@ -2976,7 +2976,7 @@
       <w:pPr>
         <w:pStyle w:val="Heading3"/>
       </w:pPr>
-      <w:bookmarkStart w:id="13" w:name="_Toc215672579"/>
+      <w:bookmarkStart w:id="13" w:name="_Toc215733935"/>
       <w:r>
         <w:lastRenderedPageBreak/>
         <w:t>Feature Engineering</w:t>
@@ -3025,13 +3025,11 @@
       <w:r>
         <w:t xml:space="preserve">was a reliable </w:t>
       </w:r>
-      <w:proofErr w:type="spellStart"/>
-      <w:r>
-        <w:t>boolean</w:t>
-      </w:r>
-      <w:proofErr w:type="spellEnd"/>
-      <w:r>
-        <w:t xml:space="preserve"> flag </w:t>
+      <w:r>
+        <w:t>B</w:t>
+      </w:r>
+      <w:r>
+        <w:t xml:space="preserve">oolean flag </w:t>
       </w:r>
       <w:r>
         <w:t>for</w:t>
@@ -3063,23 +3061,21 @@
           <w:i/>
           <w:iCs/>
         </w:rPr>
-        <w:t xml:space="preserve">“An artificial space object … can be in one state. Each time the object transitions to another state (undocks, is attached to something, </w:t>
-      </w:r>
-      <w:proofErr w:type="spellStart"/>
+        <w:t>“An artificial space object … can be in one state. Each time the object transitions to another state (undocks, is attached to something, re</w:t>
+      </w:r>
       <w:r>
         <w:rPr>
           <w:i/>
           <w:iCs/>
         </w:rPr>
-        <w:t>reenters</w:t>
-      </w:r>
-      <w:proofErr w:type="spellEnd"/>
+        <w:t>-</w:t>
+      </w:r>
       <w:r>
         <w:rPr>
           <w:i/>
           <w:iCs/>
         </w:rPr>
-        <w:t xml:space="preserve">, changes which body it is orbiting, etc.) marks the beginning or end of a phase. Most objects in GCAT have only a single phase - they separate from an object (launch vehicle) and then are either still in free flight or have re-entered. However, some objects go through many phases. </w:t>
+        <w:t xml:space="preserve">enters, changes which body it is orbiting, etc.) marks the beginning or end of a phase. Most objects in GCAT have only a single phase - they separate from an object (launch vehicle) and then are either still in free flight or have re-entered. However, some objects go through many phases. </w:t>
       </w:r>
       <w:r>
         <w:rPr>
@@ -3901,7 +3897,7 @@
       <w:pPr>
         <w:pStyle w:val="Heading2"/>
       </w:pPr>
-      <w:bookmarkStart w:id="14" w:name="_Toc215672580"/>
+      <w:bookmarkStart w:id="14" w:name="_Toc215733936"/>
       <w:r>
         <w:lastRenderedPageBreak/>
         <w:t>Design Principles and Tools</w:t>
@@ -3917,7 +3913,7 @@
       <w:pPr>
         <w:pStyle w:val="Heading3"/>
       </w:pPr>
-      <w:bookmarkStart w:id="15" w:name="_Toc215672581"/>
+      <w:bookmarkStart w:id="15" w:name="_Toc215733937"/>
       <w:r>
         <w:t>Tool Selection</w:t>
       </w:r>
@@ -4034,7 +4030,7 @@
       <w:pPr>
         <w:pStyle w:val="Heading3"/>
       </w:pPr>
-      <w:bookmarkStart w:id="16" w:name="_Toc215672582"/>
+      <w:bookmarkStart w:id="16" w:name="_Toc215733938"/>
       <w:r>
         <w:t>Palette Selection</w:t>
       </w:r>
@@ -4513,9 +4509,91 @@
     </w:p>
     <w:p>
       <w:pPr>
+        <w:keepNext/>
+      </w:pPr>
+      <w:r>
+        <w:rPr>
+          <w:noProof/>
+        </w:rPr>
+        <w:drawing>
+          <wp:inline distT="0" distB="0" distL="0" distR="0" wp14:anchorId="6FAF1D6D" wp14:editId="0DEE9A55">
+            <wp:extent cx="4273827" cy="1042516"/>
+            <wp:effectExtent l="0" t="0" r="0" b="0"/>
+            <wp:docPr id="816280406" name="Picture 9" descr="A green and brown rectangles&#10;&#10;AI-generated content may be incorrect."/>
+            <wp:cNvGraphicFramePr>
+              <a:graphicFrameLocks xmlns:a="http://schemas.openxmlformats.org/drawingml/2006/main" noChangeAspect="1"/>
+            </wp:cNvGraphicFramePr>
+            <a:graphic xmlns:a="http://schemas.openxmlformats.org/drawingml/2006/main">
+              <a:graphicData uri="http://schemas.openxmlformats.org/drawingml/2006/picture">
+                <pic:pic xmlns:pic="http://schemas.openxmlformats.org/drawingml/2006/picture">
+                  <pic:nvPicPr>
+                    <pic:cNvPr id="816280406" name="Picture 9" descr="A green and brown rectangles&#10;&#10;AI-generated content may be incorrect."/>
+                    <pic:cNvPicPr/>
+                  </pic:nvPicPr>
+                  <pic:blipFill>
+                    <a:blip r:embed="rId12" cstate="print">
+                      <a:extLst>
+                        <a:ext uri="{28A0092B-C50C-407E-A947-70E740481C1C}">
+                          <a14:useLocalDpi xmlns:a14="http://schemas.microsoft.com/office/drawing/2010/main" val="0"/>
+                        </a:ext>
+                      </a:extLst>
+                    </a:blip>
+                    <a:stretch>
+                      <a:fillRect/>
+                    </a:stretch>
+                  </pic:blipFill>
+                  <pic:spPr>
+                    <a:xfrm>
+                      <a:off x="0" y="0"/>
+                      <a:ext cx="4317589" cy="1053191"/>
+                    </a:xfrm>
+                    <a:prstGeom prst="rect">
+                      <a:avLst/>
+                    </a:prstGeom>
+                  </pic:spPr>
+                </pic:pic>
+              </a:graphicData>
+            </a:graphic>
+          </wp:inline>
+        </w:drawing>
+      </w:r>
+    </w:p>
+    <w:p>
+      <w:pPr>
+        <w:pStyle w:val="Caption"/>
+      </w:pPr>
+      <w:r>
+        <w:t xml:space="preserve">Figure </w:t>
+      </w:r>
+      <w:r>
+        <w:fldChar w:fldCharType="begin"/>
+      </w:r>
+      <w:r>
+        <w:instrText xml:space="preserve"> SEQ Figure \* ARABIC </w:instrText>
+      </w:r>
+      <w:r>
+        <w:fldChar w:fldCharType="separate"/>
+      </w:r>
+      <w:r>
+        <w:rPr>
+          <w:noProof/>
+        </w:rPr>
+        <w:t>3</w:t>
+      </w:r>
+      <w:r>
+        <w:fldChar w:fldCharType="end"/>
+      </w:r>
+      <w:r>
+        <w:t xml:space="preserve"> - Gradients for report and presentation.</w:t>
+      </w:r>
+    </w:p>
+    <w:p/>
+    <w:p/>
+    <w:p>
+      <w:pPr>
         <w:pStyle w:val="Heading3"/>
       </w:pPr>
-      <w:bookmarkStart w:id="17" w:name="_Toc215672583"/>
+      <w:bookmarkStart w:id="17" w:name="_Toc215733939"/>
       <w:r>
         <w:t>Chart Selection</w:t>
       </w:r>
@@ -4619,7 +4697,7 @@
       <w:pPr>
         <w:pStyle w:val="Heading3"/>
       </w:pPr>
-      <w:bookmarkStart w:id="18" w:name="_Toc215672584"/>
+      <w:bookmarkStart w:id="18" w:name="_Toc215733940"/>
       <w:r>
         <w:t>Storyboard</w:t>
       </w:r>
@@ -4695,7 +4773,7 @@
       <w:pPr>
         <w:pStyle w:val="Heading1"/>
       </w:pPr>
-      <w:bookmarkStart w:id="19" w:name="_Toc215672585"/>
+      <w:bookmarkStart w:id="19" w:name="_Toc215733941"/>
       <w:r>
         <w:lastRenderedPageBreak/>
         <w:t>Part 3 - Results – From Launch to Litter</w:t>
@@ -5013,7 +5091,7 @@
       <w:pPr>
         <w:pStyle w:val="Heading2"/>
       </w:pPr>
-      <w:bookmarkStart w:id="20" w:name="_Toc215672586"/>
+      <w:bookmarkStart w:id="20" w:name="_Toc215733942"/>
       <w:r>
         <w:t>What is the current state of orbital congestion, and how has it evolved since space exploration began in the late 1950s?</w:t>
       </w:r>
@@ -5091,7 +5169,7 @@
                               <w:rPr>
                                 <w:noProof/>
                               </w:rPr>
-                              <w:t>3</w:t>
+                              <w:t>4</w:t>
                             </w:r>
                             <w:r>
                               <w:fldChar w:fldCharType="end"/>
@@ -5147,7 +5225,7 @@
                         <w:rPr>
                           <w:noProof/>
                         </w:rPr>
-                        <w:t>3</w:t>
+                        <w:t>4</w:t>
                       </w:r>
                       <w:r>
                         <w:fldChar w:fldCharType="end"/>
@@ -5197,7 +5275,7 @@
                     </pic:cNvPicPr>
                   </pic:nvPicPr>
                   <pic:blipFill>
-                    <a:blip r:embed="rId12"/>
+                    <a:blip r:embed="rId13"/>
                     <a:stretch>
                       <a:fillRect/>
                     </a:stretch>
@@ -5224,7 +5302,10 @@
         </w:drawing>
       </w:r>
       <w:r>
-        <w:t xml:space="preserve">In the 1950s and 60s, satellite technology was mainly focused on defence capability and on space exploration. While there was some private commercial interest, most satellite programs were government backed. </w:t>
+        <w:t>In the 1950s and 60s, satellite technology was mainly focused on defence capability and on space exploration. While there was some private commercial interest, most satellite programs were government backed</w:t>
+      </w:r>
+      <w:r>
+        <w:t xml:space="preserve"> (figure 4).</w:t>
       </w:r>
     </w:p>
     <w:p>
@@ -5256,7 +5337,13 @@
       </w:r>
       <w:r>
         <w:noBreakHyphen/>
-        <w:t>term sustainability. The late 1990s saw a notable collision between an Ariane rocket piece and the French Cerise satellite (Alby 1997). At this time, rocket bodies often broke up increasing the debris count significantly, as shown Figure 2, leading to guidelines around improving sustainability and debris reduction (COPUOS 1999).</w:t>
+        <w:t xml:space="preserve">term sustainability. The late 1990s saw a notable collision between an Ariane rocket piece and the French Cerise satellite (Alby 1997). At this time, rocket bodies often broke up increasing the debris count significantly, as shown Figure </w:t>
+      </w:r>
+      <w:r>
+        <w:t>5</w:t>
+      </w:r>
+      <w:r>
+        <w:t>, leading to guidelines around improving sustainability and debris reduction (COPUOS 1999).</w:t>
       </w:r>
     </w:p>
     <w:p>
@@ -5284,7 +5371,7 @@
                     <pic:cNvPicPr/>
                   </pic:nvPicPr>
                   <pic:blipFill>
-                    <a:blip r:embed="rId13">
+                    <a:blip r:embed="rId14">
                       <a:extLst>
                         <a:ext uri="{28A0092B-C50C-407E-A947-70E740481C1C}">
                           <a14:useLocalDpi xmlns:a14="http://schemas.microsoft.com/office/drawing/2010/main" val="0"/>
@@ -5334,28 +5421,34 @@
         <w:rPr>
           <w:noProof/>
         </w:rPr>
+        <w:t>5</w:t>
+      </w:r>
+      <w:r>
+        <w:fldChar w:fldCharType="end"/>
+      </w:r>
+      <w:r>
+        <w:t xml:space="preserve"> - </w:t>
+      </w:r>
+      <w:r>
+        <w:t xml:space="preserve">Debris has always been an issue, but especially so in the </w:t>
+      </w:r>
+      <w:r>
+        <w:t xml:space="preserve">late </w:t>
+      </w:r>
+      <w:r>
+        <w:t>1990s.</w:t>
+      </w:r>
+    </w:p>
+    <w:p/>
+    <w:p>
+      <w:r>
+        <w:t xml:space="preserve">The late 2010s and 2020s have marked a turning point, with firms like SpaceX, OneWeb, and Amazon becoming the majority stakeholders in satellite deployments. Figure </w:t>
+      </w:r>
+      <w:r>
         <w:t>4</w:t>
       </w:r>
       <w:r>
-        <w:fldChar w:fldCharType="end"/>
-      </w:r>
-      <w:r>
-        <w:t xml:space="preserve"> - </w:t>
-      </w:r>
-      <w:r>
-        <w:t xml:space="preserve">Debris has always been an issue, but especially so in the </w:t>
-      </w:r>
-      <w:r>
-        <w:t xml:space="preserve">late </w:t>
-      </w:r>
-      <w:r>
-        <w:t>1990s.</w:t>
-      </w:r>
-    </w:p>
-    <w:p/>
-    <w:p>
-      <w:r>
-        <w:t>The late 2010s and 2020s have marked a turning point, with firms like SpaceX, OneWeb, and Amazon becoming the majority stakeholders in satellite deployments. Figure 1 also shows a recent increase in the deployment of defence capability, which may be a reaction to global hostilities.</w:t>
+        <w:t xml:space="preserve"> also shows a recent increase in the deployment of defence capability, which may be a reaction to global hostilities.</w:t>
       </w:r>
     </w:p>
     <w:p>
@@ -5422,60 +5515,23 @@
     </w:p>
     <w:p/>
     <w:p>
-      <w:r>
-        <w:rPr>
-          <w:rStyle w:val="Strong"/>
+      <w:pPr>
+        <w:keepNext/>
+      </w:pPr>
+      <w:r>
+        <w:rPr>
           <w:rFonts w:eastAsia="Arial" w:cs="Arial"/>
-          <w:b w:val="0"/>
-          <w:bCs w:val="0"/>
+          <w:noProof/>
           <w:kern w:val="0"/>
           <w:szCs w:val="22"/>
           <w:lang w:eastAsia="en-US" w:bidi="ar-SA"/>
         </w:rPr>
         <w:lastRenderedPageBreak/>
-        <w:t xml:space="preserve">The number of objects </w:t>
-      </w:r>
-      <w:r>
-        <w:rPr>
-          <w:rStyle w:val="Strong"/>
-          <w:rFonts w:eastAsia="Arial" w:cs="Arial"/>
-          <w:b w:val="0"/>
-          <w:bCs w:val="0"/>
-          <w:kern w:val="0"/>
-          <w:szCs w:val="22"/>
-          <w:lang w:eastAsia="en-US" w:bidi="ar-SA"/>
-        </w:rPr>
-        <w:t xml:space="preserve">in orbit </w:t>
-      </w:r>
-      <w:r>
-        <w:rPr>
-          <w:rStyle w:val="Strong"/>
-          <w:rFonts w:eastAsia="Arial" w:cs="Arial"/>
-          <w:b w:val="0"/>
-          <w:bCs w:val="0"/>
-          <w:kern w:val="0"/>
-          <w:szCs w:val="22"/>
-          <w:lang w:eastAsia="en-US" w:bidi="ar-SA"/>
-        </w:rPr>
-        <w:t>has grown over time, as the number added has increased faster than objects have re-entered the atmosphere, as shown in Figure 4.</w:t>
-      </w:r>
-    </w:p>
-    <w:p>
-      <w:pPr>
-        <w:keepNext/>
-      </w:pPr>
-      <w:r>
-        <w:rPr>
-          <w:rFonts w:ascii="Nimbus Sans" w:eastAsia="Arial" w:hAnsi="Nimbus Sans" w:cs="Arial"/>
-          <w:noProof/>
-          <w:kern w:val="0"/>
-          <w:lang w:eastAsia="en-US" w:bidi="ar-SA"/>
-        </w:rPr>
         <w:drawing>
-          <wp:inline distT="0" distB="0" distL="0" distR="0" wp14:anchorId="508469AC" wp14:editId="61417EF8">
-            <wp:extent cx="6120130" cy="3035300"/>
+          <wp:inline distT="0" distB="0" distL="0" distR="0" wp14:anchorId="6BB1EF20" wp14:editId="693BDAA8">
+            <wp:extent cx="6120130" cy="3435985"/>
             <wp:effectExtent l="0" t="0" r="1270" b="0"/>
-            <wp:docPr id="1737676860" name="Picture 6" descr="A graph showing the number of objects in orbit&#10;&#10;AI-generated content may be incorrect."/>
+            <wp:docPr id="1025249768" name="Picture 10" descr="A graph of a pie chart&#10;&#10;AI-generated content may be incorrect."/>
             <wp:cNvGraphicFramePr>
               <a:graphicFrameLocks xmlns:a="http://schemas.openxmlformats.org/drawingml/2006/main" noChangeAspect="1"/>
             </wp:cNvGraphicFramePr>
@@ -5483,235 +5539,7 @@
               <a:graphicData uri="http://schemas.openxmlformats.org/drawingml/2006/picture">
                 <pic:pic xmlns:pic="http://schemas.openxmlformats.org/drawingml/2006/picture">
                   <pic:nvPicPr>
-                    <pic:cNvPr id="1737676860" name="Picture 6" descr="A graph showing the number of objects in orbit&#10;&#10;AI-generated content may be incorrect."/>
-                    <pic:cNvPicPr/>
-                  </pic:nvPicPr>
-                  <pic:blipFill>
-                    <a:blip r:embed="rId14">
-                      <a:extLst>
-                        <a:ext uri="{28A0092B-C50C-407E-A947-70E740481C1C}">
-                          <a14:useLocalDpi xmlns:a14="http://schemas.microsoft.com/office/drawing/2010/main" val="0"/>
-                        </a:ext>
-                      </a:extLst>
-                    </a:blip>
-                    <a:stretch>
-                      <a:fillRect/>
-                    </a:stretch>
-                  </pic:blipFill>
-                  <pic:spPr>
-                    <a:xfrm>
-                      <a:off x="0" y="0"/>
-                      <a:ext cx="6120130" cy="3035300"/>
-                    </a:xfrm>
-                    <a:prstGeom prst="rect">
-                      <a:avLst/>
-                    </a:prstGeom>
-                  </pic:spPr>
-                </pic:pic>
-              </a:graphicData>
-            </a:graphic>
-          </wp:inline>
-        </w:drawing>
-      </w:r>
-    </w:p>
-    <w:p>
-      <w:pPr>
-        <w:pStyle w:val="Caption"/>
-        <w:rPr>
-          <w:rStyle w:val="Strong"/>
-          <w:rFonts w:ascii="Nimbus Sans" w:eastAsia="Arial" w:hAnsi="Nimbus Sans" w:cs="Arial"/>
-          <w:b w:val="0"/>
-          <w:bCs w:val="0"/>
-          <w:kern w:val="0"/>
-          <w:lang w:eastAsia="en-US" w:bidi="ar-SA"/>
-        </w:rPr>
-      </w:pPr>
-      <w:r>
-        <w:t xml:space="preserve">Figure </w:t>
-      </w:r>
-      <w:r>
-        <w:fldChar w:fldCharType="begin"/>
-      </w:r>
-      <w:r>
-        <w:instrText xml:space="preserve"> SEQ Figure \* ARABIC </w:instrText>
-      </w:r>
-      <w:r>
-        <w:fldChar w:fldCharType="separate"/>
-      </w:r>
-      <w:r>
-        <w:rPr>
-          <w:noProof/>
-        </w:rPr>
-        <w:t>5</w:t>
-      </w:r>
-      <w:r>
-        <w:fldChar w:fldCharType="end"/>
-      </w:r>
-      <w:r>
-        <w:t xml:space="preserve"> -</w:t>
-      </w:r>
-      <w:r>
-        <w:t xml:space="preserve"> Breakdown of payloads in orbit, </w:t>
-      </w:r>
-      <w:r>
-        <w:t xml:space="preserve">as of </w:t>
-      </w:r>
-      <w:r>
-        <w:t>1st Dec</w:t>
-      </w:r>
-      <w:r>
-        <w:t>ember</w:t>
-      </w:r>
-      <w:r>
-        <w:t xml:space="preserve"> 2025</w:t>
-      </w:r>
-    </w:p>
-    <w:p>
-      <w:pPr>
-        <w:rPr>
-          <w:rStyle w:val="Strong"/>
-          <w:rFonts w:ascii="Nimbus Sans" w:eastAsia="Arial" w:hAnsi="Nimbus Sans" w:cs="Arial"/>
-          <w:b w:val="0"/>
-          <w:bCs w:val="0"/>
-          <w:kern w:val="0"/>
-          <w:lang w:eastAsia="en-US" w:bidi="ar-SA"/>
-        </w:rPr>
-      </w:pPr>
-    </w:p>
-    <w:p>
-      <w:r>
-        <w:rPr>
-          <w:rStyle w:val="Strong"/>
-          <w:rFonts w:eastAsia="Arial" w:cs="Arial"/>
-          <w:b w:val="0"/>
-          <w:bCs w:val="0"/>
-          <w:kern w:val="0"/>
-          <w:szCs w:val="22"/>
-          <w:lang w:eastAsia="en-US" w:bidi="ar-SA"/>
-        </w:rPr>
-        <w:t>The total mass of the satellite payloads in orbit is 13,174 metric tons</w:t>
-      </w:r>
-      <w:r>
-        <w:rPr>
-          <w:rStyle w:val="Strong"/>
-          <w:rFonts w:eastAsia="Arial" w:cs="Arial"/>
-          <w:b w:val="0"/>
-          <w:bCs w:val="0"/>
-          <w:kern w:val="0"/>
-          <w:szCs w:val="22"/>
-          <w:lang w:eastAsia="en-US" w:bidi="ar-SA"/>
-        </w:rPr>
-        <w:t xml:space="preserve">, which is </w:t>
-      </w:r>
-      <w:r>
-        <w:rPr>
-          <w:rStyle w:val="Strong"/>
-          <w:rFonts w:eastAsia="Arial" w:cs="Arial"/>
-          <w:b w:val="0"/>
-          <w:bCs w:val="0"/>
-          <w:kern w:val="0"/>
-          <w:szCs w:val="22"/>
-          <w:lang w:eastAsia="en-US" w:bidi="ar-SA"/>
-        </w:rPr>
-        <w:t>the same as</w:t>
-      </w:r>
-      <w:r>
-        <w:rPr>
-          <w:rStyle w:val="Strong"/>
-          <w:rFonts w:eastAsia="Arial" w:cs="Arial"/>
-          <w:b w:val="0"/>
-          <w:bCs w:val="0"/>
-          <w:kern w:val="0"/>
-          <w:szCs w:val="22"/>
-          <w:lang w:eastAsia="en-US" w:bidi="ar-SA"/>
-        </w:rPr>
-        <w:t xml:space="preserve"> </w:t>
-      </w:r>
-      <w:r>
-        <w:rPr>
-          <w:rStyle w:val="Strong"/>
-          <w:rFonts w:eastAsia="Arial" w:cs="Arial"/>
-          <w:b w:val="0"/>
-          <w:bCs w:val="0"/>
-          <w:kern w:val="0"/>
-          <w:szCs w:val="22"/>
-          <w:lang w:eastAsia="en-US" w:bidi="ar-SA"/>
-        </w:rPr>
-        <w:t xml:space="preserve">1,062 London buses (London Assembly 2014). Figure </w:t>
-      </w:r>
-      <w:r>
-        <w:rPr>
-          <w:rStyle w:val="Strong"/>
-          <w:rFonts w:eastAsia="Arial" w:cs="Arial"/>
-          <w:b w:val="0"/>
-          <w:bCs w:val="0"/>
-          <w:kern w:val="0"/>
-          <w:szCs w:val="22"/>
-          <w:lang w:eastAsia="en-US" w:bidi="ar-SA"/>
-        </w:rPr>
-        <w:t>6</w:t>
-      </w:r>
-      <w:r>
-        <w:rPr>
-          <w:rStyle w:val="Strong"/>
-          <w:rFonts w:eastAsia="Arial" w:cs="Arial"/>
-          <w:b w:val="0"/>
-          <w:bCs w:val="0"/>
-          <w:kern w:val="0"/>
-          <w:szCs w:val="22"/>
-          <w:lang w:eastAsia="en-US" w:bidi="ar-SA"/>
-        </w:rPr>
-        <w:t xml:space="preserve"> shows the relative mass of the top twenty satellite programs. </w:t>
-      </w:r>
-      <w:r>
-        <w:rPr>
-          <w:rStyle w:val="Strong"/>
-          <w:rFonts w:eastAsia="Arial" w:cs="Arial"/>
-          <w:b w:val="0"/>
-          <w:bCs w:val="0"/>
-          <w:kern w:val="0"/>
-          <w:szCs w:val="22"/>
-          <w:lang w:eastAsia="en-US" w:bidi="ar-SA"/>
-        </w:rPr>
-        <w:t>The</w:t>
-      </w:r>
-      <w:r>
-        <w:rPr>
-          <w:rStyle w:val="Strong"/>
-          <w:rFonts w:eastAsia="Arial" w:cs="Arial"/>
-          <w:b w:val="0"/>
-          <w:bCs w:val="0"/>
-          <w:kern w:val="0"/>
-          <w:szCs w:val="22"/>
-          <w:lang w:eastAsia="en-US" w:bidi="ar-SA"/>
-        </w:rPr>
-        <w:t xml:space="preserve"> bulk of the global satellite fleet are commercial communications devices.</w:t>
-      </w:r>
-    </w:p>
-    <w:p>
-      <w:pPr>
-        <w:keepNext/>
-      </w:pPr>
-      <w:r>
-        <w:rPr>
-          <w:rFonts w:ascii="Nimbus Sans" w:eastAsia="Arial" w:hAnsi="Nimbus Sans" w:cs="Arial"/>
-          <w:noProof/>
-          <w:kern w:val="0"/>
-          <w:lang w:eastAsia="en-US" w:bidi="ar-SA"/>
-        </w:rPr>
-        <w:drawing>
-          <wp:inline distT="0" distB="0" distL="0" distR="0" wp14:anchorId="0EBFF83C" wp14:editId="2E18F8C5">
-            <wp:extent cx="6120130" cy="3435985"/>
-            <wp:effectExtent l="0" t="0" r="0" b="5715"/>
-            <wp:docPr id="1263068292" name="Picture 7"/>
-            <wp:cNvGraphicFramePr>
-              <a:graphicFrameLocks xmlns:a="http://schemas.openxmlformats.org/drawingml/2006/main" noChangeAspect="1"/>
-            </wp:cNvGraphicFramePr>
-            <a:graphic xmlns:a="http://schemas.openxmlformats.org/drawingml/2006/main">
-              <a:graphicData uri="http://schemas.openxmlformats.org/drawingml/2006/picture">
-                <pic:pic xmlns:pic="http://schemas.openxmlformats.org/drawingml/2006/picture">
-                  <pic:nvPicPr>
-                    <pic:cNvPr id="1263068292" name="Picture 1263068292"/>
+                    <pic:cNvPr id="1025249768" name="Picture 10" descr="A graph of a pie chart&#10;&#10;AI-generated content may be incorrect."/>
                     <pic:cNvPicPr/>
                   </pic:nvPicPr>
                   <pic:blipFill>
@@ -5745,6 +5573,165 @@
     <w:p>
       <w:pPr>
         <w:pStyle w:val="Caption"/>
+      </w:pPr>
+      <w:r>
+        <w:t xml:space="preserve">Figure </w:t>
+      </w:r>
+      <w:r>
+        <w:fldChar w:fldCharType="begin"/>
+      </w:r>
+      <w:r>
+        <w:instrText xml:space="preserve"> SEQ Figure \* ARABIC </w:instrText>
+      </w:r>
+      <w:r>
+        <w:fldChar w:fldCharType="separate"/>
+      </w:r>
+      <w:r>
+        <w:rPr>
+          <w:noProof/>
+        </w:rPr>
+        <w:t>6</w:t>
+      </w:r>
+      <w:r>
+        <w:fldChar w:fldCharType="end"/>
+      </w:r>
+      <w:r>
+        <w:t xml:space="preserve"> - Breakdown of objects in orbit, and payload categories.</w:t>
+      </w:r>
+    </w:p>
+    <w:p>
+      <w:pPr>
+        <w:pStyle w:val="Caption"/>
+        <w:rPr>
+          <w:rStyle w:val="Strong"/>
+          <w:rFonts w:eastAsia="Arial" w:cs="Arial"/>
+          <w:b w:val="0"/>
+          <w:bCs w:val="0"/>
+          <w:kern w:val="0"/>
+          <w:szCs w:val="22"/>
+          <w:lang w:eastAsia="en-US" w:bidi="ar-SA"/>
+        </w:rPr>
+      </w:pPr>
+    </w:p>
+    <w:p>
+      <w:r>
+        <w:rPr>
+          <w:rStyle w:val="Strong"/>
+          <w:rFonts w:eastAsia="Arial" w:cs="Arial"/>
+          <w:b w:val="0"/>
+          <w:bCs w:val="0"/>
+          <w:kern w:val="0"/>
+          <w:szCs w:val="22"/>
+          <w:lang w:eastAsia="en-US" w:bidi="ar-SA"/>
+        </w:rPr>
+        <w:t xml:space="preserve">The number of objects </w:t>
+      </w:r>
+      <w:r>
+        <w:rPr>
+          <w:rStyle w:val="Strong"/>
+          <w:rFonts w:eastAsia="Arial" w:cs="Arial"/>
+          <w:b w:val="0"/>
+          <w:bCs w:val="0"/>
+          <w:kern w:val="0"/>
+          <w:szCs w:val="22"/>
+          <w:lang w:eastAsia="en-US" w:bidi="ar-SA"/>
+        </w:rPr>
+        <w:t xml:space="preserve">in orbit </w:t>
+      </w:r>
+      <w:r>
+        <w:rPr>
+          <w:rStyle w:val="Strong"/>
+          <w:rFonts w:eastAsia="Arial" w:cs="Arial"/>
+          <w:b w:val="0"/>
+          <w:bCs w:val="0"/>
+          <w:kern w:val="0"/>
+          <w:szCs w:val="22"/>
+          <w:lang w:eastAsia="en-US" w:bidi="ar-SA"/>
+        </w:rPr>
+        <w:t xml:space="preserve">has grown over time, as the number added has increased faster than objects have re-entered the atmosphere, as shown in Figure </w:t>
+      </w:r>
+      <w:r>
+        <w:rPr>
+          <w:rStyle w:val="Strong"/>
+          <w:rFonts w:eastAsia="Arial" w:cs="Arial"/>
+          <w:b w:val="0"/>
+          <w:bCs w:val="0"/>
+          <w:kern w:val="0"/>
+          <w:szCs w:val="22"/>
+          <w:lang w:eastAsia="en-US" w:bidi="ar-SA"/>
+        </w:rPr>
+        <w:t>7</w:t>
+      </w:r>
+      <w:r>
+        <w:rPr>
+          <w:rStyle w:val="Strong"/>
+          <w:rFonts w:eastAsia="Arial" w:cs="Arial"/>
+          <w:b w:val="0"/>
+          <w:bCs w:val="0"/>
+          <w:kern w:val="0"/>
+          <w:szCs w:val="22"/>
+          <w:lang w:eastAsia="en-US" w:bidi="ar-SA"/>
+        </w:rPr>
+        <w:t>.</w:t>
+      </w:r>
+    </w:p>
+    <w:p>
+      <w:pPr>
+        <w:keepNext/>
+      </w:pPr>
+      <w:r>
+        <w:rPr>
+          <w:rFonts w:ascii="Nimbus Sans" w:eastAsia="Arial" w:hAnsi="Nimbus Sans" w:cs="Arial"/>
+          <w:noProof/>
+          <w:kern w:val="0"/>
+          <w:lang w:eastAsia="en-US" w:bidi="ar-SA"/>
+        </w:rPr>
+        <w:drawing>
+          <wp:inline distT="0" distB="0" distL="0" distR="0" wp14:anchorId="508469AC" wp14:editId="10B60D45">
+            <wp:extent cx="5784574" cy="2868880"/>
+            <wp:effectExtent l="0" t="0" r="0" b="1905"/>
+            <wp:docPr id="1737676860" name="Picture 6" descr="A graph showing the number of objects in orbit&#10;&#10;AI-generated content may be incorrect."/>
+            <wp:cNvGraphicFramePr>
+              <a:graphicFrameLocks xmlns:a="http://schemas.openxmlformats.org/drawingml/2006/main" noChangeAspect="1"/>
+            </wp:cNvGraphicFramePr>
+            <a:graphic xmlns:a="http://schemas.openxmlformats.org/drawingml/2006/main">
+              <a:graphicData uri="http://schemas.openxmlformats.org/drawingml/2006/picture">
+                <pic:pic xmlns:pic="http://schemas.openxmlformats.org/drawingml/2006/picture">
+                  <pic:nvPicPr>
+                    <pic:cNvPr id="1737676860" name="Picture 6" descr="A graph showing the number of objects in orbit&#10;&#10;AI-generated content may be incorrect."/>
+                    <pic:cNvPicPr/>
+                  </pic:nvPicPr>
+                  <pic:blipFill>
+                    <a:blip r:embed="rId16">
+                      <a:extLst>
+                        <a:ext uri="{28A0092B-C50C-407E-A947-70E740481C1C}">
+                          <a14:useLocalDpi xmlns:a14="http://schemas.microsoft.com/office/drawing/2010/main" val="0"/>
+                        </a:ext>
+                      </a:extLst>
+                    </a:blip>
+                    <a:stretch>
+                      <a:fillRect/>
+                    </a:stretch>
+                  </pic:blipFill>
+                  <pic:spPr>
+                    <a:xfrm>
+                      <a:off x="0" y="0"/>
+                      <a:ext cx="5804903" cy="2878962"/>
+                    </a:xfrm>
+                    <a:prstGeom prst="rect">
+                      <a:avLst/>
+                    </a:prstGeom>
+                  </pic:spPr>
+                </pic:pic>
+              </a:graphicData>
+            </a:graphic>
+          </wp:inline>
+        </w:drawing>
+      </w:r>
+    </w:p>
+    <w:p>
+      <w:pPr>
+        <w:pStyle w:val="Caption"/>
         <w:rPr>
           <w:rStyle w:val="Strong"/>
           <w:rFonts w:ascii="Nimbus Sans" w:eastAsia="Arial" w:hAnsi="Nimbus Sans" w:cs="Arial"/>
@@ -5770,13 +5757,28 @@
         <w:rPr>
           <w:noProof/>
         </w:rPr>
-        <w:t>6</w:t>
+        <w:t>7</w:t>
       </w:r>
       <w:r>
         <w:fldChar w:fldCharType="end"/>
       </w:r>
       <w:r>
-        <w:t xml:space="preserve"> - Masses of payloads in orbit, as of 1st December 2025</w:t>
+        <w:t xml:space="preserve"> -</w:t>
+      </w:r>
+      <w:r>
+        <w:t xml:space="preserve"> Breakdown of payloads in orbit, </w:t>
+      </w:r>
+      <w:r>
+        <w:t xml:space="preserve">as of </w:t>
+      </w:r>
+      <w:r>
+        <w:t>1st Dec</w:t>
+      </w:r>
+      <w:r>
+        <w:t>ember</w:t>
+      </w:r>
+      <w:r>
+        <w:t xml:space="preserve"> 2025</w:t>
       </w:r>
     </w:p>
     <w:p>
@@ -5792,12 +5794,291 @@
       </w:pPr>
     </w:p>
     <w:p>
+      <w:r>
+        <w:rPr>
+          <w:rStyle w:val="Strong"/>
+          <w:rFonts w:eastAsia="Arial" w:cs="Arial"/>
+          <w:b w:val="0"/>
+          <w:bCs w:val="0"/>
+          <w:kern w:val="0"/>
+          <w:szCs w:val="22"/>
+          <w:lang w:eastAsia="en-US" w:bidi="ar-SA"/>
+        </w:rPr>
+        <w:t>The total mass of the satellite payloads in orbit is 13,174 metric tons</w:t>
+      </w:r>
+      <w:r>
+        <w:rPr>
+          <w:rStyle w:val="Strong"/>
+          <w:rFonts w:eastAsia="Arial" w:cs="Arial"/>
+          <w:b w:val="0"/>
+          <w:bCs w:val="0"/>
+          <w:kern w:val="0"/>
+          <w:szCs w:val="22"/>
+          <w:lang w:eastAsia="en-US" w:bidi="ar-SA"/>
+        </w:rPr>
+        <w:t xml:space="preserve">, which is </w:t>
+      </w:r>
+      <w:r>
+        <w:rPr>
+          <w:rStyle w:val="Strong"/>
+          <w:rFonts w:eastAsia="Arial" w:cs="Arial"/>
+          <w:b w:val="0"/>
+          <w:bCs w:val="0"/>
+          <w:kern w:val="0"/>
+          <w:szCs w:val="22"/>
+          <w:lang w:eastAsia="en-US" w:bidi="ar-SA"/>
+        </w:rPr>
+        <w:t>the same as</w:t>
+      </w:r>
+      <w:r>
+        <w:rPr>
+          <w:rStyle w:val="Strong"/>
+          <w:rFonts w:eastAsia="Arial" w:cs="Arial"/>
+          <w:b w:val="0"/>
+          <w:bCs w:val="0"/>
+          <w:kern w:val="0"/>
+          <w:szCs w:val="22"/>
+          <w:lang w:eastAsia="en-US" w:bidi="ar-SA"/>
+        </w:rPr>
+        <w:t xml:space="preserve"> </w:t>
+      </w:r>
+      <w:r>
+        <w:rPr>
+          <w:rStyle w:val="Strong"/>
+          <w:rFonts w:eastAsia="Arial" w:cs="Arial"/>
+          <w:b w:val="0"/>
+          <w:bCs w:val="0"/>
+          <w:kern w:val="0"/>
+          <w:szCs w:val="22"/>
+          <w:lang w:eastAsia="en-US" w:bidi="ar-SA"/>
+        </w:rPr>
+        <w:t xml:space="preserve">1,062 London buses (London Assembly 2014). Figure </w:t>
+      </w:r>
+      <w:r>
+        <w:rPr>
+          <w:rStyle w:val="Strong"/>
+          <w:rFonts w:eastAsia="Arial" w:cs="Arial"/>
+          <w:b w:val="0"/>
+          <w:bCs w:val="0"/>
+          <w:kern w:val="0"/>
+          <w:szCs w:val="22"/>
+          <w:lang w:eastAsia="en-US" w:bidi="ar-SA"/>
+        </w:rPr>
+        <w:t>8</w:t>
+      </w:r>
+      <w:r>
+        <w:rPr>
+          <w:rStyle w:val="Strong"/>
+          <w:rFonts w:eastAsia="Arial" w:cs="Arial"/>
+          <w:b w:val="0"/>
+          <w:bCs w:val="0"/>
+          <w:kern w:val="0"/>
+          <w:szCs w:val="22"/>
+          <w:lang w:eastAsia="en-US" w:bidi="ar-SA"/>
+        </w:rPr>
+        <w:t xml:space="preserve"> shows the</w:t>
+      </w:r>
+      <w:r>
+        <w:rPr>
+          <w:rStyle w:val="Strong"/>
+          <w:rFonts w:eastAsia="Arial" w:cs="Arial"/>
+          <w:b w:val="0"/>
+          <w:bCs w:val="0"/>
+          <w:kern w:val="0"/>
+          <w:szCs w:val="22"/>
+          <w:lang w:eastAsia="en-US" w:bidi="ar-SA"/>
+        </w:rPr>
+        <w:t xml:space="preserve"> </w:t>
+      </w:r>
+      <w:r>
+        <w:rPr>
+          <w:rStyle w:val="Strong"/>
+          <w:rFonts w:eastAsia="Arial" w:cs="Arial"/>
+          <w:b w:val="0"/>
+          <w:bCs w:val="0"/>
+          <w:kern w:val="0"/>
+          <w:szCs w:val="22"/>
+          <w:lang w:eastAsia="en-US" w:bidi="ar-SA"/>
+        </w:rPr>
+        <w:t xml:space="preserve">relative mass </w:t>
+      </w:r>
+      <w:r>
+        <w:rPr>
+          <w:rStyle w:val="Strong"/>
+          <w:rFonts w:eastAsia="Arial" w:cs="Arial"/>
+          <w:b w:val="0"/>
+          <w:bCs w:val="0"/>
+          <w:kern w:val="0"/>
+          <w:szCs w:val="22"/>
+          <w:lang w:eastAsia="en-US" w:bidi="ar-SA"/>
+        </w:rPr>
+        <w:t xml:space="preserve">by category and </w:t>
+      </w:r>
+      <w:r>
+        <w:rPr>
+          <w:rStyle w:val="Strong"/>
+          <w:rFonts w:eastAsia="Arial" w:cs="Arial"/>
+          <w:b w:val="0"/>
+          <w:bCs w:val="0"/>
+          <w:kern w:val="0"/>
+          <w:szCs w:val="22"/>
+          <w:lang w:eastAsia="en-US" w:bidi="ar-SA"/>
+        </w:rPr>
+        <w:t xml:space="preserve">of the top twenty satellite programs. </w:t>
+      </w:r>
+      <w:r>
+        <w:rPr>
+          <w:rStyle w:val="Strong"/>
+          <w:rFonts w:eastAsia="Arial" w:cs="Arial"/>
+          <w:b w:val="0"/>
+          <w:bCs w:val="0"/>
+          <w:kern w:val="0"/>
+          <w:szCs w:val="22"/>
+          <w:lang w:eastAsia="en-US" w:bidi="ar-SA"/>
+        </w:rPr>
+        <w:t>The</w:t>
+      </w:r>
+      <w:r>
+        <w:rPr>
+          <w:rStyle w:val="Strong"/>
+          <w:rFonts w:eastAsia="Arial" w:cs="Arial"/>
+          <w:b w:val="0"/>
+          <w:bCs w:val="0"/>
+          <w:kern w:val="0"/>
+          <w:szCs w:val="22"/>
+          <w:lang w:eastAsia="en-US" w:bidi="ar-SA"/>
+        </w:rPr>
+        <w:t xml:space="preserve"> bulk of the global satellite fleet are commercial communications devices.</w:t>
+      </w:r>
+    </w:p>
+    <w:p>
+      <w:pPr>
+        <w:keepNext/>
+      </w:pPr>
+      <w:r>
+        <w:rPr>
+          <w:rFonts w:ascii="Nimbus Sans" w:eastAsia="Arial" w:hAnsi="Nimbus Sans" w:cs="Arial"/>
+          <w:noProof/>
+          <w:kern w:val="0"/>
+          <w:lang w:eastAsia="en-US" w:bidi="ar-SA"/>
+        </w:rPr>
+        <w:lastRenderedPageBreak/>
+        <w:drawing>
+          <wp:inline distT="0" distB="0" distL="0" distR="0" wp14:anchorId="0EBFF83C" wp14:editId="2E18F8C5">
+            <wp:extent cx="6120130" cy="3435985"/>
+            <wp:effectExtent l="0" t="0" r="0" b="5715"/>
+            <wp:docPr id="1263068292" name="Picture 7"/>
+            <wp:cNvGraphicFramePr>
+              <a:graphicFrameLocks xmlns:a="http://schemas.openxmlformats.org/drawingml/2006/main" noChangeAspect="1"/>
+            </wp:cNvGraphicFramePr>
+            <a:graphic xmlns:a="http://schemas.openxmlformats.org/drawingml/2006/main">
+              <a:graphicData uri="http://schemas.openxmlformats.org/drawingml/2006/picture">
+                <pic:pic xmlns:pic="http://schemas.openxmlformats.org/drawingml/2006/picture">
+                  <pic:nvPicPr>
+                    <pic:cNvPr id="1263068292" name="Picture 1263068292"/>
+                    <pic:cNvPicPr/>
+                  </pic:nvPicPr>
+                  <pic:blipFill>
+                    <a:blip r:embed="rId17">
+                      <a:extLst>
+                        <a:ext uri="{28A0092B-C50C-407E-A947-70E740481C1C}">
+                          <a14:useLocalDpi xmlns:a14="http://schemas.microsoft.com/office/drawing/2010/main" val="0"/>
+                        </a:ext>
+                      </a:extLst>
+                    </a:blip>
+                    <a:stretch>
+                      <a:fillRect/>
+                    </a:stretch>
+                  </pic:blipFill>
+                  <pic:spPr>
+                    <a:xfrm>
+                      <a:off x="0" y="0"/>
+                      <a:ext cx="6120130" cy="3435985"/>
+                    </a:xfrm>
+                    <a:prstGeom prst="rect">
+                      <a:avLst/>
+                    </a:prstGeom>
+                  </pic:spPr>
+                </pic:pic>
+              </a:graphicData>
+            </a:graphic>
+          </wp:inline>
+        </w:drawing>
+      </w:r>
+    </w:p>
+    <w:p>
+      <w:pPr>
+        <w:pStyle w:val="Caption"/>
+        <w:rPr>
+          <w:rStyle w:val="Strong"/>
+          <w:rFonts w:ascii="Nimbus Sans" w:eastAsia="Arial" w:hAnsi="Nimbus Sans" w:cs="Arial"/>
+          <w:b w:val="0"/>
+          <w:bCs w:val="0"/>
+          <w:kern w:val="0"/>
+          <w:lang w:eastAsia="en-US" w:bidi="ar-SA"/>
+        </w:rPr>
+      </w:pPr>
+      <w:r>
+        <w:t xml:space="preserve">Figure </w:t>
+      </w:r>
+      <w:r>
+        <w:fldChar w:fldCharType="begin"/>
+      </w:r>
+      <w:r>
+        <w:instrText xml:space="preserve"> SEQ Figure \* ARABIC </w:instrText>
+      </w:r>
+      <w:r>
+        <w:fldChar w:fldCharType="separate"/>
+      </w:r>
+      <w:r>
+        <w:rPr>
+          <w:noProof/>
+        </w:rPr>
+        <w:t>8</w:t>
+      </w:r>
+      <w:r>
+        <w:fldChar w:fldCharType="end"/>
+      </w:r>
+      <w:r>
+        <w:t xml:space="preserve"> </w:t>
+      </w:r>
+      <w:r>
+        <w:t>–</w:t>
+      </w:r>
+      <w:r>
+        <w:t xml:space="preserve"> </w:t>
+      </w:r>
+      <w:r>
+        <w:t>Total mass</w:t>
+      </w:r>
+      <w:r>
+        <w:t xml:space="preserve"> of payloads in orbit,</w:t>
+      </w:r>
+      <w:r>
+        <w:t xml:space="preserve"> and by program,</w:t>
+      </w:r>
+      <w:r>
+        <w:t xml:space="preserve"> as of 1st December 2025</w:t>
+      </w:r>
+    </w:p>
+    <w:p>
+      <w:pPr>
+        <w:rPr>
+          <w:rStyle w:val="Strong"/>
+          <w:rFonts w:ascii="Nimbus Sans" w:eastAsia="Arial" w:hAnsi="Nimbus Sans" w:cs="Arial"/>
+          <w:b w:val="0"/>
+          <w:bCs w:val="0"/>
+          <w:kern w:val="0"/>
+          <w:lang w:eastAsia="en-US" w:bidi="ar-SA"/>
+        </w:rPr>
+      </w:pPr>
+    </w:p>
+    <w:p>
       <w:pPr>
         <w:pStyle w:val="Heading2"/>
       </w:pPr>
-      <w:bookmarkStart w:id="21" w:name="_Toc215672587"/>
-      <w:r>
-        <w:lastRenderedPageBreak/>
+      <w:bookmarkStart w:id="21" w:name="_Toc215733943"/>
+      <w:r>
         <w:t>What trends in satellite launches are driving the risk of Kessler Syndrome?</w:t>
       </w:r>
       <w:bookmarkEnd w:id="21"/>
@@ -5877,7 +6158,7 @@
                               <w:rPr>
                                 <w:noProof/>
                               </w:rPr>
-                              <w:t>7</w:t>
+                              <w:t>9</w:t>
                             </w:r>
                             <w:r>
                               <w:fldChar w:fldCharType="end"/>
@@ -5930,7 +6211,7 @@
                         <w:rPr>
                           <w:noProof/>
                         </w:rPr>
-                        <w:t>7</w:t>
+                        <w:t>9</w:t>
                       </w:r>
                       <w:r>
                         <w:fldChar w:fldCharType="end"/>
@@ -5983,7 +6264,7 @@
                     <pic:cNvPicPr/>
                   </pic:nvPicPr>
                   <pic:blipFill>
-                    <a:blip r:embed="rId16" cstate="print">
+                    <a:blip r:embed="rId18" cstate="print">
                       <a:extLst>
                         <a:ext uri="{28A0092B-C50C-407E-A947-70E740481C1C}">
                           <a14:useLocalDpi xmlns:a14="http://schemas.microsoft.com/office/drawing/2010/main" val="0"/>
@@ -6056,7 +6337,7 @@
                     <pic:cNvPicPr/>
                   </pic:nvPicPr>
                   <pic:blipFill>
-                    <a:blip r:embed="rId16" cstate="print">
+                    <a:blip r:embed="rId18" cstate="print">
                       <a:extLst>
                         <a:ext uri="{28A0092B-C50C-407E-A947-70E740481C1C}">
                           <a14:useLocalDpi xmlns:a14="http://schemas.microsoft.com/office/drawing/2010/main" val="0"/>
@@ -6097,7 +6378,7 @@
         <w:t xml:space="preserve">Figure </w:t>
       </w:r>
       <w:r>
-        <w:t>7</w:t>
+        <w:t>9</w:t>
       </w:r>
       <w:r>
         <w:t xml:space="preserve"> shows how congested the </w:t>
@@ -6127,17 +6408,9 @@
           <w:numId w:val="0"/>
         </w:numPr>
       </w:pPr>
-    </w:p>
-    <w:p>
-      <w:pPr>
-        <w:pStyle w:val="Heading2"/>
-        <w:numPr>
-          <w:ilvl w:val="0"/>
-          <w:numId w:val="0"/>
-        </w:numPr>
-      </w:pPr>
-      <w:bookmarkStart w:id="22" w:name="_Toc215672588"/>
-      <w:r>
+      <w:bookmarkStart w:id="22" w:name="_Toc215733944"/>
+      <w:r>
+        <w:lastRenderedPageBreak/>
         <w:t xml:space="preserve">How do different nations and private firms contribute to orbital </w:t>
       </w:r>
       <w:r>
@@ -6169,7 +6442,6 @@
         <w:rPr>
           <w:noProof/>
         </w:rPr>
-        <w:lastRenderedPageBreak/>
         <mc:AlternateContent>
           <mc:Choice Requires="wps">
             <w:drawing>
@@ -6233,7 +6505,7 @@
                               <w:rPr>
                                 <w:noProof/>
                               </w:rPr>
-                              <w:t>8</w:t>
+                              <w:t>10</w:t>
                             </w:r>
                             <w:r>
                               <w:fldChar w:fldCharType="end"/>
@@ -6287,7 +6559,7 @@
                         <w:rPr>
                           <w:noProof/>
                         </w:rPr>
-                        <w:t>8</w:t>
+                        <w:t>10</w:t>
                       </w:r>
                       <w:r>
                         <w:fldChar w:fldCharType="end"/>
@@ -6309,10 +6581,10 @@
           <w:noProof/>
         </w:rPr>
         <w:drawing>
-          <wp:inline distT="0" distB="0" distL="0" distR="0" wp14:anchorId="6EF5FE6C" wp14:editId="2DA70000">
+          <wp:inline distT="0" distB="0" distL="0" distR="0" wp14:anchorId="1ABAC6BF" wp14:editId="196745BF">
             <wp:extent cx="6120130" cy="3886200"/>
             <wp:effectExtent l="0" t="0" r="1270" b="0"/>
-            <wp:docPr id="776805124" name="Picture 8" descr="A map of the world&#10;&#10;AI-generated content may be incorrect."/>
+            <wp:docPr id="1522934751" name="Picture 11" descr="A map of the world&#10;&#10;AI-generated content may be incorrect."/>
             <wp:cNvGraphicFramePr>
               <a:graphicFrameLocks xmlns:a="http://schemas.openxmlformats.org/drawingml/2006/main" noChangeAspect="1"/>
             </wp:cNvGraphicFramePr>
@@ -6320,11 +6592,11 @@
               <a:graphicData uri="http://schemas.openxmlformats.org/drawingml/2006/picture">
                 <pic:pic xmlns:pic="http://schemas.openxmlformats.org/drawingml/2006/picture">
                   <pic:nvPicPr>
-                    <pic:cNvPr id="776805124" name="Picture 8" descr="A map of the world&#10;&#10;AI-generated content may be incorrect."/>
+                    <pic:cNvPr id="1522934751" name="Picture 11" descr="A map of the world&#10;&#10;AI-generated content may be incorrect."/>
                     <pic:cNvPicPr/>
                   </pic:nvPicPr>
                   <pic:blipFill>
-                    <a:blip r:embed="rId17">
+                    <a:blip r:embed="rId19">
                       <a:extLst>
                         <a:ext uri="{28A0092B-C50C-407E-A947-70E740481C1C}">
                           <a14:useLocalDpi xmlns:a14="http://schemas.microsoft.com/office/drawing/2010/main" val="0"/>
@@ -6465,7 +6737,17 @@
           <w:bCs w:val="0"/>
           <w:szCs w:val="22"/>
         </w:rPr>
-        <w:t>Earlier in the Starlink program in around 2019, each Falcon 9 launch carried up to sixty satellites per flight. This number has decreased over time due to the satellites becoming larger and more capable. As of October 2025, SpaceX typically launches 28 Starlink satellites per mission. (Robinson-Smith 2025). As a side issue, each Falcon 9 launch emits approximately 336 metric tons of CO₂, contributing to climate change. (Franklin-Cheung 2020)</w:t>
+        <w:t xml:space="preserve">Earlier in the Starlink program in around 2019, each Falcon 9 launch carried up to sixty satellites per flight. This number has decreased over time due to the satellites becoming larger and more capable. As of October 2025, SpaceX typically launches 28 Starlink satellites per mission. (Robinson-Smith </w:t>
+      </w:r>
+      <w:r>
+        <w:rPr>
+          <w:rStyle w:val="Strong"/>
+          <w:b w:val="0"/>
+          <w:bCs w:val="0"/>
+          <w:szCs w:val="22"/>
+        </w:rPr>
+        <w:lastRenderedPageBreak/>
+        <w:t>2025). As a side issue, each Falcon 9 launch emits approximately 336 metric tons of CO₂, contributing to climate change. (Franklin-Cheung 2020)</w:t>
       </w:r>
     </w:p>
     <w:p>
@@ -6493,7 +6775,6 @@
         <w:rPr>
           <w:noProof/>
         </w:rPr>
-        <w:lastRenderedPageBreak/>
         <mc:AlternateContent>
           <mc:Choice Requires="wps">
             <w:drawing>
@@ -6557,7 +6838,7 @@
                               <w:rPr>
                                 <w:noProof/>
                               </w:rPr>
-                              <w:t>9</w:t>
+                              <w:t>11</w:t>
                             </w:r>
                             <w:r>
                               <w:fldChar w:fldCharType="end"/>
@@ -6611,7 +6892,7 @@
                         <w:rPr>
                           <w:noProof/>
                         </w:rPr>
-                        <w:t>9</w:t>
+                        <w:t>11</w:t>
                       </w:r>
                       <w:r>
                         <w:fldChar w:fldCharType="end"/>
@@ -6658,7 +6939,7 @@
                     </pic:cNvPicPr>
                   </pic:nvPicPr>
                   <pic:blipFill>
-                    <a:blip r:embed="rId18"/>
+                    <a:blip r:embed="rId20"/>
                     <a:stretch>
                       <a:fillRect/>
                     </a:stretch>
@@ -6683,7 +6964,7 @@
       <w:pPr>
         <w:pStyle w:val="Heading2"/>
       </w:pPr>
-      <w:bookmarkStart w:id="23" w:name="_Toc215672589"/>
+      <w:bookmarkStart w:id="23" w:name="_Toc215733945"/>
       <w:r>
         <w:rPr>
           <w:rStyle w:val="Strong"/>
@@ -6840,33 +7121,11 @@
     </w:p>
     <w:p>
       <w:pPr>
-        <w:pStyle w:val="BodyText"/>
-        <w:rPr>
-          <w:lang w:eastAsia="en-US" w:bidi="ar-SA"/>
-        </w:rPr>
-      </w:pPr>
-    </w:p>
-    <w:p>
-      <w:pPr>
-        <w:rPr>
-          <w:lang w:eastAsia="en-US" w:bidi="ar-SA"/>
-        </w:rPr>
-      </w:pPr>
-    </w:p>
-    <w:p/>
-    <w:p>
-      <w:pPr>
-        <w:rPr>
-          <w:lang w:eastAsia="en-US" w:bidi="ar-SA"/>
-        </w:rPr>
-      </w:pPr>
-    </w:p>
-    <w:p>
-      <w:pPr>
         <w:pStyle w:val="Heading1"/>
       </w:pPr>
-      <w:bookmarkStart w:id="24" w:name="_Toc215672590"/>
-      <w:r>
+      <w:bookmarkStart w:id="24" w:name="_Toc215733946"/>
+      <w:r>
+        <w:lastRenderedPageBreak/>
         <w:t>Part 4 - Discussion</w:t>
       </w:r>
       <w:bookmarkEnd w:id="24"/>
@@ -7280,7 +7539,7 @@
                 <w:sz w:val="20"/>
                 <w:szCs w:val="22"/>
               </w:rPr>
-              <w:t>7</w:t>
+              <w:t>8</w:t>
             </w:r>
             <w:r>
               <w:rPr>
@@ -7515,7 +7774,16 @@
                 <w:sz w:val="20"/>
                 <w:szCs w:val="22"/>
               </w:rPr>
-              <w:t>7 charts</w:t>
+              <w:t xml:space="preserve">8 </w:t>
+            </w:r>
+            <w:r>
+              <w:rPr>
+                <w:b/>
+                <w:bCs/>
+                <w:sz w:val="20"/>
+                <w:szCs w:val="22"/>
+              </w:rPr>
+              <w:t>charts</w:t>
             </w:r>
           </w:p>
         </w:tc>
@@ -7541,7 +7809,7 @@
           <w:szCs w:val="24"/>
         </w:rPr>
       </w:pPr>
-      <w:bookmarkStart w:id="25" w:name="_Toc215672591"/>
+      <w:bookmarkStart w:id="25" w:name="_Toc215733947"/>
       <w:r>
         <w:lastRenderedPageBreak/>
         <w:t>References:</w:t>
@@ -9256,8 +9524,8 @@
       </w:pPr>
     </w:p>
     <w:sectPr>
-      <w:headerReference w:type="default" r:id="rId19"/>
-      <w:footerReference w:type="default" r:id="rId20"/>
+      <w:headerReference w:type="default" r:id="rId21"/>
+      <w:footerReference w:type="default" r:id="rId22"/>
       <w:pgSz w:w="11906" w:h="16838"/>
       <w:pgMar w:top="1705" w:right="1134" w:bottom="1693" w:left="1134" w:header="1134" w:footer="1134" w:gutter="0"/>
       <w:cols w:space="720"/>
